--- a/article.docx
+++ b/article.docx
@@ -4,7 +4,7 @@
   <w:body>
     <w:p>
       <w:pPr>
-        <w:pStyle w:val="918"/>
+        <w:pStyle w:val="922"/>
         <w:pBdr/>
         <w:spacing/>
         <w:ind/>
@@ -17,7 +17,7 @@
     </w:p>
     <w:p>
       <w:pPr>
-        <w:pStyle w:val="918"/>
+        <w:pStyle w:val="922"/>
         <w:pBdr/>
         <w:spacing/>
         <w:ind/>
@@ -28,7 +28,7 @@
     </w:p>
     <w:p>
       <w:pPr>
-        <w:pStyle w:val="892"/>
+        <w:pStyle w:val="896"/>
         <w:pBdr/>
         <w:spacing/>
         <w:ind/>
@@ -79,7 +79,7 @@
     </w:p>
     <w:p>
       <w:pPr>
-        <w:pStyle w:val="920"/>
+        <w:pStyle w:val="924"/>
         <w:pBdr/>
         <w:spacing w:after="0"/>
         <w:ind/>
@@ -95,7 +95,7 @@
     </w:p>
     <w:p>
       <w:pPr>
-        <w:pStyle w:val="918"/>
+        <w:pStyle w:val="922"/>
         <w:pBdr/>
         <w:spacing/>
         <w:ind/>
@@ -108,7 +108,7 @@
     </w:p>
     <w:p>
       <w:pPr>
-        <w:pStyle w:val="918"/>
+        <w:pStyle w:val="922"/>
         <w:pBdr/>
         <w:spacing/>
         <w:ind/>
@@ -119,7 +119,7 @@
     </w:p>
     <w:p>
       <w:pPr>
-        <w:pStyle w:val="922"/>
+        <w:pStyle w:val="926"/>
         <w:pBdr/>
         <w:spacing/>
         <w:ind/>
@@ -258,7 +258,7 @@
     </w:p>
     <w:p>
       <w:pPr>
-        <w:pStyle w:val="922"/>
+        <w:pStyle w:val="926"/>
         <w:pBdr/>
         <w:spacing/>
         <w:ind/>
@@ -266,6 +266,11 @@
           <w:highlight w:val="yellow"/>
         </w:rPr>
       </w:pPr>
+      <w:r>
+        <w:rPr>
+          <w:highlight w:val="yellow"/>
+        </w:rPr>
+      </w:r>
       <w:r>
         <w:rPr>
           <w:highlight w:val="yellow"/>
@@ -279,7 +284,7 @@
     </w:p>
     <w:p>
       <w:pPr>
-        <w:pStyle w:val="922"/>
+        <w:pStyle w:val="926"/>
         <w:pBdr/>
         <w:spacing/>
         <w:ind/>
@@ -304,7 +309,7 @@
     </w:p>
     <w:p>
       <w:pPr>
-        <w:pStyle w:val="922"/>
+        <w:pStyle w:val="926"/>
         <w:pBdr/>
         <w:spacing/>
         <w:ind/>
@@ -325,10 +330,16 @@
           <w:sz w:val="24"/>
         </w:rPr>
       </w:r>
+      <w:r>
+        <w:rPr>
+          <w:iCs/>
+          <w:sz w:val="24"/>
+        </w:rPr>
+      </w:r>
     </w:p>
     <w:p>
       <w:pPr>
-        <w:pStyle w:val="709"/>
+        <w:pStyle w:val="713"/>
         <w:pBdr/>
         <w:spacing/>
         <w:ind/>
@@ -349,7 +360,15 @@
         </w:rPr>
       </w:pPr>
       <w:r>
-        <w:t xml:space="preserve">Многие архитектуры набора команд имеют в своём наборе специальные векторные инструкции, позволяющие выполнять операцию над множеством данных одновременно. Благодаря подобным инструкциям становится возможен параллелизм на уровне инструкций, при котором даже одно процессорное ядро способно параллельно обрабатывать данные, без необходимости в построении архитектуры программы в соответствии с принципами параллельного программирования.</w:t>
+        <w:t xml:space="preserve">Многие архитектуры набора команд имеют в своём наборе специальные векторные инструкции, позволяющие выполнять операцию над множеством данных одновременно. Благодаря подобным инст</w:t>
+      </w:r>
+      <w:r>
+        <w:t xml:space="preserve">рукциям становится возможен параллелизм на уровне инструкций, при котором даже одно процессорное ядро способно параллельно обрабатывать данные, без необходимости в построении архитектуры программы в соответствии с принципами параллельного программирования.</w:t>
+      </w:r>
+      <w:r>
+        <w:rPr>
+          <w:highlight w:val="none"/>
+        </w:rPr>
       </w:r>
       <w:r>
         <w:rPr>
@@ -371,7 +390,13 @@
         <w:rPr>
           <w:highlight w:val="none"/>
         </w:rPr>
-        <w:t xml:space="preserve">Векторизация – это процесс написания или трансляции программного кода с учётом использования векторных инструкций целевой платформы. Наиболее предпочтительной является именно трансляция, при которой во время оптимизации исходного кода циклы автоматически векторизуются, потому что при таком подходе исходный код программы менее зависит от целевой платформы, а также не теряет свою читаемость. На данный момент библиотека </w:t>
+        <w:t xml:space="preserve">Векторизация – это процесс написания или трансляции программного кода с учётом использования векторных инструкций целевой платформы. Наиболее предпочтительной являет</w:t>
+      </w:r>
+      <w:r>
+        <w:rPr>
+          <w:highlight w:val="none"/>
+        </w:rPr>
+        <w:t xml:space="preserve">ся именно трансляция, при которой во время оптимизации исходного кода циклы автоматически векторизуются, потому что при таком подходе исходный код программы менее зависит от целевой платформы, а также не теряет свою читаемость. На данный момент библиотека </w:t>
       </w:r>
       <w:r>
         <w:rPr>
@@ -385,13 +410,27 @@
           <w:highlight w:val="none"/>
           <w:lang w:val="ru-RU"/>
         </w:rPr>
-        <w:t xml:space="preserve">содержит информацию о векторных инструкциях следующего списка архитектур: </w:t>
+        <w:t xml:space="preserve">содержит информацию о векторных инструкциях следующего списка архитектур </w:t>
+      </w:r>
+      <w:r>
+        <w:rPr>
+          <w:highlight w:val="none"/>
+          <w:lang w:val="en-US"/>
+        </w:rPr>
+        <w:t xml:space="preserve">[6]</w:t>
       </w:r>
       <w:r>
         <w:rPr>
           <w:highlight w:val="none"/>
           <w:lang w:val="ru-RU"/>
         </w:rPr>
+        <w:t xml:space="preserve">: </w:t>
+      </w:r>
+      <w:r>
+        <w:rPr>
+          <w:highlight w:val="none"/>
+          <w:lang w:val="ru-RU"/>
+        </w:rPr>
         <w:t xml:space="preserve">AArch64</w:t>
       </w:r>
       <w:r>
@@ -615,6 +654,12 @@
           <w:highlight w:val="none"/>
         </w:rPr>
       </w:r>
+      <w:r>
+        <w:rPr>
+          <w:highlight w:val="none"/>
+          <w:lang w:val="ru-RU"/>
+        </w:rPr>
+      </w:r>
     </w:p>
     <w:p>
       <w:pPr>
@@ -672,18 +717,44 @@
           <w:highlight w:val="none"/>
           <w:lang w:val="ru-RU"/>
         </w:rPr>
-        <w:t xml:space="preserve">), в котором код любой программы не зависит от языка программирования исходного кода, а также от целевой архитектуры. Благодаря этому любые архитектурно независимые оптимизации могут быть применены к программе, вне зависимости от того, на каком языке программирования она была написана изначально и для какой платформы она компилируется. Казалось бы, при этом выполнение векторизации было бы невозможно, ведь у каждой архитектуры свой набор векторных инструкций и векторных регистров, но эту проблему удалось решить посредством того, что в промежуточном представлении есть отдельный тип данных для представления вектора любого размера, и компилятор может учитывать размер векторных регистров (как и факт их наличия) во время компиляции для принятия решения о том, какого размера векторы следует использовать в промежуточном представлении.</w:t>
+        <w:t xml:space="preserve">), в котором код любой программы не зависит от языка программирования </w:t>
       </w:r>
       <w:r>
         <w:rPr>
           <w:highlight w:val="none"/>
           <w:lang w:val="ru-RU"/>
         </w:rPr>
+        <w:t xml:space="preserve">исходного кода, а также от целевой архитектуры. Благодаря этому любые архитектурно независимые оптимизации могут быть применены к программе, вне зависимости от того, на каком языке программирования она была написана изначально и для какой платформы она ком</w:t>
+      </w:r>
+      <w:r>
+        <w:rPr>
+          <w:highlight w:val="none"/>
+          <w:lang w:val="ru-RU"/>
+        </w:rPr>
+        <w:t xml:space="preserve">пилируется. Казалось бы, при этом выполнение векторизации было бы невозможно, ведь у каждой архитектуры свой набор векторных инструкций и векторных регистров, но эту проблему удалось решить посредством того, что в промежуточном представлении есть отдельный</w:t>
+      </w:r>
+      <w:r>
+        <w:rPr>
+          <w:highlight w:val="none"/>
+          <w:lang w:val="ru-RU"/>
+        </w:rPr>
+        <w:t xml:space="preserve"> тип данных для представления вектора любого размера, и компилятор может учитывать размер векторных регистров (как и факт их наличия) во время компиляции для принятия решения о том, какого размера векторы следует использовать в промежуточном представлении.</w:t>
+      </w:r>
+      <w:r>
+        <w:rPr>
+          <w:highlight w:val="none"/>
+          <w:lang w:val="ru-RU"/>
+        </w:rPr>
+      </w:r>
+      <w:r>
+        <w:rPr>
+          <w:highlight w:val="none"/>
+        </w:rPr>
       </w:r>
     </w:p>
     <w:p>
       <w:pPr>
-        <w:pStyle w:val="709"/>
+        <w:pStyle w:val="713"/>
         <w:pBdr/>
         <w:spacing/>
         <w:ind/>
@@ -710,7 +781,10 @@
         </w:rPr>
       </w:pPr>
       <w:r>
-        <w:t xml:space="preserve">Автоматическая векторизация позволяет повысить производительность программы без необходимости в модификации исходного кода, но современные компиляторы по-прежнему не могут векторизовать все случаи, которые теоретически поддаются векторизации. В данной работе были выбраны 2 тестовых случая из набора </w:t>
+        <w:t xml:space="preserve">Автоматическая векторизация позволяет повыси</w:t>
+      </w:r>
+      <w:r>
+        <w:t xml:space="preserve">ть производительность программы без необходимости в модификации исходного кода, но современные компиляторы по-прежнему не могут векторизовать все случаи, которые теоретически поддаются векторизации. В данной работе были выбраны 2 тестовых случая из набора </w:t>
       </w:r>
       <w:r>
         <w:rPr>
@@ -785,7 +859,7 @@
         <w:rPr>
           <w:lang w:val="ru-RU"/>
         </w:rPr>
-        <w:t xml:space="preserve">», что указывает на неустранимую зависимость между итерациями. На самом деле, </w:t>
+        <w:t xml:space="preserve">», что указывает на неустранимую зависимость по данным между итерациями. На самом деле, </w:t>
       </w:r>
       <w:r>
         <w:rPr>
@@ -797,22 +871,25 @@
         <w:rPr>
           <w:lang w:val="ru-RU"/>
         </w:rPr>
-        <w:t xml:space="preserve">способен автоматически разрешать зависимость между итерациями в ходе оптимизации, но конкретно в этом случае ему мешает ситуация, при которой переменная объявленная за пределами цикла и используемая внутри имеет на первой итерации цикла специфичное значение, на зависящее от индукционной переменной. Решение этой проблемы описывается далее.</w:t>
-      </w:r>
-      <w:r>
-        <w:rPr>
-          <w:highlight w:val="none"/>
-        </w:rPr>
-      </w:r>
-      <w:r>
-        <w:rPr>
-          <w:highlight w:val="none"/>
-        </w:rPr>
-      </w:r>
-      <w:r>
-        <w:rPr>
-          <w:highlight w:val="none"/>
-        </w:rPr>
+        <w:t xml:space="preserve">способен автоматически разрешать зависимость между итерациями в ходе оптимизации, но</w:t>
+      </w:r>
+      <w:r>
+        <w:rPr>
+          <w:lang w:val="ru-RU"/>
+        </w:rPr>
+        <w:t xml:space="preserve"> конкретно в этом случае ему мешает ситуация, при которой переменная объявленная за пределами цикла и используемая в теле цикла имеет специфичное значение </w:t>
+      </w:r>
+      <w:r>
+        <w:rPr>
+          <w:lang w:val="ru-RU"/>
+        </w:rPr>
+        <w:t xml:space="preserve">на первой итерации</w:t>
+      </w:r>
+      <w:r>
+        <w:rPr>
+          <w:lang w:val="ru-RU"/>
+        </w:rPr>
+        <w:t xml:space="preserve">, на зависящее от индукционной переменной. Решение этой проблемы описывается далее.</w:t>
       </w:r>
       <w:r>
         <w:rPr>
@@ -827,7 +904,7 @@
     </w:p>
     <w:p>
       <w:pPr>
-        <w:pStyle w:val="709"/>
+        <w:pStyle w:val="713"/>
         <w:pBdr/>
         <w:spacing/>
         <w:ind/>
@@ -839,41 +916,2445 @@
         <w:t xml:space="preserve">3. </w:t>
       </w:r>
       <w:r>
-        <w:t xml:space="preserve">Разработка оптимизационного пасса</w:t>
+        <w:t xml:space="preserve">Разработка условия применения пасса</w:t>
+      </w:r>
+      <w:r>
+        <w:rPr>
+          <w:highlight w:val="none"/>
+        </w:rPr>
+      </w:r>
+    </w:p>
+    <w:p>
+      <w:pPr>
+        <w:pBdr/>
+        <w:spacing/>
+        <w:ind/>
+        <w:rPr/>
+      </w:pPr>
+      <w:r>
+        <w:t xml:space="preserve">Решение описанной выше проблемы сводится к простой идее: если векторизации цикла мешает значение переменной на первой итерации, значит необходимо выполнить сначала первую итерацию цикла отдельно, а затем весь остальной цикл, то есть произвести пилинг (</w:t>
+      </w:r>
+      <w:r>
+        <w:rPr>
+          <w:lang w:val="en-US"/>
+        </w:rPr>
+        <w:t xml:space="preserve">peeling</w:t>
+      </w:r>
+      <w:r>
+        <w:t xml:space="preserve">) или</w:t>
+      </w:r>
+      <w:r>
+        <w:t xml:space="preserve"> отслаивание цикла на одну итерацию. Основную трудность составляет разработка условия, которое позволит разделить все циклы на 2 класса, в одном из которых все циклы, подобные тем, которые исследуются в рамках данной работы, а в другом все остальные циклы.</w:t>
+      </w:r>
+      <w:r>
+        <w:rPr>
+          <w:highlight w:val="none"/>
+        </w:rPr>
+      </w:r>
+    </w:p>
+    <w:p>
+      <w:pPr>
+        <w:pBdr/>
+        <w:spacing/>
+        <w:ind/>
+        <w:rPr>
+          <w:highlight w:val="none"/>
+          <w:lang w:val="ru-RU"/>
+        </w:rPr>
+      </w:pPr>
+      <w:r>
+        <w:t xml:space="preserve">Так как все оптимизации </w:t>
+      </w:r>
+      <w:r>
+        <w:rPr>
+          <w:lang w:val="en-US"/>
+        </w:rPr>
+        <w:t xml:space="preserve">LLVM </w:t>
+      </w:r>
+      <w:r>
+        <w:rPr>
+          <w:lang w:val="ru-RU"/>
+        </w:rPr>
+        <w:t xml:space="preserve">происходят над промежуточным представлением, то и при разработке условия необходимо отталкиваться от того, кода, который получается на этапе промежуточного представления. В листинге 1 представлено промежуточного представление цикла из функции </w:t>
+      </w:r>
+      <w:r>
+        <w:rPr>
+          <w:lang w:val="en-US"/>
+        </w:rPr>
+        <w:t xml:space="preserve">s291</w:t>
+      </w:r>
+      <w:r>
+        <w:rPr>
+          <w:lang w:val="ru-RU"/>
+        </w:rPr>
+        <w:t xml:space="preserve">, подающееся на вход пассу </w:t>
+      </w:r>
+      <w:r>
+        <w:rPr>
+          <w:lang w:val="ru-RU"/>
+        </w:rPr>
+        <w:t xml:space="preserve">LoopVectorizePass</w:t>
+      </w:r>
+      <w:r>
+        <w:rPr>
+          <w:lang w:val="ru-RU"/>
+        </w:rPr>
+        <w:t xml:space="preserve">.</w:t>
+      </w:r>
+      <w:r>
+        <w:rPr>
+          <w:highlight w:val="none"/>
+          <w:lang w:val="ru-RU"/>
+        </w:rPr>
+      </w:r>
+      <w:r>
+        <w:rPr>
+          <w:highlight w:val="none"/>
+          <w:lang w:val="ru-RU" w:bidi="ru-RU"/>
+        </w:rPr>
+      </w:r>
+      <w:r>
+        <w:rPr>
+          <w:highlight w:val="none"/>
+          <w:lang w:val="ru-RU" w:bidi="ru-RU"/>
+        </w:rPr>
+      </w:r>
+      <w:r>
+        <w:rPr>
+          <w:highlight w:val="none"/>
+          <w:lang w:val="ru-RU"/>
+        </w:rPr>
+      </w:r>
+      <w:r>
+        <w:rPr>
+          <w:highlight w:val="none"/>
+          <w:lang w:val="ru-RU"/>
+        </w:rPr>
+      </w:r>
+    </w:p>
+    <w:p>
+      <w:pPr>
+        <w:pBdr/>
+        <w:spacing/>
+        <w:ind w:firstLine="0"/>
+        <w:rPr>
+          <w:highlight w:val="none"/>
+        </w:rPr>
+      </w:pPr>
+      <w:r>
+        <w:rPr>
+          <w:highlight w:val="none"/>
+        </w:rPr>
+      </w:r>
+      <w:r>
+        <w:rPr>
+          <w:highlight w:val="none"/>
+        </w:rPr>
+      </w:r>
+      <w:r>
+        <w:rPr>
+          <w:highlight w:val="none"/>
+        </w:rPr>
+      </w:r>
+    </w:p>
+    <w:p>
+      <w:pPr>
+        <w:pBdr/>
+        <w:spacing/>
+        <w:ind w:firstLine="0"/>
+        <w:rPr>
+          <w:highlight w:val="none"/>
+          <w:lang w:val="ru-RU"/>
+        </w:rPr>
+      </w:pPr>
+      <w:r>
+        <w:rPr>
+          <w:highlight w:val="none"/>
+          <w:lang w:val="ru-RU" w:bidi="ru-RU"/>
+        </w:rPr>
+        <w:t xml:space="preserve">Листинг 1. Код промежуточного представления цикла </w:t>
+      </w:r>
+      <w:r>
+        <w:rPr>
+          <w:highlight w:val="none"/>
+          <w:lang w:val="en-US"/>
+        </w:rPr>
+        <w:t xml:space="preserve">s291</w:t>
+      </w:r>
+      <w:r>
+        <w:rPr>
+          <w:highlight w:val="none"/>
+          <w:lang w:val="ru-RU"/>
+        </w:rPr>
+      </w:r>
+      <w:r>
+        <w:rPr>
+          <w:highlight w:val="none"/>
+          <w:lang w:val="ru-RU"/>
+        </w:rPr>
+      </w:r>
+    </w:p>
+    <w:p>
+      <w:pPr>
+        <w:pStyle w:val="1_2077"/>
+        <w:pBdr/>
+        <w:spacing/>
+        <w:ind/>
+        <w:rPr>
+          <w:rFonts w:ascii="Courier New" w:hAnsi="Courier New" w:cs="Courier New"/>
+          <w:color w:val="000000" w:themeColor="text1"/>
+          <w:sz w:val="20"/>
+          <w:highlight w:val="white"/>
+        </w:rPr>
+      </w:pPr>
+      <w:r>
+        <w:rPr>
+          <w:rFonts w:ascii="Courier New" w:hAnsi="Courier New" w:eastAsia="Courier New" w:cs="Courier New"/>
+          <w:color w:val="000000" w:themeColor="text1"/>
+          <w:sz w:val="20"/>
+          <w:highlight w:val="white"/>
+        </w:rPr>
+        <w:t xml:space="preserve">; Loop:</w:t>
+      </w:r>
+      <w:r>
+        <w:rPr>
+          <w:rFonts w:ascii="Courier New" w:hAnsi="Courier New" w:cs="Courier New"/>
+          <w:color w:val="000000" w:themeColor="text1"/>
+          <w:sz w:val="20"/>
+          <w:highlight w:val="white"/>
+        </w:rPr>
+      </w:r>
+      <w:r>
+        <w:rPr>
+          <w:rFonts w:ascii="Courier New" w:hAnsi="Courier New" w:cs="Courier New"/>
+          <w:color w:val="000000" w:themeColor="text1"/>
+          <w:sz w:val="20"/>
+          <w:highlight w:val="white"/>
+        </w:rPr>
+      </w:r>
+    </w:p>
+    <w:p>
+      <w:pPr>
+        <w:pStyle w:val="1_2077"/>
+        <w:pBdr/>
+        <w:spacing/>
+        <w:ind/>
+        <w:rPr>
+          <w:rFonts w:ascii="Courier New" w:hAnsi="Courier New" w:cs="Courier New"/>
+          <w:color w:val="000000" w:themeColor="text1"/>
+          <w:sz w:val="20"/>
+          <w:highlight w:val="white"/>
+        </w:rPr>
+      </w:pPr>
+      <w:r>
+        <w:rPr>
+          <w:rFonts w:ascii="Courier New" w:hAnsi="Courier New" w:eastAsia="Courier New" w:cs="Courier New"/>
+          <w:color w:val="000000" w:themeColor="text1"/>
+          <w:sz w:val="20"/>
+          <w:highlight w:val="white"/>
+        </w:rPr>
+        <w:t xml:space="preserve">5:                                                ; preds = %0, %5</w:t>
+      </w:r>
+      <w:r>
+        <w:rPr>
+          <w:rFonts w:ascii="Courier New" w:hAnsi="Courier New" w:cs="Courier New"/>
+          <w:color w:val="000000" w:themeColor="text1"/>
+          <w:sz w:val="20"/>
+          <w:highlight w:val="white"/>
+        </w:rPr>
+      </w:r>
+      <w:r>
+        <w:rPr>
+          <w:rFonts w:ascii="Courier New" w:hAnsi="Courier New" w:cs="Courier New"/>
+          <w:color w:val="000000" w:themeColor="text1"/>
+          <w:sz w:val="20"/>
+          <w:highlight w:val="white"/>
+        </w:rPr>
+      </w:r>
+    </w:p>
+    <w:p>
+      <w:pPr>
+        <w:pStyle w:val="1_2077"/>
+        <w:pBdr/>
+        <w:spacing/>
+        <w:ind/>
+        <w:rPr>
+          <w:rFonts w:ascii="Courier New" w:hAnsi="Courier New" w:cs="Courier New"/>
+          <w:color w:val="000000" w:themeColor="text1"/>
+          <w:sz w:val="20"/>
+          <w:highlight w:val="white"/>
+        </w:rPr>
+      </w:pPr>
+      <w:r>
+        <w:rPr>
+          <w:rFonts w:ascii="Courier New" w:hAnsi="Courier New" w:eastAsia="Courier New" w:cs="Courier New"/>
+          <w:color w:val="000000" w:themeColor="text1"/>
+          <w:sz w:val="20"/>
+          <w:highlight w:val="white"/>
+        </w:rPr>
+        <w:t xml:space="preserve">  %6 = phi i32 [ 0, %0 ], [ %17, %5 ]</w:t>
+      </w:r>
+      <w:r>
+        <w:rPr>
+          <w:rFonts w:ascii="Courier New" w:hAnsi="Courier New" w:cs="Courier New"/>
+          <w:color w:val="000000" w:themeColor="text1"/>
+          <w:sz w:val="20"/>
+          <w:highlight w:val="white"/>
+        </w:rPr>
+      </w:r>
+      <w:r>
+        <w:rPr>
+          <w:rFonts w:ascii="Courier New" w:hAnsi="Courier New" w:cs="Courier New"/>
+          <w:color w:val="000000" w:themeColor="text1"/>
+          <w:sz w:val="20"/>
+          <w:highlight w:val="white"/>
+        </w:rPr>
+      </w:r>
+    </w:p>
+    <w:p>
+      <w:pPr>
+        <w:pStyle w:val="1_2077"/>
+        <w:pBdr/>
+        <w:spacing/>
+        <w:ind/>
+        <w:rPr>
+          <w:rFonts w:ascii="Courier New" w:hAnsi="Courier New" w:cs="Courier New"/>
+          <w:color w:val="000000" w:themeColor="text1"/>
+          <w:sz w:val="20"/>
+          <w:highlight w:val="white"/>
+        </w:rPr>
+      </w:pPr>
+      <w:r>
+        <w:rPr>
+          <w:rFonts w:ascii="Courier New" w:hAnsi="Courier New" w:eastAsia="Courier New" w:cs="Courier New"/>
+          <w:color w:val="000000" w:themeColor="text1"/>
+          <w:sz w:val="20"/>
+          <w:highlight w:val="white"/>
+        </w:rPr>
+        <w:t xml:space="preserve">  %7 = phi i32 [ 31999, %0 ], [ %6, %5 ]</w:t>
+      </w:r>
+      <w:r>
+        <w:rPr>
+          <w:rFonts w:ascii="Courier New" w:hAnsi="Courier New" w:cs="Courier New"/>
+          <w:color w:val="000000" w:themeColor="text1"/>
+          <w:sz w:val="20"/>
+          <w:highlight w:val="white"/>
+        </w:rPr>
+      </w:r>
+      <w:r>
+        <w:rPr>
+          <w:rFonts w:ascii="Courier New" w:hAnsi="Courier New" w:cs="Courier New"/>
+          <w:color w:val="000000" w:themeColor="text1"/>
+          <w:sz w:val="20"/>
+          <w:highlight w:val="white"/>
+        </w:rPr>
+      </w:r>
+    </w:p>
+    <w:p>
+      <w:pPr>
+        <w:pStyle w:val="1_2077"/>
+        <w:pBdr/>
+        <w:spacing/>
+        <w:ind/>
+        <w:rPr>
+          <w:rFonts w:ascii="Courier New" w:hAnsi="Courier New" w:cs="Courier New"/>
+          <w:color w:val="000000" w:themeColor="text1"/>
+          <w:sz w:val="20"/>
+          <w:highlight w:val="white"/>
+        </w:rPr>
+      </w:pPr>
+      <w:r>
+        <w:rPr>
+          <w:rFonts w:ascii="Courier New" w:hAnsi="Courier New" w:eastAsia="Courier New" w:cs="Courier New"/>
+          <w:color w:val="000000" w:themeColor="text1"/>
+          <w:sz w:val="20"/>
+          <w:highlight w:val="white"/>
+        </w:rPr>
+        <w:t xml:space="preserve">  %8 = zext nneg i32 %6 to i64</w:t>
+      </w:r>
+      <w:r>
+        <w:rPr>
+          <w:rFonts w:ascii="Courier New" w:hAnsi="Courier New" w:cs="Courier New"/>
+          <w:color w:val="000000" w:themeColor="text1"/>
+          <w:sz w:val="20"/>
+          <w:highlight w:val="white"/>
+        </w:rPr>
+      </w:r>
+      <w:r>
+        <w:rPr>
+          <w:rFonts w:ascii="Courier New" w:hAnsi="Courier New" w:cs="Courier New"/>
+          <w:color w:val="000000" w:themeColor="text1"/>
+          <w:sz w:val="20"/>
+          <w:highlight w:val="white"/>
+        </w:rPr>
+      </w:r>
+    </w:p>
+    <w:p>
+      <w:pPr>
+        <w:pStyle w:val="1_2077"/>
+        <w:pBdr/>
+        <w:spacing/>
+        <w:ind/>
+        <w:rPr>
+          <w:rFonts w:ascii="Courier New" w:hAnsi="Courier New" w:cs="Courier New"/>
+          <w:color w:val="000000" w:themeColor="text1"/>
+          <w:sz w:val="20"/>
+          <w:highlight w:val="white"/>
+        </w:rPr>
+      </w:pPr>
+      <w:r>
+        <w:rPr>
+          <w:rFonts w:ascii="Courier New" w:hAnsi="Courier New" w:eastAsia="Courier New" w:cs="Courier New"/>
+          <w:color w:val="000000" w:themeColor="text1"/>
+          <w:sz w:val="20"/>
+          <w:highlight w:val="white"/>
+        </w:rPr>
+        <w:t xml:space="preserve">  %9 = getelementptr inbounds nuw float, ptr @b, i64 %8</w:t>
+      </w:r>
+      <w:r>
+        <w:rPr>
+          <w:rFonts w:ascii="Courier New" w:hAnsi="Courier New" w:cs="Courier New"/>
+          <w:color w:val="000000" w:themeColor="text1"/>
+          <w:sz w:val="20"/>
+          <w:highlight w:val="white"/>
+        </w:rPr>
+      </w:r>
+      <w:r>
+        <w:rPr>
+          <w:rFonts w:ascii="Courier New" w:hAnsi="Courier New" w:cs="Courier New"/>
+          <w:color w:val="000000" w:themeColor="text1"/>
+          <w:sz w:val="20"/>
+          <w:highlight w:val="white"/>
+        </w:rPr>
+      </w:r>
+    </w:p>
+    <w:p>
+      <w:pPr>
+        <w:pStyle w:val="1_2077"/>
+        <w:pBdr/>
+        <w:spacing/>
+        <w:ind/>
+        <w:rPr>
+          <w:rFonts w:ascii="Courier New" w:hAnsi="Courier New" w:cs="Courier New"/>
+          <w:color w:val="000000" w:themeColor="text1"/>
+          <w:sz w:val="20"/>
+          <w:highlight w:val="white"/>
+        </w:rPr>
+      </w:pPr>
+      <w:r>
+        <w:rPr>
+          <w:rFonts w:ascii="Courier New" w:hAnsi="Courier New" w:eastAsia="Courier New" w:cs="Courier New"/>
+          <w:color w:val="000000" w:themeColor="text1"/>
+          <w:sz w:val="20"/>
+          <w:highlight w:val="white"/>
+        </w:rPr>
+        <w:t xml:space="preserve">  %10 = load float, ptr %9, align 4, !tbaa !9</w:t>
+      </w:r>
+      <w:r>
+        <w:rPr>
+          <w:rFonts w:ascii="Courier New" w:hAnsi="Courier New" w:cs="Courier New"/>
+          <w:color w:val="000000" w:themeColor="text1"/>
+          <w:sz w:val="20"/>
+          <w:highlight w:val="white"/>
+        </w:rPr>
+      </w:r>
+      <w:r>
+        <w:rPr>
+          <w:rFonts w:ascii="Courier New" w:hAnsi="Courier New" w:cs="Courier New"/>
+          <w:color w:val="000000" w:themeColor="text1"/>
+          <w:sz w:val="20"/>
+          <w:highlight w:val="white"/>
+        </w:rPr>
+      </w:r>
+    </w:p>
+    <w:p>
+      <w:pPr>
+        <w:pStyle w:val="1_2077"/>
+        <w:pBdr/>
+        <w:spacing/>
+        <w:ind/>
+        <w:rPr>
+          <w:rFonts w:ascii="Courier New" w:hAnsi="Courier New" w:cs="Courier New"/>
+          <w:color w:val="000000" w:themeColor="text1"/>
+          <w:sz w:val="20"/>
+          <w:highlight w:val="white"/>
+        </w:rPr>
+      </w:pPr>
+      <w:r>
+        <w:rPr>
+          <w:rFonts w:ascii="Courier New" w:hAnsi="Courier New" w:eastAsia="Courier New" w:cs="Courier New"/>
+          <w:color w:val="000000" w:themeColor="text1"/>
+          <w:sz w:val="20"/>
+          <w:highlight w:val="white"/>
+        </w:rPr>
+        <w:t xml:space="preserve">  %11 = zext nneg i32 %7 to i64</w:t>
+      </w:r>
+      <w:r>
+        <w:rPr>
+          <w:rFonts w:ascii="Courier New" w:hAnsi="Courier New" w:cs="Courier New"/>
+          <w:color w:val="000000" w:themeColor="text1"/>
+          <w:sz w:val="20"/>
+          <w:highlight w:val="white"/>
+        </w:rPr>
+      </w:r>
+      <w:r>
+        <w:rPr>
+          <w:rFonts w:ascii="Courier New" w:hAnsi="Courier New" w:cs="Courier New"/>
+          <w:color w:val="000000" w:themeColor="text1"/>
+          <w:sz w:val="20"/>
+          <w:highlight w:val="white"/>
+        </w:rPr>
+      </w:r>
+    </w:p>
+    <w:p>
+      <w:pPr>
+        <w:pStyle w:val="1_2077"/>
+        <w:pBdr/>
+        <w:spacing/>
+        <w:ind/>
+        <w:rPr>
+          <w:rFonts w:ascii="Courier New" w:hAnsi="Courier New" w:cs="Courier New"/>
+          <w:color w:val="000000" w:themeColor="text1"/>
+          <w:sz w:val="20"/>
+          <w:highlight w:val="white"/>
+        </w:rPr>
+      </w:pPr>
+      <w:r>
+        <w:rPr>
+          <w:rFonts w:ascii="Courier New" w:hAnsi="Courier New" w:eastAsia="Courier New" w:cs="Courier New"/>
+          <w:color w:val="000000" w:themeColor="text1"/>
+          <w:sz w:val="20"/>
+          <w:highlight w:val="white"/>
+        </w:rPr>
+        <w:t xml:space="preserve">  %12 = getelementptr inbounds nuw float, ptr @b, i64 %11</w:t>
+      </w:r>
+      <w:r>
+        <w:rPr>
+          <w:rFonts w:ascii="Courier New" w:hAnsi="Courier New" w:cs="Courier New"/>
+          <w:color w:val="000000" w:themeColor="text1"/>
+          <w:sz w:val="20"/>
+          <w:highlight w:val="white"/>
+        </w:rPr>
+      </w:r>
+      <w:r>
+        <w:rPr>
+          <w:rFonts w:ascii="Courier New" w:hAnsi="Courier New" w:cs="Courier New"/>
+          <w:color w:val="000000" w:themeColor="text1"/>
+          <w:sz w:val="20"/>
+          <w:highlight w:val="white"/>
+        </w:rPr>
+      </w:r>
+    </w:p>
+    <w:p>
+      <w:pPr>
+        <w:pStyle w:val="1_2077"/>
+        <w:pBdr/>
+        <w:spacing/>
+        <w:ind/>
+        <w:rPr>
+          <w:rFonts w:ascii="Courier New" w:hAnsi="Courier New" w:cs="Courier New"/>
+          <w:color w:val="000000" w:themeColor="text1"/>
+          <w:sz w:val="20"/>
+          <w:highlight w:val="white"/>
+        </w:rPr>
+      </w:pPr>
+      <w:r>
+        <w:rPr>
+          <w:rFonts w:ascii="Courier New" w:hAnsi="Courier New" w:eastAsia="Courier New" w:cs="Courier New"/>
+          <w:color w:val="000000" w:themeColor="text1"/>
+          <w:sz w:val="20"/>
+          <w:highlight w:val="white"/>
+        </w:rPr>
+        <w:t xml:space="preserve">  %13 = load float, ptr %12, align 4, !tbaa !9</w:t>
+      </w:r>
+      <w:r>
+        <w:rPr>
+          <w:rFonts w:ascii="Courier New" w:hAnsi="Courier New" w:cs="Courier New"/>
+          <w:color w:val="000000" w:themeColor="text1"/>
+          <w:sz w:val="20"/>
+          <w:highlight w:val="white"/>
+        </w:rPr>
+      </w:r>
+      <w:r>
+        <w:rPr>
+          <w:rFonts w:ascii="Courier New" w:hAnsi="Courier New" w:cs="Courier New"/>
+          <w:color w:val="000000" w:themeColor="text1"/>
+          <w:sz w:val="20"/>
+          <w:highlight w:val="white"/>
+        </w:rPr>
+      </w:r>
+    </w:p>
+    <w:p>
+      <w:pPr>
+        <w:pStyle w:val="1_2077"/>
+        <w:pBdr/>
+        <w:spacing/>
+        <w:ind/>
+        <w:rPr>
+          <w:rFonts w:ascii="Courier New" w:hAnsi="Courier New" w:cs="Courier New"/>
+          <w:color w:val="000000" w:themeColor="text1"/>
+          <w:sz w:val="20"/>
+          <w:highlight w:val="white"/>
+        </w:rPr>
+      </w:pPr>
+      <w:r>
+        <w:rPr>
+          <w:rFonts w:ascii="Courier New" w:hAnsi="Courier New" w:eastAsia="Courier New" w:cs="Courier New"/>
+          <w:color w:val="000000" w:themeColor="text1"/>
+          <w:sz w:val="20"/>
+          <w:highlight w:val="white"/>
+        </w:rPr>
+        <w:t xml:space="preserve">  %14 = fadd fast float %13, %10</w:t>
+      </w:r>
+      <w:r>
+        <w:rPr>
+          <w:rFonts w:ascii="Courier New" w:hAnsi="Courier New" w:cs="Courier New"/>
+          <w:color w:val="000000" w:themeColor="text1"/>
+          <w:sz w:val="20"/>
+          <w:highlight w:val="white"/>
+        </w:rPr>
+      </w:r>
+      <w:r>
+        <w:rPr>
+          <w:rFonts w:ascii="Courier New" w:hAnsi="Courier New" w:cs="Courier New"/>
+          <w:color w:val="000000" w:themeColor="text1"/>
+          <w:sz w:val="20"/>
+          <w:highlight w:val="white"/>
+        </w:rPr>
+      </w:r>
+    </w:p>
+    <w:p>
+      <w:pPr>
+        <w:pStyle w:val="1_2077"/>
+        <w:pBdr/>
+        <w:spacing/>
+        <w:ind/>
+        <w:rPr>
+          <w:rFonts w:ascii="Courier New" w:hAnsi="Courier New" w:cs="Courier New"/>
+          <w:color w:val="000000" w:themeColor="text1"/>
+          <w:sz w:val="20"/>
+          <w:highlight w:val="white"/>
+        </w:rPr>
+      </w:pPr>
+      <w:r>
+        <w:rPr>
+          <w:rFonts w:ascii="Courier New" w:hAnsi="Courier New" w:eastAsia="Courier New" w:cs="Courier New"/>
+          <w:color w:val="000000" w:themeColor="text1"/>
+          <w:sz w:val="20"/>
+          <w:highlight w:val="white"/>
+        </w:rPr>
+        <w:t xml:space="preserve">  %15 = fmul fast float %14, 5.000000e-01</w:t>
+      </w:r>
+      <w:r>
+        <w:rPr>
+          <w:rFonts w:ascii="Courier New" w:hAnsi="Courier New" w:cs="Courier New"/>
+          <w:color w:val="000000" w:themeColor="text1"/>
+          <w:sz w:val="20"/>
+          <w:highlight w:val="white"/>
+        </w:rPr>
+      </w:r>
+      <w:r>
+        <w:rPr>
+          <w:rFonts w:ascii="Courier New" w:hAnsi="Courier New" w:cs="Courier New"/>
+          <w:color w:val="000000" w:themeColor="text1"/>
+          <w:sz w:val="20"/>
+          <w:highlight w:val="white"/>
+        </w:rPr>
+      </w:r>
+    </w:p>
+    <w:p>
+      <w:pPr>
+        <w:pStyle w:val="1_2077"/>
+        <w:pBdr/>
+        <w:spacing/>
+        <w:ind/>
+        <w:rPr>
+          <w:rFonts w:ascii="Courier New" w:hAnsi="Courier New" w:cs="Courier New"/>
+          <w:color w:val="000000" w:themeColor="text1"/>
+          <w:sz w:val="20"/>
+          <w:highlight w:val="white"/>
+        </w:rPr>
+      </w:pPr>
+      <w:r>
+        <w:rPr>
+          <w:rFonts w:ascii="Courier New" w:hAnsi="Courier New" w:eastAsia="Courier New" w:cs="Courier New"/>
+          <w:color w:val="000000" w:themeColor="text1"/>
+          <w:sz w:val="20"/>
+          <w:highlight w:val="white"/>
+        </w:rPr>
+        <w:t xml:space="preserve">  %16 = getelementptr inbounds nuw float, ptr @a, i64 %8</w:t>
+      </w:r>
+      <w:r>
+        <w:rPr>
+          <w:rFonts w:ascii="Courier New" w:hAnsi="Courier New" w:cs="Courier New"/>
+          <w:color w:val="000000" w:themeColor="text1"/>
+          <w:sz w:val="20"/>
+          <w:highlight w:val="white"/>
+        </w:rPr>
+      </w:r>
+      <w:r>
+        <w:rPr>
+          <w:rFonts w:ascii="Courier New" w:hAnsi="Courier New" w:cs="Courier New"/>
+          <w:color w:val="000000" w:themeColor="text1"/>
+          <w:sz w:val="20"/>
+          <w:highlight w:val="white"/>
+        </w:rPr>
+      </w:r>
+    </w:p>
+    <w:p>
+      <w:pPr>
+        <w:pStyle w:val="1_2077"/>
+        <w:pBdr/>
+        <w:spacing/>
+        <w:ind/>
+        <w:rPr>
+          <w:rFonts w:ascii="Courier New" w:hAnsi="Courier New" w:cs="Courier New"/>
+          <w:color w:val="000000" w:themeColor="text1"/>
+          <w:sz w:val="20"/>
+          <w:highlight w:val="white"/>
+        </w:rPr>
+      </w:pPr>
+      <w:r>
+        <w:rPr>
+          <w:rFonts w:ascii="Courier New" w:hAnsi="Courier New" w:eastAsia="Courier New" w:cs="Courier New"/>
+          <w:color w:val="000000" w:themeColor="text1"/>
+          <w:sz w:val="20"/>
+          <w:highlight w:val="white"/>
+        </w:rPr>
+        <w:t xml:space="preserve">  store float %15, ptr %16, align 4, !tbaa !9</w:t>
+      </w:r>
+      <w:r>
+        <w:rPr>
+          <w:rFonts w:ascii="Courier New" w:hAnsi="Courier New" w:cs="Courier New"/>
+          <w:color w:val="000000" w:themeColor="text1"/>
+          <w:sz w:val="20"/>
+          <w:highlight w:val="white"/>
+        </w:rPr>
+      </w:r>
+      <w:r>
+        <w:rPr>
+          <w:rFonts w:ascii="Courier New" w:hAnsi="Courier New" w:cs="Courier New"/>
+          <w:color w:val="000000" w:themeColor="text1"/>
+          <w:sz w:val="20"/>
+          <w:highlight w:val="white"/>
+        </w:rPr>
+      </w:r>
+    </w:p>
+    <w:p>
+      <w:pPr>
+        <w:pStyle w:val="1_2077"/>
+        <w:pBdr/>
+        <w:spacing/>
+        <w:ind/>
+        <w:rPr>
+          <w:rFonts w:ascii="Courier New" w:hAnsi="Courier New" w:cs="Courier New"/>
+          <w:color w:val="000000" w:themeColor="text1"/>
+          <w:sz w:val="20"/>
+          <w:highlight w:val="white"/>
+        </w:rPr>
+      </w:pPr>
+      <w:r>
+        <w:rPr>
+          <w:rFonts w:ascii="Courier New" w:hAnsi="Courier New" w:eastAsia="Courier New" w:cs="Courier New"/>
+          <w:color w:val="000000" w:themeColor="text1"/>
+          <w:sz w:val="20"/>
+          <w:highlight w:val="white"/>
+        </w:rPr>
+        <w:t xml:space="preserve">  %17 = add nuw nsw i32 %6, 1</w:t>
+      </w:r>
+      <w:r>
+        <w:rPr>
+          <w:rFonts w:ascii="Courier New" w:hAnsi="Courier New" w:cs="Courier New"/>
+          <w:color w:val="000000" w:themeColor="text1"/>
+          <w:sz w:val="20"/>
+          <w:highlight w:val="white"/>
+        </w:rPr>
+      </w:r>
+      <w:r>
+        <w:rPr>
+          <w:rFonts w:ascii="Courier New" w:hAnsi="Courier New" w:cs="Courier New"/>
+          <w:color w:val="000000" w:themeColor="text1"/>
+          <w:sz w:val="20"/>
+          <w:highlight w:val="white"/>
+        </w:rPr>
+      </w:r>
+    </w:p>
+    <w:p>
+      <w:pPr>
+        <w:pStyle w:val="1_2077"/>
+        <w:pBdr/>
+        <w:spacing/>
+        <w:ind/>
+        <w:rPr>
+          <w:rFonts w:ascii="Courier New" w:hAnsi="Courier New" w:cs="Courier New"/>
+          <w:color w:val="000000" w:themeColor="text1"/>
+          <w:sz w:val="20"/>
+          <w:highlight w:val="white"/>
+        </w:rPr>
+      </w:pPr>
+      <w:r>
+        <w:rPr>
+          <w:rFonts w:ascii="Courier New" w:hAnsi="Courier New" w:eastAsia="Courier New" w:cs="Courier New"/>
+          <w:color w:val="000000" w:themeColor="text1"/>
+          <w:sz w:val="20"/>
+          <w:highlight w:val="white"/>
+        </w:rPr>
+        <w:t xml:space="preserve">  %18 = icmp samesign ult i32 %6, 31999</w:t>
+      </w:r>
+      <w:r>
+        <w:rPr>
+          <w:rFonts w:ascii="Courier New" w:hAnsi="Courier New" w:cs="Courier New"/>
+          <w:color w:val="000000" w:themeColor="text1"/>
+          <w:sz w:val="20"/>
+          <w:highlight w:val="white"/>
+        </w:rPr>
+      </w:r>
+      <w:r>
+        <w:rPr>
+          <w:rFonts w:ascii="Courier New" w:hAnsi="Courier New" w:cs="Courier New"/>
+          <w:color w:val="000000" w:themeColor="text1"/>
+          <w:sz w:val="20"/>
+          <w:highlight w:val="white"/>
+        </w:rPr>
+      </w:r>
+    </w:p>
+    <w:p>
+      <w:pPr>
+        <w:pStyle w:val="1_2077"/>
+        <w:pBdr/>
+        <w:spacing/>
+        <w:ind/>
+        <w:rPr>
+          <w:rFonts w:ascii="Courier New" w:hAnsi="Courier New" w:cs="Courier New"/>
+          <w:color w:val="000000" w:themeColor="text1"/>
+          <w:highlight w:val="none"/>
+        </w:rPr>
+      </w:pPr>
+      <w:r>
+        <w:rPr>
+          <w:rFonts w:ascii="Courier New" w:hAnsi="Courier New" w:eastAsia="Courier New" w:cs="Courier New"/>
+          <w:color w:val="000000" w:themeColor="text1"/>
+          <w:sz w:val="20"/>
+          <w:highlight w:val="white"/>
+        </w:rPr>
+        <w:t xml:space="preserve">  br i1 %18, label %5, label %2, !llvm.loop !13</w:t>
+      </w:r>
+      <w:r>
+        <w:rPr>
+          <w:rFonts w:ascii="Courier New" w:hAnsi="Courier New" w:cs="Courier New"/>
+          <w:color w:val="000000" w:themeColor="text1"/>
+          <w:highlight w:val="none"/>
+        </w:rPr>
+      </w:r>
+      <w:r>
+        <w:rPr>
+          <w:rFonts w:ascii="Courier New" w:hAnsi="Courier New" w:cs="Courier New"/>
+          <w:color w:val="000000" w:themeColor="text1"/>
+          <w:highlight w:val="none"/>
+        </w:rPr>
+      </w:r>
+      <w:r>
+        <w:rPr>
+          <w:highlight w:val="none"/>
+        </w:rPr>
+      </w:r>
+      <w:r>
+        <w:rPr>
+          <w:highlight w:val="none"/>
+        </w:rPr>
+      </w:r>
+      <w:r>
+        <w:rPr>
+          <w:highlight w:val="none"/>
+        </w:rPr>
+      </w:r>
+      <w:r>
+        <w:rPr>
+          <w:rFonts w:ascii="Courier New" w:hAnsi="Courier New" w:cs="Courier New"/>
+          <w:color w:val="000000" w:themeColor="text1"/>
+          <w:highlight w:val="none"/>
+        </w:rPr>
+      </w:r>
+    </w:p>
+    <w:p>
+      <w:pPr>
+        <w:pBdr/>
+        <w:spacing/>
+        <w:ind/>
+        <w:rPr>
+          <w:highlight w:val="none"/>
+        </w:rPr>
+      </w:pPr>
+      <w:r>
+        <w:rPr>
+          <w:highlight w:val="none"/>
+        </w:rPr>
+      </w:r>
+      <w:r>
+        <w:rPr>
+          <w:highlight w:val="none"/>
+        </w:rPr>
+      </w:r>
+    </w:p>
+    <w:p>
+      <w:pPr>
+        <w:pBdr/>
+        <w:spacing/>
+        <w:ind/>
+        <w:rPr>
+          <w:highlight w:val="none"/>
+          <w:lang w:val="ru-RU"/>
+        </w:rPr>
+      </w:pPr>
+      <w:r>
+        <w:rPr>
+          <w:highlight w:val="none"/>
+          <w:lang w:val="en-US"/>
+        </w:rPr>
+        <w:t xml:space="preserve">SSA</w:t>
+      </w:r>
+      <w:r>
+        <w:rPr>
+          <w:highlight w:val="none"/>
+          <w:lang w:val="ru-RU"/>
+        </w:rPr>
+        <w:t xml:space="preserve">-значение </w:t>
+      </w:r>
+      <w:r>
+        <w:rPr>
+          <w:highlight w:val="none"/>
+          <w:lang w:val="en-US"/>
+        </w:rPr>
+        <w:t xml:space="preserve">%7 </w:t>
+      </w:r>
+      <w:r>
+        <w:rPr>
+          <w:highlight w:val="none"/>
+          <w:lang w:val="ru-RU"/>
+        </w:rPr>
+        <w:t xml:space="preserve">является семантическим аналогом переменной </w:t>
+      </w:r>
+      <w:r>
+        <w:rPr>
+          <w:highlight w:val="none"/>
+          <w:lang w:val="en-US"/>
+        </w:rPr>
+        <w:t xml:space="preserve">im1</w:t>
+      </w:r>
+      <w:r>
+        <w:rPr>
+          <w:highlight w:val="none"/>
+          <w:lang w:val="ru-RU"/>
+        </w:rPr>
+        <w:t xml:space="preserve"> (переменной состояния)</w:t>
+      </w:r>
+      <w:r>
+        <w:rPr>
+          <w:highlight w:val="none"/>
+          <w:lang w:val="en-US"/>
+        </w:rPr>
+        <w:t xml:space="preserve"> </w:t>
+      </w:r>
+      <w:r>
+        <w:rPr>
+          <w:highlight w:val="none"/>
+          <w:lang w:val="ru-RU"/>
+        </w:rPr>
+        <w:t xml:space="preserve">из исходного кода</w:t>
+      </w:r>
+      <w:r>
+        <w:rPr>
+          <w:highlight w:val="none"/>
+          <w:lang w:val="ru-RU"/>
+        </w:rPr>
+        <w:t xml:space="preserve">. Наглядно видно, что оно имеет значение 31999 на первой итерации и получает предыдущее значение </w:t>
+      </w:r>
+      <w:r>
+        <w:rPr>
+          <w:highlight w:val="none"/>
+          <w:lang w:val="en-US"/>
+        </w:rPr>
+        <w:t xml:space="preserve">%6 </w:t>
+      </w:r>
+      <w:r>
+        <w:rPr>
+          <w:highlight w:val="none"/>
+          <w:lang w:val="ru-RU"/>
+        </w:rPr>
+        <w:t xml:space="preserve">(индукционной переменной) на каждой последующей итерации. Именно тот факт, что на первой итерации </w:t>
+      </w:r>
+      <w:r>
+        <w:rPr>
+          <w:highlight w:val="none"/>
+          <w:lang w:val="en-US"/>
+        </w:rPr>
+        <w:t xml:space="preserve">%7 </w:t>
+      </w:r>
+      <w:r>
+        <w:rPr>
+          <w:highlight w:val="none"/>
+          <w:lang w:val="ru-RU"/>
+        </w:rPr>
+        <w:t xml:space="preserve">имеет значение, выпадающее из арифметической прогрессии (0, 1, 2, ...), мешает провести векторизацию цикла. Было принято решение производить вынос первой итерации во всех циклах, в которых есть значение, которое напрямую зависит от индукционной переменной.</w:t>
+      </w:r>
+      <w:r>
+        <w:rPr>
+          <w:highlight w:val="none"/>
+          <w:lang w:val="ru-RU"/>
+        </w:rPr>
+      </w:r>
+    </w:p>
+    <w:p>
+      <w:pPr>
+        <w:pBdr/>
+        <w:spacing/>
+        <w:ind/>
+        <w:rPr>
+          <w:highlight w:val="none"/>
+          <w:lang w:val="ru-RU"/>
+        </w:rPr>
+      </w:pPr>
+      <w:r>
+        <w:rPr>
+          <w:highlight w:val="none"/>
+          <w:lang w:val="ru-RU" w:bidi="ru-RU"/>
+        </w:rPr>
+        <w:t xml:space="preserve">Такое условие сработало для циклов </w:t>
+      </w:r>
+      <w:r>
+        <w:rPr>
+          <w:highlight w:val="none"/>
+          <w:lang w:val="en-US"/>
+        </w:rPr>
+        <w:t xml:space="preserve">s291 </w:t>
+      </w:r>
+      <w:r>
+        <w:rPr>
+          <w:highlight w:val="none"/>
+          <w:lang w:val="ru-RU"/>
+        </w:rPr>
+        <w:t xml:space="preserve">и </w:t>
+      </w:r>
+      <w:r>
+        <w:rPr>
+          <w:highlight w:val="none"/>
+          <w:lang w:val="en-US"/>
+        </w:rPr>
+        <w:t xml:space="preserve">s292 </w:t>
+      </w:r>
+      <w:r>
+        <w:rPr>
+          <w:highlight w:val="none"/>
+          <w:lang w:val="ru-RU"/>
+        </w:rPr>
+        <w:t xml:space="preserve">из набора </w:t>
+      </w:r>
+      <w:r>
+        <w:rPr>
+          <w:highlight w:val="none"/>
+          <w:lang w:val="en-US"/>
+        </w:rPr>
+        <w:t xml:space="preserve">ETSVC</w:t>
+      </w:r>
+      <w:r>
+        <w:rPr>
+          <w:highlight w:val="none"/>
+          <w:lang w:val="ru-RU"/>
+        </w:rPr>
+        <w:t xml:space="preserve">, отделив их от всех остальных циклов, но дальнейшие поиски привели к тому, что данное условие не позволяет распознать те циклы, которые также не векторизуются компилятором </w:t>
+      </w:r>
+      <w:r>
+        <w:rPr>
+          <w:highlight w:val="none"/>
+          <w:lang w:val="en-US"/>
+        </w:rPr>
+        <w:t xml:space="preserve">clang</w:t>
+      </w:r>
+      <w:r>
+        <w:rPr>
+          <w:highlight w:val="none"/>
+          <w:lang w:val="ru-RU"/>
+        </w:rPr>
+        <w:t xml:space="preserve">, но могут быть векторизованы после применения аналогичной оптимизации, например, цикл </w:t>
+      </w:r>
+      <w:r>
+        <w:rPr>
+          <w:highlight w:val="none"/>
+          <w:lang w:val="en-US"/>
+        </w:rPr>
+        <w:t xml:space="preserve">s299</w:t>
+      </w:r>
+      <w:r>
+        <w:rPr>
+          <w:highlight w:val="none"/>
+          <w:lang w:val="ru-RU"/>
+        </w:rPr>
+        <w:t xml:space="preserve">, представленный в листинге 2.</w:t>
+      </w:r>
+      <w:r>
+        <w:rPr>
+          <w:highlight w:val="none"/>
+          <w:lang w:val="ru-RU"/>
+        </w:rPr>
+      </w:r>
+    </w:p>
+    <w:p>
+      <w:pPr>
+        <w:pBdr/>
+        <w:spacing/>
+        <w:ind w:firstLine="0"/>
+        <w:rPr>
+          <w:highlight w:val="none"/>
+          <w:lang w:val="ru-RU"/>
+        </w:rPr>
+      </w:pPr>
+      <w:r>
+        <w:rPr>
+          <w:highlight w:val="none"/>
+          <w:lang w:val="ru-RU"/>
+        </w:rPr>
+      </w:r>
+      <w:r>
+        <w:rPr>
+          <w:highlight w:val="white"/>
+        </w:rPr>
+        <w:t xml:space="preserve">Листинг 2. Исходный код цикла s299</w:t>
+      </w:r>
+      <w:r>
+        <w:rPr>
+          <w:highlight w:val="none"/>
+          <w:lang w:val="ru-RU"/>
+        </w:rPr>
       </w:r>
       <w:r/>
     </w:p>
     <w:p>
       <w:pPr>
+        <w:pStyle w:val="1_2077"/>
+        <w:pBdr/>
+        <w:spacing/>
+        <w:ind/>
+        <w:rPr>
+          <w:rFonts w:ascii="Courier New" w:hAnsi="Courier New" w:eastAsia="Courier New" w:cs="Courier New"/>
+          <w:color w:val="000000" w:themeColor="text1"/>
+          <w:sz w:val="20"/>
+          <w:highlight w:val="white"/>
+        </w:rPr>
+      </w:pPr>
+      <w:r>
+        <w:rPr>
+          <w:rFonts w:ascii="Courier New" w:hAnsi="Courier New" w:eastAsia="Courier New" w:cs="Courier New"/>
+          <w:color w:val="000000" w:themeColor="text1"/>
+          <w:sz w:val="20"/>
+          <w:highlight w:val="white"/>
+        </w:rPr>
+        <w:t xml:space="preserve">real_t s299() {</w:t>
+      </w:r>
+      <w:r>
+        <w:rPr>
+          <w:rFonts w:ascii="Courier New" w:hAnsi="Courier New" w:eastAsia="Courier New" w:cs="Courier New"/>
+          <w:color w:val="000000" w:themeColor="text1"/>
+          <w:sz w:val="20"/>
+          <w:highlight w:val="white"/>
+        </w:rPr>
+      </w:r>
+      <w:r>
+        <w:rPr>
+          <w:rFonts w:ascii="Courier New" w:hAnsi="Courier New" w:eastAsia="Courier New" w:cs="Courier New"/>
+          <w:color w:val="000000" w:themeColor="text1"/>
+          <w:sz w:val="20"/>
+          <w:highlight w:val="white"/>
+        </w:rPr>
+      </w:r>
+    </w:p>
+    <w:p>
+      <w:pPr>
+        <w:pStyle w:val="1_2077"/>
+        <w:pBdr/>
+        <w:spacing/>
+        <w:ind/>
+        <w:rPr>
+          <w:rFonts w:ascii="Courier New" w:hAnsi="Courier New" w:eastAsia="Courier New" w:cs="Courier New"/>
+          <w:color w:val="000000" w:themeColor="text1"/>
+          <w:sz w:val="20"/>
+          <w:highlight w:val="white"/>
+        </w:rPr>
+      </w:pPr>
+      <w:r>
+        <w:rPr>
+          <w:rFonts w:ascii="Courier New" w:hAnsi="Courier New" w:eastAsia="Courier New" w:cs="Courier New"/>
+          <w:color w:val="000000" w:themeColor="text1"/>
+          <w:sz w:val="20"/>
+          <w:highlight w:val="white"/>
+        </w:rPr>
+        <w:t xml:space="preserve">  initialise_arrays(__func__);</w:t>
+      </w:r>
+      <w:r>
+        <w:rPr>
+          <w:rFonts w:ascii="Courier New" w:hAnsi="Courier New" w:eastAsia="Courier New" w:cs="Courier New"/>
+          <w:color w:val="000000" w:themeColor="text1"/>
+          <w:sz w:val="20"/>
+          <w:highlight w:val="white"/>
+        </w:rPr>
+      </w:r>
+      <w:r>
+        <w:rPr>
+          <w:rFonts w:ascii="Courier New" w:hAnsi="Courier New" w:eastAsia="Courier New" w:cs="Courier New"/>
+          <w:color w:val="000000" w:themeColor="text1"/>
+          <w:sz w:val="20"/>
+          <w:highlight w:val="white"/>
+        </w:rPr>
+      </w:r>
+    </w:p>
+    <w:p>
+      <w:pPr>
+        <w:pStyle w:val="1_2077"/>
+        <w:pBdr/>
+        <w:spacing/>
+        <w:ind/>
+        <w:rPr>
+          <w:rFonts w:ascii="Courier New" w:hAnsi="Courier New" w:eastAsia="Courier New" w:cs="Courier New"/>
+          <w:color w:val="000000" w:themeColor="text1"/>
+          <w:sz w:val="20"/>
+          <w:highlight w:val="white"/>
+        </w:rPr>
+      </w:pPr>
+      <w:r>
+        <w:rPr>
+          <w:rFonts w:ascii="Courier New" w:hAnsi="Courier New" w:eastAsia="Courier New" w:cs="Courier New"/>
+          <w:color w:val="000000" w:themeColor="text1"/>
+          <w:sz w:val="20"/>
+          <w:highlight w:val="white"/>
+        </w:rPr>
+      </w:r>
+      <w:r>
+        <w:rPr>
+          <w:rFonts w:ascii="Courier New" w:hAnsi="Courier New" w:eastAsia="Courier New" w:cs="Courier New"/>
+          <w:color w:val="000000" w:themeColor="text1"/>
+          <w:sz w:val="20"/>
+          <w:highlight w:val="white"/>
+        </w:rPr>
+      </w:r>
+      <w:r>
+        <w:rPr>
+          <w:rFonts w:ascii="Courier New" w:hAnsi="Courier New" w:eastAsia="Courier New" w:cs="Courier New"/>
+          <w:color w:val="000000" w:themeColor="text1"/>
+          <w:sz w:val="20"/>
+          <w:highlight w:val="white"/>
+        </w:rPr>
+      </w:r>
+    </w:p>
+    <w:p>
+      <w:pPr>
+        <w:pStyle w:val="1_2077"/>
+        <w:pBdr/>
+        <w:spacing/>
+        <w:ind/>
+        <w:rPr>
+          <w:rFonts w:ascii="Courier New" w:hAnsi="Courier New" w:eastAsia="Courier New" w:cs="Courier New"/>
+          <w:color w:val="000000" w:themeColor="text1"/>
+          <w:sz w:val="20"/>
+          <w:highlight w:val="white"/>
+        </w:rPr>
+      </w:pPr>
+      <w:r>
+        <w:rPr>
+          <w:rFonts w:ascii="Courier New" w:hAnsi="Courier New" w:eastAsia="Courier New" w:cs="Courier New"/>
+          <w:color w:val="000000" w:themeColor="text1"/>
+          <w:sz w:val="20"/>
+          <w:highlight w:val="white"/>
+        </w:rPr>
+        <w:t xml:space="preserve">  int im1;</w:t>
+      </w:r>
+      <w:r>
+        <w:rPr>
+          <w:rFonts w:ascii="Courier New" w:hAnsi="Courier New" w:eastAsia="Courier New" w:cs="Courier New"/>
+          <w:color w:val="000000" w:themeColor="text1"/>
+          <w:sz w:val="20"/>
+          <w:highlight w:val="white"/>
+        </w:rPr>
+      </w:r>
+      <w:r>
+        <w:rPr>
+          <w:rFonts w:ascii="Courier New" w:hAnsi="Courier New" w:eastAsia="Courier New" w:cs="Courier New"/>
+          <w:color w:val="000000" w:themeColor="text1"/>
+          <w:sz w:val="20"/>
+          <w:highlight w:val="white"/>
+        </w:rPr>
+      </w:r>
+    </w:p>
+    <w:p>
+      <w:pPr>
+        <w:pStyle w:val="1_2077"/>
+        <w:pBdr/>
+        <w:spacing/>
+        <w:ind/>
+        <w:rPr>
+          <w:rFonts w:ascii="Courier New" w:hAnsi="Courier New" w:eastAsia="Courier New" w:cs="Courier New"/>
+          <w:color w:val="000000" w:themeColor="text1"/>
+          <w:sz w:val="20"/>
+          <w:highlight w:val="white"/>
+        </w:rPr>
+      </w:pPr>
+      <w:r>
+        <w:rPr>
+          <w:rFonts w:ascii="Courier New" w:hAnsi="Courier New" w:eastAsia="Courier New" w:cs="Courier New"/>
+          <w:color w:val="000000" w:themeColor="text1"/>
+          <w:sz w:val="20"/>
+          <w:highlight w:val="white"/>
+        </w:rPr>
+        <w:t xml:space="preserve">  im1 = LEN_1D - 1;</w:t>
+      </w:r>
+      <w:r>
+        <w:rPr>
+          <w:rFonts w:ascii="Courier New" w:hAnsi="Courier New" w:eastAsia="Courier New" w:cs="Courier New"/>
+          <w:color w:val="000000" w:themeColor="text1"/>
+          <w:sz w:val="20"/>
+          <w:highlight w:val="white"/>
+        </w:rPr>
+      </w:r>
+      <w:r>
+        <w:rPr>
+          <w:rFonts w:ascii="Courier New" w:hAnsi="Courier New" w:eastAsia="Courier New" w:cs="Courier New"/>
+          <w:color w:val="000000" w:themeColor="text1"/>
+          <w:sz w:val="20"/>
+          <w:highlight w:val="white"/>
+        </w:rPr>
+      </w:r>
+    </w:p>
+    <w:p>
+      <w:pPr>
+        <w:pStyle w:val="1_2077"/>
+        <w:pBdr/>
+        <w:spacing/>
+        <w:ind/>
+        <w:rPr>
+          <w:rFonts w:ascii="Courier New" w:hAnsi="Courier New" w:eastAsia="Courier New" w:cs="Courier New"/>
+          <w:color w:val="000000" w:themeColor="text1"/>
+          <w:sz w:val="20"/>
+          <w:highlight w:val="white"/>
+        </w:rPr>
+      </w:pPr>
+      <w:r>
+        <w:rPr>
+          <w:rFonts w:ascii="Courier New" w:hAnsi="Courier New" w:eastAsia="Courier New" w:cs="Courier New"/>
+          <w:color w:val="000000" w:themeColor="text1"/>
+          <w:sz w:val="20"/>
+          <w:highlight w:val="white"/>
+        </w:rPr>
+        <w:t xml:space="preserve">  for (int i = 0; i &lt; LEN_1D; i++) {</w:t>
+      </w:r>
+      <w:r>
+        <w:rPr>
+          <w:rFonts w:ascii="Courier New" w:hAnsi="Courier New" w:eastAsia="Courier New" w:cs="Courier New"/>
+          <w:color w:val="000000" w:themeColor="text1"/>
+          <w:sz w:val="20"/>
+          <w:highlight w:val="white"/>
+        </w:rPr>
+      </w:r>
+      <w:r>
+        <w:rPr>
+          <w:rFonts w:ascii="Courier New" w:hAnsi="Courier New" w:eastAsia="Courier New" w:cs="Courier New"/>
+          <w:color w:val="000000" w:themeColor="text1"/>
+          <w:sz w:val="20"/>
+          <w:highlight w:val="white"/>
+        </w:rPr>
+      </w:r>
+    </w:p>
+    <w:p>
+      <w:pPr>
+        <w:pStyle w:val="1_2077"/>
+        <w:pBdr/>
+        <w:spacing/>
+        <w:ind/>
+        <w:rPr>
+          <w:rFonts w:ascii="Courier New" w:hAnsi="Courier New" w:eastAsia="Courier New" w:cs="Courier New"/>
+          <w:color w:val="000000" w:themeColor="text1"/>
+          <w:sz w:val="20"/>
+          <w:highlight w:val="white"/>
+        </w:rPr>
+      </w:pPr>
+      <w:r>
+        <w:rPr>
+          <w:rFonts w:ascii="Courier New" w:hAnsi="Courier New" w:eastAsia="Courier New" w:cs="Courier New"/>
+          <w:color w:val="000000" w:themeColor="text1"/>
+          <w:sz w:val="20"/>
+          <w:highlight w:val="white"/>
+        </w:rPr>
+        <w:t xml:space="preserve">    a[i] = (b[i] + im1) * (real_t).5;</w:t>
+      </w:r>
+      <w:r>
+        <w:rPr>
+          <w:rFonts w:ascii="Courier New" w:hAnsi="Courier New" w:eastAsia="Courier New" w:cs="Courier New"/>
+          <w:color w:val="000000" w:themeColor="text1"/>
+          <w:sz w:val="20"/>
+          <w:highlight w:val="white"/>
+        </w:rPr>
+      </w:r>
+      <w:r>
+        <w:rPr>
+          <w:rFonts w:ascii="Courier New" w:hAnsi="Courier New" w:eastAsia="Courier New" w:cs="Courier New"/>
+          <w:color w:val="000000" w:themeColor="text1"/>
+          <w:sz w:val="20"/>
+          <w:highlight w:val="white"/>
+        </w:rPr>
+      </w:r>
+    </w:p>
+    <w:p>
+      <w:pPr>
+        <w:pStyle w:val="1_2077"/>
+        <w:pBdr/>
+        <w:spacing/>
+        <w:ind/>
+        <w:rPr>
+          <w:rFonts w:ascii="Courier New" w:hAnsi="Courier New" w:eastAsia="Courier New" w:cs="Courier New"/>
+          <w:color w:val="000000" w:themeColor="text1"/>
+          <w:sz w:val="20"/>
+          <w:highlight w:val="white"/>
+        </w:rPr>
+      </w:pPr>
+      <w:r>
+        <w:rPr>
+          <w:rFonts w:ascii="Courier New" w:hAnsi="Courier New" w:eastAsia="Courier New" w:cs="Courier New"/>
+          <w:color w:val="000000" w:themeColor="text1"/>
+          <w:sz w:val="20"/>
+          <w:highlight w:val="white"/>
+        </w:rPr>
+        <w:t xml:space="preserve">    im1 = i - 1 + i * 2;</w:t>
+      </w:r>
+      <w:r>
+        <w:rPr>
+          <w:rFonts w:ascii="Courier New" w:hAnsi="Courier New" w:eastAsia="Courier New" w:cs="Courier New"/>
+          <w:color w:val="000000" w:themeColor="text1"/>
+          <w:sz w:val="20"/>
+          <w:highlight w:val="white"/>
+        </w:rPr>
+      </w:r>
+      <w:r>
+        <w:rPr>
+          <w:rFonts w:ascii="Courier New" w:hAnsi="Courier New" w:eastAsia="Courier New" w:cs="Courier New"/>
+          <w:color w:val="000000" w:themeColor="text1"/>
+          <w:sz w:val="20"/>
+          <w:highlight w:val="white"/>
+        </w:rPr>
+      </w:r>
+    </w:p>
+    <w:p>
+      <w:pPr>
+        <w:pStyle w:val="1_2077"/>
+        <w:pBdr/>
+        <w:spacing/>
+        <w:ind/>
+        <w:rPr>
+          <w:rFonts w:ascii="Courier New" w:hAnsi="Courier New" w:eastAsia="Courier New" w:cs="Courier New"/>
+          <w:color w:val="000000" w:themeColor="text1"/>
+          <w:sz w:val="20"/>
+          <w:highlight w:val="white"/>
+        </w:rPr>
+      </w:pPr>
+      <w:r>
+        <w:rPr>
+          <w:rFonts w:ascii="Courier New" w:hAnsi="Courier New" w:eastAsia="Courier New" w:cs="Courier New"/>
+          <w:color w:val="000000" w:themeColor="text1"/>
+          <w:sz w:val="20"/>
+          <w:highlight w:val="white"/>
+        </w:rPr>
+        <w:t xml:space="preserve">  }</w:t>
+      </w:r>
+      <w:r>
+        <w:rPr>
+          <w:rFonts w:ascii="Courier New" w:hAnsi="Courier New" w:eastAsia="Courier New" w:cs="Courier New"/>
+          <w:color w:val="000000" w:themeColor="text1"/>
+          <w:sz w:val="20"/>
+          <w:highlight w:val="white"/>
+        </w:rPr>
+      </w:r>
+      <w:r>
+        <w:rPr>
+          <w:rFonts w:ascii="Courier New" w:hAnsi="Courier New" w:eastAsia="Courier New" w:cs="Courier New"/>
+          <w:color w:val="000000" w:themeColor="text1"/>
+          <w:sz w:val="20"/>
+          <w:highlight w:val="white"/>
+        </w:rPr>
+      </w:r>
+    </w:p>
+    <w:p>
+      <w:pPr>
+        <w:pStyle w:val="1_2077"/>
+        <w:pBdr/>
+        <w:spacing/>
+        <w:ind/>
+        <w:rPr>
+          <w:rFonts w:ascii="Courier New" w:hAnsi="Courier New" w:eastAsia="Courier New" w:cs="Courier New"/>
+          <w:color w:val="000000" w:themeColor="text1"/>
+          <w:sz w:val="20"/>
+          <w:highlight w:val="white"/>
+        </w:rPr>
+      </w:pPr>
+      <w:r>
+        <w:rPr>
+          <w:rFonts w:ascii="Courier New" w:hAnsi="Courier New" w:eastAsia="Courier New" w:cs="Courier New"/>
+          <w:color w:val="000000" w:themeColor="text1"/>
+          <w:sz w:val="20"/>
+          <w:highlight w:val="white"/>
+        </w:rPr>
+      </w:r>
+      <w:r>
+        <w:rPr>
+          <w:rFonts w:ascii="Courier New" w:hAnsi="Courier New" w:eastAsia="Courier New" w:cs="Courier New"/>
+          <w:color w:val="000000" w:themeColor="text1"/>
+          <w:sz w:val="20"/>
+          <w:highlight w:val="white"/>
+        </w:rPr>
+      </w:r>
+      <w:r>
+        <w:rPr>
+          <w:rFonts w:ascii="Courier New" w:hAnsi="Courier New" w:eastAsia="Courier New" w:cs="Courier New"/>
+          <w:color w:val="000000" w:themeColor="text1"/>
+          <w:sz w:val="20"/>
+          <w:highlight w:val="white"/>
+        </w:rPr>
+      </w:r>
+    </w:p>
+    <w:p>
+      <w:pPr>
+        <w:pStyle w:val="1_2077"/>
+        <w:pBdr/>
+        <w:spacing/>
+        <w:ind/>
+        <w:rPr>
+          <w:rFonts w:ascii="Courier New" w:hAnsi="Courier New" w:eastAsia="Courier New" w:cs="Courier New"/>
+          <w:color w:val="000000" w:themeColor="text1"/>
+          <w:sz w:val="20"/>
+          <w:highlight w:val="white"/>
+        </w:rPr>
+      </w:pPr>
+      <w:r>
+        <w:rPr>
+          <w:rFonts w:ascii="Courier New" w:hAnsi="Courier New" w:eastAsia="Courier New" w:cs="Courier New"/>
+          <w:color w:val="000000" w:themeColor="text1"/>
+          <w:sz w:val="20"/>
+          <w:highlight w:val="white"/>
+        </w:rPr>
+        <w:t xml:space="preserve">  dummy(a, b, c, d, e, aa, bb, cc, 0.);</w:t>
+      </w:r>
+      <w:r>
+        <w:rPr>
+          <w:rFonts w:ascii="Courier New" w:hAnsi="Courier New" w:eastAsia="Courier New" w:cs="Courier New"/>
+          <w:color w:val="000000" w:themeColor="text1"/>
+          <w:sz w:val="20"/>
+          <w:highlight w:val="white"/>
+        </w:rPr>
+      </w:r>
+      <w:r>
+        <w:rPr>
+          <w:rFonts w:ascii="Courier New" w:hAnsi="Courier New" w:eastAsia="Courier New" w:cs="Courier New"/>
+          <w:color w:val="000000" w:themeColor="text1"/>
+          <w:sz w:val="20"/>
+          <w:highlight w:val="white"/>
+        </w:rPr>
+      </w:r>
+    </w:p>
+    <w:p>
+      <w:pPr>
+        <w:pStyle w:val="1_2077"/>
+        <w:pBdr/>
+        <w:spacing/>
+        <w:ind/>
+        <w:rPr>
+          <w:rFonts w:ascii="Courier New" w:hAnsi="Courier New" w:eastAsia="Courier New" w:cs="Courier New"/>
+          <w:color w:val="000000" w:themeColor="text1"/>
+          <w:sz w:val="20"/>
+          <w:highlight w:val="white"/>
+        </w:rPr>
+      </w:pPr>
+      <w:r>
+        <w:rPr>
+          <w:rFonts w:ascii="Courier New" w:hAnsi="Courier New" w:eastAsia="Courier New" w:cs="Courier New"/>
+          <w:color w:val="000000" w:themeColor="text1"/>
+          <w:sz w:val="20"/>
+          <w:highlight w:val="white"/>
+        </w:rPr>
+      </w:r>
+      <w:r>
+        <w:rPr>
+          <w:rFonts w:ascii="Courier New" w:hAnsi="Courier New" w:eastAsia="Courier New" w:cs="Courier New"/>
+          <w:color w:val="000000" w:themeColor="text1"/>
+          <w:sz w:val="20"/>
+          <w:highlight w:val="white"/>
+        </w:rPr>
+      </w:r>
+      <w:r>
+        <w:rPr>
+          <w:rFonts w:ascii="Courier New" w:hAnsi="Courier New" w:eastAsia="Courier New" w:cs="Courier New"/>
+          <w:color w:val="000000" w:themeColor="text1"/>
+          <w:sz w:val="20"/>
+          <w:highlight w:val="white"/>
+        </w:rPr>
+      </w:r>
+    </w:p>
+    <w:p>
+      <w:pPr>
+        <w:pStyle w:val="1_2077"/>
+        <w:pBdr/>
+        <w:spacing/>
+        <w:ind/>
+        <w:rPr>
+          <w:rFonts w:ascii="Courier New" w:hAnsi="Courier New" w:eastAsia="Courier New" w:cs="Courier New"/>
+          <w:color w:val="000000" w:themeColor="text1"/>
+          <w:sz w:val="20"/>
+          <w:highlight w:val="white"/>
+        </w:rPr>
+      </w:pPr>
+      <w:r>
+        <w:rPr>
+          <w:rFonts w:ascii="Courier New" w:hAnsi="Courier New" w:eastAsia="Courier New" w:cs="Courier New"/>
+          <w:color w:val="000000" w:themeColor="text1"/>
+          <w:sz w:val="20"/>
+          <w:highlight w:val="white"/>
+        </w:rPr>
+        <w:t xml:space="preserve">  return calc_checksum(__func__);</w:t>
+      </w:r>
+      <w:r>
+        <w:rPr>
+          <w:rFonts w:ascii="Courier New" w:hAnsi="Courier New" w:eastAsia="Courier New" w:cs="Courier New"/>
+          <w:color w:val="000000" w:themeColor="text1"/>
+          <w:sz w:val="20"/>
+          <w:highlight w:val="white"/>
+        </w:rPr>
+      </w:r>
+      <w:r>
+        <w:rPr>
+          <w:rFonts w:ascii="Courier New" w:hAnsi="Courier New" w:eastAsia="Courier New" w:cs="Courier New"/>
+          <w:color w:val="000000" w:themeColor="text1"/>
+          <w:sz w:val="20"/>
+          <w:highlight w:val="white"/>
+        </w:rPr>
+      </w:r>
+    </w:p>
+    <w:p>
+      <w:pPr>
+        <w:pStyle w:val="1_2077"/>
+        <w:pBdr/>
+        <w:spacing/>
+        <w:ind/>
+        <w:rPr>
+          <w:rFonts w:ascii="Courier New" w:hAnsi="Courier New" w:cs="Courier New"/>
+          <w:color w:val="000000" w:themeColor="text1"/>
+          <w:highlight w:val="none"/>
+        </w:rPr>
+      </w:pPr>
+      <w:r>
+        <w:rPr>
+          <w:rFonts w:ascii="Courier New" w:hAnsi="Courier New" w:eastAsia="Courier New" w:cs="Courier New"/>
+          <w:color w:val="000000" w:themeColor="text1"/>
+          <w:sz w:val="20"/>
+          <w:highlight w:val="white"/>
+        </w:rPr>
+        <w:t xml:space="preserve">}</w:t>
+      </w:r>
+      <w:r>
+        <w:rPr>
+          <w:rFonts w:ascii="Courier New" w:hAnsi="Courier New" w:cs="Courier New"/>
+          <w:color w:val="000000" w:themeColor="text1"/>
+          <w:highlight w:val="none"/>
+        </w:rPr>
+      </w:r>
+      <w:r>
+        <w:rPr>
+          <w:rFonts w:ascii="Courier New" w:hAnsi="Courier New" w:cs="Courier New"/>
+          <w:color w:val="000000" w:themeColor="text1"/>
+          <w:highlight w:val="none"/>
+        </w:rPr>
+      </w:r>
+    </w:p>
+    <w:p>
+      <w:pPr>
+        <w:pBdr/>
+        <w:spacing/>
+        <w:ind w:firstLine="0"/>
+        <w:rPr>
+          <w:highlight w:val="none"/>
+          <w:lang w:val="ru-RU"/>
+        </w:rPr>
+      </w:pPr>
+      <w:r>
+        <w:rPr>
+          <w:highlight w:val="none"/>
+          <w:lang w:val="ru-RU"/>
+        </w:rPr>
+      </w:r>
+      <w:r>
+        <w:rPr>
+          <w:highlight w:val="none"/>
+          <w:lang w:val="ru-RU"/>
+        </w:rPr>
+      </w:r>
+    </w:p>
+    <w:p>
+      <w:pPr>
+        <w:pBdr/>
+        <w:spacing/>
+        <w:ind/>
+        <w:rPr>
+          <w:highlight w:val="none"/>
+          <w:lang w:val="ru-RU"/>
+        </w:rPr>
+      </w:pPr>
+      <w:r>
+        <w:rPr>
+          <w:highlight w:val="none"/>
+          <w:lang w:val="ru-RU" w:bidi="ru-RU"/>
+        </w:rPr>
+        <w:t xml:space="preserve">В цикле </w:t>
+      </w:r>
+      <w:r>
+        <w:rPr>
+          <w:highlight w:val="none"/>
+          <w:lang w:val="en-US"/>
+        </w:rPr>
+        <w:t xml:space="preserve">s299 </w:t>
+      </w:r>
+      <w:r>
+        <w:rPr>
+          <w:highlight w:val="none"/>
+          <w:lang w:val="ru-RU"/>
+        </w:rPr>
+        <w:t xml:space="preserve">переменная </w:t>
+      </w:r>
+      <w:r>
+        <w:rPr>
+          <w:highlight w:val="none"/>
+          <w:lang w:val="en-US"/>
+        </w:rPr>
+        <w:t xml:space="preserve">im1</w:t>
+      </w:r>
+      <w:r>
+        <w:rPr>
+          <w:highlight w:val="none"/>
+          <w:lang w:val="ru-RU"/>
+        </w:rPr>
+        <w:t xml:space="preserve"> также, как и до этого, зависит от индукционной переменной, но не получает её предыдущее значение через фи-узел, как это было в циклах, рассматриваемых выше. Вместо этого, она зависит от индукционной переменной через последовательность различных инструкций. Для того, чтобы пасс мог распознавать такую зависимость было принято решение «раскручивать» последовательность инструкций для фи-узлов, предполагая, что в каком-то месте этой последовательности встретится сама индукционная переменная. Такая доработка позволила достаточно обобщить условие на все необходимые случаи, при этом не включая в него остальные случаи из тестового набора, которым подобная оптимизация не требуется.</w:t>
+      </w:r>
+      <w:r>
+        <w:rPr>
+          <w:highlight w:val="none"/>
+          <w:lang w:val="en-US"/>
+        </w:rPr>
+      </w:r>
+      <w:r>
+        <w:rPr>
+          <w:highlight w:val="none"/>
+          <w:lang w:val="ru-RU"/>
+        </w:rPr>
+      </w:r>
+      <w:r>
+        <w:rPr>
+          <w:highlight w:val="none"/>
+        </w:rPr>
+      </w:r>
+      <w:r>
+        <w:rPr>
+          <w:highlight w:val="none"/>
+        </w:rPr>
+      </w:r>
+      <w:r>
+        <w:rPr>
+          <w:highlight w:val="none"/>
+        </w:rPr>
+      </w:r>
+      <w:r>
+        <w:rPr>
+          <w:highlight w:val="none"/>
+          <w:lang w:val="ru-RU"/>
+        </w:rPr>
+      </w:r>
+    </w:p>
+    <w:p>
+      <w:pPr>
+        <w:pStyle w:val="713"/>
         <w:pBdr/>
         <w:spacing/>
         <w:ind/>
         <w:rPr/>
       </w:pPr>
       <w:r>
-        <w:t xml:space="preserve">Решение описанной выше проблемы сводится к простой идее: если векторизации цикла мешает значение переменной на первой итерации, значит нужно просто выполнить сначала первую итерацию цикла отдельно, а затем весь остальной цикл, то есть произвести пилинг (</w:t>
-      </w:r>
-      <w:r>
-        <w:rPr>
-          <w:lang w:val="en-US"/>
-        </w:rPr>
-        <w:t xml:space="preserve">peeling</w:t>
-      </w:r>
-      <w:r>
-        <w:t xml:space="preserve">) или отслаивание цикла на одну итерацию. Основную трудность составляет разработка условия, которое позволит разделить все циклы на 2 класса, в одном из которых все циклы, подобные тем, которые исследуются в рамках данной работы, а в другом все остальные циклы.</w:t>
+        <w:t xml:space="preserve">4. Разработка оптимизационного пасса</w:t>
       </w:r>
       <w:r/>
     </w:p>
     <w:p>
       <w:pPr>
-        <w:pStyle w:val="709"/>
+        <w:pBdr/>
+        <w:spacing/>
+        <w:ind/>
+        <w:rPr>
+          <w:highlight w:val="none"/>
+          <w:lang w:val="ru-RU"/>
+        </w:rPr>
+      </w:pPr>
+      <w:r>
+        <w:t xml:space="preserve">Точкой входа пасса является метод </w:t>
+      </w:r>
+      <w:r>
+        <w:rPr>
+          <w:lang w:val="en-US"/>
+        </w:rPr>
+        <w:t xml:space="preserve">run</w:t>
+      </w:r>
+      <w:r>
+        <w:rPr>
+          <w:lang w:val="ru-RU"/>
+        </w:rPr>
+        <w:t xml:space="preserve">, представленный в листинге 3.</w:t>
+      </w:r>
+      <w:r>
+        <w:rPr>
+          <w:highlight w:val="none"/>
+          <w:lang w:val="ru-RU"/>
+        </w:rPr>
+      </w:r>
+    </w:p>
+    <w:p>
+      <w:pPr>
+        <w:pBdr/>
+        <w:spacing/>
+        <w:ind w:firstLine="0"/>
+        <w:rPr>
+          <w:highlight w:val="none"/>
+          <w:lang w:val="ru-RU"/>
+        </w:rPr>
+      </w:pPr>
+      <w:r>
+        <w:rPr>
+          <w:highlight w:val="none"/>
+          <w:lang w:val="ru-RU" w:bidi="ru-RU"/>
+        </w:rPr>
+      </w:r>
+      <w:r>
+        <w:rPr>
+          <w:highlight w:val="none"/>
+          <w:lang w:val="ru-RU" w:bidi="ru-RU"/>
+        </w:rPr>
+      </w:r>
+      <w:r>
+        <w:rPr>
+          <w:highlight w:val="none"/>
+          <w:lang w:val="ru-RU"/>
+        </w:rPr>
+      </w:r>
+    </w:p>
+    <w:p>
+      <w:pPr>
+        <w:pBdr/>
+        <w:spacing/>
+        <w:ind w:firstLine="0"/>
+        <w:rPr>
+          <w:highlight w:val="none"/>
+          <w:lang w:val="ru-RU"/>
+        </w:rPr>
+      </w:pPr>
+      <w:r>
+        <w:rPr>
+          <w:highlight w:val="none"/>
+          <w:lang w:val="ru-RU" w:bidi="ru-RU"/>
+        </w:rPr>
+        <w:t xml:space="preserve">Листинг 3. </w:t>
+      </w:r>
+      <w:r>
+        <w:rPr>
+          <w:highlight w:val="none"/>
+          <w:lang w:val="ru-RU"/>
+        </w:rPr>
+        <w:t xml:space="preserve">Метод </w:t>
+      </w:r>
+      <w:r>
+        <w:rPr>
+          <w:highlight w:val="none"/>
+          <w:lang w:val="en-US"/>
+        </w:rPr>
+        <w:t xml:space="preserve">run </w:t>
+      </w:r>
+      <w:r>
+        <w:rPr>
+          <w:highlight w:val="none"/>
+          <w:lang w:val="ru-RU"/>
+        </w:rPr>
+        <w:t xml:space="preserve">пасса </w:t>
+      </w:r>
+      <w:r>
+        <w:rPr>
+          <w:highlight w:val="none"/>
+          <w:lang w:val="en-US"/>
+        </w:rPr>
+        <w:t xml:space="preserve">LoopPeelWithStatePass</w:t>
+      </w:r>
+      <w:r>
+        <w:rPr>
+          <w:highlight w:val="none"/>
+          <w:lang w:val="ru-RU"/>
+        </w:rPr>
+      </w:r>
+      <w:r>
+        <w:rPr>
+          <w:highlight w:val="none"/>
+          <w:lang w:val="ru-RU"/>
+        </w:rPr>
+      </w:r>
+    </w:p>
+    <w:p>
+      <w:pPr>
+        <w:pStyle w:val="1_2077"/>
+        <w:pBdr/>
+        <w:spacing/>
+        <w:ind/>
+        <w:rPr>
+          <w:highlight w:val="white"/>
+          <w14:ligatures w14:val="none"/>
+        </w:rPr>
+      </w:pPr>
+      <w:r>
+        <w:rPr>
+          <w:highlight w:val="white"/>
+        </w:rPr>
+        <w:t xml:space="preserve">PreservedAnalyses LoopPeelWithStatePass::run(Loop &amp;L, LoopAnalysisManager &amp;AM,</w:t>
+      </w:r>
+      <w:r>
+        <w:rPr>
+          <w:highlight w:val="white"/>
+          <w14:ligatures w14:val="none"/>
+        </w:rPr>
+      </w:r>
+      <w:r>
+        <w:rPr>
+          <w:highlight w:val="white"/>
+          <w14:ligatures w14:val="none"/>
+        </w:rPr>
+      </w:r>
+    </w:p>
+    <w:p>
+      <w:pPr>
+        <w:pStyle w:val="1_2077"/>
+        <w:pBdr/>
+        <w:spacing/>
+        <w:ind/>
+        <w:rPr>
+          <w:highlight w:val="white"/>
+          <w14:ligatures w14:val="none"/>
+        </w:rPr>
+      </w:pPr>
+      <w:r>
+        <w:rPr>
+          <w:highlight w:val="white"/>
+        </w:rPr>
+        <w:t xml:space="preserve">                                             LoopStandardAnalysisResults &amp;AR,</w:t>
+      </w:r>
+      <w:r>
+        <w:rPr>
+          <w:highlight w:val="white"/>
+          <w14:ligatures w14:val="none"/>
+        </w:rPr>
+      </w:r>
+      <w:r>
+        <w:rPr>
+          <w:highlight w:val="white"/>
+          <w14:ligatures w14:val="none"/>
+        </w:rPr>
+      </w:r>
+    </w:p>
+    <w:p>
+      <w:pPr>
+        <w:pStyle w:val="1_2077"/>
+        <w:pBdr/>
+        <w:spacing/>
+        <w:ind/>
+        <w:rPr>
+          <w:highlight w:val="white"/>
+          <w14:ligatures w14:val="none"/>
+        </w:rPr>
+      </w:pPr>
+      <w:r>
+        <w:rPr>
+          <w:highlight w:val="white"/>
+        </w:rPr>
+        <w:t xml:space="preserve">                                             LPMUpdater &amp;U) {</w:t>
+      </w:r>
+      <w:r>
+        <w:rPr>
+          <w:highlight w:val="white"/>
+          <w14:ligatures w14:val="none"/>
+        </w:rPr>
+      </w:r>
+      <w:r>
+        <w:rPr>
+          <w:highlight w:val="white"/>
+          <w14:ligatures w14:val="none"/>
+        </w:rPr>
+      </w:r>
+    </w:p>
+    <w:p>
+      <w:pPr>
+        <w:pStyle w:val="1_2077"/>
+        <w:pBdr/>
+        <w:spacing/>
+        <w:ind/>
+        <w:rPr>
+          <w:highlight w:val="white"/>
+          <w14:ligatures w14:val="none"/>
+        </w:rPr>
+      </w:pPr>
+      <w:r>
+        <w:rPr>
+          <w:highlight w:val="white"/>
+        </w:rPr>
+        <w:t xml:space="preserve">  if (!L.isLoopSimplifyForm() || !L.getExitingBlock())</w:t>
+      </w:r>
+      <w:r>
+        <w:rPr>
+          <w:highlight w:val="white"/>
+          <w14:ligatures w14:val="none"/>
+        </w:rPr>
+      </w:r>
+      <w:r>
+        <w:rPr>
+          <w:highlight w:val="white"/>
+          <w14:ligatures w14:val="none"/>
+        </w:rPr>
+      </w:r>
+    </w:p>
+    <w:p>
+      <w:pPr>
+        <w:pStyle w:val="1_2077"/>
+        <w:pBdr/>
+        <w:spacing/>
+        <w:ind/>
+        <w:rPr>
+          <w:highlight w:val="white"/>
+          <w14:ligatures w14:val="none"/>
+        </w:rPr>
+      </w:pPr>
+      <w:r>
+        <w:rPr>
+          <w:highlight w:val="white"/>
+        </w:rPr>
+        <w:t xml:space="preserve">    return PreservedAnalyses::all();</w:t>
+      </w:r>
+      <w:r>
+        <w:rPr>
+          <w:highlight w:val="white"/>
+          <w14:ligatures w14:val="none"/>
+        </w:rPr>
+      </w:r>
+      <w:r>
+        <w:rPr>
+          <w:highlight w:val="white"/>
+          <w14:ligatures w14:val="none"/>
+        </w:rPr>
+      </w:r>
+    </w:p>
+    <w:p>
+      <w:pPr>
+        <w:pStyle w:val="1_2077"/>
+        <w:pBdr/>
+        <w:spacing/>
+        <w:ind/>
+        <w:rPr>
+          <w:highlight w:val="white"/>
+          <w14:ligatures w14:val="none"/>
+        </w:rPr>
+      </w:pPr>
+      <w:r>
+        <w:rPr>
+          <w:highlight w:val="white"/>
+        </w:rPr>
+      </w:r>
+      <w:r>
+        <w:rPr>
+          <w:highlight w:val="white"/>
+          <w14:ligatures w14:val="none"/>
+        </w:rPr>
+      </w:r>
+      <w:r>
+        <w:rPr>
+          <w:highlight w:val="white"/>
+          <w14:ligatures w14:val="none"/>
+        </w:rPr>
+      </w:r>
+    </w:p>
+    <w:p>
+      <w:pPr>
+        <w:pStyle w:val="1_2077"/>
+        <w:pBdr/>
+        <w:spacing/>
+        <w:ind/>
+        <w:rPr>
+          <w:highlight w:val="white"/>
+          <w14:ligatures w14:val="none"/>
+        </w:rPr>
+      </w:pPr>
+      <w:r>
+        <w:rPr>
+          <w:highlight w:val="white"/>
+        </w:rPr>
+        <w:t xml:space="preserve">  if (!hasStateVariables(L))</w:t>
+      </w:r>
+      <w:r>
+        <w:rPr>
+          <w:highlight w:val="white"/>
+          <w14:ligatures w14:val="none"/>
+        </w:rPr>
+      </w:r>
+      <w:r>
+        <w:rPr>
+          <w:highlight w:val="white"/>
+          <w14:ligatures w14:val="none"/>
+        </w:rPr>
+      </w:r>
+    </w:p>
+    <w:p>
+      <w:pPr>
+        <w:pStyle w:val="1_2077"/>
+        <w:pBdr/>
+        <w:spacing/>
+        <w:ind/>
+        <w:rPr>
+          <w:highlight w:val="white"/>
+          <w14:ligatures w14:val="none"/>
+        </w:rPr>
+      </w:pPr>
+      <w:r>
+        <w:rPr>
+          <w:highlight w:val="white"/>
+        </w:rPr>
+        <w:t xml:space="preserve">    return PreservedAnalyses::all();</w:t>
+      </w:r>
+      <w:r>
+        <w:rPr>
+          <w:highlight w:val="white"/>
+          <w14:ligatures w14:val="none"/>
+        </w:rPr>
+      </w:r>
+      <w:r>
+        <w:rPr>
+          <w:highlight w:val="white"/>
+          <w14:ligatures w14:val="none"/>
+        </w:rPr>
+      </w:r>
+    </w:p>
+    <w:p>
+      <w:pPr>
+        <w:pStyle w:val="1_2077"/>
+        <w:pBdr/>
+        <w:spacing/>
+        <w:ind/>
+        <w:rPr>
+          <w:highlight w:val="white"/>
+          <w14:ligatures w14:val="none"/>
+        </w:rPr>
+      </w:pPr>
+      <w:r>
+        <w:rPr>
+          <w:highlight w:val="white"/>
+        </w:rPr>
+      </w:r>
+      <w:r>
+        <w:rPr>
+          <w:highlight w:val="white"/>
+          <w14:ligatures w14:val="none"/>
+        </w:rPr>
+      </w:r>
+      <w:r>
+        <w:rPr>
+          <w:highlight w:val="white"/>
+          <w14:ligatures w14:val="none"/>
+        </w:rPr>
+      </w:r>
+    </w:p>
+    <w:p>
+      <w:pPr>
+        <w:pStyle w:val="1_2077"/>
+        <w:pBdr/>
+        <w:spacing/>
+        <w:ind/>
+        <w:rPr>
+          <w:highlight w:val="white"/>
+          <w14:ligatures w14:val="none"/>
+        </w:rPr>
+      </w:pPr>
+      <w:r>
+        <w:rPr>
+          <w:highlight w:val="white"/>
+        </w:rPr>
+        <w:t xml:space="preserve">  ValueToValueMapTy VM;</w:t>
+      </w:r>
+      <w:r>
+        <w:rPr>
+          <w:highlight w:val="white"/>
+          <w14:ligatures w14:val="none"/>
+        </w:rPr>
+      </w:r>
+      <w:r>
+        <w:rPr>
+          <w:highlight w:val="white"/>
+          <w14:ligatures w14:val="none"/>
+        </w:rPr>
+      </w:r>
+    </w:p>
+    <w:p>
+      <w:pPr>
+        <w:pStyle w:val="1_2077"/>
+        <w:pBdr/>
+        <w:spacing/>
+        <w:ind/>
+        <w:rPr>
+          <w:highlight w:val="white"/>
+          <w14:ligatures w14:val="none"/>
+        </w:rPr>
+      </w:pPr>
+      <w:r>
+        <w:rPr>
+          <w:highlight w:val="white"/>
+        </w:rPr>
+        <w:t xml:space="preserve">  if (!peelLoop(&amp;L, 1, false, &amp;AR.LI, &amp;AR.SE, AR.DT, &amp;AR.AC, true, VM))</w:t>
+      </w:r>
+      <w:r>
+        <w:rPr>
+          <w:highlight w:val="white"/>
+          <w14:ligatures w14:val="none"/>
+        </w:rPr>
+      </w:r>
+      <w:r>
+        <w:rPr>
+          <w:highlight w:val="white"/>
+          <w14:ligatures w14:val="none"/>
+        </w:rPr>
+      </w:r>
+    </w:p>
+    <w:p>
+      <w:pPr>
+        <w:pStyle w:val="1_2077"/>
+        <w:pBdr/>
+        <w:spacing/>
+        <w:ind/>
+        <w:rPr>
+          <w:highlight w:val="white"/>
+          <w14:ligatures w14:val="none"/>
+        </w:rPr>
+      </w:pPr>
+      <w:r>
+        <w:rPr>
+          <w:highlight w:val="white"/>
+        </w:rPr>
+        <w:t xml:space="preserve">    return PreservedAnalyses::all();</w:t>
+      </w:r>
+      <w:r>
+        <w:rPr>
+          <w:highlight w:val="white"/>
+          <w14:ligatures w14:val="none"/>
+        </w:rPr>
+      </w:r>
+      <w:r>
+        <w:rPr>
+          <w:highlight w:val="white"/>
+          <w14:ligatures w14:val="none"/>
+        </w:rPr>
+      </w:r>
+    </w:p>
+    <w:p>
+      <w:pPr>
+        <w:pStyle w:val="1_2077"/>
+        <w:pBdr/>
+        <w:spacing/>
+        <w:ind/>
+        <w:rPr>
+          <w:highlight w:val="white"/>
+          <w14:ligatures w14:val="none"/>
+        </w:rPr>
+      </w:pPr>
+      <w:r>
+        <w:rPr>
+          <w:highlight w:val="white"/>
+        </w:rPr>
+      </w:r>
+      <w:r>
+        <w:rPr>
+          <w:highlight w:val="white"/>
+          <w14:ligatures w14:val="none"/>
+        </w:rPr>
+      </w:r>
+      <w:r>
+        <w:rPr>
+          <w:highlight w:val="white"/>
+          <w14:ligatures w14:val="none"/>
+        </w:rPr>
+      </w:r>
+    </w:p>
+    <w:p>
+      <w:pPr>
+        <w:pStyle w:val="1_2077"/>
+        <w:pBdr/>
+        <w:spacing/>
+        <w:ind/>
+        <w:rPr>
+          <w:highlight w:val="white"/>
+          <w14:ligatures w14:val="none"/>
+        </w:rPr>
+      </w:pPr>
+      <w:r>
+        <w:rPr>
+          <w:highlight w:val="white"/>
+        </w:rPr>
+        <w:t xml:space="preserve">  return PreservedAnalyses::none();</w:t>
+      </w:r>
+      <w:r>
+        <w:rPr>
+          <w:highlight w:val="white"/>
+          <w14:ligatures w14:val="none"/>
+        </w:rPr>
+      </w:r>
+      <w:r>
+        <w:rPr>
+          <w:highlight w:val="white"/>
+          <w14:ligatures w14:val="none"/>
+        </w:rPr>
+      </w:r>
+    </w:p>
+    <w:p>
+      <w:pPr>
+        <w:pStyle w:val="1_2077"/>
+        <w:pBdr/>
+        <w:spacing/>
+        <w:ind/>
+        <w:rPr>
+          <w:highlight w:val="none"/>
+          <w14:ligatures w14:val="none"/>
+        </w:rPr>
+      </w:pPr>
+      <w:r>
+        <w:rPr>
+          <w:highlight w:val="white"/>
+        </w:rPr>
+        <w:t xml:space="preserve">}</w:t>
+      </w:r>
+      <w:r>
+        <w:rPr>
+          <w:highlight w:val="none"/>
+          <w14:ligatures w14:val="none"/>
+        </w:rPr>
+      </w:r>
+      <w:r>
+        <w:rPr>
+          <w:highlight w:val="none"/>
+          <w14:ligatures w14:val="none"/>
+        </w:rPr>
+      </w:r>
+    </w:p>
+    <w:p>
+      <w:pPr>
+        <w:pBdr/>
+        <w:spacing/>
+        <w:ind w:firstLine="0"/>
+        <w:rPr>
+          <w:highlight w:val="none"/>
+          <w:lang w:val="ru-RU"/>
+        </w:rPr>
+      </w:pPr>
+      <w:r>
+        <w:rPr>
+          <w:highlight w:val="none"/>
+          <w:lang w:val="ru-RU" w:bidi="ru-RU"/>
+        </w:rPr>
+      </w:r>
+      <w:r>
+        <w:rPr>
+          <w:highlight w:val="none"/>
+          <w:lang w:val="ru-RU" w:bidi="ru-RU"/>
+        </w:rPr>
+      </w:r>
+      <w:r>
+        <w:rPr>
+          <w:highlight w:val="none"/>
+          <w:lang w:val="ru-RU"/>
+        </w:rPr>
+      </w:r>
+    </w:p>
+    <w:p>
+      <w:pPr>
+        <w:pBdr/>
+        <w:spacing/>
+        <w:ind/>
+        <w:rPr>
+          <w:highlight w:val="none"/>
+          <w:lang w:val="ru-RU"/>
+        </w:rPr>
+      </w:pPr>
+      <w:r>
+        <w:rPr>
+          <w:highlight w:val="none"/>
+          <w:lang w:val="ru-RU"/>
+        </w:rPr>
+      </w:r>
+      <w:r>
+        <w:rPr>
+          <w:highlight w:val="none"/>
+          <w:lang w:val="ru-RU"/>
+        </w:rPr>
+        <w:t xml:space="preserve">Первым делом пасс проверяет, что цикл находится в упрощённой форме и имеет выходной блок, то есть на является бесконечным циклом. Без соблюдения этих условий невозможен корректный пилинг цикла, поэтому такие циклы сразу отбрасываются. Далее расположена проверка наличия в цикле переменных состояния, по которым и происходит разделение циклов на 2 класса. Исходный код метода, выполняющего проверку представлен в листинге 4.</w:t>
+      </w:r>
+      <w:r>
+        <w:rPr>
+          <w:highlight w:val="none"/>
+          <w:lang w:val="ru-RU"/>
+        </w:rPr>
+      </w:r>
+    </w:p>
+    <w:p>
+      <w:pPr>
         <w:pBdr/>
         <w:spacing/>
         <w:ind/>
         <w:rPr/>
       </w:pPr>
       <w:r>
-        <w:t xml:space="preserve">4. Разработка оптимизационного пасса</w:t>
+        <w:rPr>
+          <w:highlight w:val="none"/>
+          <w:lang w:val="ru-RU"/>
+        </w:rPr>
+        <w:t xml:space="preserve">Метод </w:t>
+      </w:r>
+      <w:r>
+        <w:rPr>
+          <w:highlight w:val="none"/>
+          <w:lang w:val="en-US"/>
+        </w:rPr>
+        <w:t xml:space="preserve">hasStateVariables</w:t>
+      </w:r>
+      <w:r>
+        <w:rPr>
+          <w:highlight w:val="none"/>
+          <w:lang w:val="ru-RU"/>
+        </w:rPr>
+        <w:t xml:space="preserve"> проходится по всем фи-узлам цикла, меняющим своё состояние на каждой итерации, и проверяет, зависят ли эти переменные от индукционной переменной. Если хотя бы один такой фи-узел нашёлся, значит цикл подходит под условие. Проверка зависимости от индукционной переменной осуществляется при помощи метода </w:t>
+      </w:r>
+      <w:r>
+        <w:rPr>
+          <w:highlight w:val="none"/>
+          <w:lang w:val="ru-RU"/>
+        </w:rPr>
+        <w:t xml:space="preserve">isDerivedFromIndVar</w:t>
+      </w:r>
+      <w:r>
+        <w:rPr>
+          <w:highlight w:val="none"/>
+          <w:lang w:val="ru-RU"/>
+        </w:rPr>
+        <w:t xml:space="preserve"> с учётом всех условий, описанных выше.</w:t>
+      </w:r>
+      <w:r>
+        <w:rPr>
+          <w:highlight w:val="none"/>
+          <w:lang w:val="ru-RU"/>
+        </w:rPr>
       </w:r>
       <w:r/>
     </w:p>
@@ -884,71 +3365,1793 @@
         <w:ind/>
         <w:rPr/>
       </w:pPr>
-      <w:r>
-        <w:t xml:space="preserve">Здесь описывается устройство работы реализованного пасса.</w:t>
-      </w:r>
       <w:r/>
-    </w:p>
-    <w:p>
-      <w:pPr>
-        <w:pStyle w:val="709"/>
-        <w:pBdr/>
-        <w:spacing/>
-        <w:ind/>
-        <w:rPr/>
-      </w:pPr>
-      <w:r>
-        <w:t xml:space="preserve">5. </w:t>
-      </w:r>
-      <w:r>
-        <w:t xml:space="preserve">Экспериментальная проверка качества пасса</w:t>
-      </w:r>
-      <w:r/>
-    </w:p>
-    <w:p>
-      <w:pPr>
-        <w:pBdr/>
-        <w:spacing/>
-        <w:ind/>
-        <w:rPr/>
-      </w:pPr>
-      <w:r>
-        <w:t xml:space="preserve">Тут повторные эксперименты и </w:t>
-      </w:r>
-      <w:r>
-        <w:t xml:space="preserve">сравнение с предыдущими результатами.</w:t>
-      </w:r>
-      <w:r/>
-    </w:p>
-    <w:p>
-      <w:pPr>
-        <w:pStyle w:val="709"/>
-        <w:pBdr/>
-        <w:spacing/>
-        <w:ind/>
-        <w:rPr/>
-      </w:pPr>
-      <w:r>
-        <w:t xml:space="preserve">6</w:t>
-      </w:r>
-      <w:r>
-        <w:t xml:space="preserve">. Заключение</w:t>
-      </w:r>
-      <w:r/>
-    </w:p>
-    <w:p>
-      <w:pPr>
-        <w:pBdr/>
-        <w:spacing/>
-        <w:ind/>
-        <w:rPr/>
-      </w:pPr>
       <w:r/>
       <w:r/>
     </w:p>
     <w:p>
       <w:pPr>
         <w:pBdr/>
+        <w:spacing/>
+        <w:ind w:firstLine="0"/>
+        <w:rPr>
+          <w:highlight w:val="none"/>
+        </w:rPr>
+      </w:pPr>
+      <w:r/>
+      <w:r>
+        <w:rPr>
+          <w:highlight w:val="none"/>
+          <w:lang w:val="ru-RU" w:bidi="ru-RU"/>
+        </w:rPr>
+        <w:t xml:space="preserve">Листинг 4. </w:t>
+      </w:r>
+      <w:r>
+        <w:rPr>
+          <w:highlight w:val="none"/>
+          <w:lang w:val="ru-RU"/>
+        </w:rPr>
+        <w:t xml:space="preserve">Метод </w:t>
+      </w:r>
+      <w:r>
+        <w:rPr>
+          <w:highlight w:val="none"/>
+          <w:lang w:val="en-US"/>
+        </w:rPr>
+        <w:t xml:space="preserve">hasStateVariables</w:t>
+      </w:r>
+      <w:r>
+        <w:rPr>
+          <w:highlight w:val="none"/>
+          <w:lang w:val="en-US"/>
+        </w:rPr>
+        <w:t xml:space="preserve"> </w:t>
+      </w:r>
+      <w:r>
+        <w:rPr>
+          <w:highlight w:val="none"/>
+          <w:lang w:val="ru-RU"/>
+        </w:rPr>
+        <w:t xml:space="preserve">пасса </w:t>
+      </w:r>
+      <w:r>
+        <w:rPr>
+          <w:highlight w:val="none"/>
+          <w:lang w:val="en-US"/>
+        </w:rPr>
+        <w:t xml:space="preserve">LoopPeelWithStatePass</w:t>
+      </w:r>
+      <w:r/>
+      <w:r/>
+      <w:r/>
+      <w:r/>
+    </w:p>
+    <w:p>
+      <w:pPr>
+        <w:pStyle w:val="1_2077"/>
+        <w:pBdr/>
+        <w:spacing/>
+        <w:ind/>
+        <w:rPr>
+          <w:highlight w:val="white"/>
+        </w:rPr>
+      </w:pPr>
+      <w:r>
+        <w:rPr>
+          <w:highlight w:val="white"/>
+        </w:rPr>
+        <w:t xml:space="preserve">bool LoopPeelWithStatePass::hasStateVariables(Loop &amp;L) {</w:t>
+      </w:r>
+      <w:r>
+        <w:rPr>
+          <w:highlight w:val="white"/>
+        </w:rPr>
+      </w:r>
+      <w:r>
+        <w:rPr>
+          <w:highlight w:val="white"/>
+        </w:rPr>
+      </w:r>
+    </w:p>
+    <w:p>
+      <w:pPr>
+        <w:pStyle w:val="1_2077"/>
+        <w:pBdr/>
+        <w:spacing/>
+        <w:ind/>
+        <w:rPr>
+          <w:highlight w:val="white"/>
+        </w:rPr>
+      </w:pPr>
+      <w:r>
+        <w:rPr>
+          <w:highlight w:val="white"/>
+        </w:rPr>
+        <w:t xml:space="preserve">  BasicBlock *Header = L.getHeader();</w:t>
+      </w:r>
+      <w:r>
+        <w:rPr>
+          <w:highlight w:val="white"/>
+        </w:rPr>
+      </w:r>
+      <w:r>
+        <w:rPr>
+          <w:highlight w:val="white"/>
+        </w:rPr>
+      </w:r>
+    </w:p>
+    <w:p>
+      <w:pPr>
+        <w:pStyle w:val="1_2077"/>
+        <w:pBdr/>
+        <w:spacing/>
+        <w:ind/>
+        <w:rPr>
+          <w:highlight w:val="white"/>
+        </w:rPr>
+      </w:pPr>
+      <w:r>
+        <w:rPr>
+          <w:highlight w:val="white"/>
+        </w:rPr>
+        <w:t xml:space="preserve">  BasicBlock *Latch = L.getLoopLatch();</w:t>
+      </w:r>
+      <w:r>
+        <w:rPr>
+          <w:highlight w:val="white"/>
+        </w:rPr>
+      </w:r>
+      <w:r>
+        <w:rPr>
+          <w:highlight w:val="white"/>
+        </w:rPr>
+      </w:r>
+    </w:p>
+    <w:p>
+      <w:pPr>
+        <w:pStyle w:val="1_2077"/>
+        <w:pBdr/>
+        <w:spacing/>
+        <w:ind/>
+        <w:rPr>
+          <w:highlight w:val="white"/>
+        </w:rPr>
+      </w:pPr>
+      <w:r>
+        <w:rPr>
+          <w:highlight w:val="white"/>
+        </w:rPr>
+      </w:r>
+      <w:r>
+        <w:rPr>
+          <w:highlight w:val="white"/>
+        </w:rPr>
+      </w:r>
+      <w:r>
+        <w:rPr>
+          <w:highlight w:val="white"/>
+        </w:rPr>
+      </w:r>
+    </w:p>
+    <w:p>
+      <w:pPr>
+        <w:pStyle w:val="1_2077"/>
+        <w:pBdr/>
+        <w:spacing/>
+        <w:ind/>
+        <w:rPr>
+          <w:highlight w:val="white"/>
+        </w:rPr>
+      </w:pPr>
+      <w:r>
+        <w:rPr>
+          <w:highlight w:val="white"/>
+        </w:rPr>
+        <w:t xml:space="preserve">  Value *IndVar = L.getCanonicalInductionVariable();</w:t>
+      </w:r>
+      <w:r>
+        <w:rPr>
+          <w:highlight w:val="white"/>
+        </w:rPr>
+      </w:r>
+      <w:r>
+        <w:rPr>
+          <w:highlight w:val="white"/>
+        </w:rPr>
+      </w:r>
+    </w:p>
+    <w:p>
+      <w:pPr>
+        <w:pStyle w:val="1_2077"/>
+        <w:pBdr/>
+        <w:spacing/>
+        <w:ind/>
+        <w:rPr>
+          <w:highlight w:val="white"/>
+        </w:rPr>
+      </w:pPr>
+      <w:r>
+        <w:rPr>
+          <w:highlight w:val="white"/>
+        </w:rPr>
+      </w:r>
+      <w:r>
+        <w:rPr>
+          <w:highlight w:val="white"/>
+        </w:rPr>
+      </w:r>
+      <w:r>
+        <w:rPr>
+          <w:highlight w:val="white"/>
+        </w:rPr>
+      </w:r>
+    </w:p>
+    <w:p>
+      <w:pPr>
+        <w:pStyle w:val="1_2077"/>
+        <w:pBdr/>
+        <w:spacing/>
+        <w:ind/>
+        <w:rPr>
+          <w:highlight w:val="white"/>
+        </w:rPr>
+      </w:pPr>
+      <w:r>
+        <w:rPr>
+          <w:highlight w:val="white"/>
+        </w:rPr>
+        <w:t xml:space="preserve">  for (PHINode &amp;Phi : Header-&gt;phis()) {</w:t>
+      </w:r>
+      <w:r>
+        <w:rPr>
+          <w:highlight w:val="white"/>
+        </w:rPr>
+      </w:r>
+      <w:r>
+        <w:rPr>
+          <w:highlight w:val="white"/>
+        </w:rPr>
+      </w:r>
+    </w:p>
+    <w:p>
+      <w:pPr>
+        <w:pStyle w:val="1_2077"/>
+        <w:pBdr/>
+        <w:spacing/>
+        <w:ind/>
+        <w:rPr>
+          <w:highlight w:val="white"/>
+        </w:rPr>
+      </w:pPr>
+      <w:r>
+        <w:rPr>
+          <w:highlight w:val="white"/>
+        </w:rPr>
+        <w:t xml:space="preserve">    if (Phi.getBasicBlockIndex(Latch) &lt; 0)</w:t>
+      </w:r>
+      <w:r>
+        <w:rPr>
+          <w:highlight w:val="white"/>
+        </w:rPr>
+      </w:r>
+      <w:r>
+        <w:rPr>
+          <w:highlight w:val="white"/>
+        </w:rPr>
+      </w:r>
+    </w:p>
+    <w:p>
+      <w:pPr>
+        <w:pStyle w:val="1_2077"/>
+        <w:pBdr/>
+        <w:spacing/>
+        <w:ind/>
+        <w:rPr>
+          <w:highlight w:val="white"/>
+        </w:rPr>
+      </w:pPr>
+      <w:r>
+        <w:rPr>
+          <w:highlight w:val="white"/>
+        </w:rPr>
+        <w:t xml:space="preserve">      continue;</w:t>
+      </w:r>
+      <w:r>
+        <w:rPr>
+          <w:highlight w:val="white"/>
+        </w:rPr>
+      </w:r>
+      <w:r>
+        <w:rPr>
+          <w:highlight w:val="white"/>
+        </w:rPr>
+      </w:r>
+    </w:p>
+    <w:p>
+      <w:pPr>
+        <w:pStyle w:val="1_2077"/>
+        <w:pBdr/>
+        <w:spacing/>
+        <w:ind/>
+        <w:rPr>
+          <w:highlight w:val="white"/>
+        </w:rPr>
+      </w:pPr>
+      <w:r>
+        <w:rPr>
+          <w:highlight w:val="white"/>
+        </w:rPr>
+      </w:r>
+      <w:r>
+        <w:rPr>
+          <w:highlight w:val="white"/>
+        </w:rPr>
+      </w:r>
+      <w:r>
+        <w:rPr>
+          <w:highlight w:val="white"/>
+        </w:rPr>
+      </w:r>
+    </w:p>
+    <w:p>
+      <w:pPr>
+        <w:pStyle w:val="1_2077"/>
+        <w:pBdr/>
+        <w:spacing/>
+        <w:ind/>
+        <w:rPr>
+          <w:highlight w:val="white"/>
+        </w:rPr>
+      </w:pPr>
+      <w:r>
+        <w:rPr>
+          <w:highlight w:val="white"/>
+        </w:rPr>
+        <w:t xml:space="preserve">    Value *LatchValue = Phi.getIncomingValueForBlock(Latch);</w:t>
+      </w:r>
+      <w:r>
+        <w:rPr>
+          <w:highlight w:val="white"/>
+        </w:rPr>
+      </w:r>
+      <w:r>
+        <w:rPr>
+          <w:highlight w:val="white"/>
+        </w:rPr>
+      </w:r>
+    </w:p>
+    <w:p>
+      <w:pPr>
+        <w:pStyle w:val="1_2077"/>
+        <w:pBdr/>
+        <w:spacing/>
+        <w:ind/>
+        <w:rPr>
+          <w:highlight w:val="white"/>
+        </w:rPr>
+      </w:pPr>
+      <w:r>
+        <w:rPr>
+          <w:highlight w:val="white"/>
+        </w:rPr>
+      </w:r>
+      <w:r>
+        <w:rPr>
+          <w:highlight w:val="white"/>
+        </w:rPr>
+      </w:r>
+      <w:r>
+        <w:rPr>
+          <w:highlight w:val="white"/>
+        </w:rPr>
+      </w:r>
+    </w:p>
+    <w:p>
+      <w:pPr>
+        <w:pStyle w:val="1_2077"/>
+        <w:pBdr/>
+        <w:spacing/>
+        <w:ind/>
+        <w:rPr>
+          <w:highlight w:val="white"/>
+        </w:rPr>
+      </w:pPr>
+      <w:r>
+        <w:rPr>
+          <w:highlight w:val="white"/>
+        </w:rPr>
+        <w:t xml:space="preserve">    if (!(&amp;Phi == IndVar) &amp;&amp; isDerivedFromIndVar(LatchValue, L))</w:t>
+      </w:r>
+      <w:r>
+        <w:rPr>
+          <w:highlight w:val="white"/>
+        </w:rPr>
+      </w:r>
+      <w:r>
+        <w:rPr>
+          <w:highlight w:val="white"/>
+        </w:rPr>
+      </w:r>
+    </w:p>
+    <w:p>
+      <w:pPr>
+        <w:pStyle w:val="1_2077"/>
+        <w:pBdr/>
+        <w:spacing/>
+        <w:ind/>
+        <w:rPr>
+          <w:highlight w:val="white"/>
+        </w:rPr>
+      </w:pPr>
+      <w:r>
+        <w:rPr>
+          <w:highlight w:val="white"/>
+        </w:rPr>
+        <w:t xml:space="preserve">      return true;</w:t>
+      </w:r>
+      <w:r>
+        <w:rPr>
+          <w:highlight w:val="white"/>
+        </w:rPr>
+      </w:r>
+      <w:r>
+        <w:rPr>
+          <w:highlight w:val="white"/>
+        </w:rPr>
+      </w:r>
+    </w:p>
+    <w:p>
+      <w:pPr>
+        <w:pStyle w:val="1_2077"/>
+        <w:pBdr/>
+        <w:spacing/>
+        <w:ind/>
+        <w:rPr>
+          <w:highlight w:val="white"/>
+        </w:rPr>
+      </w:pPr>
+      <w:r>
+        <w:rPr>
+          <w:highlight w:val="white"/>
+        </w:rPr>
+        <w:t xml:space="preserve">  }</w:t>
+      </w:r>
+      <w:r>
+        <w:rPr>
+          <w:highlight w:val="white"/>
+        </w:rPr>
+      </w:r>
+      <w:r>
+        <w:rPr>
+          <w:highlight w:val="white"/>
+        </w:rPr>
+      </w:r>
+    </w:p>
+    <w:p>
+      <w:pPr>
+        <w:pStyle w:val="1_2077"/>
+        <w:pBdr/>
+        <w:spacing/>
+        <w:ind/>
+        <w:rPr>
+          <w:highlight w:val="white"/>
+        </w:rPr>
+      </w:pPr>
+      <w:r>
+        <w:rPr>
+          <w:highlight w:val="white"/>
+        </w:rPr>
+      </w:r>
+      <w:r>
+        <w:rPr>
+          <w:highlight w:val="white"/>
+        </w:rPr>
+      </w:r>
+      <w:r>
+        <w:rPr>
+          <w:highlight w:val="white"/>
+        </w:rPr>
+      </w:r>
+    </w:p>
+    <w:p>
+      <w:pPr>
+        <w:pStyle w:val="1_2077"/>
+        <w:pBdr/>
+        <w:spacing/>
+        <w:ind/>
+        <w:rPr>
+          <w:highlight w:val="white"/>
+        </w:rPr>
+      </w:pPr>
+      <w:r>
+        <w:rPr>
+          <w:highlight w:val="white"/>
+        </w:rPr>
+        <w:t xml:space="preserve">  return false;</w:t>
+      </w:r>
+      <w:r>
+        <w:rPr>
+          <w:highlight w:val="white"/>
+        </w:rPr>
+      </w:r>
+      <w:r>
+        <w:rPr>
+          <w:highlight w:val="white"/>
+        </w:rPr>
+      </w:r>
+    </w:p>
+    <w:p>
+      <w:pPr>
+        <w:pStyle w:val="1_2077"/>
+        <w:pBdr/>
+        <w:spacing/>
+        <w:ind/>
+        <w:rPr>
+          <w:highlight w:val="none"/>
+          <w14:ligatures w14:val="none"/>
+        </w:rPr>
+      </w:pPr>
+      <w:r>
+        <w:rPr>
+          <w:highlight w:val="white"/>
+        </w:rPr>
+        <w:t xml:space="preserve">}</w:t>
+      </w:r>
+      <w:r>
+        <w:rPr>
+          <w:highlight w:val="none"/>
+          <w14:ligatures w14:val="none"/>
+        </w:rPr>
+      </w:r>
+      <w:r>
+        <w:rPr>
+          <w:highlight w:val="none"/>
+          <w14:ligatures w14:val="none"/>
+        </w:rPr>
+      </w:r>
+    </w:p>
+    <w:p>
+      <w:pPr>
+        <w:pBdr/>
+        <w:spacing/>
+        <w:ind w:firstLine="0"/>
+        <w:rPr/>
+      </w:pPr>
+      <w:r/>
+      <w:r/>
+      <w:r/>
+    </w:p>
+    <w:p>
+      <w:pPr>
+        <w:pBdr/>
+        <w:spacing/>
+        <w:ind/>
+        <w:rPr>
+          <w:highlight w:val="none"/>
+          <w:lang w:val="ru-RU"/>
+        </w:rPr>
+      </w:pPr>
+      <w:r>
+        <w:rPr>
+          <w:highlight w:val="none"/>
+          <w:lang w:val="ru-RU"/>
+        </w:rPr>
+        <w:t xml:space="preserve">В листинге 5 представлен исходный код метода </w:t>
+      </w:r>
+      <w:r>
+        <w:rPr>
+          <w:highlight w:val="none"/>
+          <w:lang w:val="ru-RU"/>
+        </w:rPr>
+        <w:t xml:space="preserve">isDerivedFromIndVar</w:t>
+      </w:r>
+      <w:r>
+        <w:rPr>
+          <w:highlight w:val="none"/>
+          <w:lang w:val="ru-RU"/>
+        </w:rPr>
+        <w:t xml:space="preserve">. Первым делом данный метод проверяет, равно ли то значение, которое переменная состояния получает на входе в тело цикла индукционной переменной. Если значения равны, значит переменная состояния зависит от индукционной переменной напрямую, без последовательности инструкций. Это было изначальным условием. Далее условие дополнилось зависимостью через последовательность инструкций, как это видно дальше по коду листинга 5. В цикле происходит анализ последовательности, в которой потенциально может встретиться индукционная переменная, и если это случилось, значит переменная зависит от индукционной переменной, а если последовательность просто закончилась – значит зависимости нет. Сама индукционная переменная не проверяется, так как она всегда зависит от себя.</w:t>
+      </w:r>
+      <w:r>
+        <w:rPr>
+          <w:highlight w:val="none"/>
+          <w:lang w:val="ru-RU"/>
+        </w:rPr>
+      </w:r>
+    </w:p>
+    <w:p>
+      <w:pPr>
+        <w:pBdr/>
+        <w:spacing/>
+        <w:ind/>
+        <w:rPr>
+          <w:highlight w:val="none"/>
+          <w:lang w:val="ru-RU"/>
+        </w:rPr>
+      </w:pPr>
+      <w:r>
+        <w:rPr>
+          <w:highlight w:val="none"/>
+          <w:lang w:val="ru-RU" w:bidi="ru-RU"/>
+        </w:rPr>
+      </w:r>
+      <w:r>
+        <w:rPr>
+          <w:highlight w:val="none"/>
+          <w:lang w:val="ru-RU" w:bidi="ru-RU"/>
+        </w:rPr>
+      </w:r>
+      <w:r>
+        <w:rPr>
+          <w:highlight w:val="none"/>
+          <w:lang w:val="ru-RU"/>
+        </w:rPr>
+      </w:r>
+    </w:p>
+    <w:p>
+      <w:pPr>
+        <w:pBdr/>
+        <w:spacing/>
+        <w:ind w:firstLine="0"/>
+        <w:jc w:val="both"/>
+        <w:rPr>
+          <w:highlight w:val="none"/>
+          <w:lang w:val="ru-RU"/>
+        </w:rPr>
+      </w:pPr>
+      <w:r>
+        <w:rPr>
+          <w:highlight w:val="none"/>
+          <w:lang w:val="ru-RU" w:bidi="ru-RU"/>
+        </w:rPr>
+        <w:t xml:space="preserve">Листинг 5. </w:t>
+      </w:r>
+      <w:r>
+        <w:rPr>
+          <w:highlight w:val="none"/>
+          <w:lang w:val="ru-RU"/>
+        </w:rPr>
+        <w:t xml:space="preserve">Метод </w:t>
+      </w:r>
+      <w:r>
+        <w:rPr>
+          <w:highlight w:val="none"/>
+          <w:lang w:val="en-US"/>
+        </w:rPr>
+        <w:t xml:space="preserve">isDerivedFromIndVar</w:t>
+      </w:r>
+      <w:r>
+        <w:rPr>
+          <w:highlight w:val="none"/>
+          <w:lang w:val="en-US"/>
+        </w:rPr>
+        <w:t xml:space="preserve"> </w:t>
+      </w:r>
+      <w:r>
+        <w:rPr>
+          <w:highlight w:val="none"/>
+          <w:lang w:val="ru-RU"/>
+        </w:rPr>
+        <w:t xml:space="preserve">пасса </w:t>
+      </w:r>
+      <w:r>
+        <w:rPr>
+          <w:highlight w:val="none"/>
+          <w:lang w:val="en-US"/>
+        </w:rPr>
+        <w:t xml:space="preserve">LoopPeelWithStatePass</w:t>
+      </w:r>
+      <w:r>
+        <w:rPr>
+          <w:highlight w:val="none"/>
+          <w:lang w:val="ru-RU"/>
+        </w:rPr>
+      </w:r>
+      <w:r>
+        <w:rPr>
+          <w:highlight w:val="none"/>
+          <w:lang w:val="ru-RU"/>
+        </w:rPr>
+      </w:r>
+    </w:p>
+    <w:p>
+      <w:pPr>
+        <w:pStyle w:val="1_2077"/>
+        <w:pBdr/>
+        <w:spacing/>
+        <w:ind/>
+        <w:rPr>
+          <w:highlight w:val="white"/>
+        </w:rPr>
+      </w:pPr>
+      <w:r>
+        <w:rPr>
+          <w:highlight w:val="white"/>
+        </w:rPr>
+        <w:t xml:space="preserve">bool LoopPeelWithStatePass::isDerivedFromIndVar(Value *DerivedValue, Loop &amp;L) {</w:t>
+      </w:r>
+      <w:r>
+        <w:rPr>
+          <w:highlight w:val="white"/>
+        </w:rPr>
+      </w:r>
+      <w:r>
+        <w:rPr>
+          <w:highlight w:val="white"/>
+        </w:rPr>
+      </w:r>
+    </w:p>
+    <w:p>
+      <w:pPr>
+        <w:pStyle w:val="1_2077"/>
+        <w:pBdr/>
+        <w:spacing/>
+        <w:ind/>
+        <w:rPr>
+          <w:highlight w:val="white"/>
+        </w:rPr>
+      </w:pPr>
+      <w:r>
+        <w:rPr>
+          <w:highlight w:val="white"/>
+        </w:rPr>
+        <w:t xml:space="preserve">  Value *IndVar = L.getCanonicalInductionVariable();</w:t>
+      </w:r>
+      <w:r>
+        <w:rPr>
+          <w:highlight w:val="white"/>
+        </w:rPr>
+      </w:r>
+      <w:r>
+        <w:rPr>
+          <w:highlight w:val="white"/>
+        </w:rPr>
+      </w:r>
+    </w:p>
+    <w:p>
+      <w:pPr>
+        <w:pStyle w:val="1_2077"/>
+        <w:pBdr/>
+        <w:spacing/>
+        <w:ind/>
+        <w:rPr>
+          <w:highlight w:val="white"/>
+        </w:rPr>
+      </w:pPr>
+      <w:r>
+        <w:rPr>
+          <w:highlight w:val="white"/>
+        </w:rPr>
+        <w:t xml:space="preserve">  if (!IndVar || !DerivedValue)</w:t>
+      </w:r>
+      <w:r>
+        <w:rPr>
+          <w:highlight w:val="white"/>
+        </w:rPr>
+      </w:r>
+      <w:r>
+        <w:rPr>
+          <w:highlight w:val="white"/>
+        </w:rPr>
+      </w:r>
+    </w:p>
+    <w:p>
+      <w:pPr>
+        <w:pStyle w:val="1_2077"/>
+        <w:pBdr/>
+        <w:spacing/>
+        <w:ind/>
+        <w:rPr>
+          <w:highlight w:val="white"/>
+        </w:rPr>
+      </w:pPr>
+      <w:r>
+        <w:rPr>
+          <w:highlight w:val="white"/>
+        </w:rPr>
+        <w:t xml:space="preserve">    return false;</w:t>
+      </w:r>
+      <w:r>
+        <w:rPr>
+          <w:highlight w:val="white"/>
+        </w:rPr>
+      </w:r>
+      <w:r>
+        <w:rPr>
+          <w:highlight w:val="white"/>
+        </w:rPr>
+      </w:r>
+    </w:p>
+    <w:p>
+      <w:pPr>
+        <w:pStyle w:val="1_2077"/>
+        <w:pBdr/>
+        <w:spacing/>
+        <w:ind/>
+        <w:rPr>
+          <w:highlight w:val="white"/>
+        </w:rPr>
+      </w:pPr>
+      <w:r>
+        <w:rPr>
+          <w:highlight w:val="white"/>
+        </w:rPr>
+      </w:r>
+      <w:r>
+        <w:rPr>
+          <w:highlight w:val="white"/>
+        </w:rPr>
+      </w:r>
+      <w:r>
+        <w:rPr>
+          <w:highlight w:val="white"/>
+        </w:rPr>
+      </w:r>
+    </w:p>
+    <w:p>
+      <w:pPr>
+        <w:pStyle w:val="1_2077"/>
+        <w:pBdr/>
+        <w:spacing/>
+        <w:ind/>
+        <w:rPr>
+          <w:highlight w:val="white"/>
+        </w:rPr>
+      </w:pPr>
+      <w:r>
+        <w:rPr>
+          <w:highlight w:val="white"/>
+        </w:rPr>
+        <w:t xml:space="preserve">  if (DerivedValue == IndVar)</w:t>
+      </w:r>
+      <w:r>
+        <w:rPr>
+          <w:highlight w:val="white"/>
+        </w:rPr>
+      </w:r>
+      <w:r>
+        <w:rPr>
+          <w:highlight w:val="white"/>
+        </w:rPr>
+      </w:r>
+    </w:p>
+    <w:p>
+      <w:pPr>
+        <w:pStyle w:val="1_2077"/>
+        <w:pBdr/>
+        <w:spacing/>
+        <w:ind/>
+        <w:rPr>
+          <w:highlight w:val="white"/>
+        </w:rPr>
+      </w:pPr>
+      <w:r>
+        <w:rPr>
+          <w:highlight w:val="white"/>
+        </w:rPr>
+        <w:t xml:space="preserve">    return true;</w:t>
+      </w:r>
+      <w:r>
+        <w:rPr>
+          <w:highlight w:val="white"/>
+        </w:rPr>
+      </w:r>
+      <w:r>
+        <w:rPr>
+          <w:highlight w:val="white"/>
+        </w:rPr>
+      </w:r>
+    </w:p>
+    <w:p>
+      <w:pPr>
+        <w:pStyle w:val="1_2077"/>
+        <w:pBdr/>
+        <w:spacing/>
+        <w:ind/>
+        <w:rPr>
+          <w:highlight w:val="white"/>
+        </w:rPr>
+      </w:pPr>
+      <w:r>
+        <w:rPr>
+          <w:highlight w:val="white"/>
+        </w:rPr>
+      </w:r>
+      <w:r>
+        <w:rPr>
+          <w:highlight w:val="white"/>
+        </w:rPr>
+      </w:r>
+      <w:r>
+        <w:rPr>
+          <w:highlight w:val="white"/>
+        </w:rPr>
+      </w:r>
+    </w:p>
+    <w:p>
+      <w:pPr>
+        <w:pStyle w:val="1_2077"/>
+        <w:pBdr/>
+        <w:spacing/>
+        <w:ind/>
+        <w:rPr>
+          <w:highlight w:val="white"/>
+        </w:rPr>
+      </w:pPr>
+      <w:r>
+        <w:rPr>
+          <w:highlight w:val="white"/>
+        </w:rPr>
+        <w:t xml:space="preserve">  Value *V = DerivedValue;</w:t>
+      </w:r>
+      <w:r>
+        <w:rPr>
+          <w:highlight w:val="white"/>
+        </w:rPr>
+      </w:r>
+      <w:r>
+        <w:rPr>
+          <w:highlight w:val="white"/>
+        </w:rPr>
+      </w:r>
+    </w:p>
+    <w:p>
+      <w:pPr>
+        <w:pStyle w:val="1_2077"/>
+        <w:pBdr/>
+        <w:spacing/>
+        <w:ind/>
+        <w:rPr>
+          <w:highlight w:val="white"/>
+        </w:rPr>
+      </w:pPr>
+      <w:r>
+        <w:rPr>
+          <w:highlight w:val="white"/>
+        </w:rPr>
+        <w:t xml:space="preserve">  while (auto *CI = dyn_cast&lt;Instruction&gt;(V)) {</w:t>
+      </w:r>
+      <w:r>
+        <w:rPr>
+          <w:highlight w:val="white"/>
+        </w:rPr>
+      </w:r>
+      <w:r>
+        <w:rPr>
+          <w:highlight w:val="white"/>
+        </w:rPr>
+      </w:r>
+    </w:p>
+    <w:p>
+      <w:pPr>
+        <w:pStyle w:val="1_2077"/>
+        <w:pBdr/>
+        <w:spacing/>
+        <w:ind/>
+        <w:rPr>
+          <w:highlight w:val="white"/>
+        </w:rPr>
+      </w:pPr>
+      <w:r>
+        <w:rPr>
+          <w:highlight w:val="white"/>
+        </w:rPr>
+        <w:t xml:space="preserve">    V = CI-&gt;getOperand(0);</w:t>
+      </w:r>
+      <w:r>
+        <w:rPr>
+          <w:highlight w:val="white"/>
+        </w:rPr>
+      </w:r>
+      <w:r>
+        <w:rPr>
+          <w:highlight w:val="white"/>
+        </w:rPr>
+      </w:r>
+    </w:p>
+    <w:p>
+      <w:pPr>
+        <w:pStyle w:val="1_2077"/>
+        <w:pBdr/>
+        <w:spacing/>
+        <w:ind/>
+        <w:rPr>
+          <w:highlight w:val="white"/>
+        </w:rPr>
+      </w:pPr>
+      <w:r>
+        <w:rPr>
+          <w:highlight w:val="white"/>
+        </w:rPr>
+        <w:t xml:space="preserve">    if (!V)</w:t>
+      </w:r>
+      <w:r>
+        <w:rPr>
+          <w:highlight w:val="white"/>
+        </w:rPr>
+      </w:r>
+      <w:r>
+        <w:rPr>
+          <w:highlight w:val="white"/>
+        </w:rPr>
+      </w:r>
+    </w:p>
+    <w:p>
+      <w:pPr>
+        <w:pStyle w:val="1_2077"/>
+        <w:pBdr/>
+        <w:spacing/>
+        <w:ind/>
+        <w:rPr>
+          <w:highlight w:val="white"/>
+        </w:rPr>
+      </w:pPr>
+      <w:r>
+        <w:rPr>
+          <w:highlight w:val="white"/>
+        </w:rPr>
+        <w:t xml:space="preserve">      return false;</w:t>
+      </w:r>
+      <w:r>
+        <w:rPr>
+          <w:highlight w:val="white"/>
+        </w:rPr>
+      </w:r>
+      <w:r>
+        <w:rPr>
+          <w:highlight w:val="white"/>
+        </w:rPr>
+      </w:r>
+    </w:p>
+    <w:p>
+      <w:pPr>
+        <w:pStyle w:val="1_2077"/>
+        <w:pBdr/>
+        <w:spacing/>
+        <w:ind/>
+        <w:rPr>
+          <w:highlight w:val="white"/>
+        </w:rPr>
+      </w:pPr>
+      <w:r>
+        <w:rPr>
+          <w:highlight w:val="white"/>
+        </w:rPr>
+        <w:t xml:space="preserve">    if (V == IndVar)</w:t>
+      </w:r>
+      <w:r>
+        <w:rPr>
+          <w:highlight w:val="white"/>
+        </w:rPr>
+      </w:r>
+      <w:r>
+        <w:rPr>
+          <w:highlight w:val="white"/>
+        </w:rPr>
+      </w:r>
+    </w:p>
+    <w:p>
+      <w:pPr>
+        <w:pStyle w:val="1_2077"/>
+        <w:pBdr/>
+        <w:spacing/>
+        <w:ind/>
+        <w:rPr>
+          <w:highlight w:val="white"/>
+        </w:rPr>
+      </w:pPr>
+      <w:r>
+        <w:rPr>
+          <w:highlight w:val="white"/>
+        </w:rPr>
+        <w:t xml:space="preserve">      return true;</w:t>
+      </w:r>
+      <w:r>
+        <w:rPr>
+          <w:highlight w:val="white"/>
+        </w:rPr>
+      </w:r>
+      <w:r>
+        <w:rPr>
+          <w:highlight w:val="white"/>
+        </w:rPr>
+      </w:r>
+    </w:p>
+    <w:p>
+      <w:pPr>
+        <w:pStyle w:val="1_2077"/>
+        <w:pBdr/>
+        <w:spacing/>
+        <w:ind/>
+        <w:rPr>
+          <w:highlight w:val="white"/>
+        </w:rPr>
+      </w:pPr>
+      <w:r>
+        <w:rPr>
+          <w:highlight w:val="white"/>
+        </w:rPr>
+        <w:t xml:space="preserve">  }</w:t>
+      </w:r>
+      <w:r>
+        <w:rPr>
+          <w:highlight w:val="white"/>
+        </w:rPr>
+      </w:r>
+      <w:r>
+        <w:rPr>
+          <w:highlight w:val="white"/>
+        </w:rPr>
+      </w:r>
+    </w:p>
+    <w:p>
+      <w:pPr>
+        <w:pStyle w:val="1_2077"/>
+        <w:pBdr/>
+        <w:spacing/>
+        <w:ind/>
+        <w:rPr>
+          <w:highlight w:val="white"/>
+        </w:rPr>
+      </w:pPr>
+      <w:r>
+        <w:rPr>
+          <w:highlight w:val="white"/>
+        </w:rPr>
+      </w:r>
+      <w:r>
+        <w:rPr>
+          <w:highlight w:val="white"/>
+        </w:rPr>
+      </w:r>
+      <w:r>
+        <w:rPr>
+          <w:highlight w:val="white"/>
+        </w:rPr>
+      </w:r>
+    </w:p>
+    <w:p>
+      <w:pPr>
+        <w:pStyle w:val="1_2077"/>
+        <w:pBdr/>
+        <w:spacing/>
+        <w:ind/>
+        <w:rPr>
+          <w:highlight w:val="white"/>
+        </w:rPr>
+      </w:pPr>
+      <w:r>
+        <w:rPr>
+          <w:highlight w:val="white"/>
+        </w:rPr>
+        <w:t xml:space="preserve">  return false;</w:t>
+      </w:r>
+      <w:r>
+        <w:rPr>
+          <w:highlight w:val="white"/>
+        </w:rPr>
+      </w:r>
+      <w:r>
+        <w:rPr>
+          <w:highlight w:val="white"/>
+        </w:rPr>
+      </w:r>
+    </w:p>
+    <w:p>
+      <w:pPr>
+        <w:pStyle w:val="1_2077"/>
+        <w:pBdr/>
+        <w:spacing/>
+        <w:ind/>
+        <w:rPr>
+          <w:highlight w:val="none"/>
+          <w14:ligatures w14:val="none"/>
+        </w:rPr>
+      </w:pPr>
+      <w:r>
+        <w:rPr>
+          <w:highlight w:val="white"/>
+        </w:rPr>
+        <w:t xml:space="preserve">}</w:t>
+      </w:r>
+      <w:r>
+        <w:rPr>
+          <w:highlight w:val="none"/>
+          <w14:ligatures w14:val="none"/>
+        </w:rPr>
+      </w:r>
+      <w:r>
+        <w:rPr>
+          <w:highlight w:val="none"/>
+          <w14:ligatures w14:val="none"/>
+        </w:rPr>
+      </w:r>
+    </w:p>
+    <w:p>
+      <w:pPr>
+        <w:pBdr/>
+        <w:spacing/>
+        <w:ind w:firstLine="0"/>
+        <w:rPr/>
+      </w:pPr>
+      <w:r/>
+      <w:r/>
+      <w:r/>
+    </w:p>
+    <w:p>
+      <w:pPr>
+        <w:pBdr/>
+        <w:spacing/>
+        <w:ind/>
+        <w:rPr>
+          <w:highlight w:val="none"/>
+          <w:lang w:val="ru-RU"/>
+        </w:rPr>
+      </w:pPr>
+      <w:r>
+        <w:rPr>
+          <w:highlight w:val="none"/>
+          <w:lang w:val="ru-RU"/>
+        </w:rPr>
+        <w:t xml:space="preserve">Реализованный пасс был оформлен в виде плагина, который автоматически встраивается в пайлпайн </w:t>
+      </w:r>
+      <w:r>
+        <w:rPr>
+          <w:highlight w:val="none"/>
+          <w:lang w:val="en-US"/>
+        </w:rPr>
+        <w:t xml:space="preserve">LLVM </w:t>
+      </w:r>
+      <w:r>
+        <w:rPr>
+          <w:highlight w:val="none"/>
+          <w:lang w:val="ru-RU"/>
+        </w:rPr>
+        <w:t xml:space="preserve">перед пассом </w:t>
+      </w:r>
+      <w:r>
+        <w:rPr>
+          <w:highlight w:val="none"/>
+          <w:lang w:val="en-US"/>
+        </w:rPr>
+        <w:t xml:space="preserve">LoopVectorizePass</w:t>
+      </w:r>
+      <w:r>
+        <w:rPr>
+          <w:highlight w:val="none"/>
+          <w:lang w:val="ru-RU"/>
+        </w:rPr>
+        <w:t xml:space="preserve">. Исходный код точки входа пасса для </w:t>
+      </w:r>
+      <w:r>
+        <w:rPr>
+          <w:highlight w:val="none"/>
+          <w:lang w:val="en-US"/>
+        </w:rPr>
+        <w:t xml:space="preserve">PassBuilder </w:t>
+      </w:r>
+      <w:r>
+        <w:rPr>
+          <w:highlight w:val="none"/>
+          <w:lang w:val="ru-RU"/>
+        </w:rPr>
+        <w:t xml:space="preserve">представлен в листинге 6.</w:t>
+      </w:r>
+      <w:r>
+        <w:rPr>
+          <w:highlight w:val="none"/>
+          <w:lang w:val="ru-RU"/>
+        </w:rPr>
+      </w:r>
+    </w:p>
+    <w:p>
+      <w:pPr>
+        <w:pBdr/>
+        <w:spacing/>
+        <w:ind/>
+        <w:rPr>
+          <w:highlight w:val="none"/>
+          <w:lang w:val="ru-RU"/>
+        </w:rPr>
+      </w:pPr>
+      <w:r>
+        <w:rPr>
+          <w:highlight w:val="none"/>
+          <w:lang w:val="ru-RU" w:bidi="ru-RU"/>
+        </w:rPr>
+      </w:r>
+      <w:r>
+        <w:rPr>
+          <w:highlight w:val="none"/>
+          <w:lang w:val="ru-RU" w:bidi="ru-RU"/>
+        </w:rPr>
+      </w:r>
+      <w:r>
+        <w:rPr>
+          <w:highlight w:val="none"/>
+          <w:lang w:val="ru-RU"/>
+        </w:rPr>
+      </w:r>
+    </w:p>
+    <w:p>
+      <w:pPr>
+        <w:pBdr/>
+        <w:spacing/>
+        <w:ind w:firstLine="0"/>
+        <w:rPr>
+          <w:highlight w:val="none"/>
+          <w:lang w:val="ru-RU"/>
+        </w:rPr>
+      </w:pPr>
+      <w:r>
+        <w:rPr>
+          <w:highlight w:val="none"/>
+          <w:lang w:val="ru-RU" w:bidi="ru-RU"/>
+        </w:rPr>
+        <w:t xml:space="preserve">Листинг 6. </w:t>
+      </w:r>
+      <w:r>
+        <w:rPr>
+          <w:highlight w:val="none"/>
+          <w:lang w:val="ru-RU"/>
+        </w:rPr>
+        <w:t xml:space="preserve">Точка входа пасса для </w:t>
+      </w:r>
+      <w:r>
+        <w:rPr>
+          <w:highlight w:val="none"/>
+          <w:lang w:val="en-US"/>
+        </w:rPr>
+        <w:t xml:space="preserve">PassBuilder</w:t>
+      </w:r>
+      <w:r>
+        <w:rPr>
+          <w:highlight w:val="none"/>
+          <w:lang w:val="ru-RU"/>
+        </w:rPr>
+      </w:r>
+    </w:p>
+    <w:p>
+      <w:pPr>
+        <w:pStyle w:val="1_2077"/>
+        <w:pBdr/>
+        <w:spacing/>
+        <w:ind/>
+        <w:rPr/>
+      </w:pPr>
+      <w:r>
+        <w:rPr>
+          <w:highlight w:val="none"/>
+          <w:lang w:val="ru-RU" w:bidi="ru-RU"/>
+        </w:rPr>
+        <w:t xml:space="preserve">PassPluginLibraryInfo getLoopPeelWithStatePluginInfo() {</w:t>
+      </w:r>
+      <w:r/>
+    </w:p>
+    <w:p>
+      <w:pPr>
+        <w:pStyle w:val="1_2077"/>
+        <w:pBdr/>
+        <w:spacing/>
+        <w:ind/>
+        <w:rPr/>
+      </w:pPr>
+      <w:r>
+        <w:rPr>
+          <w:highlight w:val="none"/>
+          <w:lang w:val="ru-RU" w:bidi="ru-RU"/>
+        </w:rPr>
+        <w:t xml:space="preserve">  return {</w:t>
+      </w:r>
+      <w:r/>
+    </w:p>
+    <w:p>
+      <w:pPr>
+        <w:pStyle w:val="1_2077"/>
+        <w:pBdr/>
+        <w:spacing/>
+        <w:ind/>
+        <w:rPr/>
+      </w:pPr>
+      <w:r>
+        <w:rPr>
+          <w:highlight w:val="none"/>
+          <w:lang w:val="ru-RU" w:bidi="ru-RU"/>
+        </w:rPr>
+        <w:t xml:space="preserve">      LLVM_PLUGIN_API_VERSION, "LoopPeelWithState", LLVM_VERSION_STRING,</w:t>
+      </w:r>
+      <w:r/>
+    </w:p>
+    <w:p>
+      <w:pPr>
+        <w:pStyle w:val="1_2077"/>
+        <w:pBdr/>
+        <w:spacing/>
+        <w:ind/>
+        <w:rPr/>
+      </w:pPr>
+      <w:r>
+        <w:rPr>
+          <w:highlight w:val="none"/>
+          <w:lang w:val="ru-RU" w:bidi="ru-RU"/>
+        </w:rPr>
+        <w:t xml:space="preserve">      [](PassBuilder &amp;PB) {</w:t>
+      </w:r>
+      <w:r/>
+    </w:p>
+    <w:p>
+      <w:pPr>
+        <w:pStyle w:val="1_2077"/>
+        <w:pBdr/>
+        <w:spacing/>
+        <w:ind/>
+        <w:rPr/>
+      </w:pPr>
+      <w:r>
+        <w:rPr>
+          <w:highlight w:val="none"/>
+          <w:lang w:val="ru-RU" w:bidi="ru-RU"/>
+        </w:rPr>
+        <w:t xml:space="preserve">        PB.registerVectorizerStartEPCallback([](llvm::FunctionPassManager &amp;PM,</w:t>
+      </w:r>
+      <w:r/>
+    </w:p>
+    <w:p>
+      <w:pPr>
+        <w:pStyle w:val="1_2077"/>
+        <w:pBdr/>
+        <w:spacing/>
+        <w:ind/>
+        <w:rPr/>
+      </w:pPr>
+      <w:r>
+        <w:rPr>
+          <w:highlight w:val="none"/>
+          <w:lang w:val="ru-RU" w:bidi="ru-RU"/>
+        </w:rPr>
+        <w:t xml:space="preserve">                                                OptimizationLevel Level) {</w:t>
+      </w:r>
+      <w:r/>
+    </w:p>
+    <w:p>
+      <w:pPr>
+        <w:pStyle w:val="1_2077"/>
+        <w:pBdr/>
+        <w:spacing/>
+        <w:ind/>
+        <w:rPr/>
+      </w:pPr>
+      <w:r>
+        <w:rPr>
+          <w:highlight w:val="none"/>
+          <w:lang w:val="ru-RU" w:bidi="ru-RU"/>
+        </w:rPr>
+        <w:t xml:space="preserve">          PM.addPass(createFunctionToLoopPassAdaptor(LoopPeelWithStatePass()));</w:t>
+      </w:r>
+      <w:r/>
+    </w:p>
+    <w:p>
+      <w:pPr>
+        <w:pStyle w:val="1_2077"/>
+        <w:pBdr/>
+        <w:spacing/>
+        <w:ind/>
+        <w:rPr/>
+      </w:pPr>
+      <w:r>
+        <w:rPr>
+          <w:highlight w:val="none"/>
+          <w:lang w:val="ru-RU" w:bidi="ru-RU"/>
+        </w:rPr>
+        <w:t xml:space="preserve">        });</w:t>
+      </w:r>
+      <w:r/>
+    </w:p>
+    <w:p>
+      <w:pPr>
+        <w:pStyle w:val="1_2077"/>
+        <w:pBdr/>
+        <w:spacing/>
+        <w:ind/>
+        <w:rPr/>
+      </w:pPr>
+      <w:r>
+        <w:rPr>
+          <w:highlight w:val="none"/>
+          <w:lang w:val="ru-RU" w:bidi="ru-RU"/>
+        </w:rPr>
+        <w:t xml:space="preserve">        PB.registerPipelineParsingCallback(</w:t>
+      </w:r>
+      <w:r/>
+    </w:p>
+    <w:p>
+      <w:pPr>
+        <w:pStyle w:val="1_2077"/>
+        <w:pBdr/>
+        <w:spacing/>
+        <w:ind/>
+        <w:rPr/>
+      </w:pPr>
+      <w:r>
+        <w:rPr>
+          <w:highlight w:val="none"/>
+          <w:lang w:val="ru-RU" w:bidi="ru-RU"/>
+        </w:rPr>
+        <w:t xml:space="preserve">            [](StringRef Name, FunctionPassManager &amp;FPM,</w:t>
+      </w:r>
+      <w:r/>
+    </w:p>
+    <w:p>
+      <w:pPr>
+        <w:pStyle w:val="1_2077"/>
+        <w:pBdr/>
+        <w:spacing/>
+        <w:ind/>
+        <w:rPr/>
+      </w:pPr>
+      <w:r>
+        <w:rPr>
+          <w:highlight w:val="none"/>
+          <w:lang w:val="ru-RU" w:bidi="ru-RU"/>
+        </w:rPr>
+        <w:t xml:space="preserve">               ArrayRef&lt;PassBuilder::PipelineElement&gt;) {</w:t>
+      </w:r>
+      <w:r/>
+    </w:p>
+    <w:p>
+      <w:pPr>
+        <w:pStyle w:val="1_2077"/>
+        <w:pBdr/>
+        <w:spacing/>
+        <w:ind/>
+        <w:rPr/>
+      </w:pPr>
+      <w:r>
+        <w:rPr>
+          <w:highlight w:val="none"/>
+          <w:lang w:val="ru-RU" w:bidi="ru-RU"/>
+        </w:rPr>
+        <w:t xml:space="preserve">              if (Name == "loop-peel-with-state") {</w:t>
+      </w:r>
+      <w:r/>
+    </w:p>
+    <w:p>
+      <w:pPr>
+        <w:pStyle w:val="1_2077"/>
+        <w:pBdr/>
+        <w:spacing/>
+        <w:ind/>
+        <w:rPr/>
+      </w:pPr>
+      <w:r>
+        <w:rPr>
+          <w:highlight w:val="none"/>
+          <w:lang w:val="ru-RU" w:bidi="ru-RU"/>
+        </w:rPr>
+        <w:t xml:space="preserve">                FPM.addPass(</w:t>
+      </w:r>
+      <w:r/>
+    </w:p>
+    <w:p>
+      <w:pPr>
+        <w:pStyle w:val="1_2077"/>
+        <w:pBdr/>
+        <w:spacing/>
+        <w:ind/>
+        <w:rPr/>
+      </w:pPr>
+      <w:r>
+        <w:rPr>
+          <w:highlight w:val="none"/>
+          <w:lang w:val="ru-RU" w:bidi="ru-RU"/>
+        </w:rPr>
+        <w:t xml:space="preserve">                    createFunctionToLoopPassAdaptor(LoopPeelWithStatePass()));</w:t>
+      </w:r>
+      <w:r/>
+    </w:p>
+    <w:p>
+      <w:pPr>
+        <w:pStyle w:val="1_2077"/>
+        <w:pBdr/>
+        <w:spacing/>
+        <w:ind/>
+        <w:rPr/>
+      </w:pPr>
+      <w:r>
+        <w:rPr>
+          <w:highlight w:val="none"/>
+          <w:lang w:val="ru-RU" w:bidi="ru-RU"/>
+        </w:rPr>
+        <w:t xml:space="preserve">                return true;</w:t>
+      </w:r>
+      <w:r/>
+    </w:p>
+    <w:p>
+      <w:pPr>
+        <w:pStyle w:val="1_2077"/>
+        <w:pBdr/>
+        <w:spacing/>
+        <w:ind/>
+        <w:rPr/>
+      </w:pPr>
+      <w:r>
+        <w:rPr>
+          <w:highlight w:val="none"/>
+          <w:lang w:val="ru-RU" w:bidi="ru-RU"/>
+        </w:rPr>
+        <w:t xml:space="preserve">              }</w:t>
+      </w:r>
+      <w:r/>
+    </w:p>
+    <w:p>
+      <w:pPr>
+        <w:pStyle w:val="1_2077"/>
+        <w:pBdr/>
+        <w:spacing/>
+        <w:ind/>
+        <w:rPr/>
+      </w:pPr>
+      <w:r>
+        <w:rPr>
+          <w:highlight w:val="none"/>
+          <w:lang w:val="ru-RU" w:bidi="ru-RU"/>
+        </w:rPr>
+        <w:t xml:space="preserve">              return false;</w:t>
+      </w:r>
+      <w:r/>
+    </w:p>
+    <w:p>
+      <w:pPr>
+        <w:pStyle w:val="1_2077"/>
+        <w:pBdr/>
+        <w:spacing/>
+        <w:ind/>
+        <w:rPr/>
+      </w:pPr>
+      <w:r>
+        <w:rPr>
+          <w:highlight w:val="none"/>
+          <w:lang w:val="ru-RU" w:bidi="ru-RU"/>
+        </w:rPr>
+        <w:t xml:space="preserve">            });</w:t>
+      </w:r>
+      <w:r/>
+    </w:p>
+    <w:p>
+      <w:pPr>
+        <w:pStyle w:val="1_2077"/>
+        <w:pBdr/>
+        <w:spacing/>
+        <w:ind/>
+        <w:rPr/>
+      </w:pPr>
+      <w:r>
+        <w:rPr>
+          <w:highlight w:val="none"/>
+          <w:lang w:val="ru-RU" w:bidi="ru-RU"/>
+        </w:rPr>
+        <w:t xml:space="preserve">      }};</w:t>
+      </w:r>
+      <w:r/>
+    </w:p>
+    <w:p>
+      <w:pPr>
+        <w:pStyle w:val="1_2077"/>
+        <w:pBdr/>
+        <w:spacing/>
+        <w:ind/>
+        <w:rPr>
+          <w:highlight w:val="none"/>
+          <w:lang w:val="ru-RU"/>
+        </w:rPr>
+      </w:pPr>
+      <w:r>
+        <w:rPr>
+          <w:highlight w:val="none"/>
+          <w:lang w:val="ru-RU" w:bidi="ru-RU"/>
+        </w:rPr>
+        <w:t xml:space="preserve">}</w:t>
+      </w:r>
+      <w:r/>
+      <w:r>
+        <w:rPr>
+          <w:highlight w:val="none"/>
+          <w:lang w:val="ru-RU" w:bidi="ru-RU"/>
+        </w:rPr>
+      </w:r>
+      <w:r>
+        <w:rPr>
+          <w:highlight w:val="none"/>
+          <w:lang w:val="ru-RU" w:bidi="ru-RU"/>
+        </w:rPr>
+      </w:r>
+      <w:r>
+        <w:rPr>
+          <w:highlight w:val="none"/>
+          <w:lang w:val="ru-RU"/>
+        </w:rPr>
+      </w:r>
+    </w:p>
+    <w:p>
+      <w:pPr>
+        <w:pBdr/>
+        <w:spacing/>
+        <w:ind w:firstLine="0"/>
+        <w:rPr/>
+      </w:pPr>
+      <w:r>
+        <w:rPr>
+          <w:highlight w:val="none"/>
+          <w:lang w:val="ru-RU"/>
+        </w:rPr>
+      </w:r>
+      <w:r>
+        <w:rPr>
+          <w:highlight w:val="none"/>
+          <w:lang w:val="ru-RU"/>
+        </w:rPr>
+      </w:r>
+    </w:p>
+    <w:p>
+      <w:pPr>
+        <w:pStyle w:val="713"/>
+        <w:pBdr/>
+        <w:spacing/>
+        <w:ind/>
+        <w:rPr/>
+      </w:pPr>
+      <w:r>
+        <w:t xml:space="preserve">5. </w:t>
+      </w:r>
+      <w:r>
+        <w:t xml:space="preserve">Экспериментальная проверка качества пасса</w:t>
+      </w:r>
+      <w:r/>
+    </w:p>
+    <w:p>
+      <w:pPr>
+        <w:pBdr/>
+        <w:spacing/>
+        <w:ind/>
+        <w:rPr/>
+      </w:pPr>
+      <w:r>
+        <w:t xml:space="preserve">Тут повторные эксперименты и </w:t>
+      </w:r>
+      <w:r>
+        <w:t xml:space="preserve">сравнение с предыдущими результатами.</w:t>
+      </w:r>
+      <w:r/>
+    </w:p>
+    <w:p>
+      <w:pPr>
+        <w:pStyle w:val="713"/>
+        <w:pBdr/>
+        <w:spacing/>
+        <w:ind/>
+        <w:rPr/>
+      </w:pPr>
+      <w:r>
+        <w:t xml:space="preserve">6</w:t>
+      </w:r>
+      <w:r>
+        <w:t xml:space="preserve">. Заключение</w:t>
+      </w:r>
+      <w:r/>
+    </w:p>
+    <w:p>
+      <w:pPr>
+        <w:pBdr/>
+        <w:spacing/>
+        <w:ind/>
+        <w:rPr/>
+      </w:pPr>
+      <w:r/>
+      <w:r/>
+    </w:p>
+    <w:p>
+      <w:pPr>
+        <w:pBdr/>
         <w:spacing w:after="160" w:line="259" w:lineRule="auto"/>
         <w:ind w:firstLine="0"/>
         <w:jc w:val="left"/>
@@ -961,7 +5164,7 @@
     </w:p>
     <w:p>
       <w:pPr>
-        <w:pStyle w:val="709"/>
+        <w:pStyle w:val="713"/>
         <w:pBdr/>
         <w:spacing/>
         <w:ind/>
@@ -984,7 +5187,7 @@
     </w:p>
     <w:p>
       <w:pPr>
-        <w:pStyle w:val="913"/>
+        <w:pStyle w:val="917"/>
         <w:numPr>
           <w:ilvl w:val="0"/>
           <w:numId w:val="1"/>
@@ -1025,10 +5228,15 @@
           <w:lang w:val="en-US"/>
         </w:rPr>
       </w:r>
+      <w:r>
+        <w:rPr>
+          <w:lang w:val="en-US"/>
+        </w:rPr>
+      </w:r>
     </w:p>
     <w:p>
       <w:pPr>
-        <w:pStyle w:val="913"/>
+        <w:pStyle w:val="917"/>
         <w:numPr>
           <w:ilvl w:val="0"/>
           <w:numId w:val="1"/>
@@ -1060,7 +5268,7 @@
     </w:p>
     <w:p>
       <w:pPr>
-        <w:pStyle w:val="913"/>
+        <w:pStyle w:val="917"/>
         <w:numPr>
           <w:ilvl w:val="0"/>
           <w:numId w:val="1"/>
@@ -1141,10 +5349,15 @@
           <w:lang w:val="en-US"/>
         </w:rPr>
       </w:r>
+      <w:r>
+        <w:rPr>
+          <w:lang w:val="en-US"/>
+        </w:rPr>
+      </w:r>
     </w:p>
     <w:p>
       <w:pPr>
-        <w:pStyle w:val="913"/>
+        <w:pStyle w:val="917"/>
         <w:numPr>
           <w:ilvl w:val="0"/>
           <w:numId w:val="1"/>
@@ -1231,10 +5444,15 @@
           <w:lang w:val="en-US"/>
         </w:rPr>
       </w:r>
+      <w:r>
+        <w:rPr>
+          <w:lang w:val="en-US"/>
+        </w:rPr>
+      </w:r>
     </w:p>
     <w:p>
       <w:pPr>
-        <w:pStyle w:val="913"/>
+        <w:pStyle w:val="917"/>
         <w:numPr>
           <w:ilvl w:val="0"/>
           <w:numId w:val="1"/>
@@ -1279,99 +5497,144 @@
         <w:rPr>
           <w:lang w:val="en-US"/>
         </w:rPr>
+        <w:t xml:space="preserve">Материалы Всероссийской научно-практической конференции, 24 апреля </w:t>
       </w:r>
       <w:r>
         <w:rPr>
           <w:lang w:val="en-US"/>
         </w:rPr>
-        <w:t xml:space="preserve">Материалы Всероссийской научно-практической конференции, 24 апреля </w:t>
+        <w:t xml:space="preserve">2025 г. / Сибирский государственный университет телекоммуникаций и </w:t>
       </w:r>
       <w:r>
         <w:rPr>
           <w:lang w:val="en-US"/>
         </w:rPr>
+        <w:t xml:space="preserve">информатики ; под редакцией И. О. Орлова, В. И. Ефановой, – Новосибирск</w:t>
       </w:r>
       <w:r>
         <w:rPr>
           <w:lang w:val="en-US"/>
         </w:rPr>
+        <w:t xml:space="preserve">: СибГУТИ, 2025. – Текст: электронный. – 2025. – 436 с. ISBN 978-5-91434-</w:t>
       </w:r>
       <w:r>
         <w:rPr>
           <w:lang w:val="en-US"/>
         </w:rPr>
-        <w:t xml:space="preserve">2025 г. / Сибирский государственный университет телекоммуникаций и </w:t>
+        <w:t xml:space="preserve">125-8 </w:t>
+      </w:r>
+      <w:r>
+        <w:rPr>
+          <w:lang w:val="ru-RU"/>
+        </w:rPr>
+        <w:t xml:space="preserve">С. 111</w:t>
       </w:r>
       <w:r>
         <w:rPr>
           <w:lang w:val="en-US"/>
         </w:rPr>
-      </w:r>
-      <w:r>
-        <w:rPr>
-          <w:lang w:val="en-US"/>
-        </w:rPr>
-        <w:t xml:space="preserve">информатики ; под редакцией И. О. Орлова, В. И. Ефановой, – Новосибирск</w:t>
-      </w:r>
-      <w:r>
-        <w:rPr>
-          <w:lang w:val="en-US"/>
-        </w:rPr>
-      </w:r>
-      <w:r>
-        <w:rPr>
-          <w:lang w:val="en-US"/>
-        </w:rPr>
-        <w:t xml:space="preserve">: СибГУТИ, 2025. – Текст: электронный. – 2025. – 436 с. ISBN 978-5-91434-</w:t>
-      </w:r>
-      <w:r>
-        <w:rPr>
-          <w:lang w:val="en-US"/>
-        </w:rPr>
-        <w:t xml:space="preserve">125-8 </w:t>
+        <w:t xml:space="preserve">–</w:t>
       </w:r>
       <w:r>
         <w:rPr>
           <w:lang w:val="ru-RU"/>
         </w:rPr>
-        <w:t xml:space="preserve">С. 111</w:t>
-      </w:r>
-      <w:r>
-        <w:rPr>
-          <w:lang w:val="en-US"/>
-        </w:rPr>
-        <w:t xml:space="preserve">–</w:t>
+        <w:t xml:space="preserve">116.</w:t>
       </w:r>
       <w:r/>
-      <w:r>
-        <w:rPr>
-          <w:lang w:val="ru-RU"/>
-        </w:rPr>
-        <w:t xml:space="preserve">116.</w:t>
-      </w:r>
-      <w:r/>
-      <w:r>
-        <w:rPr>
-          <w:lang w:val="en-US"/>
-        </w:rPr>
-      </w:r>
     </w:p>
     <w:p>
       <w:pPr>
-        <w:pBdr/>
-        <w:spacing/>
-        <w:ind w:firstLine="0"/>
-        <w:rPr>
+        <w:pStyle w:val="917"/>
+        <w:numPr>
+          <w:ilvl w:val="0"/>
+          <w:numId w:val="1"/>
+        </w:numPr>
+        <w:pBdr/>
+        <w:spacing/>
+        <w:ind/>
+        <w:rPr>
+          <w:highlight w:val="none"/>
           <w:lang w:val="en-US"/>
         </w:rPr>
       </w:pPr>
       <w:r>
         <w:rPr>
+          <w:highlight w:val="none"/>
           <w:lang w:val="en-US"/>
         </w:rPr>
-      </w:r>
-      <w:r>
-        <w:rPr>
+        <w:t xml:space="preserve">LLVM Project [</w:t>
+      </w:r>
+      <w:r>
+        <w:rPr>
+          <w:highlight w:val="none"/>
+          <w:lang w:val="ru-RU"/>
+        </w:rPr>
+        <w:t xml:space="preserve">Электронный ресурс</w:t>
+      </w:r>
+      <w:r>
+        <w:rPr>
+          <w:highlight w:val="none"/>
+          <w:lang w:val="en-US"/>
+        </w:rPr>
+        <w:t xml:space="preserve">]</w:t>
+      </w:r>
+      <w:r>
+        <w:rPr>
+          <w:highlight w:val="none"/>
+          <w:lang w:val="ru-RU"/>
+        </w:rPr>
+        <w:t xml:space="preserve">. </w:t>
+      </w:r>
+      <w:r>
+        <w:rPr>
+          <w:highlight w:val="none"/>
+          <w:lang w:val="en-US"/>
+        </w:rPr>
+        <w:t xml:space="preserve">URL: </w:t>
+      </w:r>
+      <w:r/>
+      <w:r>
+        <w:rPr>
+          <w:highlight w:val="none"/>
+          <w:lang w:val="en-US"/>
+        </w:rPr>
+      </w:r>
+      <w:r>
+        <w:rPr>
+          <w:rFonts w:ascii="Courier New" w:hAnsi="Courier New" w:eastAsia="Courier New" w:cs="Courier New"/>
+          <w:highlight w:val="none"/>
+          <w:lang w:val="en-US"/>
+        </w:rPr>
+        <w:t xml:space="preserve">https://github.com/llvm/llvm-project</w:t>
+      </w:r>
+      <w:r>
+        <w:rPr>
+          <w:highlight w:val="none"/>
+          <w:lang w:val="ru-RU"/>
+        </w:rPr>
+      </w:r>
+      <w:r>
+        <w:rPr>
+          <w:lang w:val="en-US"/>
+        </w:rPr>
+        <w:t xml:space="preserve"> (</w:t>
+      </w:r>
+      <w:r>
+        <w:rPr>
+          <w:lang w:val="ru-RU"/>
+        </w:rPr>
+        <w:t xml:space="preserve">дата обращения 10.11.2025</w:t>
+      </w:r>
+      <w:r>
+        <w:rPr>
+          <w:lang w:val="en-US"/>
+        </w:rPr>
+        <w:t xml:space="preserve">)</w:t>
+      </w:r>
+      <w:r>
+        <w:rPr>
+          <w:highlight w:val="none"/>
           <w:lang w:val="en-US"/>
         </w:rPr>
       </w:r>
@@ -1380,6 +5643,31 @@
       <w:pPr>
         <w:pBdr/>
         <w:spacing/>
+        <w:ind w:firstLine="0"/>
+        <w:rPr>
+          <w:lang w:val="en-US"/>
+        </w:rPr>
+      </w:pPr>
+      <w:r>
+        <w:rPr>
+          <w:lang w:val="en-US"/>
+        </w:rPr>
+      </w:r>
+      <w:r>
+        <w:rPr>
+          <w:lang w:val="en-US"/>
+        </w:rPr>
+      </w:r>
+      <w:r>
+        <w:rPr>
+          <w:lang w:val="en-US"/>
+        </w:rPr>
+      </w:r>
+    </w:p>
+    <w:p>
+      <w:pPr>
+        <w:pBdr/>
+        <w:spacing/>
         <w:ind/>
         <w:rPr>
           <w:b/>
@@ -1392,6 +5680,12 @@
           <w:bCs/>
         </w:rPr>
         <w:t xml:space="preserve">Кулик Павел Евгеньевич</w:t>
+      </w:r>
+      <w:r>
+        <w:rPr>
+          <w:b/>
+          <w:bCs/>
+        </w:rPr>
       </w:r>
       <w:r>
         <w:rPr>
@@ -1487,6 +5781,12 @@
           <w:bCs/>
         </w:rPr>
       </w:r>
+      <w:r>
+        <w:rPr>
+          <w:b/>
+          <w:bCs/>
+        </w:rPr>
+      </w:r>
     </w:p>
     <w:p>
       <w:pPr>
@@ -1526,6 +5826,11 @@
           <w:lang w:val="en-US"/>
         </w:rPr>
       </w:r>
+      <w:r>
+        <w:rPr>
+          <w:lang w:val="en-US"/>
+        </w:rPr>
+      </w:r>
     </w:p>
     <w:p>
       <w:pPr>
@@ -1536,6 +5841,11 @@
           <w:lang w:val="en-US"/>
         </w:rPr>
       </w:pPr>
+      <w:r>
+        <w:rPr>
+          <w:lang w:val="en-US"/>
+        </w:rPr>
+      </w:r>
       <w:r>
         <w:rPr>
           <w:lang w:val="en-US"/>
@@ -1589,52 +5899,71 @@
           <w:lang w:val="en-US"/>
         </w:rPr>
       </w:r>
-    </w:p>
-    <w:p>
-      <w:pPr>
-        <w:pBdr/>
-        <w:spacing/>
-        <w:ind/>
-        <w:rPr>
-          <w:lang w:val="en-US"/>
-        </w:rPr>
-      </w:pPr>
-      <w:r>
-        <w:rPr>
-          <w:lang w:val="en-US"/>
-        </w:rPr>
-      </w:r>
-      <w:r>
-        <w:rPr>
-          <w:lang w:val="en-US"/>
-        </w:rPr>
-      </w:r>
-    </w:p>
-    <w:p>
-      <w:pPr>
-        <w:pBdr/>
-        <w:spacing/>
-        <w:ind/>
+      <w:r>
         <w:rPr>
           <w:b/>
           <w:bCs/>
           <w:lang w:val="en-US"/>
         </w:rPr>
-      </w:pPr>
-      <w:r>
+      </w:r>
+    </w:p>
+    <w:p>
+      <w:pPr>
+        <w:pBdr/>
+        <w:spacing/>
+        <w:ind/>
+        <w:rPr>
+          <w:lang w:val="en-US"/>
+        </w:rPr>
+      </w:pPr>
+      <w:r>
+        <w:rPr>
+          <w:lang w:val="en-US"/>
+        </w:rPr>
+      </w:r>
+      <w:r>
+        <w:rPr>
+          <w:lang w:val="en-US"/>
+        </w:rPr>
+      </w:r>
+      <w:r>
+        <w:rPr>
+          <w:lang w:val="en-US"/>
+        </w:rPr>
+      </w:r>
+    </w:p>
+    <w:p>
+      <w:pPr>
+        <w:pBdr/>
+        <w:spacing/>
+        <w:ind/>
         <w:rPr>
           <w:b/>
           <w:bCs/>
           <w:lang w:val="en-US"/>
         </w:rPr>
-        <w:t xml:space="preserve">Expanding the capabilities of the clang vectorizer by implementing an optimization pass</w:t>
-      </w:r>
+      </w:pPr>
       <w:r>
         <w:rPr>
           <w:b/>
           <w:bCs/>
           <w:lang w:val="en-US"/>
         </w:rPr>
+        <w:t xml:space="preserve">Expanding the capabilities of the clang vectorizer by implementing an optimization pass</w:t>
+      </w:r>
+      <w:r>
+        <w:rPr>
+          <w:b/>
+          <w:bCs/>
+          <w:lang w:val="en-US"/>
+        </w:rPr>
+      </w:r>
+      <w:r>
+        <w:rPr>
+          <w:b/>
+          <w:bCs/>
+          <w:lang w:val="en-US"/>
+        </w:rPr>
       </w:r>
     </w:p>
     <w:p>
@@ -1656,6 +5985,11 @@
           <w:lang w:val="en-US"/>
         </w:rPr>
       </w:r>
+      <w:r>
+        <w:rPr>
+          <w:lang w:val="en-US"/>
+        </w:rPr>
+      </w:r>
     </w:p>
     <w:p>
       <w:pPr>
@@ -1695,6 +6029,11 @@
           <w:lang w:val="en-US"/>
         </w:rPr>
       </w:r>
+      <w:r>
+        <w:rPr>
+          <w:lang w:val="en-US"/>
+        </w:rPr>
+      </w:r>
     </w:p>
     <w:p>
       <w:pPr>
@@ -1715,6 +6054,11 @@
           <w:lang w:val="en-US"/>
         </w:rPr>
       </w:r>
+      <w:r>
+        <w:rPr>
+          <w:lang w:val="en-US"/>
+        </w:rPr>
+      </w:r>
     </w:p>
     <w:p>
       <w:pPr>
@@ -1749,6 +6093,11 @@
           <w:lang w:val="en-US"/>
         </w:rPr>
       </w:r>
+      <w:r>
+        <w:rPr>
+          <w:lang w:val="en-US"/>
+        </w:rPr>
+      </w:r>
     </w:p>
     <w:p>
       <w:pPr>
@@ -1759,6 +6108,11 @@
           <w:lang w:val="en-US"/>
         </w:rPr>
       </w:pPr>
+      <w:r>
+        <w:rPr>
+          <w:lang w:val="en-US"/>
+        </w:rPr>
+      </w:r>
       <w:r>
         <w:rPr>
           <w:lang w:val="en-US"/>
@@ -2730,9 +7084,9 @@
     <w:lsdException w:name="Bibliography" w:uiPriority="37"/>
     <w:lsdException w:name="TOC Heading" w:uiPriority="39" w:qFormat="1"/>
   </w:latentStyles>
-  <w:style w:type="character" w:styleId="198">
+  <w:style w:type="character" w:styleId="711">
     <w:name w:val="Placeholder Text"/>
-    <w:basedOn w:val="718"/>
+    <w:basedOn w:val="722"/>
     <w:uiPriority w:val="99"/>
     <w:semiHidden/>
     <w:pPr>
@@ -2744,7 +7098,7 @@
       <w:color w:val="666666"/>
     </w:rPr>
   </w:style>
-  <w:style w:type="paragraph" w:styleId="708" w:default="1">
+  <w:style w:type="paragraph" w:styleId="712" w:default="1">
     <w:name w:val="Normal"/>
     <w:qFormat/>
     <w:pPr>
@@ -2760,10 +7114,10 @@
       <w14:ligatures w14:val="none"/>
     </w:rPr>
   </w:style>
-  <w:style w:type="paragraph" w:styleId="709">
+  <w:style w:type="paragraph" w:styleId="713">
     <w:name w:val="Heading 1"/>
-    <w:next w:val="708"/>
-    <w:link w:val="883"/>
+    <w:next w:val="712"/>
+    <w:link w:val="887"/>
     <w:uiPriority w:val="9"/>
     <w:qFormat/>
     <w:pPr>
@@ -2780,11 +7134,11 @@
       <w14:ligatures w14:val="none"/>
     </w:rPr>
   </w:style>
-  <w:style w:type="paragraph" w:styleId="710">
+  <w:style w:type="paragraph" w:styleId="714">
     <w:name w:val="Heading 2"/>
-    <w:basedOn w:val="708"/>
-    <w:next w:val="708"/>
-    <w:link w:val="884"/>
+    <w:basedOn w:val="712"/>
+    <w:next w:val="712"/>
+    <w:link w:val="888"/>
     <w:uiPriority w:val="9"/>
     <w:unhideWhenUsed/>
     <w:qFormat/>
@@ -2799,11 +7153,11 @@
       <w:bCs/>
     </w:rPr>
   </w:style>
-  <w:style w:type="paragraph" w:styleId="711">
+  <w:style w:type="paragraph" w:styleId="715">
     <w:name w:val="Heading 3"/>
-    <w:basedOn w:val="708"/>
-    <w:next w:val="708"/>
-    <w:link w:val="885"/>
+    <w:basedOn w:val="712"/>
+    <w:next w:val="712"/>
+    <w:link w:val="889"/>
     <w:uiPriority w:val="9"/>
     <w:semiHidden/>
     <w:unhideWhenUsed/>
@@ -2823,11 +7177,11 @@
       <w:szCs w:val="28"/>
     </w:rPr>
   </w:style>
-  <w:style w:type="paragraph" w:styleId="712">
+  <w:style w:type="paragraph" w:styleId="716">
     <w:name w:val="Heading 4"/>
-    <w:basedOn w:val="708"/>
-    <w:next w:val="708"/>
-    <w:link w:val="886"/>
+    <w:basedOn w:val="712"/>
+    <w:next w:val="712"/>
+    <w:link w:val="890"/>
     <w:uiPriority w:val="9"/>
     <w:semiHidden/>
     <w:unhideWhenUsed/>
@@ -2847,11 +7201,11 @@
       <w:color w:val="2f5496" w:themeColor="accent1" w:themeShade="BF"/>
     </w:rPr>
   </w:style>
-  <w:style w:type="paragraph" w:styleId="713">
+  <w:style w:type="paragraph" w:styleId="717">
     <w:name w:val="Heading 5"/>
-    <w:basedOn w:val="708"/>
-    <w:next w:val="708"/>
-    <w:link w:val="887"/>
+    <w:basedOn w:val="712"/>
+    <w:next w:val="712"/>
+    <w:link w:val="891"/>
     <w:uiPriority w:val="9"/>
     <w:semiHidden/>
     <w:unhideWhenUsed/>
@@ -2869,11 +7223,11 @@
       <w:color w:val="2f5496" w:themeColor="accent1" w:themeShade="BF"/>
     </w:rPr>
   </w:style>
-  <w:style w:type="paragraph" w:styleId="714">
+  <w:style w:type="paragraph" w:styleId="718">
     <w:name w:val="Heading 6"/>
-    <w:basedOn w:val="708"/>
-    <w:next w:val="708"/>
-    <w:link w:val="888"/>
+    <w:basedOn w:val="712"/>
+    <w:next w:val="712"/>
+    <w:link w:val="892"/>
     <w:uiPriority w:val="9"/>
     <w:semiHidden/>
     <w:unhideWhenUsed/>
@@ -2893,11 +7247,11 @@
       <w:color w:val="595959" w:themeColor="text1" w:themeTint="A6"/>
     </w:rPr>
   </w:style>
-  <w:style w:type="paragraph" w:styleId="715">
+  <w:style w:type="paragraph" w:styleId="719">
     <w:name w:val="Heading 7"/>
-    <w:basedOn w:val="708"/>
-    <w:next w:val="708"/>
-    <w:link w:val="889"/>
+    <w:basedOn w:val="712"/>
+    <w:next w:val="712"/>
+    <w:link w:val="893"/>
     <w:uiPriority w:val="9"/>
     <w:semiHidden/>
     <w:unhideWhenUsed/>
@@ -2915,11 +7269,11 @@
       <w:color w:val="595959" w:themeColor="text1" w:themeTint="A6"/>
     </w:rPr>
   </w:style>
-  <w:style w:type="paragraph" w:styleId="716">
+  <w:style w:type="paragraph" w:styleId="720">
     <w:name w:val="Heading 8"/>
-    <w:basedOn w:val="708"/>
-    <w:next w:val="708"/>
-    <w:link w:val="890"/>
+    <w:basedOn w:val="712"/>
+    <w:next w:val="712"/>
+    <w:link w:val="894"/>
     <w:uiPriority w:val="9"/>
     <w:semiHidden/>
     <w:unhideWhenUsed/>
@@ -2939,11 +7293,11 @@
       <w:color w:val="272727" w:themeColor="text1" w:themeTint="D8"/>
     </w:rPr>
   </w:style>
-  <w:style w:type="paragraph" w:styleId="717">
+  <w:style w:type="paragraph" w:styleId="721">
     <w:name w:val="Heading 9"/>
-    <w:basedOn w:val="708"/>
-    <w:next w:val="708"/>
-    <w:link w:val="891"/>
+    <w:basedOn w:val="712"/>
+    <w:next w:val="712"/>
+    <w:link w:val="895"/>
     <w:uiPriority w:val="9"/>
     <w:semiHidden/>
     <w:unhideWhenUsed/>
@@ -2961,7 +7315,7 @@
       <w:color w:val="272727" w:themeColor="text1" w:themeTint="D8"/>
     </w:rPr>
   </w:style>
-  <w:style w:type="character" w:styleId="718" w:default="1">
+  <w:style w:type="character" w:styleId="722" w:default="1">
     <w:name w:val="Default Paragraph Font"/>
     <w:uiPriority w:val="1"/>
     <w:unhideWhenUsed/>
@@ -2971,7 +7325,7 @@
       <w:ind/>
     </w:pPr>
   </w:style>
-  <w:style w:type="table" w:styleId="719" w:default="1">
+  <w:style w:type="table" w:styleId="723" w:default="1">
     <w:name w:val="Normal Table"/>
     <w:uiPriority w:val="99"/>
     <w:semiHidden/>
@@ -3164,7 +7518,7 @@
       </w:tcPr>
     </w:tblStylePr>
   </w:style>
-  <w:style w:type="numbering" w:styleId="720" w:default="1">
+  <w:style w:type="numbering" w:styleId="724" w:default="1">
     <w:name w:val="No List"/>
     <w:uiPriority w:val="99"/>
     <w:semiHidden/>
@@ -3175,9 +7529,9 @@
       <w:ind/>
     </w:pPr>
   </w:style>
-  <w:style w:type="character" w:styleId="721">
+  <w:style w:type="character" w:styleId="725">
     <w:name w:val="Subtle Emphasis"/>
-    <w:basedOn w:val="718"/>
+    <w:basedOn w:val="722"/>
     <w:uiPriority w:val="19"/>
     <w:qFormat/>
     <w:pPr>
@@ -3191,9 +7545,9 @@
       <w:color w:val="404040" w:themeColor="text1" w:themeTint="BF"/>
     </w:rPr>
   </w:style>
-  <w:style w:type="character" w:styleId="722">
+  <w:style w:type="character" w:styleId="726">
     <w:name w:val="Emphasis"/>
-    <w:basedOn w:val="718"/>
+    <w:basedOn w:val="722"/>
     <w:uiPriority w:val="20"/>
     <w:qFormat/>
     <w:pPr>
@@ -3206,9 +7560,9 @@
       <w:iCs/>
     </w:rPr>
   </w:style>
-  <w:style w:type="character" w:styleId="723">
+  <w:style w:type="character" w:styleId="727">
     <w:name w:val="Strong"/>
-    <w:basedOn w:val="718"/>
+    <w:basedOn w:val="722"/>
     <w:uiPriority w:val="22"/>
     <w:qFormat/>
     <w:pPr>
@@ -3221,9 +7575,9 @@
       <w:bCs/>
     </w:rPr>
   </w:style>
-  <w:style w:type="character" w:styleId="724">
+  <w:style w:type="character" w:styleId="728">
     <w:name w:val="Subtle Reference"/>
-    <w:basedOn w:val="718"/>
+    <w:basedOn w:val="722"/>
     <w:uiPriority w:val="31"/>
     <w:qFormat/>
     <w:pPr>
@@ -3236,9 +7590,9 @@
       <w:color w:val="5a5a5a" w:themeColor="text1" w:themeTint="A5"/>
     </w:rPr>
   </w:style>
-  <w:style w:type="character" w:styleId="725">
+  <w:style w:type="character" w:styleId="729">
     <w:name w:val="Book Title"/>
-    <w:basedOn w:val="718"/>
+    <w:basedOn w:val="722"/>
     <w:uiPriority w:val="33"/>
     <w:qFormat/>
     <w:pPr>
@@ -3254,9 +7608,9 @@
       <w:spacing w:val="5"/>
     </w:rPr>
   </w:style>
-  <w:style w:type="character" w:styleId="726">
+  <w:style w:type="character" w:styleId="730">
     <w:name w:val="FollowedHyperlink"/>
-    <w:basedOn w:val="718"/>
+    <w:basedOn w:val="722"/>
     <w:uiPriority w:val="99"/>
     <w:semiHidden/>
     <w:unhideWhenUsed/>
@@ -3270,9 +7624,9 @@
       <w:u w:val="single"/>
     </w:rPr>
   </w:style>
-  <w:style w:type="character" w:styleId="727" w:customStyle="1">
+  <w:style w:type="character" w:styleId="731" w:customStyle="1">
     <w:name w:val="Heading 1 Char"/>
-    <w:basedOn w:val="718"/>
+    <w:basedOn w:val="722"/>
     <w:uiPriority w:val="9"/>
     <w:pPr>
       <w:pBdr/>
@@ -3285,9 +7639,9 @@
       <w:szCs w:val="40"/>
     </w:rPr>
   </w:style>
-  <w:style w:type="character" w:styleId="728" w:customStyle="1">
+  <w:style w:type="character" w:styleId="732" w:customStyle="1">
     <w:name w:val="Heading 2 Char"/>
-    <w:basedOn w:val="718"/>
+    <w:basedOn w:val="722"/>
     <w:uiPriority w:val="9"/>
     <w:pPr>
       <w:pBdr/>
@@ -3299,9 +7653,9 @@
       <w:sz w:val="34"/>
     </w:rPr>
   </w:style>
-  <w:style w:type="character" w:styleId="729" w:customStyle="1">
+  <w:style w:type="character" w:styleId="733" w:customStyle="1">
     <w:name w:val="Heading 3 Char"/>
-    <w:basedOn w:val="718"/>
+    <w:basedOn w:val="722"/>
     <w:uiPriority w:val="9"/>
     <w:pPr>
       <w:pBdr/>
@@ -3314,9 +7668,9 @@
       <w:szCs w:val="30"/>
     </w:rPr>
   </w:style>
-  <w:style w:type="character" w:styleId="730" w:customStyle="1">
+  <w:style w:type="character" w:styleId="734" w:customStyle="1">
     <w:name w:val="Heading 4 Char"/>
-    <w:basedOn w:val="718"/>
+    <w:basedOn w:val="722"/>
     <w:uiPriority w:val="9"/>
     <w:pPr>
       <w:pBdr/>
@@ -3331,9 +7685,9 @@
       <w:szCs w:val="26"/>
     </w:rPr>
   </w:style>
-  <w:style w:type="character" w:styleId="731" w:customStyle="1">
+  <w:style w:type="character" w:styleId="735" w:customStyle="1">
     <w:name w:val="Heading 5 Char"/>
-    <w:basedOn w:val="718"/>
+    <w:basedOn w:val="722"/>
     <w:uiPriority w:val="9"/>
     <w:pPr>
       <w:pBdr/>
@@ -3348,9 +7702,9 @@
       <w:szCs w:val="24"/>
     </w:rPr>
   </w:style>
-  <w:style w:type="character" w:styleId="732" w:customStyle="1">
+  <w:style w:type="character" w:styleId="736" w:customStyle="1">
     <w:name w:val="Heading 6 Char"/>
-    <w:basedOn w:val="718"/>
+    <w:basedOn w:val="722"/>
     <w:uiPriority w:val="9"/>
     <w:pPr>
       <w:pBdr/>
@@ -3365,9 +7719,9 @@
       <w:szCs w:val="22"/>
     </w:rPr>
   </w:style>
-  <w:style w:type="character" w:styleId="733" w:customStyle="1">
+  <w:style w:type="character" w:styleId="737" w:customStyle="1">
     <w:name w:val="Heading 7 Char"/>
-    <w:basedOn w:val="718"/>
+    <w:basedOn w:val="722"/>
     <w:uiPriority w:val="9"/>
     <w:pPr>
       <w:pBdr/>
@@ -3384,9 +7738,9 @@
       <w:szCs w:val="22"/>
     </w:rPr>
   </w:style>
-  <w:style w:type="character" w:styleId="734" w:customStyle="1">
+  <w:style w:type="character" w:styleId="738" w:customStyle="1">
     <w:name w:val="Heading 8 Char"/>
-    <w:basedOn w:val="718"/>
+    <w:basedOn w:val="722"/>
     <w:uiPriority w:val="9"/>
     <w:pPr>
       <w:pBdr/>
@@ -3401,9 +7755,9 @@
       <w:szCs w:val="22"/>
     </w:rPr>
   </w:style>
-  <w:style w:type="character" w:styleId="735" w:customStyle="1">
+  <w:style w:type="character" w:styleId="739" w:customStyle="1">
     <w:name w:val="Heading 9 Char"/>
-    <w:basedOn w:val="718"/>
+    <w:basedOn w:val="722"/>
     <w:uiPriority w:val="9"/>
     <w:pPr>
       <w:pBdr/>
@@ -3418,7 +7772,7 @@
       <w:szCs w:val="21"/>
     </w:rPr>
   </w:style>
-  <w:style w:type="paragraph" w:styleId="736">
+  <w:style w:type="paragraph" w:styleId="740">
     <w:name w:val="No Spacing"/>
     <w:uiPriority w:val="1"/>
     <w:qFormat/>
@@ -3428,9 +7782,9 @@
       <w:ind/>
     </w:pPr>
   </w:style>
-  <w:style w:type="character" w:styleId="737" w:customStyle="1">
+  <w:style w:type="character" w:styleId="741" w:customStyle="1">
     <w:name w:val="Title Char"/>
-    <w:basedOn w:val="718"/>
+    <w:basedOn w:val="722"/>
     <w:uiPriority w:val="10"/>
     <w:pPr>
       <w:pBdr/>
@@ -3442,9 +7796,9 @@
       <w:szCs w:val="48"/>
     </w:rPr>
   </w:style>
-  <w:style w:type="character" w:styleId="738" w:customStyle="1">
+  <w:style w:type="character" w:styleId="742" w:customStyle="1">
     <w:name w:val="Subtitle Char"/>
-    <w:basedOn w:val="718"/>
+    <w:basedOn w:val="722"/>
     <w:uiPriority w:val="11"/>
     <w:pPr>
       <w:pBdr/>
@@ -3456,7 +7810,7 @@
       <w:szCs w:val="24"/>
     </w:rPr>
   </w:style>
-  <w:style w:type="character" w:styleId="739" w:customStyle="1">
+  <w:style w:type="character" w:styleId="743" w:customStyle="1">
     <w:name w:val="Quote Char"/>
     <w:uiPriority w:val="29"/>
     <w:pPr>
@@ -3468,7 +7822,7 @@
       <w:i/>
     </w:rPr>
   </w:style>
-  <w:style w:type="character" w:styleId="740" w:customStyle="1">
+  <w:style w:type="character" w:styleId="744" w:customStyle="1">
     <w:name w:val="Intense Quote Char"/>
     <w:uiPriority w:val="30"/>
     <w:pPr>
@@ -3480,9 +7834,9 @@
       <w:i/>
     </w:rPr>
   </w:style>
-  <w:style w:type="character" w:styleId="741" w:customStyle="1">
+  <w:style w:type="character" w:styleId="745" w:customStyle="1">
     <w:name w:val="Header Char"/>
-    <w:basedOn w:val="718"/>
+    <w:basedOn w:val="722"/>
     <w:uiPriority w:val="99"/>
     <w:pPr>
       <w:pBdr/>
@@ -3490,9 +7844,9 @@
       <w:ind/>
     </w:pPr>
   </w:style>
-  <w:style w:type="character" w:styleId="742" w:customStyle="1">
+  <w:style w:type="character" w:styleId="746" w:customStyle="1">
     <w:name w:val="Footer Char"/>
-    <w:basedOn w:val="718"/>
+    <w:basedOn w:val="722"/>
     <w:uiPriority w:val="99"/>
     <w:pPr>
       <w:pBdr/>
@@ -3500,10 +7854,10 @@
       <w:ind/>
     </w:pPr>
   </w:style>
-  <w:style w:type="paragraph" w:styleId="743">
+  <w:style w:type="paragraph" w:styleId="747">
     <w:name w:val="Caption"/>
-    <w:basedOn w:val="708"/>
-    <w:next w:val="708"/>
+    <w:basedOn w:val="712"/>
+    <w:next w:val="712"/>
     <w:uiPriority w:val="35"/>
     <w:semiHidden/>
     <w:unhideWhenUsed/>
@@ -3521,7 +7875,7 @@
       <w:szCs w:val="18"/>
     </w:rPr>
   </w:style>
-  <w:style w:type="character" w:styleId="744" w:customStyle="1">
+  <w:style w:type="character" w:styleId="748" w:customStyle="1">
     <w:name w:val="Caption Char"/>
     <w:uiPriority w:val="99"/>
     <w:pPr>
@@ -3530,9 +7884,9 @@
       <w:ind/>
     </w:pPr>
   </w:style>
-  <w:style w:type="table" w:styleId="745" w:customStyle="1">
+  <w:style w:type="table" w:styleId="749" w:customStyle="1">
     <w:name w:val="Table Grid Light"/>
-    <w:basedOn w:val="719"/>
+    <w:basedOn w:val="723"/>
     <w:uiPriority w:val="59"/>
     <w:pPr>
       <w:pBdr/>
@@ -3722,9 +8076,9 @@
       </w:tcPr>
     </w:tblStylePr>
   </w:style>
-  <w:style w:type="table" w:styleId="746">
+  <w:style w:type="table" w:styleId="750">
     <w:name w:val="Plain Table 1"/>
-    <w:basedOn w:val="719"/>
+    <w:basedOn w:val="723"/>
     <w:uiPriority w:val="59"/>
     <w:pPr>
       <w:pBdr/>
@@ -3940,9 +8294,9 @@
       </w:tcPr>
     </w:tblStylePr>
   </w:style>
-  <w:style w:type="table" w:styleId="747">
+  <w:style w:type="table" w:styleId="751">
     <w:name w:val="Plain Table 2"/>
-    <w:basedOn w:val="719"/>
+    <w:basedOn w:val="723"/>
     <w:uiPriority w:val="59"/>
     <w:pPr>
       <w:pBdr/>
@@ -4166,9 +8520,9 @@
       </w:tcPr>
     </w:tblStylePr>
   </w:style>
-  <w:style w:type="table" w:styleId="748">
+  <w:style w:type="table" w:styleId="752">
     <w:name w:val="Plain Table 3"/>
-    <w:basedOn w:val="719"/>
+    <w:basedOn w:val="723"/>
     <w:uiPriority w:val="99"/>
     <w:pPr>
       <w:pBdr/>
@@ -4395,9 +8749,9 @@
       </w:tcPr>
     </w:tblStylePr>
   </w:style>
-  <w:style w:type="table" w:styleId="749">
+  <w:style w:type="table" w:styleId="753">
     <w:name w:val="Plain Table 4"/>
-    <w:basedOn w:val="719"/>
+    <w:basedOn w:val="723"/>
     <w:uiPriority w:val="99"/>
     <w:pPr>
       <w:pBdr/>
@@ -4610,9 +8964,9 @@
       </w:tcPr>
     </w:tblStylePr>
   </w:style>
-  <w:style w:type="table" w:styleId="750">
+  <w:style w:type="table" w:styleId="754">
     <w:name w:val="Plain Table 5"/>
-    <w:basedOn w:val="719"/>
+    <w:basedOn w:val="723"/>
     <w:uiPriority w:val="99"/>
     <w:pPr>
       <w:pBdr/>
@@ -4842,9 +9196,9 @@
       </w:tcPr>
     </w:tblStylePr>
   </w:style>
-  <w:style w:type="table" w:styleId="751">
+  <w:style w:type="table" w:styleId="755">
     <w:name w:val="Grid Table 1 Light"/>
-    <w:basedOn w:val="719"/>
+    <w:basedOn w:val="723"/>
     <w:uiPriority w:val="99"/>
     <w:pPr>
       <w:pBdr/>
@@ -5064,9 +9418,9 @@
       </w:tcPr>
     </w:tblStylePr>
   </w:style>
-  <w:style w:type="table" w:styleId="752" w:customStyle="1">
+  <w:style w:type="table" w:styleId="756" w:customStyle="1">
     <w:name w:val="Grid Table 1 Light - Accent 1"/>
-    <w:basedOn w:val="719"/>
+    <w:basedOn w:val="723"/>
     <w:uiPriority w:val="99"/>
     <w:pPr>
       <w:pBdr/>
@@ -5286,9 +9640,9 @@
       </w:tcPr>
     </w:tblStylePr>
   </w:style>
-  <w:style w:type="table" w:styleId="753" w:customStyle="1">
+  <w:style w:type="table" w:styleId="757" w:customStyle="1">
     <w:name w:val="Grid Table 1 Light - Accent 2"/>
-    <w:basedOn w:val="719"/>
+    <w:basedOn w:val="723"/>
     <w:uiPriority w:val="99"/>
     <w:pPr>
       <w:pBdr/>
@@ -5508,9 +9862,9 @@
       </w:tcPr>
     </w:tblStylePr>
   </w:style>
-  <w:style w:type="table" w:styleId="754" w:customStyle="1">
+  <w:style w:type="table" w:styleId="758" w:customStyle="1">
     <w:name w:val="Grid Table 1 Light - Accent 3"/>
-    <w:basedOn w:val="719"/>
+    <w:basedOn w:val="723"/>
     <w:uiPriority w:val="99"/>
     <w:pPr>
       <w:pBdr/>
@@ -5730,9 +10084,9 @@
       </w:tcPr>
     </w:tblStylePr>
   </w:style>
-  <w:style w:type="table" w:styleId="755" w:customStyle="1">
+  <w:style w:type="table" w:styleId="759" w:customStyle="1">
     <w:name w:val="Grid Table 1 Light - Accent 4"/>
-    <w:basedOn w:val="719"/>
+    <w:basedOn w:val="723"/>
     <w:uiPriority w:val="99"/>
     <w:pPr>
       <w:pBdr/>
@@ -5952,9 +10306,9 @@
       </w:tcPr>
     </w:tblStylePr>
   </w:style>
-  <w:style w:type="table" w:styleId="756" w:customStyle="1">
+  <w:style w:type="table" w:styleId="760" w:customStyle="1">
     <w:name w:val="Grid Table 1 Light - Accent 5"/>
-    <w:basedOn w:val="719"/>
+    <w:basedOn w:val="723"/>
     <w:uiPriority w:val="99"/>
     <w:pPr>
       <w:pBdr/>
@@ -6174,9 +10528,9 @@
       </w:tcPr>
     </w:tblStylePr>
   </w:style>
-  <w:style w:type="table" w:styleId="757" w:customStyle="1">
+  <w:style w:type="table" w:styleId="761" w:customStyle="1">
     <w:name w:val="Grid Table 1 Light - Accent 6"/>
-    <w:basedOn w:val="719"/>
+    <w:basedOn w:val="723"/>
     <w:uiPriority w:val="99"/>
     <w:pPr>
       <w:pBdr/>
@@ -6396,9 +10750,9 @@
       </w:tcPr>
     </w:tblStylePr>
   </w:style>
-  <w:style w:type="table" w:styleId="758">
+  <w:style w:type="table" w:styleId="762">
     <w:name w:val="Grid Table 2"/>
-    <w:basedOn w:val="719"/>
+    <w:basedOn w:val="723"/>
     <w:uiPriority w:val="99"/>
     <w:pPr>
       <w:pBdr/>
@@ -6627,9 +10981,9 @@
       </w:tcPr>
     </w:tblStylePr>
   </w:style>
-  <w:style w:type="table" w:styleId="759" w:customStyle="1">
+  <w:style w:type="table" w:styleId="763" w:customStyle="1">
     <w:name w:val="Grid Table 2 - Accent 1"/>
-    <w:basedOn w:val="719"/>
+    <w:basedOn w:val="723"/>
     <w:uiPriority w:val="99"/>
     <w:pPr>
       <w:pBdr/>
@@ -6858,9 +11212,9 @@
       </w:tcPr>
     </w:tblStylePr>
   </w:style>
-  <w:style w:type="table" w:styleId="760" w:customStyle="1">
+  <w:style w:type="table" w:styleId="764" w:customStyle="1">
     <w:name w:val="Grid Table 2 - Accent 2"/>
-    <w:basedOn w:val="719"/>
+    <w:basedOn w:val="723"/>
     <w:uiPriority w:val="99"/>
     <w:pPr>
       <w:pBdr/>
@@ -7089,9 +11443,9 @@
       </w:tcPr>
     </w:tblStylePr>
   </w:style>
-  <w:style w:type="table" w:styleId="761" w:customStyle="1">
+  <w:style w:type="table" w:styleId="765" w:customStyle="1">
     <w:name w:val="Grid Table 2 - Accent 3"/>
-    <w:basedOn w:val="719"/>
+    <w:basedOn w:val="723"/>
     <w:uiPriority w:val="99"/>
     <w:pPr>
       <w:pBdr/>
@@ -7320,9 +11674,9 @@
       </w:tcPr>
     </w:tblStylePr>
   </w:style>
-  <w:style w:type="table" w:styleId="762" w:customStyle="1">
+  <w:style w:type="table" w:styleId="766" w:customStyle="1">
     <w:name w:val="Grid Table 2 - Accent 4"/>
-    <w:basedOn w:val="719"/>
+    <w:basedOn w:val="723"/>
     <w:uiPriority w:val="99"/>
     <w:pPr>
       <w:pBdr/>
@@ -7551,9 +11905,9 @@
       </w:tcPr>
     </w:tblStylePr>
   </w:style>
-  <w:style w:type="table" w:styleId="763" w:customStyle="1">
+  <w:style w:type="table" w:styleId="767" w:customStyle="1">
     <w:name w:val="Grid Table 2 - Accent 5"/>
-    <w:basedOn w:val="719"/>
+    <w:basedOn w:val="723"/>
     <w:uiPriority w:val="99"/>
     <w:pPr>
       <w:pBdr/>
@@ -7782,9 +12136,9 @@
       </w:tcPr>
     </w:tblStylePr>
   </w:style>
-  <w:style w:type="table" w:styleId="764" w:customStyle="1">
+  <w:style w:type="table" w:styleId="768" w:customStyle="1">
     <w:name w:val="Grid Table 2 - Accent 6"/>
-    <w:basedOn w:val="719"/>
+    <w:basedOn w:val="723"/>
     <w:uiPriority w:val="99"/>
     <w:pPr>
       <w:pBdr/>
@@ -8013,9 +12367,9 @@
       </w:tcPr>
     </w:tblStylePr>
   </w:style>
-  <w:style w:type="table" w:styleId="765">
+  <w:style w:type="table" w:styleId="769">
     <w:name w:val="Grid Table 3"/>
-    <w:basedOn w:val="719"/>
+    <w:basedOn w:val="723"/>
     <w:uiPriority w:val="99"/>
     <w:pPr>
       <w:pBdr/>
@@ -8257,9 +12611,9 @@
       </w:tcPr>
     </w:tblStylePr>
   </w:style>
-  <w:style w:type="table" w:styleId="766" w:customStyle="1">
+  <w:style w:type="table" w:styleId="770" w:customStyle="1">
     <w:name w:val="Grid Table 3 - Accent 1"/>
-    <w:basedOn w:val="719"/>
+    <w:basedOn w:val="723"/>
     <w:uiPriority w:val="99"/>
     <w:pPr>
       <w:pBdr/>
@@ -8501,9 +12855,9 @@
       </w:tcPr>
     </w:tblStylePr>
   </w:style>
-  <w:style w:type="table" w:styleId="767" w:customStyle="1">
+  <w:style w:type="table" w:styleId="771" w:customStyle="1">
     <w:name w:val="Grid Table 3 - Accent 2"/>
-    <w:basedOn w:val="719"/>
+    <w:basedOn w:val="723"/>
     <w:uiPriority w:val="99"/>
     <w:pPr>
       <w:pBdr/>
@@ -8745,9 +13099,9 @@
       </w:tcPr>
     </w:tblStylePr>
   </w:style>
-  <w:style w:type="table" w:styleId="768" w:customStyle="1">
+  <w:style w:type="table" w:styleId="772" w:customStyle="1">
     <w:name w:val="Grid Table 3 - Accent 3"/>
-    <w:basedOn w:val="719"/>
+    <w:basedOn w:val="723"/>
     <w:uiPriority w:val="99"/>
     <w:pPr>
       <w:pBdr/>
@@ -8989,9 +13343,9 @@
       </w:tcPr>
     </w:tblStylePr>
   </w:style>
-  <w:style w:type="table" w:styleId="769" w:customStyle="1">
+  <w:style w:type="table" w:styleId="773" w:customStyle="1">
     <w:name w:val="Grid Table 3 - Accent 4"/>
-    <w:basedOn w:val="719"/>
+    <w:basedOn w:val="723"/>
     <w:uiPriority w:val="99"/>
     <w:pPr>
       <w:pBdr/>
@@ -9233,9 +13587,9 @@
       </w:tcPr>
     </w:tblStylePr>
   </w:style>
-  <w:style w:type="table" w:styleId="770" w:customStyle="1">
+  <w:style w:type="table" w:styleId="774" w:customStyle="1">
     <w:name w:val="Grid Table 3 - Accent 5"/>
-    <w:basedOn w:val="719"/>
+    <w:basedOn w:val="723"/>
     <w:uiPriority w:val="99"/>
     <w:pPr>
       <w:pBdr/>
@@ -9477,9 +13831,9 @@
       </w:tcPr>
     </w:tblStylePr>
   </w:style>
-  <w:style w:type="table" w:styleId="771" w:customStyle="1">
+  <w:style w:type="table" w:styleId="775" w:customStyle="1">
     <w:name w:val="Grid Table 3 - Accent 6"/>
-    <w:basedOn w:val="719"/>
+    <w:basedOn w:val="723"/>
     <w:uiPriority w:val="99"/>
     <w:pPr>
       <w:pBdr/>
@@ -9721,9 +14075,9 @@
       </w:tcPr>
     </w:tblStylePr>
   </w:style>
-  <w:style w:type="table" w:styleId="772">
+  <w:style w:type="table" w:styleId="776">
     <w:name w:val="Grid Table 4"/>
-    <w:basedOn w:val="719"/>
+    <w:basedOn w:val="723"/>
     <w:uiPriority w:val="59"/>
     <w:pPr>
       <w:pBdr/>
@@ -9953,9 +14307,9 @@
       </w:tcPr>
     </w:tblStylePr>
   </w:style>
-  <w:style w:type="table" w:styleId="773" w:customStyle="1">
+  <w:style w:type="table" w:styleId="777" w:customStyle="1">
     <w:name w:val="Grid Table 4 - Accent 1"/>
-    <w:basedOn w:val="719"/>
+    <w:basedOn w:val="723"/>
     <w:uiPriority w:val="59"/>
     <w:pPr>
       <w:pBdr/>
@@ -10185,9 +14539,9 @@
       </w:tcPr>
     </w:tblStylePr>
   </w:style>
-  <w:style w:type="table" w:styleId="774" w:customStyle="1">
+  <w:style w:type="table" w:styleId="778" w:customStyle="1">
     <w:name w:val="Grid Table 4 - Accent 2"/>
-    <w:basedOn w:val="719"/>
+    <w:basedOn w:val="723"/>
     <w:uiPriority w:val="59"/>
     <w:pPr>
       <w:pBdr/>
@@ -10417,9 +14771,9 @@
       </w:tcPr>
     </w:tblStylePr>
   </w:style>
-  <w:style w:type="table" w:styleId="775" w:customStyle="1">
+  <w:style w:type="table" w:styleId="779" w:customStyle="1">
     <w:name w:val="Grid Table 4 - Accent 3"/>
-    <w:basedOn w:val="719"/>
+    <w:basedOn w:val="723"/>
     <w:uiPriority w:val="59"/>
     <w:pPr>
       <w:pBdr/>
@@ -10649,9 +15003,9 @@
       </w:tcPr>
     </w:tblStylePr>
   </w:style>
-  <w:style w:type="table" w:styleId="776" w:customStyle="1">
+  <w:style w:type="table" w:styleId="780" w:customStyle="1">
     <w:name w:val="Grid Table 4 - Accent 4"/>
-    <w:basedOn w:val="719"/>
+    <w:basedOn w:val="723"/>
     <w:uiPriority w:val="59"/>
     <w:pPr>
       <w:pBdr/>
@@ -10881,9 +15235,9 @@
       </w:tcPr>
     </w:tblStylePr>
   </w:style>
-  <w:style w:type="table" w:styleId="777" w:customStyle="1">
+  <w:style w:type="table" w:styleId="781" w:customStyle="1">
     <w:name w:val="Grid Table 4 - Accent 5"/>
-    <w:basedOn w:val="719"/>
+    <w:basedOn w:val="723"/>
     <w:uiPriority w:val="59"/>
     <w:pPr>
       <w:pBdr/>
@@ -11113,9 +15467,9 @@
       </w:tcPr>
     </w:tblStylePr>
   </w:style>
-  <w:style w:type="table" w:styleId="778" w:customStyle="1">
+  <w:style w:type="table" w:styleId="782" w:customStyle="1">
     <w:name w:val="Grid Table 4 - Accent 6"/>
-    <w:basedOn w:val="719"/>
+    <w:basedOn w:val="723"/>
     <w:uiPriority w:val="59"/>
     <w:pPr>
       <w:pBdr/>
@@ -11345,9 +15699,9 @@
       </w:tcPr>
     </w:tblStylePr>
   </w:style>
-  <w:style w:type="table" w:styleId="779">
+  <w:style w:type="table" w:styleId="783">
     <w:name w:val="Grid Table 5 Dark"/>
-    <w:basedOn w:val="719"/>
+    <w:basedOn w:val="723"/>
     <w:uiPriority w:val="99"/>
     <w:pPr>
       <w:pBdr/>
@@ -11572,9 +15926,9 @@
       </w:tcPr>
     </w:tblStylePr>
   </w:style>
-  <w:style w:type="table" w:styleId="780" w:customStyle="1">
+  <w:style w:type="table" w:styleId="784" w:customStyle="1">
     <w:name w:val="Grid Table 5 Dark- Accent 1"/>
-    <w:basedOn w:val="719"/>
+    <w:basedOn w:val="723"/>
     <w:uiPriority w:val="99"/>
     <w:pPr>
       <w:pBdr/>
@@ -11799,9 +16153,9 @@
       </w:tcPr>
     </w:tblStylePr>
   </w:style>
-  <w:style w:type="table" w:styleId="781" w:customStyle="1">
+  <w:style w:type="table" w:styleId="785" w:customStyle="1">
     <w:name w:val="Grid Table 5 Dark - Accent 2"/>
-    <w:basedOn w:val="719"/>
+    <w:basedOn w:val="723"/>
     <w:uiPriority w:val="99"/>
     <w:pPr>
       <w:pBdr/>
@@ -12026,9 +16380,9 @@
       </w:tcPr>
     </w:tblStylePr>
   </w:style>
-  <w:style w:type="table" w:styleId="782" w:customStyle="1">
+  <w:style w:type="table" w:styleId="786" w:customStyle="1">
     <w:name w:val="Grid Table 5 Dark - Accent 3"/>
-    <w:basedOn w:val="719"/>
+    <w:basedOn w:val="723"/>
     <w:uiPriority w:val="99"/>
     <w:pPr>
       <w:pBdr/>
@@ -12253,9 +16607,9 @@
       </w:tcPr>
     </w:tblStylePr>
   </w:style>
-  <w:style w:type="table" w:styleId="783" w:customStyle="1">
+  <w:style w:type="table" w:styleId="787" w:customStyle="1">
     <w:name w:val="Grid Table 5 Dark- Accent 4"/>
-    <w:basedOn w:val="719"/>
+    <w:basedOn w:val="723"/>
     <w:uiPriority w:val="99"/>
     <w:pPr>
       <w:pBdr/>
@@ -12480,9 +16834,9 @@
       </w:tcPr>
     </w:tblStylePr>
   </w:style>
-  <w:style w:type="table" w:styleId="784" w:customStyle="1">
+  <w:style w:type="table" w:styleId="788" w:customStyle="1">
     <w:name w:val="Grid Table 5 Dark - Accent 5"/>
-    <w:basedOn w:val="719"/>
+    <w:basedOn w:val="723"/>
     <w:uiPriority w:val="99"/>
     <w:pPr>
       <w:pBdr/>
@@ -12707,9 +17061,9 @@
       </w:tcPr>
     </w:tblStylePr>
   </w:style>
-  <w:style w:type="table" w:styleId="785" w:customStyle="1">
+  <w:style w:type="table" w:styleId="789" w:customStyle="1">
     <w:name w:val="Grid Table 5 Dark - Accent 6"/>
-    <w:basedOn w:val="719"/>
+    <w:basedOn w:val="723"/>
     <w:uiPriority w:val="99"/>
     <w:pPr>
       <w:pBdr/>
@@ -12934,9 +17288,9 @@
       </w:tcPr>
     </w:tblStylePr>
   </w:style>
-  <w:style w:type="table" w:styleId="786">
+  <w:style w:type="table" w:styleId="790">
     <w:name w:val="Grid Table 6 Colorful"/>
-    <w:basedOn w:val="719"/>
+    <w:basedOn w:val="723"/>
     <w:uiPriority w:val="99"/>
     <w:pPr>
       <w:pBdr/>
@@ -13158,9 +17512,9 @@
       </w:tcPr>
     </w:tblStylePr>
   </w:style>
-  <w:style w:type="table" w:styleId="787" w:customStyle="1">
+  <w:style w:type="table" w:styleId="791" w:customStyle="1">
     <w:name w:val="Grid Table 6 Colorful - Accent 1"/>
-    <w:basedOn w:val="719"/>
+    <w:basedOn w:val="723"/>
     <w:uiPriority w:val="99"/>
     <w:pPr>
       <w:pBdr/>
@@ -13382,9 +17736,9 @@
       </w:tcPr>
     </w:tblStylePr>
   </w:style>
-  <w:style w:type="table" w:styleId="788" w:customStyle="1">
+  <w:style w:type="table" w:styleId="792" w:customStyle="1">
     <w:name w:val="Grid Table 6 Colorful - Accent 2"/>
-    <w:basedOn w:val="719"/>
+    <w:basedOn w:val="723"/>
     <w:uiPriority w:val="99"/>
     <w:pPr>
       <w:pBdr/>
@@ -13606,9 +17960,9 @@
       </w:tcPr>
     </w:tblStylePr>
   </w:style>
-  <w:style w:type="table" w:styleId="789" w:customStyle="1">
+  <w:style w:type="table" w:styleId="793" w:customStyle="1">
     <w:name w:val="Grid Table 6 Colorful - Accent 3"/>
-    <w:basedOn w:val="719"/>
+    <w:basedOn w:val="723"/>
     <w:uiPriority w:val="99"/>
     <w:pPr>
       <w:pBdr/>
@@ -13830,9 +18184,9 @@
       </w:tcPr>
     </w:tblStylePr>
   </w:style>
-  <w:style w:type="table" w:styleId="790" w:customStyle="1">
+  <w:style w:type="table" w:styleId="794" w:customStyle="1">
     <w:name w:val="Grid Table 6 Colorful - Accent 4"/>
-    <w:basedOn w:val="719"/>
+    <w:basedOn w:val="723"/>
     <w:uiPriority w:val="99"/>
     <w:pPr>
       <w:pBdr/>
@@ -14054,9 +18408,9 @@
       </w:tcPr>
     </w:tblStylePr>
   </w:style>
-  <w:style w:type="table" w:styleId="791" w:customStyle="1">
+  <w:style w:type="table" w:styleId="795" w:customStyle="1">
     <w:name w:val="Grid Table 6 Colorful - Accent 5"/>
-    <w:basedOn w:val="719"/>
+    <w:basedOn w:val="723"/>
     <w:uiPriority w:val="99"/>
     <w:pPr>
       <w:pBdr/>
@@ -14278,9 +18632,9 @@
       </w:tcPr>
     </w:tblStylePr>
   </w:style>
-  <w:style w:type="table" w:styleId="792" w:customStyle="1">
+  <w:style w:type="table" w:styleId="796" w:customStyle="1">
     <w:name w:val="Grid Table 6 Colorful - Accent 6"/>
-    <w:basedOn w:val="719"/>
+    <w:basedOn w:val="723"/>
     <w:uiPriority w:val="99"/>
     <w:pPr>
       <w:pBdr/>
@@ -14502,9 +18856,9 @@
       </w:tcPr>
     </w:tblStylePr>
   </w:style>
-  <w:style w:type="table" w:styleId="793">
+  <w:style w:type="table" w:styleId="797">
     <w:name w:val="Grid Table 7 Colorful"/>
-    <w:basedOn w:val="719"/>
+    <w:basedOn w:val="723"/>
     <w:uiPriority w:val="99"/>
     <w:pPr>
       <w:pBdr/>
@@ -14755,9 +19109,9 @@
       </w:tcPr>
     </w:tblStylePr>
   </w:style>
-  <w:style w:type="table" w:styleId="794" w:customStyle="1">
+  <w:style w:type="table" w:styleId="798" w:customStyle="1">
     <w:name w:val="Grid Table 7 Colorful - Accent 1"/>
-    <w:basedOn w:val="719"/>
+    <w:basedOn w:val="723"/>
     <w:uiPriority w:val="99"/>
     <w:pPr>
       <w:pBdr/>
@@ -15008,9 +19362,9 @@
       </w:tcPr>
     </w:tblStylePr>
   </w:style>
-  <w:style w:type="table" w:styleId="795" w:customStyle="1">
+  <w:style w:type="table" w:styleId="799" w:customStyle="1">
     <w:name w:val="Grid Table 7 Colorful - Accent 2"/>
-    <w:basedOn w:val="719"/>
+    <w:basedOn w:val="723"/>
     <w:uiPriority w:val="99"/>
     <w:pPr>
       <w:pBdr/>
@@ -15261,9 +19615,9 @@
       </w:tcPr>
     </w:tblStylePr>
   </w:style>
-  <w:style w:type="table" w:styleId="796" w:customStyle="1">
+  <w:style w:type="table" w:styleId="800" w:customStyle="1">
     <w:name w:val="Grid Table 7 Colorful - Accent 3"/>
-    <w:basedOn w:val="719"/>
+    <w:basedOn w:val="723"/>
     <w:uiPriority w:val="99"/>
     <w:pPr>
       <w:pBdr/>
@@ -15514,9 +19868,9 @@
       </w:tcPr>
     </w:tblStylePr>
   </w:style>
-  <w:style w:type="table" w:styleId="797" w:customStyle="1">
+  <w:style w:type="table" w:styleId="801" w:customStyle="1">
     <w:name w:val="Grid Table 7 Colorful - Accent 4"/>
-    <w:basedOn w:val="719"/>
+    <w:basedOn w:val="723"/>
     <w:uiPriority w:val="99"/>
     <w:pPr>
       <w:pBdr/>
@@ -15767,9 +20121,9 @@
       </w:tcPr>
     </w:tblStylePr>
   </w:style>
-  <w:style w:type="table" w:styleId="798" w:customStyle="1">
+  <w:style w:type="table" w:styleId="802" w:customStyle="1">
     <w:name w:val="Grid Table 7 Colorful - Accent 5"/>
-    <w:basedOn w:val="719"/>
+    <w:basedOn w:val="723"/>
     <w:uiPriority w:val="99"/>
     <w:pPr>
       <w:pBdr/>
@@ -16020,9 +20374,9 @@
       </w:tcPr>
     </w:tblStylePr>
   </w:style>
-  <w:style w:type="table" w:styleId="799" w:customStyle="1">
+  <w:style w:type="table" w:styleId="803" w:customStyle="1">
     <w:name w:val="Grid Table 7 Colorful - Accent 6"/>
-    <w:basedOn w:val="719"/>
+    <w:basedOn w:val="723"/>
     <w:uiPriority w:val="99"/>
     <w:pPr>
       <w:pBdr/>
@@ -16273,9 +20627,9 @@
       </w:tcPr>
     </w:tblStylePr>
   </w:style>
-  <w:style w:type="table" w:styleId="800">
+  <w:style w:type="table" w:styleId="804">
     <w:name w:val="List Table 1 Light"/>
-    <w:basedOn w:val="719"/>
+    <w:basedOn w:val="723"/>
     <w:uiPriority w:val="99"/>
     <w:pPr>
       <w:pBdr/>
@@ -16488,9 +20842,9 @@
       </w:tcPr>
     </w:tblStylePr>
   </w:style>
-  <w:style w:type="table" w:styleId="801" w:customStyle="1">
+  <w:style w:type="table" w:styleId="805" w:customStyle="1">
     <w:name w:val="List Table 1 Light - Accent 1"/>
-    <w:basedOn w:val="719"/>
+    <w:basedOn w:val="723"/>
     <w:uiPriority w:val="99"/>
     <w:pPr>
       <w:pBdr/>
@@ -16703,9 +21057,9 @@
       </w:tcPr>
     </w:tblStylePr>
   </w:style>
-  <w:style w:type="table" w:styleId="802" w:customStyle="1">
+  <w:style w:type="table" w:styleId="806" w:customStyle="1">
     <w:name w:val="List Table 1 Light - Accent 2"/>
-    <w:basedOn w:val="719"/>
+    <w:basedOn w:val="723"/>
     <w:uiPriority w:val="99"/>
     <w:pPr>
       <w:pBdr/>
@@ -16918,9 +21272,9 @@
       </w:tcPr>
     </w:tblStylePr>
   </w:style>
-  <w:style w:type="table" w:styleId="803" w:customStyle="1">
+  <w:style w:type="table" w:styleId="807" w:customStyle="1">
     <w:name w:val="List Table 1 Light - Accent 3"/>
-    <w:basedOn w:val="719"/>
+    <w:basedOn w:val="723"/>
     <w:uiPriority w:val="99"/>
     <w:pPr>
       <w:pBdr/>
@@ -17133,9 +21487,9 @@
       </w:tcPr>
     </w:tblStylePr>
   </w:style>
-  <w:style w:type="table" w:styleId="804" w:customStyle="1">
+  <w:style w:type="table" w:styleId="808" w:customStyle="1">
     <w:name w:val="List Table 1 Light - Accent 4"/>
-    <w:basedOn w:val="719"/>
+    <w:basedOn w:val="723"/>
     <w:uiPriority w:val="99"/>
     <w:pPr>
       <w:pBdr/>
@@ -17348,9 +21702,9 @@
       </w:tcPr>
     </w:tblStylePr>
   </w:style>
-  <w:style w:type="table" w:styleId="805" w:customStyle="1">
+  <w:style w:type="table" w:styleId="809" w:customStyle="1">
     <w:name w:val="List Table 1 Light - Accent 5"/>
-    <w:basedOn w:val="719"/>
+    <w:basedOn w:val="723"/>
     <w:uiPriority w:val="99"/>
     <w:pPr>
       <w:pBdr/>
@@ -17563,9 +21917,9 @@
       </w:tcPr>
     </w:tblStylePr>
   </w:style>
-  <w:style w:type="table" w:styleId="806" w:customStyle="1">
+  <w:style w:type="table" w:styleId="810" w:customStyle="1">
     <w:name w:val="List Table 1 Light - Accent 6"/>
-    <w:basedOn w:val="719"/>
+    <w:basedOn w:val="723"/>
     <w:uiPriority w:val="99"/>
     <w:pPr>
       <w:pBdr/>
@@ -17778,9 +22132,9 @@
       </w:tcPr>
     </w:tblStylePr>
   </w:style>
-  <w:style w:type="table" w:styleId="807">
+  <w:style w:type="table" w:styleId="811">
     <w:name w:val="List Table 2"/>
-    <w:basedOn w:val="719"/>
+    <w:basedOn w:val="723"/>
     <w:uiPriority w:val="99"/>
     <w:pPr>
       <w:pBdr/>
@@ -18015,9 +22369,9 @@
       </w:tcPr>
     </w:tblStylePr>
   </w:style>
-  <w:style w:type="table" w:styleId="808" w:customStyle="1">
+  <w:style w:type="table" w:styleId="812" w:customStyle="1">
     <w:name w:val="List Table 2 - Accent 1"/>
-    <w:basedOn w:val="719"/>
+    <w:basedOn w:val="723"/>
     <w:uiPriority w:val="99"/>
     <w:pPr>
       <w:pBdr/>
@@ -18252,9 +22606,9 @@
       </w:tcPr>
     </w:tblStylePr>
   </w:style>
-  <w:style w:type="table" w:styleId="809" w:customStyle="1">
+  <w:style w:type="table" w:styleId="813" w:customStyle="1">
     <w:name w:val="List Table 2 - Accent 2"/>
-    <w:basedOn w:val="719"/>
+    <w:basedOn w:val="723"/>
     <w:uiPriority w:val="99"/>
     <w:pPr>
       <w:pBdr/>
@@ -18489,9 +22843,9 @@
       </w:tcPr>
     </w:tblStylePr>
   </w:style>
-  <w:style w:type="table" w:styleId="810" w:customStyle="1">
+  <w:style w:type="table" w:styleId="814" w:customStyle="1">
     <w:name w:val="List Table 2 - Accent 3"/>
-    <w:basedOn w:val="719"/>
+    <w:basedOn w:val="723"/>
     <w:uiPriority w:val="99"/>
     <w:pPr>
       <w:pBdr/>
@@ -18726,9 +23080,9 @@
       </w:tcPr>
     </w:tblStylePr>
   </w:style>
-  <w:style w:type="table" w:styleId="811" w:customStyle="1">
+  <w:style w:type="table" w:styleId="815" w:customStyle="1">
     <w:name w:val="List Table 2 - Accent 4"/>
-    <w:basedOn w:val="719"/>
+    <w:basedOn w:val="723"/>
     <w:uiPriority w:val="99"/>
     <w:pPr>
       <w:pBdr/>
@@ -18963,9 +23317,9 @@
       </w:tcPr>
     </w:tblStylePr>
   </w:style>
-  <w:style w:type="table" w:styleId="812" w:customStyle="1">
+  <w:style w:type="table" w:styleId="816" w:customStyle="1">
     <w:name w:val="List Table 2 - Accent 5"/>
-    <w:basedOn w:val="719"/>
+    <w:basedOn w:val="723"/>
     <w:uiPriority w:val="99"/>
     <w:pPr>
       <w:pBdr/>
@@ -19200,9 +23554,9 @@
       </w:tcPr>
     </w:tblStylePr>
   </w:style>
-  <w:style w:type="table" w:styleId="813" w:customStyle="1">
+  <w:style w:type="table" w:styleId="817" w:customStyle="1">
     <w:name w:val="List Table 2 - Accent 6"/>
-    <w:basedOn w:val="719"/>
+    <w:basedOn w:val="723"/>
     <w:uiPriority w:val="99"/>
     <w:pPr>
       <w:pBdr/>
@@ -19437,9 +23791,9 @@
       </w:tcPr>
     </w:tblStylePr>
   </w:style>
-  <w:style w:type="table" w:styleId="814">
+  <w:style w:type="table" w:styleId="818">
     <w:name w:val="List Table 3"/>
-    <w:basedOn w:val="719"/>
+    <w:basedOn w:val="723"/>
     <w:uiPriority w:val="99"/>
     <w:pPr>
       <w:pBdr/>
@@ -19664,9 +24018,9 @@
       </w:tcPr>
     </w:tblStylePr>
   </w:style>
-  <w:style w:type="table" w:styleId="815" w:customStyle="1">
+  <w:style w:type="table" w:styleId="819" w:customStyle="1">
     <w:name w:val="List Table 3 - Accent 1"/>
-    <w:basedOn w:val="719"/>
+    <w:basedOn w:val="723"/>
     <w:uiPriority w:val="99"/>
     <w:pPr>
       <w:pBdr/>
@@ -19891,9 +24245,9 @@
       </w:tcPr>
     </w:tblStylePr>
   </w:style>
-  <w:style w:type="table" w:styleId="816" w:customStyle="1">
+  <w:style w:type="table" w:styleId="820" w:customStyle="1">
     <w:name w:val="List Table 3 - Accent 2"/>
-    <w:basedOn w:val="719"/>
+    <w:basedOn w:val="723"/>
     <w:uiPriority w:val="99"/>
     <w:pPr>
       <w:pBdr/>
@@ -20118,9 +24472,9 @@
       </w:tcPr>
     </w:tblStylePr>
   </w:style>
-  <w:style w:type="table" w:styleId="817" w:customStyle="1">
+  <w:style w:type="table" w:styleId="821" w:customStyle="1">
     <w:name w:val="List Table 3 - Accent 3"/>
-    <w:basedOn w:val="719"/>
+    <w:basedOn w:val="723"/>
     <w:uiPriority w:val="99"/>
     <w:pPr>
       <w:pBdr/>
@@ -20345,9 +24699,9 @@
       </w:tcPr>
     </w:tblStylePr>
   </w:style>
-  <w:style w:type="table" w:styleId="818" w:customStyle="1">
+  <w:style w:type="table" w:styleId="822" w:customStyle="1">
     <w:name w:val="List Table 3 - Accent 4"/>
-    <w:basedOn w:val="719"/>
+    <w:basedOn w:val="723"/>
     <w:uiPriority w:val="99"/>
     <w:pPr>
       <w:pBdr/>
@@ -20572,9 +24926,9 @@
       </w:tcPr>
     </w:tblStylePr>
   </w:style>
-  <w:style w:type="table" w:styleId="819" w:customStyle="1">
+  <w:style w:type="table" w:styleId="823" w:customStyle="1">
     <w:name w:val="List Table 3 - Accent 5"/>
-    <w:basedOn w:val="719"/>
+    <w:basedOn w:val="723"/>
     <w:uiPriority w:val="99"/>
     <w:pPr>
       <w:pBdr/>
@@ -20799,9 +25153,9 @@
       </w:tcPr>
     </w:tblStylePr>
   </w:style>
-  <w:style w:type="table" w:styleId="820" w:customStyle="1">
+  <w:style w:type="table" w:styleId="824" w:customStyle="1">
     <w:name w:val="List Table 3 - Accent 6"/>
-    <w:basedOn w:val="719"/>
+    <w:basedOn w:val="723"/>
     <w:uiPriority w:val="99"/>
     <w:pPr>
       <w:pBdr/>
@@ -21026,9 +25380,9 @@
       </w:tcPr>
     </w:tblStylePr>
   </w:style>
-  <w:style w:type="table" w:styleId="821">
+  <w:style w:type="table" w:styleId="825">
     <w:name w:val="List Table 4"/>
-    <w:basedOn w:val="719"/>
+    <w:basedOn w:val="723"/>
     <w:uiPriority w:val="99"/>
     <w:pPr>
       <w:pBdr/>
@@ -21250,9 +25604,9 @@
       </w:tcPr>
     </w:tblStylePr>
   </w:style>
-  <w:style w:type="table" w:styleId="822" w:customStyle="1">
+  <w:style w:type="table" w:styleId="826" w:customStyle="1">
     <w:name w:val="List Table 4 - Accent 1"/>
-    <w:basedOn w:val="719"/>
+    <w:basedOn w:val="723"/>
     <w:uiPriority w:val="99"/>
     <w:pPr>
       <w:pBdr/>
@@ -21474,9 +25828,9 @@
       </w:tcPr>
     </w:tblStylePr>
   </w:style>
-  <w:style w:type="table" w:styleId="823" w:customStyle="1">
+  <w:style w:type="table" w:styleId="827" w:customStyle="1">
     <w:name w:val="List Table 4 - Accent 2"/>
-    <w:basedOn w:val="719"/>
+    <w:basedOn w:val="723"/>
     <w:uiPriority w:val="99"/>
     <w:pPr>
       <w:pBdr/>
@@ -21698,9 +26052,9 @@
       </w:tcPr>
     </w:tblStylePr>
   </w:style>
-  <w:style w:type="table" w:styleId="824" w:customStyle="1">
+  <w:style w:type="table" w:styleId="828" w:customStyle="1">
     <w:name w:val="List Table 4 - Accent 3"/>
-    <w:basedOn w:val="719"/>
+    <w:basedOn w:val="723"/>
     <w:uiPriority w:val="99"/>
     <w:pPr>
       <w:pBdr/>
@@ -21922,9 +26276,9 @@
       </w:tcPr>
     </w:tblStylePr>
   </w:style>
-  <w:style w:type="table" w:styleId="825" w:customStyle="1">
+  <w:style w:type="table" w:styleId="829" w:customStyle="1">
     <w:name w:val="List Table 4 - Accent 4"/>
-    <w:basedOn w:val="719"/>
+    <w:basedOn w:val="723"/>
     <w:uiPriority w:val="99"/>
     <w:pPr>
       <w:pBdr/>
@@ -22146,9 +26500,9 @@
       </w:tcPr>
     </w:tblStylePr>
   </w:style>
-  <w:style w:type="table" w:styleId="826" w:customStyle="1">
+  <w:style w:type="table" w:styleId="830" w:customStyle="1">
     <w:name w:val="List Table 4 - Accent 5"/>
-    <w:basedOn w:val="719"/>
+    <w:basedOn w:val="723"/>
     <w:uiPriority w:val="99"/>
     <w:pPr>
       <w:pBdr/>
@@ -22370,9 +26724,9 @@
       </w:tcPr>
     </w:tblStylePr>
   </w:style>
-  <w:style w:type="table" w:styleId="827" w:customStyle="1">
+  <w:style w:type="table" w:styleId="831" w:customStyle="1">
     <w:name w:val="List Table 4 - Accent 6"/>
-    <w:basedOn w:val="719"/>
+    <w:basedOn w:val="723"/>
     <w:uiPriority w:val="99"/>
     <w:pPr>
       <w:pBdr/>
@@ -22594,9 +26948,9 @@
       </w:tcPr>
     </w:tblStylePr>
   </w:style>
-  <w:style w:type="table" w:styleId="828">
+  <w:style w:type="table" w:styleId="832">
     <w:name w:val="List Table 5 Dark"/>
-    <w:basedOn w:val="719"/>
+    <w:basedOn w:val="723"/>
     <w:uiPriority w:val="99"/>
     <w:pPr>
       <w:pBdr/>
@@ -22830,9 +27184,9 @@
       </w:tcPr>
     </w:tblStylePr>
   </w:style>
-  <w:style w:type="table" w:styleId="829" w:customStyle="1">
+  <w:style w:type="table" w:styleId="833" w:customStyle="1">
     <w:name w:val="List Table 5 Dark - Accent 1"/>
-    <w:basedOn w:val="719"/>
+    <w:basedOn w:val="723"/>
     <w:uiPriority w:val="99"/>
     <w:pPr>
       <w:pBdr/>
@@ -23066,9 +27420,9 @@
       </w:tcPr>
     </w:tblStylePr>
   </w:style>
-  <w:style w:type="table" w:styleId="830" w:customStyle="1">
+  <w:style w:type="table" w:styleId="834" w:customStyle="1">
     <w:name w:val="List Table 5 Dark - Accent 2"/>
-    <w:basedOn w:val="719"/>
+    <w:basedOn w:val="723"/>
     <w:uiPriority w:val="99"/>
     <w:pPr>
       <w:pBdr/>
@@ -23302,9 +27656,9 @@
       </w:tcPr>
     </w:tblStylePr>
   </w:style>
-  <w:style w:type="table" w:styleId="831" w:customStyle="1">
+  <w:style w:type="table" w:styleId="835" w:customStyle="1">
     <w:name w:val="List Table 5 Dark - Accent 3"/>
-    <w:basedOn w:val="719"/>
+    <w:basedOn w:val="723"/>
     <w:uiPriority w:val="99"/>
     <w:pPr>
       <w:pBdr/>
@@ -23538,9 +27892,9 @@
       </w:tcPr>
     </w:tblStylePr>
   </w:style>
-  <w:style w:type="table" w:styleId="832" w:customStyle="1">
+  <w:style w:type="table" w:styleId="836" w:customStyle="1">
     <w:name w:val="List Table 5 Dark - Accent 4"/>
-    <w:basedOn w:val="719"/>
+    <w:basedOn w:val="723"/>
     <w:uiPriority w:val="99"/>
     <w:pPr>
       <w:pBdr/>
@@ -23774,9 +28128,9 @@
       </w:tcPr>
     </w:tblStylePr>
   </w:style>
-  <w:style w:type="table" w:styleId="833" w:customStyle="1">
+  <w:style w:type="table" w:styleId="837" w:customStyle="1">
     <w:name w:val="List Table 5 Dark - Accent 5"/>
-    <w:basedOn w:val="719"/>
+    <w:basedOn w:val="723"/>
     <w:uiPriority w:val="99"/>
     <w:pPr>
       <w:pBdr/>
@@ -24010,9 +28364,9 @@
       </w:tcPr>
     </w:tblStylePr>
   </w:style>
-  <w:style w:type="table" w:styleId="834" w:customStyle="1">
+  <w:style w:type="table" w:styleId="838" w:customStyle="1">
     <w:name w:val="List Table 5 Dark - Accent 6"/>
-    <w:basedOn w:val="719"/>
+    <w:basedOn w:val="723"/>
     <w:uiPriority w:val="99"/>
     <w:pPr>
       <w:pBdr/>
@@ -24246,9 +28600,9 @@
       </w:tcPr>
     </w:tblStylePr>
   </w:style>
-  <w:style w:type="table" w:styleId="835">
+  <w:style w:type="table" w:styleId="839">
     <w:name w:val="List Table 6 Colorful"/>
-    <w:basedOn w:val="719"/>
+    <w:basedOn w:val="723"/>
     <w:uiPriority w:val="99"/>
     <w:pPr>
       <w:pBdr/>
@@ -24468,9 +28822,9 @@
       </w:tcPr>
     </w:tblStylePr>
   </w:style>
-  <w:style w:type="table" w:styleId="836" w:customStyle="1">
+  <w:style w:type="table" w:styleId="840" w:customStyle="1">
     <w:name w:val="List Table 6 Colorful - Accent 1"/>
-    <w:basedOn w:val="719"/>
+    <w:basedOn w:val="723"/>
     <w:uiPriority w:val="99"/>
     <w:pPr>
       <w:pBdr/>
@@ -24690,9 +29044,9 @@
       </w:tcPr>
     </w:tblStylePr>
   </w:style>
-  <w:style w:type="table" w:styleId="837" w:customStyle="1">
+  <w:style w:type="table" w:styleId="841" w:customStyle="1">
     <w:name w:val="List Table 6 Colorful - Accent 2"/>
-    <w:basedOn w:val="719"/>
+    <w:basedOn w:val="723"/>
     <w:uiPriority w:val="99"/>
     <w:pPr>
       <w:pBdr/>
@@ -24912,9 +29266,9 @@
       </w:tcPr>
     </w:tblStylePr>
   </w:style>
-  <w:style w:type="table" w:styleId="838" w:customStyle="1">
+  <w:style w:type="table" w:styleId="842" w:customStyle="1">
     <w:name w:val="List Table 6 Colorful - Accent 3"/>
-    <w:basedOn w:val="719"/>
+    <w:basedOn w:val="723"/>
     <w:uiPriority w:val="99"/>
     <w:pPr>
       <w:pBdr/>
@@ -25134,9 +29488,9 @@
       </w:tcPr>
     </w:tblStylePr>
   </w:style>
-  <w:style w:type="table" w:styleId="839" w:customStyle="1">
+  <w:style w:type="table" w:styleId="843" w:customStyle="1">
     <w:name w:val="List Table 6 Colorful - Accent 4"/>
-    <w:basedOn w:val="719"/>
+    <w:basedOn w:val="723"/>
     <w:uiPriority w:val="99"/>
     <w:pPr>
       <w:pBdr/>
@@ -25356,9 +29710,9 @@
       </w:tcPr>
     </w:tblStylePr>
   </w:style>
-  <w:style w:type="table" w:styleId="840" w:customStyle="1">
+  <w:style w:type="table" w:styleId="844" w:customStyle="1">
     <w:name w:val="List Table 6 Colorful - Accent 5"/>
-    <w:basedOn w:val="719"/>
+    <w:basedOn w:val="723"/>
     <w:uiPriority w:val="99"/>
     <w:pPr>
       <w:pBdr/>
@@ -25578,9 +29932,9 @@
       </w:tcPr>
     </w:tblStylePr>
   </w:style>
-  <w:style w:type="table" w:styleId="841" w:customStyle="1">
+  <w:style w:type="table" w:styleId="845" w:customStyle="1">
     <w:name w:val="List Table 6 Colorful - Accent 6"/>
-    <w:basedOn w:val="719"/>
+    <w:basedOn w:val="723"/>
     <w:uiPriority w:val="99"/>
     <w:pPr>
       <w:pBdr/>
@@ -25800,9 +30154,9 @@
       </w:tcPr>
     </w:tblStylePr>
   </w:style>
-  <w:style w:type="table" w:styleId="842">
+  <w:style w:type="table" w:styleId="846">
     <w:name w:val="List Table 7 Colorful"/>
-    <w:basedOn w:val="719"/>
+    <w:basedOn w:val="723"/>
     <w:uiPriority w:val="99"/>
     <w:pPr>
       <w:pBdr/>
@@ -26050,9 +30404,9 @@
       </w:tcPr>
     </w:tblStylePr>
   </w:style>
-  <w:style w:type="table" w:styleId="843" w:customStyle="1">
+  <w:style w:type="table" w:styleId="847" w:customStyle="1">
     <w:name w:val="List Table 7 Colorful - Accent 1"/>
-    <w:basedOn w:val="719"/>
+    <w:basedOn w:val="723"/>
     <w:uiPriority w:val="99"/>
     <w:pPr>
       <w:pBdr/>
@@ -26300,9 +30654,9 @@
       </w:tcPr>
     </w:tblStylePr>
   </w:style>
-  <w:style w:type="table" w:styleId="844" w:customStyle="1">
+  <w:style w:type="table" w:styleId="848" w:customStyle="1">
     <w:name w:val="List Table 7 Colorful - Accent 2"/>
-    <w:basedOn w:val="719"/>
+    <w:basedOn w:val="723"/>
     <w:uiPriority w:val="99"/>
     <w:pPr>
       <w:pBdr/>
@@ -26550,9 +30904,9 @@
       </w:tcPr>
     </w:tblStylePr>
   </w:style>
-  <w:style w:type="table" w:styleId="845" w:customStyle="1">
+  <w:style w:type="table" w:styleId="849" w:customStyle="1">
     <w:name w:val="List Table 7 Colorful - Accent 3"/>
-    <w:basedOn w:val="719"/>
+    <w:basedOn w:val="723"/>
     <w:uiPriority w:val="99"/>
     <w:pPr>
       <w:pBdr/>
@@ -26800,9 +31154,9 @@
       </w:tcPr>
     </w:tblStylePr>
   </w:style>
-  <w:style w:type="table" w:styleId="846" w:customStyle="1">
+  <w:style w:type="table" w:styleId="850" w:customStyle="1">
     <w:name w:val="List Table 7 Colorful - Accent 4"/>
-    <w:basedOn w:val="719"/>
+    <w:basedOn w:val="723"/>
     <w:uiPriority w:val="99"/>
     <w:pPr>
       <w:pBdr/>
@@ -27050,9 +31404,9 @@
       </w:tcPr>
     </w:tblStylePr>
   </w:style>
-  <w:style w:type="table" w:styleId="847" w:customStyle="1">
+  <w:style w:type="table" w:styleId="851" w:customStyle="1">
     <w:name w:val="List Table 7 Colorful - Accent 5"/>
-    <w:basedOn w:val="719"/>
+    <w:basedOn w:val="723"/>
     <w:uiPriority w:val="99"/>
     <w:pPr>
       <w:pBdr/>
@@ -27300,9 +31654,9 @@
       </w:tcPr>
     </w:tblStylePr>
   </w:style>
-  <w:style w:type="table" w:styleId="848" w:customStyle="1">
+  <w:style w:type="table" w:styleId="852" w:customStyle="1">
     <w:name w:val="List Table 7 Colorful - Accent 6"/>
-    <w:basedOn w:val="719"/>
+    <w:basedOn w:val="723"/>
     <w:uiPriority w:val="99"/>
     <w:pPr>
       <w:pBdr/>
@@ -27550,9 +31904,9 @@
       </w:tcPr>
     </w:tblStylePr>
   </w:style>
-  <w:style w:type="table" w:styleId="849" w:customStyle="1">
+  <w:style w:type="table" w:styleId="853" w:customStyle="1">
     <w:name w:val="Lined - Accent"/>
-    <w:basedOn w:val="719"/>
+    <w:basedOn w:val="723"/>
     <w:uiPriority w:val="99"/>
     <w:pPr>
       <w:pBdr/>
@@ -27790,9 +32144,9 @@
       </w:tcPr>
     </w:tblStylePr>
   </w:style>
-  <w:style w:type="table" w:styleId="850" w:customStyle="1">
+  <w:style w:type="table" w:styleId="854" w:customStyle="1">
     <w:name w:val="Lined - Accent 1"/>
-    <w:basedOn w:val="719"/>
+    <w:basedOn w:val="723"/>
     <w:uiPriority w:val="99"/>
     <w:pPr>
       <w:pBdr/>
@@ -28030,9 +32384,9 @@
       </w:tcPr>
     </w:tblStylePr>
   </w:style>
-  <w:style w:type="table" w:styleId="851" w:customStyle="1">
+  <w:style w:type="table" w:styleId="855" w:customStyle="1">
     <w:name w:val="Lined - Accent 2"/>
-    <w:basedOn w:val="719"/>
+    <w:basedOn w:val="723"/>
     <w:uiPriority w:val="99"/>
     <w:pPr>
       <w:pBdr/>
@@ -28270,9 +32624,9 @@
       </w:tcPr>
     </w:tblStylePr>
   </w:style>
-  <w:style w:type="table" w:styleId="852" w:customStyle="1">
+  <w:style w:type="table" w:styleId="856" w:customStyle="1">
     <w:name w:val="Lined - Accent 3"/>
-    <w:basedOn w:val="719"/>
+    <w:basedOn w:val="723"/>
     <w:uiPriority w:val="99"/>
     <w:pPr>
       <w:pBdr/>
@@ -28510,9 +32864,9 @@
       </w:tcPr>
     </w:tblStylePr>
   </w:style>
-  <w:style w:type="table" w:styleId="853" w:customStyle="1">
+  <w:style w:type="table" w:styleId="857" w:customStyle="1">
     <w:name w:val="Lined - Accent 4"/>
-    <w:basedOn w:val="719"/>
+    <w:basedOn w:val="723"/>
     <w:uiPriority w:val="99"/>
     <w:pPr>
       <w:pBdr/>
@@ -28750,9 +33104,9 @@
       </w:tcPr>
     </w:tblStylePr>
   </w:style>
-  <w:style w:type="table" w:styleId="854" w:customStyle="1">
+  <w:style w:type="table" w:styleId="858" w:customStyle="1">
     <w:name w:val="Lined - Accent 5"/>
-    <w:basedOn w:val="719"/>
+    <w:basedOn w:val="723"/>
     <w:uiPriority w:val="99"/>
     <w:pPr>
       <w:pBdr/>
@@ -28990,9 +33344,9 @@
       </w:tcPr>
     </w:tblStylePr>
   </w:style>
-  <w:style w:type="table" w:styleId="855" w:customStyle="1">
+  <w:style w:type="table" w:styleId="859" w:customStyle="1">
     <w:name w:val="Lined - Accent 6"/>
-    <w:basedOn w:val="719"/>
+    <w:basedOn w:val="723"/>
     <w:uiPriority w:val="99"/>
     <w:pPr>
       <w:pBdr/>
@@ -29230,9 +33584,9 @@
       </w:tcPr>
     </w:tblStylePr>
   </w:style>
-  <w:style w:type="table" w:styleId="856" w:customStyle="1">
+  <w:style w:type="table" w:styleId="860" w:customStyle="1">
     <w:name w:val="Bordered &amp; Lined - Accent"/>
-    <w:basedOn w:val="719"/>
+    <w:basedOn w:val="723"/>
     <w:uiPriority w:val="99"/>
     <w:pPr>
       <w:pBdr/>
@@ -29477,9 +33831,9 @@
       </w:tcPr>
     </w:tblStylePr>
   </w:style>
-  <w:style w:type="table" w:styleId="857" w:customStyle="1">
+  <w:style w:type="table" w:styleId="861" w:customStyle="1">
     <w:name w:val="Bordered &amp; Lined - Accent 1"/>
-    <w:basedOn w:val="719"/>
+    <w:basedOn w:val="723"/>
     <w:uiPriority w:val="99"/>
     <w:pPr>
       <w:pBdr/>
@@ -29724,9 +34078,9 @@
       </w:tcPr>
     </w:tblStylePr>
   </w:style>
-  <w:style w:type="table" w:styleId="858" w:customStyle="1">
+  <w:style w:type="table" w:styleId="862" w:customStyle="1">
     <w:name w:val="Bordered &amp; Lined - Accent 2"/>
-    <w:basedOn w:val="719"/>
+    <w:basedOn w:val="723"/>
     <w:uiPriority w:val="99"/>
     <w:pPr>
       <w:pBdr/>
@@ -29971,9 +34325,9 @@
       </w:tcPr>
     </w:tblStylePr>
   </w:style>
-  <w:style w:type="table" w:styleId="859" w:customStyle="1">
+  <w:style w:type="table" w:styleId="863" w:customStyle="1">
     <w:name w:val="Bordered &amp; Lined - Accent 3"/>
-    <w:basedOn w:val="719"/>
+    <w:basedOn w:val="723"/>
     <w:uiPriority w:val="99"/>
     <w:pPr>
       <w:pBdr/>
@@ -30218,9 +34572,9 @@
       </w:tcPr>
     </w:tblStylePr>
   </w:style>
-  <w:style w:type="table" w:styleId="860" w:customStyle="1">
+  <w:style w:type="table" w:styleId="864" w:customStyle="1">
     <w:name w:val="Bordered &amp; Lined - Accent 4"/>
-    <w:basedOn w:val="719"/>
+    <w:basedOn w:val="723"/>
     <w:uiPriority w:val="99"/>
     <w:pPr>
       <w:pBdr/>
@@ -30465,9 +34819,9 @@
       </w:tcPr>
     </w:tblStylePr>
   </w:style>
-  <w:style w:type="table" w:styleId="861" w:customStyle="1">
+  <w:style w:type="table" w:styleId="865" w:customStyle="1">
     <w:name w:val="Bordered &amp; Lined - Accent 5"/>
-    <w:basedOn w:val="719"/>
+    <w:basedOn w:val="723"/>
     <w:uiPriority w:val="99"/>
     <w:pPr>
       <w:pBdr/>
@@ -30712,9 +35066,9 @@
       </w:tcPr>
     </w:tblStylePr>
   </w:style>
-  <w:style w:type="table" w:styleId="862" w:customStyle="1">
+  <w:style w:type="table" w:styleId="866" w:customStyle="1">
     <w:name w:val="Bordered &amp; Lined - Accent 6"/>
-    <w:basedOn w:val="719"/>
+    <w:basedOn w:val="723"/>
     <w:uiPriority w:val="99"/>
     <w:pPr>
       <w:pBdr/>
@@ -30959,9 +35313,9 @@
       </w:tcPr>
     </w:tblStylePr>
   </w:style>
-  <w:style w:type="table" w:styleId="863" w:customStyle="1">
+  <w:style w:type="table" w:styleId="867" w:customStyle="1">
     <w:name w:val="Bordered"/>
-    <w:basedOn w:val="719"/>
+    <w:basedOn w:val="723"/>
     <w:uiPriority w:val="99"/>
     <w:pPr>
       <w:pBdr/>
@@ -31189,9 +35543,9 @@
       </w:tcPr>
     </w:tblStylePr>
   </w:style>
-  <w:style w:type="table" w:styleId="864" w:customStyle="1">
+  <w:style w:type="table" w:styleId="868" w:customStyle="1">
     <w:name w:val="Bordered - Accent 1"/>
-    <w:basedOn w:val="719"/>
+    <w:basedOn w:val="723"/>
     <w:uiPriority w:val="99"/>
     <w:pPr>
       <w:pBdr/>
@@ -31419,9 +35773,9 @@
       </w:tcPr>
     </w:tblStylePr>
   </w:style>
-  <w:style w:type="table" w:styleId="865" w:customStyle="1">
+  <w:style w:type="table" w:styleId="869" w:customStyle="1">
     <w:name w:val="Bordered - Accent 2"/>
-    <w:basedOn w:val="719"/>
+    <w:basedOn w:val="723"/>
     <w:uiPriority w:val="99"/>
     <w:pPr>
       <w:pBdr/>
@@ -31649,9 +36003,9 @@
       </w:tcPr>
     </w:tblStylePr>
   </w:style>
-  <w:style w:type="table" w:styleId="866" w:customStyle="1">
+  <w:style w:type="table" w:styleId="870" w:customStyle="1">
     <w:name w:val="Bordered - Accent 3"/>
-    <w:basedOn w:val="719"/>
+    <w:basedOn w:val="723"/>
     <w:uiPriority w:val="99"/>
     <w:pPr>
       <w:pBdr/>
@@ -31879,9 +36233,9 @@
       </w:tcPr>
     </w:tblStylePr>
   </w:style>
-  <w:style w:type="table" w:styleId="867" w:customStyle="1">
+  <w:style w:type="table" w:styleId="871" w:customStyle="1">
     <w:name w:val="Bordered - Accent 4"/>
-    <w:basedOn w:val="719"/>
+    <w:basedOn w:val="723"/>
     <w:uiPriority w:val="99"/>
     <w:pPr>
       <w:pBdr/>
@@ -32109,9 +36463,9 @@
       </w:tcPr>
     </w:tblStylePr>
   </w:style>
-  <w:style w:type="table" w:styleId="868" w:customStyle="1">
+  <w:style w:type="table" w:styleId="872" w:customStyle="1">
     <w:name w:val="Bordered - Accent 5"/>
-    <w:basedOn w:val="719"/>
+    <w:basedOn w:val="723"/>
     <w:uiPriority w:val="99"/>
     <w:pPr>
       <w:pBdr/>
@@ -32339,9 +36693,9 @@
       </w:tcPr>
     </w:tblStylePr>
   </w:style>
-  <w:style w:type="table" w:styleId="869" w:customStyle="1">
+  <w:style w:type="table" w:styleId="873" w:customStyle="1">
     <w:name w:val="Bordered - Accent 6"/>
-    <w:basedOn w:val="719"/>
+    <w:basedOn w:val="723"/>
     <w:uiPriority w:val="99"/>
     <w:pPr>
       <w:pBdr/>
@@ -32569,7 +36923,7 @@
       </w:tcPr>
     </w:tblStylePr>
   </w:style>
-  <w:style w:type="character" w:styleId="870" w:customStyle="1">
+  <w:style w:type="character" w:styleId="874" w:customStyle="1">
     <w:name w:val="Footnote Text Char"/>
     <w:uiPriority w:val="99"/>
     <w:pPr>
@@ -32581,7 +36935,7 @@
       <w:sz w:val="18"/>
     </w:rPr>
   </w:style>
-  <w:style w:type="character" w:styleId="871" w:customStyle="1">
+  <w:style w:type="character" w:styleId="875" w:customStyle="1">
     <w:name w:val="Endnote Text Char"/>
     <w:uiPriority w:val="99"/>
     <w:pPr>
@@ -32593,10 +36947,10 @@
       <w:sz w:val="20"/>
     </w:rPr>
   </w:style>
-  <w:style w:type="paragraph" w:styleId="872">
+  <w:style w:type="paragraph" w:styleId="876">
     <w:name w:val="toc 1"/>
-    <w:basedOn w:val="708"/>
-    <w:next w:val="708"/>
+    <w:basedOn w:val="712"/>
+    <w:next w:val="712"/>
     <w:uiPriority w:val="39"/>
     <w:unhideWhenUsed/>
     <w:pPr>
@@ -32605,10 +36959,10 @@
       <w:ind w:firstLine="0"/>
     </w:pPr>
   </w:style>
-  <w:style w:type="paragraph" w:styleId="873">
+  <w:style w:type="paragraph" w:styleId="877">
     <w:name w:val="toc 2"/>
-    <w:basedOn w:val="708"/>
-    <w:next w:val="708"/>
+    <w:basedOn w:val="712"/>
+    <w:next w:val="712"/>
     <w:uiPriority w:val="39"/>
     <w:unhideWhenUsed/>
     <w:pPr>
@@ -32617,10 +36971,10 @@
       <w:ind w:firstLine="0" w:left="283"/>
     </w:pPr>
   </w:style>
-  <w:style w:type="paragraph" w:styleId="874">
+  <w:style w:type="paragraph" w:styleId="878">
     <w:name w:val="toc 3"/>
-    <w:basedOn w:val="708"/>
-    <w:next w:val="708"/>
+    <w:basedOn w:val="712"/>
+    <w:next w:val="712"/>
     <w:uiPriority w:val="39"/>
     <w:unhideWhenUsed/>
     <w:pPr>
@@ -32629,10 +36983,10 @@
       <w:ind w:firstLine="0" w:left="567"/>
     </w:pPr>
   </w:style>
-  <w:style w:type="paragraph" w:styleId="875">
+  <w:style w:type="paragraph" w:styleId="879">
     <w:name w:val="toc 4"/>
-    <w:basedOn w:val="708"/>
-    <w:next w:val="708"/>
+    <w:basedOn w:val="712"/>
+    <w:next w:val="712"/>
     <w:uiPriority w:val="39"/>
     <w:unhideWhenUsed/>
     <w:pPr>
@@ -32641,10 +36995,10 @@
       <w:ind w:firstLine="0" w:left="850"/>
     </w:pPr>
   </w:style>
-  <w:style w:type="paragraph" w:styleId="876">
+  <w:style w:type="paragraph" w:styleId="880">
     <w:name w:val="toc 5"/>
-    <w:basedOn w:val="708"/>
-    <w:next w:val="708"/>
+    <w:basedOn w:val="712"/>
+    <w:next w:val="712"/>
     <w:uiPriority w:val="39"/>
     <w:unhideWhenUsed/>
     <w:pPr>
@@ -32653,10 +37007,10 @@
       <w:ind w:firstLine="0" w:left="1134"/>
     </w:pPr>
   </w:style>
-  <w:style w:type="paragraph" w:styleId="877">
+  <w:style w:type="paragraph" w:styleId="881">
     <w:name w:val="toc 6"/>
-    <w:basedOn w:val="708"/>
-    <w:next w:val="708"/>
+    <w:basedOn w:val="712"/>
+    <w:next w:val="712"/>
     <w:uiPriority w:val="39"/>
     <w:unhideWhenUsed/>
     <w:pPr>
@@ -32665,10 +37019,10 @@
       <w:ind w:firstLine="0" w:left="1417"/>
     </w:pPr>
   </w:style>
-  <w:style w:type="paragraph" w:styleId="878">
+  <w:style w:type="paragraph" w:styleId="882">
     <w:name w:val="toc 7"/>
-    <w:basedOn w:val="708"/>
-    <w:next w:val="708"/>
+    <w:basedOn w:val="712"/>
+    <w:next w:val="712"/>
     <w:uiPriority w:val="39"/>
     <w:unhideWhenUsed/>
     <w:pPr>
@@ -32677,10 +37031,10 @@
       <w:ind w:firstLine="0" w:left="1701"/>
     </w:pPr>
   </w:style>
-  <w:style w:type="paragraph" w:styleId="879">
+  <w:style w:type="paragraph" w:styleId="883">
     <w:name w:val="toc 8"/>
-    <w:basedOn w:val="708"/>
-    <w:next w:val="708"/>
+    <w:basedOn w:val="712"/>
+    <w:next w:val="712"/>
     <w:uiPriority w:val="39"/>
     <w:unhideWhenUsed/>
     <w:pPr>
@@ -32689,10 +37043,10 @@
       <w:ind w:firstLine="0" w:left="1984"/>
     </w:pPr>
   </w:style>
-  <w:style w:type="paragraph" w:styleId="880">
+  <w:style w:type="paragraph" w:styleId="884">
     <w:name w:val="toc 9"/>
-    <w:basedOn w:val="708"/>
-    <w:next w:val="708"/>
+    <w:basedOn w:val="712"/>
+    <w:next w:val="712"/>
     <w:uiPriority w:val="39"/>
     <w:unhideWhenUsed/>
     <w:pPr>
@@ -32701,7 +37055,7 @@
       <w:ind w:firstLine="0" w:left="2268"/>
     </w:pPr>
   </w:style>
-  <w:style w:type="paragraph" w:styleId="881">
+  <w:style w:type="paragraph" w:styleId="885">
     <w:name w:val="TOC Heading"/>
     <w:uiPriority w:val="39"/>
     <w:unhideWhenUsed/>
@@ -32711,10 +37065,10 @@
       <w:ind/>
     </w:pPr>
   </w:style>
-  <w:style w:type="paragraph" w:styleId="882">
+  <w:style w:type="paragraph" w:styleId="886">
     <w:name w:val="table of figures"/>
-    <w:basedOn w:val="708"/>
-    <w:next w:val="708"/>
+    <w:basedOn w:val="712"/>
+    <w:next w:val="712"/>
     <w:uiPriority w:val="99"/>
     <w:unhideWhenUsed/>
     <w:pPr>
@@ -32723,10 +37077,10 @@
       <w:ind/>
     </w:pPr>
   </w:style>
-  <w:style w:type="character" w:styleId="883" w:customStyle="1">
+  <w:style w:type="character" w:styleId="887" w:customStyle="1">
     <w:name w:val="Заголовок 1 Знак"/>
-    <w:basedOn w:val="718"/>
-    <w:link w:val="709"/>
+    <w:basedOn w:val="722"/>
+    <w:link w:val="713"/>
     <w:uiPriority w:val="9"/>
     <w:pPr>
       <w:pBdr/>
@@ -32741,10 +37095,10 @@
       <w14:ligatures w14:val="none"/>
     </w:rPr>
   </w:style>
-  <w:style w:type="character" w:styleId="884" w:customStyle="1">
+  <w:style w:type="character" w:styleId="888" w:customStyle="1">
     <w:name w:val="Заголовок 2 Знак"/>
-    <w:basedOn w:val="718"/>
-    <w:link w:val="710"/>
+    <w:basedOn w:val="722"/>
+    <w:link w:val="714"/>
     <w:uiPriority w:val="9"/>
     <w:pPr>
       <w:pBdr/>
@@ -32760,10 +37114,10 @@
       <w14:ligatures w14:val="none"/>
     </w:rPr>
   </w:style>
-  <w:style w:type="character" w:styleId="885" w:customStyle="1">
+  <w:style w:type="character" w:styleId="889" w:customStyle="1">
     <w:name w:val="Заголовок 3 Знак"/>
-    <w:basedOn w:val="718"/>
-    <w:link w:val="711"/>
+    <w:basedOn w:val="722"/>
+    <w:link w:val="715"/>
     <w:uiPriority w:val="9"/>
     <w:semiHidden/>
     <w:pPr>
@@ -32778,10 +37132,10 @@
       <w:szCs w:val="28"/>
     </w:rPr>
   </w:style>
-  <w:style w:type="character" w:styleId="886" w:customStyle="1">
+  <w:style w:type="character" w:styleId="890" w:customStyle="1">
     <w:name w:val="Заголовок 4 Знак"/>
-    <w:basedOn w:val="718"/>
-    <w:link w:val="712"/>
+    <w:basedOn w:val="722"/>
+    <w:link w:val="716"/>
     <w:uiPriority w:val="9"/>
     <w:semiHidden/>
     <w:pPr>
@@ -32796,10 +37150,10 @@
       <w:color w:val="2f5496" w:themeColor="accent1" w:themeShade="BF"/>
     </w:rPr>
   </w:style>
-  <w:style w:type="character" w:styleId="887" w:customStyle="1">
+  <w:style w:type="character" w:styleId="891" w:customStyle="1">
     <w:name w:val="Заголовок 5 Знак"/>
-    <w:basedOn w:val="718"/>
-    <w:link w:val="713"/>
+    <w:basedOn w:val="722"/>
+    <w:link w:val="717"/>
     <w:uiPriority w:val="9"/>
     <w:semiHidden/>
     <w:pPr>
@@ -32812,10 +37166,10 @@
       <w:color w:val="2f5496" w:themeColor="accent1" w:themeShade="BF"/>
     </w:rPr>
   </w:style>
-  <w:style w:type="character" w:styleId="888" w:customStyle="1">
+  <w:style w:type="character" w:styleId="892" w:customStyle="1">
     <w:name w:val="Заголовок 6 Знак"/>
-    <w:basedOn w:val="718"/>
-    <w:link w:val="714"/>
+    <w:basedOn w:val="722"/>
+    <w:link w:val="718"/>
     <w:uiPriority w:val="9"/>
     <w:semiHidden/>
     <w:pPr>
@@ -32830,10 +37184,10 @@
       <w:color w:val="595959" w:themeColor="text1" w:themeTint="A6"/>
     </w:rPr>
   </w:style>
-  <w:style w:type="character" w:styleId="889" w:customStyle="1">
+  <w:style w:type="character" w:styleId="893" w:customStyle="1">
     <w:name w:val="Заголовок 7 Знак"/>
-    <w:basedOn w:val="718"/>
-    <w:link w:val="715"/>
+    <w:basedOn w:val="722"/>
+    <w:link w:val="719"/>
     <w:uiPriority w:val="9"/>
     <w:semiHidden/>
     <w:pPr>
@@ -32846,10 +37200,10 @@
       <w:color w:val="595959" w:themeColor="text1" w:themeTint="A6"/>
     </w:rPr>
   </w:style>
-  <w:style w:type="character" w:styleId="890" w:customStyle="1">
+  <w:style w:type="character" w:styleId="894" w:customStyle="1">
     <w:name w:val="Заголовок 8 Знак"/>
-    <w:basedOn w:val="718"/>
-    <w:link w:val="716"/>
+    <w:basedOn w:val="722"/>
+    <w:link w:val="720"/>
     <w:uiPriority w:val="9"/>
     <w:semiHidden/>
     <w:pPr>
@@ -32864,10 +37218,10 @@
       <w:color w:val="272727" w:themeColor="text1" w:themeTint="D8"/>
     </w:rPr>
   </w:style>
-  <w:style w:type="character" w:styleId="891" w:customStyle="1">
+  <w:style w:type="character" w:styleId="895" w:customStyle="1">
     <w:name w:val="Заголовок 9 Знак"/>
-    <w:basedOn w:val="718"/>
-    <w:link w:val="717"/>
+    <w:basedOn w:val="722"/>
+    <w:link w:val="721"/>
     <w:uiPriority w:val="9"/>
     <w:semiHidden/>
     <w:pPr>
@@ -32880,10 +37234,10 @@
       <w:color w:val="272727" w:themeColor="text1" w:themeTint="D8"/>
     </w:rPr>
   </w:style>
-  <w:style w:type="paragraph" w:styleId="892">
+  <w:style w:type="paragraph" w:styleId="896">
     <w:name w:val="Title"/>
-    <w:next w:val="708"/>
-    <w:link w:val="893"/>
+    <w:next w:val="712"/>
+    <w:link w:val="897"/>
     <w:uiPriority w:val="10"/>
     <w:qFormat/>
     <w:pPr>
@@ -32900,10 +37254,10 @@
       <w14:ligatures w14:val="none"/>
     </w:rPr>
   </w:style>
-  <w:style w:type="character" w:styleId="893" w:customStyle="1">
+  <w:style w:type="character" w:styleId="897" w:customStyle="1">
     <w:name w:val="Заголовок Знак"/>
-    <w:basedOn w:val="718"/>
-    <w:link w:val="892"/>
+    <w:basedOn w:val="722"/>
+    <w:link w:val="896"/>
     <w:uiPriority w:val="10"/>
     <w:pPr>
       <w:pBdr/>
@@ -32918,11 +37272,11 @@
       <w14:ligatures w14:val="none"/>
     </w:rPr>
   </w:style>
-  <w:style w:type="paragraph" w:styleId="894">
+  <w:style w:type="paragraph" w:styleId="898">
     <w:name w:val="Subtitle"/>
-    <w:basedOn w:val="708"/>
-    <w:next w:val="708"/>
-    <w:link w:val="895"/>
+    <w:basedOn w:val="712"/>
+    <w:next w:val="712"/>
+    <w:link w:val="899"/>
     <w:uiPriority w:val="11"/>
     <w:qFormat/>
     <w:pPr>
@@ -32941,10 +37295,10 @@
       <w:szCs w:val="28"/>
     </w:rPr>
   </w:style>
-  <w:style w:type="character" w:styleId="895" w:customStyle="1">
+  <w:style w:type="character" w:styleId="899" w:customStyle="1">
     <w:name w:val="Подзаголовок Знак"/>
-    <w:basedOn w:val="718"/>
-    <w:link w:val="894"/>
+    <w:basedOn w:val="722"/>
+    <w:link w:val="898"/>
     <w:uiPriority w:val="11"/>
     <w:pPr>
       <w:pBdr/>
@@ -32959,11 +37313,11 @@
       <w:szCs w:val="28"/>
     </w:rPr>
   </w:style>
-  <w:style w:type="paragraph" w:styleId="896">
+  <w:style w:type="paragraph" w:styleId="900">
     <w:name w:val="Quote"/>
-    <w:basedOn w:val="708"/>
-    <w:next w:val="708"/>
-    <w:link w:val="897"/>
+    <w:basedOn w:val="712"/>
+    <w:next w:val="712"/>
+    <w:link w:val="901"/>
     <w:uiPriority w:val="29"/>
     <w:qFormat/>
     <w:pPr>
@@ -32978,10 +37332,10 @@
       <w:color w:val="404040" w:themeColor="text1" w:themeTint="BF"/>
     </w:rPr>
   </w:style>
-  <w:style w:type="character" w:styleId="897" w:customStyle="1">
+  <w:style w:type="character" w:styleId="901" w:customStyle="1">
     <w:name w:val="Цитата 2 Знак"/>
-    <w:basedOn w:val="718"/>
-    <w:link w:val="896"/>
+    <w:basedOn w:val="722"/>
+    <w:link w:val="900"/>
     <w:uiPriority w:val="29"/>
     <w:pPr>
       <w:pBdr/>
@@ -32994,9 +37348,9 @@
       <w:color w:val="404040" w:themeColor="text1" w:themeTint="BF"/>
     </w:rPr>
   </w:style>
-  <w:style w:type="paragraph" w:styleId="898">
+  <w:style w:type="paragraph" w:styleId="902">
     <w:name w:val="List Paragraph"/>
-    <w:basedOn w:val="708"/>
+    <w:basedOn w:val="712"/>
     <w:uiPriority w:val="34"/>
     <w:qFormat/>
     <w:pPr>
@@ -33006,9 +37360,9 @@
       <w:contextualSpacing w:val="true"/>
     </w:pPr>
   </w:style>
-  <w:style w:type="character" w:styleId="899">
+  <w:style w:type="character" w:styleId="903">
     <w:name w:val="Intense Emphasis"/>
-    <w:basedOn w:val="718"/>
+    <w:basedOn w:val="722"/>
     <w:uiPriority w:val="21"/>
     <w:qFormat/>
     <w:pPr>
@@ -33022,11 +37376,11 @@
       <w:color w:val="2f5496" w:themeColor="accent1" w:themeShade="BF"/>
     </w:rPr>
   </w:style>
-  <w:style w:type="paragraph" w:styleId="900">
+  <w:style w:type="paragraph" w:styleId="904">
     <w:name w:val="Intense Quote"/>
-    <w:basedOn w:val="708"/>
-    <w:next w:val="708"/>
-    <w:link w:val="901"/>
+    <w:basedOn w:val="712"/>
+    <w:next w:val="712"/>
+    <w:link w:val="905"/>
     <w:uiPriority w:val="30"/>
     <w:qFormat/>
     <w:pPr>
@@ -33044,10 +37398,10 @@
       <w:color w:val="2f5496" w:themeColor="accent1" w:themeShade="BF"/>
     </w:rPr>
   </w:style>
-  <w:style w:type="character" w:styleId="901" w:customStyle="1">
+  <w:style w:type="character" w:styleId="905" w:customStyle="1">
     <w:name w:val="Выделенная цитата Знак"/>
-    <w:basedOn w:val="718"/>
-    <w:link w:val="900"/>
+    <w:basedOn w:val="722"/>
+    <w:link w:val="904"/>
     <w:uiPriority w:val="30"/>
     <w:pPr>
       <w:pBdr/>
@@ -33060,9 +37414,9 @@
       <w:color w:val="2f5496" w:themeColor="accent1" w:themeShade="BF"/>
     </w:rPr>
   </w:style>
-  <w:style w:type="character" w:styleId="902">
+  <w:style w:type="character" w:styleId="906">
     <w:name w:val="Intense Reference"/>
-    <w:basedOn w:val="718"/>
+    <w:basedOn w:val="722"/>
     <w:uiPriority w:val="32"/>
     <w:qFormat/>
     <w:pPr>
@@ -33078,7 +37432,7 @@
       <w:spacing w:val="5"/>
     </w:rPr>
   </w:style>
-  <w:style w:type="character" w:styleId="903" w:customStyle="1">
+  <w:style w:type="character" w:styleId="907" w:customStyle="1">
     <w:name w:val="Символ сноски"/>
     <w:pPr>
       <w:pBdr/>
@@ -33089,7 +37443,7 @@
       <w:vertAlign w:val="superscript"/>
     </w:rPr>
   </w:style>
-  <w:style w:type="character" w:styleId="904" w:customStyle="1">
+  <w:style w:type="character" w:styleId="908" w:customStyle="1">
     <w:name w:val="Footnote Reference1"/>
     <w:pPr>
       <w:pBdr/>
@@ -33100,7 +37454,7 @@
       <w:vertAlign w:val="superscript"/>
     </w:rPr>
   </w:style>
-  <w:style w:type="character" w:styleId="905" w:customStyle="1">
+  <w:style w:type="character" w:styleId="909" w:customStyle="1">
     <w:name w:val="VS Text Знак Знак"/>
     <w:pPr>
       <w:pBdr/>
@@ -33113,7 +37467,7 @@
       <w:szCs w:val="20"/>
     </w:rPr>
   </w:style>
-  <w:style w:type="character" w:styleId="906" w:customStyle="1">
+  <w:style w:type="character" w:styleId="910" w:customStyle="1">
     <w:name w:val="VS URL Знак"/>
     <w:pPr>
       <w:pBdr/>
@@ -33125,7 +37479,7 @@
       <w:szCs w:val="20"/>
     </w:rPr>
   </w:style>
-  <w:style w:type="character" w:styleId="907" w:customStyle="1">
+  <w:style w:type="character" w:styleId="911" w:customStyle="1">
     <w:name w:val="Стиль VS Par + разреженный на  1 пт Знак"/>
     <w:pPr>
       <w:pBdr/>
@@ -33139,10 +37493,10 @@
       <w:szCs w:val="20"/>
     </w:rPr>
   </w:style>
-  <w:style w:type="paragraph" w:styleId="908" w:customStyle="1">
+  <w:style w:type="paragraph" w:styleId="912" w:customStyle="1">
     <w:name w:val="VS Text"/>
-    <w:basedOn w:val="708"/>
-    <w:next w:val="913"/>
+    <w:basedOn w:val="712"/>
+    <w:next w:val="917"/>
     <w:pPr>
       <w:pBdr/>
       <w:tabs>
@@ -33153,10 +37507,10 @@
       <w:ind/>
     </w:pPr>
   </w:style>
-  <w:style w:type="paragraph" w:styleId="909">
+  <w:style w:type="paragraph" w:styleId="913">
     <w:name w:val="footnote text"/>
-    <w:basedOn w:val="708"/>
-    <w:link w:val="910"/>
+    <w:basedOn w:val="712"/>
+    <w:link w:val="914"/>
     <w:pPr>
       <w:pBdr/>
       <w:spacing/>
@@ -33166,10 +37520,10 @@
       <w:szCs w:val="16"/>
     </w:rPr>
   </w:style>
-  <w:style w:type="character" w:styleId="910" w:customStyle="1">
+  <w:style w:type="character" w:styleId="914" w:customStyle="1">
     <w:name w:val="Текст сноски Знак"/>
-    <w:basedOn w:val="718"/>
-    <w:link w:val="909"/>
+    <w:basedOn w:val="722"/>
+    <w:link w:val="913"/>
     <w:pPr>
       <w:pBdr/>
       <w:spacing/>
@@ -33183,18 +37537,18 @@
       <w14:ligatures w14:val="none"/>
     </w:rPr>
   </w:style>
-  <w:style w:type="paragraph" w:styleId="911" w:customStyle="1">
+  <w:style w:type="paragraph" w:styleId="915" w:customStyle="1">
     <w:name w:val="VS Abstract"/>
-    <w:basedOn w:val="708"/>
+    <w:basedOn w:val="712"/>
     <w:pPr>
       <w:pBdr/>
       <w:spacing/>
       <w:ind w:right="566" w:left="567"/>
     </w:pPr>
   </w:style>
-  <w:style w:type="paragraph" w:styleId="912" w:customStyle="1">
+  <w:style w:type="paragraph" w:styleId="916" w:customStyle="1">
     <w:name w:val="VS Section"/>
-    <w:basedOn w:val="708"/>
+    <w:basedOn w:val="712"/>
     <w:pPr>
       <w:pBdr/>
       <w:spacing/>
@@ -33206,9 +37560,9 @@
       <w:sz w:val="28"/>
     </w:rPr>
   </w:style>
-  <w:style w:type="paragraph" w:styleId="913" w:customStyle="1">
+  <w:style w:type="paragraph" w:styleId="917" w:customStyle="1">
     <w:name w:val="VS Par"/>
-    <w:basedOn w:val="708"/>
+    <w:basedOn w:val="712"/>
     <w:pPr>
       <w:pBdr/>
       <w:tabs>
@@ -33219,10 +37573,10 @@
       <w:ind w:firstLine="397"/>
     </w:pPr>
   </w:style>
-  <w:style w:type="paragraph" w:styleId="914" w:customStyle="1">
+  <w:style w:type="paragraph" w:styleId="918" w:customStyle="1">
     <w:name w:val="VS Table Caption"/>
-    <w:basedOn w:val="708"/>
-    <w:link w:val="929"/>
+    <w:basedOn w:val="712"/>
+    <w:link w:val="933"/>
     <w:pPr>
       <w:pBdr/>
       <w:spacing/>
@@ -33230,9 +37584,9 @@
       <w:jc w:val="center"/>
     </w:pPr>
   </w:style>
-  <w:style w:type="paragraph" w:styleId="915" w:customStyle="1">
+  <w:style w:type="paragraph" w:styleId="919" w:customStyle="1">
     <w:name w:val="VS Subsection"/>
-    <w:basedOn w:val="708"/>
+    <w:basedOn w:val="712"/>
     <w:pPr>
       <w:pBdr/>
       <w:spacing/>
@@ -33243,10 +37597,10 @@
       <w:bCs/>
     </w:rPr>
   </w:style>
-  <w:style w:type="paragraph" w:styleId="916" w:customStyle="1">
+  <w:style w:type="paragraph" w:styleId="920" w:customStyle="1">
     <w:name w:val="VS Eq"/>
-    <w:basedOn w:val="908"/>
-    <w:next w:val="908"/>
+    <w:basedOn w:val="912"/>
+    <w:next w:val="912"/>
     <w:pPr>
       <w:pBdr/>
       <w:tabs>
@@ -33258,9 +37612,9 @@
       <w:jc w:val="center"/>
     </w:pPr>
   </w:style>
-  <w:style w:type="paragraph" w:styleId="917" w:customStyle="1">
+  <w:style w:type="paragraph" w:styleId="921" w:customStyle="1">
     <w:name w:val="VS Par Bold"/>
-    <w:basedOn w:val="708"/>
+    <w:basedOn w:val="712"/>
     <w:pPr>
       <w:pBdr/>
       <w:tabs>
@@ -33275,9 +37629,9 @@
       <w:bCs/>
     </w:rPr>
   </w:style>
-  <w:style w:type="paragraph" w:styleId="918" w:customStyle="1">
+  <w:style w:type="paragraph" w:styleId="922" w:customStyle="1">
     <w:name w:val="Авторы"/>
-    <w:link w:val="919"/>
+    <w:link w:val="923"/>
     <w:qFormat/>
     <w:pPr>
       <w:pBdr/>
@@ -33292,10 +37646,10 @@
       <w14:ligatures w14:val="none"/>
     </w:rPr>
   </w:style>
-  <w:style w:type="character" w:styleId="919" w:customStyle="1">
+  <w:style w:type="character" w:styleId="923" w:customStyle="1">
     <w:name w:val="Авторы Знак"/>
-    <w:basedOn w:val="718"/>
-    <w:link w:val="918"/>
+    <w:basedOn w:val="722"/>
+    <w:link w:val="922"/>
     <w:pPr>
       <w:pBdr/>
       <w:spacing/>
@@ -33308,9 +37662,9 @@
       <w14:ligatures w14:val="none"/>
     </w:rPr>
   </w:style>
-  <w:style w:type="paragraph" w:styleId="920" w:customStyle="1">
+  <w:style w:type="paragraph" w:styleId="924" w:customStyle="1">
     <w:name w:val="УДК"/>
-    <w:link w:val="921"/>
+    <w:link w:val="925"/>
     <w:qFormat/>
     <w:pPr>
       <w:pBdr/>
@@ -33324,10 +37678,10 @@
       <w14:ligatures w14:val="none"/>
     </w:rPr>
   </w:style>
-  <w:style w:type="character" w:styleId="921" w:customStyle="1">
+  <w:style w:type="character" w:styleId="925" w:customStyle="1">
     <w:name w:val="УДК Знак"/>
-    <w:basedOn w:val="718"/>
-    <w:link w:val="920"/>
+    <w:basedOn w:val="722"/>
+    <w:link w:val="924"/>
     <w:pPr>
       <w:pBdr/>
       <w:spacing/>
@@ -33340,9 +37694,9 @@
       <w14:ligatures w14:val="none"/>
     </w:rPr>
   </w:style>
-  <w:style w:type="paragraph" w:styleId="922" w:customStyle="1">
+  <w:style w:type="paragraph" w:styleId="926" w:customStyle="1">
     <w:name w:val="Аннотация"/>
-    <w:link w:val="923"/>
+    <w:link w:val="927"/>
     <w:qFormat/>
     <w:pPr>
       <w:pBdr/>
@@ -33356,10 +37710,10 @@
       <w14:ligatures w14:val="none"/>
     </w:rPr>
   </w:style>
-  <w:style w:type="character" w:styleId="923" w:customStyle="1">
+  <w:style w:type="character" w:styleId="927" w:customStyle="1">
     <w:name w:val="Аннотация Знак"/>
-    <w:basedOn w:val="718"/>
-    <w:link w:val="922"/>
+    <w:basedOn w:val="722"/>
+    <w:link w:val="926"/>
     <w:pPr>
       <w:pBdr/>
       <w:spacing/>
@@ -33371,75 +37725,9 @@
       <w14:ligatures w14:val="none"/>
     </w:rPr>
   </w:style>
-  <w:style w:type="paragraph" w:styleId="924" w:customStyle="1">
+  <w:style w:type="paragraph" w:styleId="928" w:customStyle="1">
     <w:name w:val="Подпись рисунка"/>
-    <w:link w:val="925"/>
-    <w:qFormat/>
-    <w:pPr>
-      <w:pBdr/>
-      <w:spacing w:after="0" w:line="240" w:lineRule="auto"/>
-      <w:ind/>
-      <w:jc w:val="center"/>
-    </w:pPr>
-    <w:rPr>
-      <w:rFonts w:ascii="Times New Roman" w:hAnsi="Times New Roman" w:eastAsia="Times New Roman" w:cs="Times New Roman"/>
-      <w:sz w:val="24"/>
-      <w:szCs w:val="24"/>
-      <w14:ligatures w14:val="none"/>
-    </w:rPr>
-  </w:style>
-  <w:style w:type="character" w:styleId="925" w:customStyle="1">
-    <w:name w:val="Подпись рисунка Знак"/>
-    <w:basedOn w:val="718"/>
-    <w:link w:val="924"/>
-    <w:pPr>
-      <w:pBdr/>
-      <w:spacing/>
-      <w:ind/>
-    </w:pPr>
-    <w:rPr>
-      <w:rFonts w:ascii="Times New Roman" w:hAnsi="Times New Roman" w:eastAsia="Times New Roman" w:cs="Times New Roman"/>
-      <w:sz w:val="24"/>
-      <w:szCs w:val="24"/>
-      <w14:ligatures w14:val="none"/>
-    </w:rPr>
-  </w:style>
-  <w:style w:type="paragraph" w:styleId="926" w:customStyle="1">
-    <w:name w:val="Рисунок"/>
-    <w:link w:val="927"/>
-    <w:qFormat/>
-    <w:pPr>
-      <w:pBdr/>
-      <w:spacing w:after="240" w:before="240"/>
-      <w:ind/>
-      <w:jc w:val="center"/>
-    </w:pPr>
-    <w:rPr>
-      <w:rFonts w:ascii="Times New Roman" w:hAnsi="Times New Roman" w:eastAsia="Times New Roman" w:cs="Times New Roman"/>
-      <w:sz w:val="24"/>
-      <w:szCs w:val="24"/>
-      <w14:ligatures w14:val="none"/>
-    </w:rPr>
-  </w:style>
-  <w:style w:type="character" w:styleId="927" w:customStyle="1">
-    <w:name w:val="Рисунок Знак"/>
-    <w:basedOn w:val="718"/>
-    <w:link w:val="926"/>
-    <w:pPr>
-      <w:pBdr/>
-      <w:spacing/>
-      <w:ind/>
-    </w:pPr>
-    <w:rPr>
-      <w:rFonts w:ascii="Times New Roman" w:hAnsi="Times New Roman" w:eastAsia="Times New Roman" w:cs="Times New Roman"/>
-      <w:sz w:val="24"/>
-      <w:szCs w:val="24"/>
-      <w14:ligatures w14:val="none"/>
-    </w:rPr>
-  </w:style>
-  <w:style w:type="paragraph" w:styleId="928" w:customStyle="1">
-    <w:name w:val="Подпись таблицы"/>
-    <w:link w:val="930"/>
+    <w:link w:val="929"/>
     <w:qFormat/>
     <w:pPr>
       <w:pBdr/>
@@ -33455,24 +37743,8 @@
     </w:rPr>
   </w:style>
   <w:style w:type="character" w:styleId="929" w:customStyle="1">
-    <w:name w:val="VS Table Caption Знак"/>
-    <w:basedOn w:val="718"/>
-    <w:link w:val="914"/>
-    <w:pPr>
-      <w:pBdr/>
-      <w:spacing/>
-      <w:ind/>
-    </w:pPr>
-    <w:rPr>
-      <w:rFonts w:ascii="Times New Roman" w:hAnsi="Times New Roman" w:eastAsia="Times New Roman" w:cs="Times New Roman"/>
-      <w:sz w:val="24"/>
-      <w:szCs w:val="24"/>
-      <w14:ligatures w14:val="none"/>
-    </w:rPr>
-  </w:style>
-  <w:style w:type="character" w:styleId="930" w:customStyle="1">
-    <w:name w:val="Подпись таблицы Знак"/>
-    <w:basedOn w:val="929"/>
+    <w:name w:val="Подпись рисунка Знак"/>
+    <w:basedOn w:val="722"/>
     <w:link w:val="928"/>
     <w:pPr>
       <w:pBdr/>
@@ -33486,10 +37758,92 @@
       <w14:ligatures w14:val="none"/>
     </w:rPr>
   </w:style>
-  <w:style w:type="paragraph" w:styleId="931">
+  <w:style w:type="paragraph" w:styleId="930" w:customStyle="1">
+    <w:name w:val="Рисунок"/>
+    <w:link w:val="931"/>
+    <w:qFormat/>
+    <w:pPr>
+      <w:pBdr/>
+      <w:spacing w:after="240" w:before="240"/>
+      <w:ind/>
+      <w:jc w:val="center"/>
+    </w:pPr>
+    <w:rPr>
+      <w:rFonts w:ascii="Times New Roman" w:hAnsi="Times New Roman" w:eastAsia="Times New Roman" w:cs="Times New Roman"/>
+      <w:sz w:val="24"/>
+      <w:szCs w:val="24"/>
+      <w14:ligatures w14:val="none"/>
+    </w:rPr>
+  </w:style>
+  <w:style w:type="character" w:styleId="931" w:customStyle="1">
+    <w:name w:val="Рисунок Знак"/>
+    <w:basedOn w:val="722"/>
+    <w:link w:val="930"/>
+    <w:pPr>
+      <w:pBdr/>
+      <w:spacing/>
+      <w:ind/>
+    </w:pPr>
+    <w:rPr>
+      <w:rFonts w:ascii="Times New Roman" w:hAnsi="Times New Roman" w:eastAsia="Times New Roman" w:cs="Times New Roman"/>
+      <w:sz w:val="24"/>
+      <w:szCs w:val="24"/>
+      <w14:ligatures w14:val="none"/>
+    </w:rPr>
+  </w:style>
+  <w:style w:type="paragraph" w:styleId="932" w:customStyle="1">
+    <w:name w:val="Подпись таблицы"/>
+    <w:link w:val="934"/>
+    <w:qFormat/>
+    <w:pPr>
+      <w:pBdr/>
+      <w:spacing w:after="0" w:line="240" w:lineRule="auto"/>
+      <w:ind/>
+      <w:jc w:val="center"/>
+    </w:pPr>
+    <w:rPr>
+      <w:rFonts w:ascii="Times New Roman" w:hAnsi="Times New Roman" w:eastAsia="Times New Roman" w:cs="Times New Roman"/>
+      <w:sz w:val="24"/>
+      <w:szCs w:val="24"/>
+      <w14:ligatures w14:val="none"/>
+    </w:rPr>
+  </w:style>
+  <w:style w:type="character" w:styleId="933" w:customStyle="1">
+    <w:name w:val="VS Table Caption Знак"/>
+    <w:basedOn w:val="722"/>
+    <w:link w:val="918"/>
+    <w:pPr>
+      <w:pBdr/>
+      <w:spacing/>
+      <w:ind/>
+    </w:pPr>
+    <w:rPr>
+      <w:rFonts w:ascii="Times New Roman" w:hAnsi="Times New Roman" w:eastAsia="Times New Roman" w:cs="Times New Roman"/>
+      <w:sz w:val="24"/>
+      <w:szCs w:val="24"/>
+      <w14:ligatures w14:val="none"/>
+    </w:rPr>
+  </w:style>
+  <w:style w:type="character" w:styleId="934" w:customStyle="1">
+    <w:name w:val="Подпись таблицы Знак"/>
+    <w:basedOn w:val="933"/>
+    <w:link w:val="932"/>
+    <w:pPr>
+      <w:pBdr/>
+      <w:spacing/>
+      <w:ind/>
+    </w:pPr>
+    <w:rPr>
+      <w:rFonts w:ascii="Times New Roman" w:hAnsi="Times New Roman" w:eastAsia="Times New Roman" w:cs="Times New Roman"/>
+      <w:sz w:val="24"/>
+      <w:szCs w:val="24"/>
+      <w14:ligatures w14:val="none"/>
+    </w:rPr>
+  </w:style>
+  <w:style w:type="paragraph" w:styleId="935">
     <w:name w:val="Header"/>
-    <w:basedOn w:val="708"/>
-    <w:link w:val="932"/>
+    <w:basedOn w:val="712"/>
+    <w:link w:val="936"/>
     <w:uiPriority w:val="99"/>
     <w:unhideWhenUsed/>
     <w:pPr>
@@ -33502,10 +37856,10 @@
       <w:ind/>
     </w:pPr>
   </w:style>
-  <w:style w:type="character" w:styleId="932" w:customStyle="1">
+  <w:style w:type="character" w:styleId="936" w:customStyle="1">
     <w:name w:val="Верхний колонтитул Знак"/>
-    <w:basedOn w:val="718"/>
-    <w:link w:val="931"/>
+    <w:basedOn w:val="722"/>
+    <w:link w:val="935"/>
     <w:uiPriority w:val="99"/>
     <w:pPr>
       <w:pBdr/>
@@ -33519,10 +37873,10 @@
       <w14:ligatures w14:val="none"/>
     </w:rPr>
   </w:style>
-  <w:style w:type="paragraph" w:styleId="933">
+  <w:style w:type="paragraph" w:styleId="937">
     <w:name w:val="Footer"/>
-    <w:basedOn w:val="708"/>
-    <w:link w:val="934"/>
+    <w:basedOn w:val="712"/>
+    <w:link w:val="938"/>
     <w:uiPriority w:val="99"/>
     <w:unhideWhenUsed/>
     <w:pPr>
@@ -33535,10 +37889,10 @@
       <w:ind/>
     </w:pPr>
   </w:style>
-  <w:style w:type="character" w:styleId="934" w:customStyle="1">
+  <w:style w:type="character" w:styleId="938" w:customStyle="1">
     <w:name w:val="Нижний колонтитул Знак"/>
-    <w:basedOn w:val="718"/>
-    <w:link w:val="933"/>
+    <w:basedOn w:val="722"/>
+    <w:link w:val="937"/>
     <w:uiPriority w:val="99"/>
     <w:pPr>
       <w:pBdr/>
@@ -33552,10 +37906,10 @@
       <w14:ligatures w14:val="none"/>
     </w:rPr>
   </w:style>
-  <w:style w:type="paragraph" w:styleId="935">
+  <w:style w:type="paragraph" w:styleId="939">
     <w:name w:val="endnote text"/>
-    <w:basedOn w:val="708"/>
-    <w:link w:val="936"/>
+    <w:basedOn w:val="712"/>
+    <w:link w:val="940"/>
     <w:uiPriority w:val="99"/>
     <w:semiHidden/>
     <w:unhideWhenUsed/>
@@ -33569,10 +37923,10 @@
       <w:szCs w:val="20"/>
     </w:rPr>
   </w:style>
-  <w:style w:type="character" w:styleId="936" w:customStyle="1">
+  <w:style w:type="character" w:styleId="940" w:customStyle="1">
     <w:name w:val="Текст концевой сноски Знак"/>
-    <w:basedOn w:val="718"/>
-    <w:link w:val="935"/>
+    <w:basedOn w:val="722"/>
+    <w:link w:val="939"/>
     <w:uiPriority w:val="99"/>
     <w:semiHidden/>
     <w:pPr>
@@ -33587,9 +37941,9 @@
       <w14:ligatures w14:val="none"/>
     </w:rPr>
   </w:style>
-  <w:style w:type="character" w:styleId="937">
+  <w:style w:type="character" w:styleId="941">
     <w:name w:val="endnote reference"/>
-    <w:basedOn w:val="718"/>
+    <w:basedOn w:val="722"/>
     <w:uiPriority w:val="99"/>
     <w:semiHidden/>
     <w:unhideWhenUsed/>
@@ -33602,9 +37956,9 @@
       <w:vertAlign w:val="superscript"/>
     </w:rPr>
   </w:style>
-  <w:style w:type="character" w:styleId="938">
+  <w:style w:type="character" w:styleId="942">
     <w:name w:val="footnote reference"/>
-    <w:basedOn w:val="718"/>
+    <w:basedOn w:val="722"/>
     <w:uiPriority w:val="99"/>
     <w:semiHidden/>
     <w:unhideWhenUsed/>
@@ -33617,9 +37971,9 @@
       <w:vertAlign w:val="superscript"/>
     </w:rPr>
   </w:style>
-  <w:style w:type="character" w:styleId="939">
+  <w:style w:type="character" w:styleId="943">
     <w:name w:val="Hyperlink"/>
-    <w:basedOn w:val="718"/>
+    <w:basedOn w:val="722"/>
     <w:uiPriority w:val="99"/>
     <w:unhideWhenUsed/>
     <w:pPr>
@@ -33632,9 +37986,9 @@
       <w:u w:val="single"/>
     </w:rPr>
   </w:style>
-  <w:style w:type="character" w:styleId="940">
+  <w:style w:type="character" w:styleId="944">
     <w:name w:val="Unresolved Mention"/>
-    <w:basedOn w:val="718"/>
+    <w:basedOn w:val="722"/>
     <w:uiPriority w:val="99"/>
     <w:semiHidden/>
     <w:unhideWhenUsed/>
@@ -33648,9 +38002,9 @@
       <w:shd w:val="clear" w:color="auto" w:fill="e1dfdd"/>
     </w:rPr>
   </w:style>
-  <w:style w:type="table" w:styleId="941">
+  <w:style w:type="table" w:styleId="945">
     <w:name w:val="Table Grid"/>
-    <w:basedOn w:val="719"/>
+    <w:basedOn w:val="723"/>
     <w:uiPriority w:val="39"/>
     <w:pPr>
       <w:pBdr/>
@@ -33840,9 +38194,9 @@
       </w:tcPr>
     </w:tblStylePr>
   </w:style>
-  <w:style w:type="paragraph" w:styleId="942" w:customStyle="1">
+  <w:style w:type="paragraph" w:styleId="946" w:customStyle="1">
     <w:name w:val="Обычный (без отступа)"/>
-    <w:link w:val="943"/>
+    <w:link w:val="947"/>
     <w:qFormat/>
     <w:pPr>
       <w:framePr w:hAnchor="text" w:hSpace="181" w:vAnchor="text" w:wrap="around" w:y="1"/>
@@ -33857,10 +38211,10 @@
       <w14:ligatures w14:val="none"/>
     </w:rPr>
   </w:style>
-  <w:style w:type="character" w:styleId="943" w:customStyle="1">
+  <w:style w:type="character" w:styleId="947" w:customStyle="1">
     <w:name w:val="Обычный (без отступа) Знак"/>
-    <w:basedOn w:val="718"/>
-    <w:link w:val="942"/>
+    <w:basedOn w:val="722"/>
+    <w:link w:val="946"/>
     <w:pPr>
       <w:pBdr/>
       <w:spacing/>
@@ -33871,6 +38225,37 @@
       <w:sz w:val="24"/>
       <w:szCs w:val="24"/>
       <w14:ligatures w14:val="none"/>
+    </w:rPr>
+  </w:style>
+  <w:style w:type="character" w:styleId="1_2078" w:customStyle="1">
+    <w:name w:val="Программный код_character"/>
+    <w:link w:val="1_2077"/>
+    <w:pPr>
+      <w:pBdr/>
+      <w:spacing/>
+      <w:ind/>
+    </w:pPr>
+    <w:rPr>
+      <w:rFonts w:ascii="Courier New" w:hAnsi="Courier New" w:eastAsia="Courier New" w:cs="Courier New"/>
+      <w:color w:val="000000" w:themeColor="text1"/>
+      <w:sz w:val="20"/>
+    </w:rPr>
+  </w:style>
+  <w:style w:type="paragraph" w:styleId="1_2077" w:customStyle="1">
+    <w:name w:val="Программный код"/>
+    <w:basedOn w:val="712"/>
+    <w:link w:val="1_2078"/>
+    <w:qFormat/>
+    <w:pPr>
+      <w:pBdr/>
+      <w:spacing/>
+      <w:ind w:firstLine="0"/>
+      <w:jc w:val="left"/>
+    </w:pPr>
+    <w:rPr>
+      <w:rFonts w:ascii="Courier New" w:hAnsi="Courier New" w:eastAsia="Courier New" w:cs="Courier New"/>
+      <w:color w:val="000000" w:themeColor="text1"/>
+      <w:sz w:val="20"/>
     </w:rPr>
   </w:style>
 </w:styles>

--- a/article.docx
+++ b/article.docx
@@ -652,6 +652,7 @@
       <w:r>
         <w:rPr>
           <w:highlight w:val="none"/>
+          <w:lang w:val="ru-RU"/>
         </w:rPr>
       </w:r>
       <w:r>
@@ -743,7 +744,6 @@
       <w:r>
         <w:rPr>
           <w:highlight w:val="none"/>
-          <w:lang w:val="ru-RU"/>
         </w:rPr>
       </w:r>
       <w:r>
@@ -923,6 +923,11 @@
           <w:highlight w:val="none"/>
         </w:rPr>
       </w:r>
+      <w:r>
+        <w:rPr>
+          <w:highlight w:val="none"/>
+        </w:rPr>
+      </w:r>
     </w:p>
     <w:p>
       <w:pPr>
@@ -951,6 +956,7 @@
           <w:highlight w:val="none"/>
         </w:rPr>
       </w:r>
+      <w:r/>
     </w:p>
     <w:p>
       <w:pPr>
@@ -1010,14 +1016,59 @@
       <w:r>
         <w:rPr>
           <w:highlight w:val="none"/>
-          <w:lang w:val="ru-RU" w:bidi="ru-RU"/>
-        </w:rPr>
-      </w:r>
+          <w:lang w:val="ru-RU"/>
+        </w:rPr>
+      </w:r>
+    </w:p>
+    <w:p>
+      <w:pPr>
+        <w:pBdr/>
+        <w:spacing/>
+        <w:ind w:firstLine="0"/>
+        <w:rPr>
+          <w:highlight w:val="none"/>
+        </w:rPr>
+      </w:pPr>
+      <w:r>
+        <w:rPr>
+          <w:highlight w:val="none"/>
+        </w:rPr>
+      </w:r>
+      <w:r>
+        <w:rPr>
+          <w:highlight w:val="none"/>
+        </w:rPr>
+      </w:r>
+      <w:r>
+        <w:rPr>
+          <w:highlight w:val="none"/>
+        </w:rPr>
+      </w:r>
+    </w:p>
+    <w:p>
+      <w:pPr>
+        <w:pStyle w:val="932"/>
+        <w:pBdr/>
+        <w:spacing/>
+        <w:ind/>
+        <w:rPr>
+          <w:highlight w:val="none"/>
+          <w:lang w:val="ru-RU"/>
+        </w:rPr>
+      </w:pPr>
       <w:r>
         <w:rPr>
           <w:highlight w:val="none"/>
           <w:lang w:val="ru-RU" w:bidi="ru-RU"/>
         </w:rPr>
+        <w:t xml:space="preserve">Листинг 1. Код промежуточного представления цикла </w:t>
+      </w:r>
+      <w:r>
+        <w:rPr>
+          <w:highlight w:val="none"/>
+          <w:lang w:val="en-US"/>
+        </w:rPr>
+        <w:t xml:space="preserve">s291</w:t>
       </w:r>
       <w:r>
         <w:rPr>
@@ -1034,69 +1085,7 @@
     </w:p>
     <w:p>
       <w:pPr>
-        <w:pBdr/>
-        <w:spacing/>
-        <w:ind w:firstLine="0"/>
-        <w:rPr>
-          <w:highlight w:val="none"/>
-        </w:rPr>
-      </w:pPr>
-      <w:r>
-        <w:rPr>
-          <w:highlight w:val="none"/>
-        </w:rPr>
-      </w:r>
-      <w:r>
-        <w:rPr>
-          <w:highlight w:val="none"/>
-        </w:rPr>
-      </w:r>
-      <w:r>
-        <w:rPr>
-          <w:highlight w:val="none"/>
-        </w:rPr>
-      </w:r>
-    </w:p>
-    <w:p>
-      <w:pPr>
-        <w:pBdr/>
-        <w:spacing/>
-        <w:ind w:firstLine="0"/>
-        <w:rPr>
-          <w:highlight w:val="none"/>
-          <w:lang w:val="ru-RU"/>
-        </w:rPr>
-      </w:pPr>
-      <w:r>
-        <w:rPr>
-          <w:highlight w:val="none"/>
-          <w:lang w:val="ru-RU" w:bidi="ru-RU"/>
-        </w:rPr>
-        <w:t xml:space="preserve">Листинг 1. Код промежуточного представления цикла </w:t>
-      </w:r>
-      <w:r>
-        <w:rPr>
-          <w:highlight w:val="none"/>
-          <w:lang w:val="en-US"/>
-        </w:rPr>
-        <w:t xml:space="preserve">s291</w:t>
-      </w:r>
-      <w:r>
-        <w:rPr>
-          <w:highlight w:val="none"/>
-          <w:lang w:val="ru-RU"/>
-        </w:rPr>
-      </w:r>
-      <w:r>
-        <w:rPr>
-          <w:highlight w:val="none"/>
-          <w:lang w:val="ru-RU"/>
-        </w:rPr>
-      </w:r>
-    </w:p>
-    <w:p>
-      <w:pPr>
-        <w:pStyle w:val="1_2077"/>
+        <w:pStyle w:val="949"/>
         <w:pBdr/>
         <w:spacing/>
         <w:ind/>
@@ -1135,7 +1124,7 @@
     </w:p>
     <w:p>
       <w:pPr>
-        <w:pStyle w:val="1_2077"/>
+        <w:pStyle w:val="949"/>
         <w:pBdr/>
         <w:spacing/>
         <w:ind/>
@@ -1174,7 +1163,7 @@
     </w:p>
     <w:p>
       <w:pPr>
-        <w:pStyle w:val="1_2077"/>
+        <w:pStyle w:val="949"/>
         <w:pBdr/>
         <w:spacing/>
         <w:ind/>
@@ -1213,7 +1202,7 @@
     </w:p>
     <w:p>
       <w:pPr>
-        <w:pStyle w:val="1_2077"/>
+        <w:pStyle w:val="949"/>
         <w:pBdr/>
         <w:spacing/>
         <w:ind/>
@@ -1252,7 +1241,7 @@
     </w:p>
     <w:p>
       <w:pPr>
-        <w:pStyle w:val="1_2077"/>
+        <w:pStyle w:val="949"/>
         <w:pBdr/>
         <w:spacing/>
         <w:ind/>
@@ -1291,7 +1280,7 @@
     </w:p>
     <w:p>
       <w:pPr>
-        <w:pStyle w:val="1_2077"/>
+        <w:pStyle w:val="949"/>
         <w:pBdr/>
         <w:spacing/>
         <w:ind/>
@@ -1330,7 +1319,7 @@
     </w:p>
     <w:p>
       <w:pPr>
-        <w:pStyle w:val="1_2077"/>
+        <w:pStyle w:val="949"/>
         <w:pBdr/>
         <w:spacing/>
         <w:ind/>
@@ -1369,7 +1358,7 @@
     </w:p>
     <w:p>
       <w:pPr>
-        <w:pStyle w:val="1_2077"/>
+        <w:pStyle w:val="949"/>
         <w:pBdr/>
         <w:spacing/>
         <w:ind/>
@@ -1408,7 +1397,7 @@
     </w:p>
     <w:p>
       <w:pPr>
-        <w:pStyle w:val="1_2077"/>
+        <w:pStyle w:val="949"/>
         <w:pBdr/>
         <w:spacing/>
         <w:ind/>
@@ -1447,7 +1436,7 @@
     </w:p>
     <w:p>
       <w:pPr>
-        <w:pStyle w:val="1_2077"/>
+        <w:pStyle w:val="949"/>
         <w:pBdr/>
         <w:spacing/>
         <w:ind/>
@@ -1486,7 +1475,7 @@
     </w:p>
     <w:p>
       <w:pPr>
-        <w:pStyle w:val="1_2077"/>
+        <w:pStyle w:val="949"/>
         <w:pBdr/>
         <w:spacing/>
         <w:ind/>
@@ -1525,7 +1514,7 @@
     </w:p>
     <w:p>
       <w:pPr>
-        <w:pStyle w:val="1_2077"/>
+        <w:pStyle w:val="949"/>
         <w:pBdr/>
         <w:spacing/>
         <w:ind/>
@@ -1564,7 +1553,7 @@
     </w:p>
     <w:p>
       <w:pPr>
-        <w:pStyle w:val="1_2077"/>
+        <w:pStyle w:val="949"/>
         <w:pBdr/>
         <w:spacing/>
         <w:ind/>
@@ -1603,7 +1592,7 @@
     </w:p>
     <w:p>
       <w:pPr>
-        <w:pStyle w:val="1_2077"/>
+        <w:pStyle w:val="949"/>
         <w:pBdr/>
         <w:spacing/>
         <w:ind/>
@@ -1642,7 +1631,7 @@
     </w:p>
     <w:p>
       <w:pPr>
-        <w:pStyle w:val="1_2077"/>
+        <w:pStyle w:val="949"/>
         <w:pBdr/>
         <w:spacing/>
         <w:ind/>
@@ -1681,7 +1670,7 @@
     </w:p>
     <w:p>
       <w:pPr>
-        <w:pStyle w:val="1_2077"/>
+        <w:pStyle w:val="949"/>
         <w:pBdr/>
         <w:spacing/>
         <w:ind/>
@@ -1720,7 +1709,7 @@
     </w:p>
     <w:p>
       <w:pPr>
-        <w:pStyle w:val="1_2077"/>
+        <w:pStyle w:val="949"/>
         <w:pBdr/>
         <w:spacing/>
         <w:ind/>
@@ -1753,28 +1742,6 @@
           <w:highlight w:val="none"/>
         </w:rPr>
       </w:r>
-      <w:r>
-        <w:rPr>
-          <w:highlight w:val="none"/>
-        </w:rPr>
-      </w:r>
-      <w:r>
-        <w:rPr>
-          <w:highlight w:val="none"/>
-        </w:rPr>
-      </w:r>
-      <w:r>
-        <w:rPr>
-          <w:highlight w:val="none"/>
-        </w:rPr>
-      </w:r>
-      <w:r>
-        <w:rPr>
-          <w:rFonts w:ascii="Courier New" w:hAnsi="Courier New" w:cs="Courier New"/>
-          <w:color w:val="000000" w:themeColor="text1"/>
-          <w:highlight w:val="none"/>
-        </w:rPr>
-      </w:r>
     </w:p>
     <w:p>
       <w:pPr>
@@ -1795,6 +1762,11 @@
           <w:highlight w:val="none"/>
         </w:rPr>
       </w:r>
+      <w:r>
+        <w:rPr>
+          <w:highlight w:val="none"/>
+        </w:rPr>
+      </w:r>
     </w:p>
     <w:p>
       <w:pPr>
@@ -1903,6 +1875,12 @@
           <w:lang w:val="ru-RU"/>
         </w:rPr>
       </w:r>
+      <w:r>
+        <w:rPr>
+          <w:highlight w:val="none"/>
+          <w:lang w:val="ru-RU"/>
+        </w:rPr>
+      </w:r>
     </w:p>
     <w:p>
       <w:pPr>
@@ -1997,12 +1975,19 @@
           <w:lang w:val="ru-RU"/>
         </w:rPr>
       </w:r>
+      <w:r>
+        <w:rPr>
+          <w:highlight w:val="none"/>
+          <w:lang w:val="ru-RU"/>
+        </w:rPr>
+      </w:r>
     </w:p>
     <w:p>
       <w:pPr>
-        <w:pBdr/>
-        <w:spacing/>
-        <w:ind w:firstLine="0"/>
+        <w:pStyle w:val="932"/>
+        <w:pBdr/>
+        <w:spacing/>
+        <w:ind/>
         <w:rPr>
           <w:highlight w:val="none"/>
           <w:lang w:val="ru-RU"/>
@@ -2026,11 +2011,16 @@
           <w:lang w:val="ru-RU"/>
         </w:rPr>
       </w:r>
-      <w:r/>
+      <w:r>
+        <w:rPr>
+          <w:highlight w:val="none"/>
+          <w:lang w:val="ru-RU"/>
+        </w:rPr>
+      </w:r>
     </w:p>
     <w:p>
       <w:pPr>
-        <w:pStyle w:val="1_2077"/>
+        <w:pStyle w:val="949"/>
         <w:pBdr/>
         <w:spacing/>
         <w:ind/>
@@ -2069,7 +2059,7 @@
     </w:p>
     <w:p>
       <w:pPr>
-        <w:pStyle w:val="1_2077"/>
+        <w:pStyle w:val="949"/>
         <w:pBdr/>
         <w:spacing/>
         <w:ind/>
@@ -2108,7 +2098,7 @@
     </w:p>
     <w:p>
       <w:pPr>
-        <w:pStyle w:val="1_2077"/>
+        <w:pStyle w:val="949"/>
         <w:pBdr/>
         <w:spacing/>
         <w:ind/>
@@ -2146,7 +2136,7 @@
     </w:p>
     <w:p>
       <w:pPr>
-        <w:pStyle w:val="1_2077"/>
+        <w:pStyle w:val="949"/>
         <w:pBdr/>
         <w:spacing/>
         <w:ind/>
@@ -2185,7 +2175,7 @@
     </w:p>
     <w:p>
       <w:pPr>
-        <w:pStyle w:val="1_2077"/>
+        <w:pStyle w:val="949"/>
         <w:pBdr/>
         <w:spacing/>
         <w:ind/>
@@ -2224,7 +2214,7 @@
     </w:p>
     <w:p>
       <w:pPr>
-        <w:pStyle w:val="1_2077"/>
+        <w:pStyle w:val="949"/>
         <w:pBdr/>
         <w:spacing/>
         <w:ind/>
@@ -2263,7 +2253,7 @@
     </w:p>
     <w:p>
       <w:pPr>
-        <w:pStyle w:val="1_2077"/>
+        <w:pStyle w:val="949"/>
         <w:pBdr/>
         <w:spacing/>
         <w:ind/>
@@ -2302,7 +2292,7 @@
     </w:p>
     <w:p>
       <w:pPr>
-        <w:pStyle w:val="1_2077"/>
+        <w:pStyle w:val="949"/>
         <w:pBdr/>
         <w:spacing/>
         <w:ind/>
@@ -2341,7 +2331,7 @@
     </w:p>
     <w:p>
       <w:pPr>
-        <w:pStyle w:val="1_2077"/>
+        <w:pStyle w:val="949"/>
         <w:pBdr/>
         <w:spacing/>
         <w:ind/>
@@ -2380,7 +2370,7 @@
     </w:p>
     <w:p>
       <w:pPr>
-        <w:pStyle w:val="1_2077"/>
+        <w:pStyle w:val="949"/>
         <w:pBdr/>
         <w:spacing/>
         <w:ind/>
@@ -2418,7 +2408,7 @@
     </w:p>
     <w:p>
       <w:pPr>
-        <w:pStyle w:val="1_2077"/>
+        <w:pStyle w:val="949"/>
         <w:pBdr/>
         <w:spacing/>
         <w:ind/>
@@ -2457,7 +2447,7 @@
     </w:p>
     <w:p>
       <w:pPr>
-        <w:pStyle w:val="1_2077"/>
+        <w:pStyle w:val="949"/>
         <w:pBdr/>
         <w:spacing/>
         <w:ind/>
@@ -2495,7 +2485,7 @@
     </w:p>
     <w:p>
       <w:pPr>
-        <w:pStyle w:val="1_2077"/>
+        <w:pStyle w:val="949"/>
         <w:pBdr/>
         <w:spacing/>
         <w:ind/>
@@ -2534,7 +2524,7 @@
     </w:p>
     <w:p>
       <w:pPr>
-        <w:pStyle w:val="1_2077"/>
+        <w:pStyle w:val="949"/>
         <w:pBdr/>
         <w:spacing/>
         <w:ind/>
@@ -2590,6 +2580,12 @@
           <w:lang w:val="ru-RU"/>
         </w:rPr>
       </w:r>
+      <w:r>
+        <w:rPr>
+          <w:highlight w:val="none"/>
+          <w:lang w:val="ru-RU"/>
+        </w:rPr>
+      </w:r>
     </w:p>
     <w:p>
       <w:pPr>
@@ -2634,33 +2630,26 @@
           <w:highlight w:val="none"/>
           <w:lang w:val="ru-RU"/>
         </w:rPr>
-        <w:t xml:space="preserve"> также, как и до этого, зависит от индукционной переменной, но не получает её предыдущее значение через фи-узел, как это было в циклах, рассматриваемых выше. Вместо этого, она зависит от индукционной переменной через последовательность различных инструкций. Для того, чтобы пасс мог распознавать такую зависимость было принято решение «раскручивать» последовательность инструкций для фи-узлов, предполагая, что в каком-то месте этой последовательности встретится сама индукционная переменная. Такая доработка позволила достаточно обобщить условие на все необходимые случаи, при этом не включая в него остальные случаи из тестового набора, которым подобная оптимизация не требуется.</w:t>
-      </w:r>
-      <w:r>
-        <w:rPr>
-          <w:highlight w:val="none"/>
-          <w:lang w:val="en-US"/>
-        </w:rPr>
+        <w:t xml:space="preserve"> также, как и до этого, зависит от индукционной переменной, но не получает её предыдущее значение через фи-узел, как это было в циклах, рассматриваемых выше. Вместо этог</w:t>
       </w:r>
       <w:r>
         <w:rPr>
           <w:highlight w:val="none"/>
           <w:lang w:val="ru-RU"/>
         </w:rPr>
+        <w:t xml:space="preserve">о, она зависит от индукционной переменной через последовательность различных инструкций. Для того, чтобы пасс мог распознавать такую зависимость было принято решение «раскручивать» последовательность инструкций для фи-узлов, предполагая, что в каком-то мес</w:t>
       </w:r>
       <w:r>
         <w:rPr>
           <w:highlight w:val="none"/>
-        </w:rPr>
+          <w:lang w:val="ru-RU"/>
+        </w:rPr>
+        <w:t xml:space="preserve">те этой последовательности встретится сама индукционная переменная. Такая доработка позволила достаточно обобщить условие на все необходимые случаи, при этом не включая в него остальные случаи из тестового набора, которым подобная оптимизация не требуется.</w:t>
       </w:r>
       <w:r>
         <w:rPr>
           <w:highlight w:val="none"/>
-        </w:rPr>
-      </w:r>
-      <w:r>
-        <w:rPr>
-          <w:highlight w:val="none"/>
+          <w:lang w:val="ru-RU"/>
         </w:rPr>
       </w:r>
       <w:r>
@@ -2714,6 +2703,12 @@
           <w:lang w:val="ru-RU"/>
         </w:rPr>
       </w:r>
+      <w:r>
+        <w:rPr>
+          <w:highlight w:val="none"/>
+          <w:lang w:val="ru-RU"/>
+        </w:rPr>
+      </w:r>
     </w:p>
     <w:p>
       <w:pPr>
@@ -2734,7 +2729,7 @@
       <w:r>
         <w:rPr>
           <w:highlight w:val="none"/>
-          <w:lang w:val="ru-RU" w:bidi="ru-RU"/>
+          <w:lang w:val="ru-RU"/>
         </w:rPr>
       </w:r>
       <w:r>
@@ -2746,9 +2741,10 @@
     </w:p>
     <w:p>
       <w:pPr>
-        <w:pBdr/>
-        <w:spacing/>
-        <w:ind w:firstLine="0"/>
+        <w:pStyle w:val="932"/>
+        <w:pBdr/>
+        <w:spacing/>
+        <w:ind/>
         <w:rPr>
           <w:highlight w:val="none"/>
           <w:lang w:val="ru-RU"/>
@@ -2804,7 +2800,7 @@
     </w:p>
     <w:p>
       <w:pPr>
-        <w:pStyle w:val="1_2077"/>
+        <w:pStyle w:val="949"/>
         <w:pBdr/>
         <w:spacing/>
         <w:ind/>
@@ -2834,7 +2830,7 @@
     </w:p>
     <w:p>
       <w:pPr>
-        <w:pStyle w:val="1_2077"/>
+        <w:pStyle w:val="949"/>
         <w:pBdr/>
         <w:spacing/>
         <w:ind/>
@@ -2864,7 +2860,7 @@
     </w:p>
     <w:p>
       <w:pPr>
-        <w:pStyle w:val="1_2077"/>
+        <w:pStyle w:val="949"/>
         <w:pBdr/>
         <w:spacing/>
         <w:ind/>
@@ -2894,7 +2890,7 @@
     </w:p>
     <w:p>
       <w:pPr>
-        <w:pStyle w:val="1_2077"/>
+        <w:pStyle w:val="949"/>
         <w:pBdr/>
         <w:spacing/>
         <w:ind/>
@@ -2924,7 +2920,7 @@
     </w:p>
     <w:p>
       <w:pPr>
-        <w:pStyle w:val="1_2077"/>
+        <w:pStyle w:val="949"/>
         <w:pBdr/>
         <w:spacing/>
         <w:ind/>
@@ -2954,7 +2950,7 @@
     </w:p>
     <w:p>
       <w:pPr>
-        <w:pStyle w:val="1_2077"/>
+        <w:pStyle w:val="949"/>
         <w:pBdr/>
         <w:spacing/>
         <w:ind/>
@@ -2983,7 +2979,7 @@
     </w:p>
     <w:p>
       <w:pPr>
-        <w:pStyle w:val="1_2077"/>
+        <w:pStyle w:val="949"/>
         <w:pBdr/>
         <w:spacing/>
         <w:ind/>
@@ -3013,7 +3009,7 @@
     </w:p>
     <w:p>
       <w:pPr>
-        <w:pStyle w:val="1_2077"/>
+        <w:pStyle w:val="949"/>
         <w:pBdr/>
         <w:spacing/>
         <w:ind/>
@@ -3043,7 +3039,7 @@
     </w:p>
     <w:p>
       <w:pPr>
-        <w:pStyle w:val="1_2077"/>
+        <w:pStyle w:val="949"/>
         <w:pBdr/>
         <w:spacing/>
         <w:ind/>
@@ -3072,7 +3068,7 @@
     </w:p>
     <w:p>
       <w:pPr>
-        <w:pStyle w:val="1_2077"/>
+        <w:pStyle w:val="949"/>
         <w:pBdr/>
         <w:spacing/>
         <w:ind/>
@@ -3102,7 +3098,7 @@
     </w:p>
     <w:p>
       <w:pPr>
-        <w:pStyle w:val="1_2077"/>
+        <w:pStyle w:val="949"/>
         <w:pBdr/>
         <w:spacing/>
         <w:ind/>
@@ -3132,7 +3128,7 @@
     </w:p>
     <w:p>
       <w:pPr>
-        <w:pStyle w:val="1_2077"/>
+        <w:pStyle w:val="949"/>
         <w:pBdr/>
         <w:spacing/>
         <w:ind/>
@@ -3162,7 +3158,7 @@
     </w:p>
     <w:p>
       <w:pPr>
-        <w:pStyle w:val="1_2077"/>
+        <w:pStyle w:val="949"/>
         <w:pBdr/>
         <w:spacing/>
         <w:ind/>
@@ -3191,7 +3187,7 @@
     </w:p>
     <w:p>
       <w:pPr>
-        <w:pStyle w:val="1_2077"/>
+        <w:pStyle w:val="949"/>
         <w:pBdr/>
         <w:spacing/>
         <w:ind/>
@@ -3221,7 +3217,7 @@
     </w:p>
     <w:p>
       <w:pPr>
-        <w:pStyle w:val="1_2077"/>
+        <w:pStyle w:val="949"/>
         <w:pBdr/>
         <w:spacing/>
         <w:ind/>
@@ -3268,7 +3264,7 @@
       <w:r>
         <w:rPr>
           <w:highlight w:val="none"/>
-          <w:lang w:val="ru-RU" w:bidi="ru-RU"/>
+          <w:lang w:val="ru-RU"/>
         </w:rPr>
       </w:r>
       <w:r>
@@ -3299,13 +3295,26 @@
           <w:highlight w:val="none"/>
           <w:lang w:val="ru-RU"/>
         </w:rPr>
-        <w:t xml:space="preserve">Первым делом пасс проверяет, что цикл находится в упрощённой форме и имеет выходной блок, то есть на является бесконечным циклом. Без соблюдения этих условий невозможен корректный пилинг цикла, поэтому такие циклы сразу отбрасываются. Далее расположена проверка наличия в цикле переменных состояния, по которым и происходит разделение циклов на 2 класса. Исходный код метода, выполняющего проверку представлен в листинге 4.</w:t>
+        <w:t xml:space="preserve">Первым делом пасс проверяет, что цикл находится в упрощённой форме и имеет выходной блок, то есть на является бесконечным циклом. Без соблюдения этих условий невозможе</w:t>
       </w:r>
       <w:r>
         <w:rPr>
           <w:highlight w:val="none"/>
           <w:lang w:val="ru-RU"/>
         </w:rPr>
+        <w:t xml:space="preserve">н корректный пилинг цикла, поэтому такие циклы сразу отбрасываются. Далее расположена проверка наличия в цикле переменных состояния, по которым и происходит разделение циклов на 2 класса. Исходный код метода, выполняющего проверку представлен в листинге 4.</w:t>
+      </w:r>
+      <w:r>
+        <w:rPr>
+          <w:highlight w:val="none"/>
+          <w:lang w:val="ru-RU"/>
+        </w:rPr>
+      </w:r>
+      <w:r>
+        <w:rPr>
+          <w:highlight w:val="none"/>
+          <w:lang w:val="ru-RU"/>
+        </w:rPr>
       </w:r>
     </w:p>
     <w:p>
@@ -3334,27 +3343,1865 @@
           <w:highlight w:val="none"/>
           <w:lang w:val="ru-RU"/>
         </w:rPr>
-        <w:t xml:space="preserve"> проходится по всем фи-узлам цикла, меняющим своё состояние на каждой итерации, и проверяет, зависят ли эти переменные от индукционной переменной. Если хотя бы один такой фи-узел нашёлся, значит цикл подходит под условие. Проверка зависимости от индукционной переменной осуществляется при помощи метода </w:t>
+        <w:t xml:space="preserve"> проходится по всем фи-узлам цикла, меняющим св</w:t>
       </w:r>
       <w:r>
         <w:rPr>
           <w:highlight w:val="none"/>
           <w:lang w:val="ru-RU"/>
         </w:rPr>
-        <w:t xml:space="preserve">isDerivedFromIndVar</w:t>
+        <w:t xml:space="preserve">оё состояние на каждой итерации, и проверяет, зависят ли эти переменные от индукционной переменной. Если хотя бы один такой фи-узел нашёлся, значит цикл подходит под условие. Проверка зависимости от индукционной переменной осуществляется при помощи метода </w:t>
       </w:r>
       <w:r>
         <w:rPr>
           <w:highlight w:val="none"/>
           <w:lang w:val="ru-RU"/>
         </w:rPr>
-        <w:t xml:space="preserve"> с учётом всех условий, описанных выше.</w:t>
+        <w:t xml:space="preserve">isDerivedFromIndVar</w:t>
       </w:r>
       <w:r>
         <w:rPr>
           <w:highlight w:val="none"/>
           <w:lang w:val="ru-RU"/>
         </w:rPr>
+        <w:t xml:space="preserve"> с учётом всех условий, описанных выше.</w:t>
+      </w:r>
+      <w:r>
+        <w:rPr>
+          <w:highlight w:val="none"/>
+          <w:lang w:val="ru-RU"/>
+        </w:rPr>
+      </w:r>
+      <w:r/>
+    </w:p>
+    <w:p>
+      <w:pPr>
+        <w:pBdr/>
+        <w:spacing/>
+        <w:ind/>
+        <w:rPr/>
+      </w:pPr>
+      <w:r/>
+      <w:r/>
+    </w:p>
+    <w:p>
+      <w:pPr>
+        <w:pStyle w:val="932"/>
+        <w:pBdr/>
+        <w:spacing/>
+        <w:ind/>
+        <w:rPr>
+          <w:highlight w:val="none"/>
+        </w:rPr>
+      </w:pPr>
+      <w:r>
+        <w:rPr>
+          <w:highlight w:val="none"/>
+          <w:lang w:val="ru-RU" w:bidi="ru-RU"/>
+        </w:rPr>
+        <w:t xml:space="preserve">Листинг 4. </w:t>
+      </w:r>
+      <w:r>
+        <w:rPr>
+          <w:highlight w:val="none"/>
+          <w:lang w:val="ru-RU"/>
+        </w:rPr>
+        <w:t xml:space="preserve">Метод </w:t>
+      </w:r>
+      <w:r>
+        <w:rPr>
+          <w:highlight w:val="none"/>
+          <w:lang w:val="en-US"/>
+        </w:rPr>
+        <w:t xml:space="preserve">hasStateVariables</w:t>
+      </w:r>
+      <w:r>
+        <w:rPr>
+          <w:highlight w:val="none"/>
+          <w:lang w:val="en-US"/>
+        </w:rPr>
+        <w:t xml:space="preserve"> </w:t>
+      </w:r>
+      <w:r>
+        <w:rPr>
+          <w:highlight w:val="none"/>
+          <w:lang w:val="ru-RU"/>
+        </w:rPr>
+        <w:t xml:space="preserve">пасса </w:t>
+      </w:r>
+      <w:r>
+        <w:rPr>
+          <w:highlight w:val="none"/>
+          <w:lang w:val="en-US"/>
+        </w:rPr>
+        <w:t xml:space="preserve">LoopPeelWithStatePass</w:t>
+      </w:r>
+      <w:r>
+        <w:rPr>
+          <w:highlight w:val="none"/>
+        </w:rPr>
+      </w:r>
+    </w:p>
+    <w:p>
+      <w:pPr>
+        <w:pStyle w:val="949"/>
+        <w:pBdr/>
+        <w:spacing/>
+        <w:ind/>
+        <w:rPr>
+          <w:highlight w:val="white"/>
+        </w:rPr>
+      </w:pPr>
+      <w:r>
+        <w:rPr>
+          <w:highlight w:val="white"/>
+        </w:rPr>
+        <w:t xml:space="preserve">bool LoopPeelWithStatePass::hasStateVariables(Loop &amp;L) {</w:t>
+      </w:r>
+      <w:r>
+        <w:rPr>
+          <w:highlight w:val="white"/>
+        </w:rPr>
+      </w:r>
+      <w:r>
+        <w:rPr>
+          <w:highlight w:val="white"/>
+        </w:rPr>
+      </w:r>
+    </w:p>
+    <w:p>
+      <w:pPr>
+        <w:pStyle w:val="949"/>
+        <w:pBdr/>
+        <w:spacing/>
+        <w:ind/>
+        <w:rPr>
+          <w:highlight w:val="white"/>
+        </w:rPr>
+      </w:pPr>
+      <w:r>
+        <w:rPr>
+          <w:highlight w:val="white"/>
+        </w:rPr>
+        <w:t xml:space="preserve">  BasicBlock *Header = L.getHeader();</w:t>
+      </w:r>
+      <w:r>
+        <w:rPr>
+          <w:highlight w:val="white"/>
+        </w:rPr>
+      </w:r>
+      <w:r>
+        <w:rPr>
+          <w:highlight w:val="white"/>
+        </w:rPr>
+      </w:r>
+    </w:p>
+    <w:p>
+      <w:pPr>
+        <w:pStyle w:val="949"/>
+        <w:pBdr/>
+        <w:spacing/>
+        <w:ind/>
+        <w:rPr>
+          <w:highlight w:val="white"/>
+        </w:rPr>
+      </w:pPr>
+      <w:r>
+        <w:rPr>
+          <w:highlight w:val="white"/>
+        </w:rPr>
+        <w:t xml:space="preserve">  BasicBlock *Latch = L.getLoopLatch();</w:t>
+      </w:r>
+      <w:r>
+        <w:rPr>
+          <w:highlight w:val="white"/>
+        </w:rPr>
+      </w:r>
+      <w:r>
+        <w:rPr>
+          <w:highlight w:val="white"/>
+        </w:rPr>
+      </w:r>
+    </w:p>
+    <w:p>
+      <w:pPr>
+        <w:pStyle w:val="949"/>
+        <w:pBdr/>
+        <w:spacing/>
+        <w:ind/>
+        <w:rPr>
+          <w:highlight w:val="white"/>
+        </w:rPr>
+      </w:pPr>
+      <w:r>
+        <w:rPr>
+          <w:highlight w:val="white"/>
+        </w:rPr>
+      </w:r>
+      <w:r>
+        <w:rPr>
+          <w:highlight w:val="white"/>
+        </w:rPr>
+      </w:r>
+      <w:r>
+        <w:rPr>
+          <w:highlight w:val="white"/>
+        </w:rPr>
+      </w:r>
+    </w:p>
+    <w:p>
+      <w:pPr>
+        <w:pStyle w:val="949"/>
+        <w:pBdr/>
+        <w:spacing/>
+        <w:ind/>
+        <w:rPr>
+          <w:highlight w:val="white"/>
+        </w:rPr>
+      </w:pPr>
+      <w:r>
+        <w:rPr>
+          <w:highlight w:val="white"/>
+        </w:rPr>
+        <w:t xml:space="preserve">  Value *IndVar = L.getCanonicalInductionVariable();</w:t>
+      </w:r>
+      <w:r>
+        <w:rPr>
+          <w:highlight w:val="white"/>
+        </w:rPr>
+      </w:r>
+      <w:r>
+        <w:rPr>
+          <w:highlight w:val="white"/>
+        </w:rPr>
+      </w:r>
+    </w:p>
+    <w:p>
+      <w:pPr>
+        <w:pStyle w:val="949"/>
+        <w:pBdr/>
+        <w:spacing/>
+        <w:ind/>
+        <w:rPr>
+          <w:highlight w:val="white"/>
+        </w:rPr>
+      </w:pPr>
+      <w:r>
+        <w:rPr>
+          <w:highlight w:val="white"/>
+        </w:rPr>
+      </w:r>
+      <w:r>
+        <w:rPr>
+          <w:highlight w:val="white"/>
+        </w:rPr>
+      </w:r>
+      <w:r>
+        <w:rPr>
+          <w:highlight w:val="white"/>
+        </w:rPr>
+      </w:r>
+    </w:p>
+    <w:p>
+      <w:pPr>
+        <w:pStyle w:val="949"/>
+        <w:pBdr/>
+        <w:spacing/>
+        <w:ind/>
+        <w:rPr>
+          <w:highlight w:val="white"/>
+        </w:rPr>
+      </w:pPr>
+      <w:r>
+        <w:rPr>
+          <w:highlight w:val="white"/>
+        </w:rPr>
+        <w:t xml:space="preserve">  for (PHINode &amp;Phi : Header-&gt;phis()) {</w:t>
+      </w:r>
+      <w:r>
+        <w:rPr>
+          <w:highlight w:val="white"/>
+        </w:rPr>
+      </w:r>
+      <w:r>
+        <w:rPr>
+          <w:highlight w:val="white"/>
+        </w:rPr>
+      </w:r>
+    </w:p>
+    <w:p>
+      <w:pPr>
+        <w:pStyle w:val="949"/>
+        <w:pBdr/>
+        <w:spacing/>
+        <w:ind/>
+        <w:rPr>
+          <w:highlight w:val="white"/>
+        </w:rPr>
+      </w:pPr>
+      <w:r>
+        <w:rPr>
+          <w:highlight w:val="white"/>
+        </w:rPr>
+        <w:t xml:space="preserve">    if (Phi.getBasicBlockIndex(Latch) &lt; 0)</w:t>
+      </w:r>
+      <w:r>
+        <w:rPr>
+          <w:highlight w:val="white"/>
+        </w:rPr>
+      </w:r>
+      <w:r>
+        <w:rPr>
+          <w:highlight w:val="white"/>
+        </w:rPr>
+      </w:r>
+    </w:p>
+    <w:p>
+      <w:pPr>
+        <w:pStyle w:val="949"/>
+        <w:pBdr/>
+        <w:spacing/>
+        <w:ind/>
+        <w:rPr>
+          <w:highlight w:val="white"/>
+        </w:rPr>
+      </w:pPr>
+      <w:r>
+        <w:rPr>
+          <w:highlight w:val="white"/>
+        </w:rPr>
+        <w:t xml:space="preserve">      continue;</w:t>
+      </w:r>
+      <w:r>
+        <w:rPr>
+          <w:highlight w:val="white"/>
+        </w:rPr>
+      </w:r>
+      <w:r>
+        <w:rPr>
+          <w:highlight w:val="white"/>
+        </w:rPr>
+      </w:r>
+    </w:p>
+    <w:p>
+      <w:pPr>
+        <w:pStyle w:val="949"/>
+        <w:pBdr/>
+        <w:spacing/>
+        <w:ind/>
+        <w:rPr>
+          <w:highlight w:val="white"/>
+        </w:rPr>
+      </w:pPr>
+      <w:r>
+        <w:rPr>
+          <w:highlight w:val="white"/>
+        </w:rPr>
+      </w:r>
+      <w:r>
+        <w:rPr>
+          <w:highlight w:val="white"/>
+        </w:rPr>
+      </w:r>
+      <w:r>
+        <w:rPr>
+          <w:highlight w:val="white"/>
+        </w:rPr>
+      </w:r>
+    </w:p>
+    <w:p>
+      <w:pPr>
+        <w:pStyle w:val="949"/>
+        <w:pBdr/>
+        <w:spacing/>
+        <w:ind/>
+        <w:rPr>
+          <w:highlight w:val="white"/>
+        </w:rPr>
+      </w:pPr>
+      <w:r>
+        <w:rPr>
+          <w:highlight w:val="white"/>
+        </w:rPr>
+        <w:t xml:space="preserve">    Value *LatchValue = Phi.getIncomingValueForBlock(Latch);</w:t>
+      </w:r>
+      <w:r>
+        <w:rPr>
+          <w:highlight w:val="white"/>
+        </w:rPr>
+      </w:r>
+      <w:r>
+        <w:rPr>
+          <w:highlight w:val="white"/>
+        </w:rPr>
+      </w:r>
+    </w:p>
+    <w:p>
+      <w:pPr>
+        <w:pStyle w:val="949"/>
+        <w:pBdr/>
+        <w:spacing/>
+        <w:ind/>
+        <w:rPr>
+          <w:highlight w:val="white"/>
+        </w:rPr>
+      </w:pPr>
+      <w:r>
+        <w:rPr>
+          <w:highlight w:val="white"/>
+        </w:rPr>
+      </w:r>
+      <w:r>
+        <w:rPr>
+          <w:highlight w:val="white"/>
+        </w:rPr>
+      </w:r>
+      <w:r>
+        <w:rPr>
+          <w:highlight w:val="white"/>
+        </w:rPr>
+      </w:r>
+    </w:p>
+    <w:p>
+      <w:pPr>
+        <w:pStyle w:val="949"/>
+        <w:pBdr/>
+        <w:spacing/>
+        <w:ind/>
+        <w:rPr>
+          <w:highlight w:val="white"/>
+        </w:rPr>
+      </w:pPr>
+      <w:r>
+        <w:rPr>
+          <w:highlight w:val="white"/>
+        </w:rPr>
+        <w:t xml:space="preserve">    if (!(&amp;Phi == IndVar) &amp;&amp; isDerivedFromIndVar(LatchValue, L))</w:t>
+      </w:r>
+      <w:r>
+        <w:rPr>
+          <w:highlight w:val="white"/>
+        </w:rPr>
+      </w:r>
+      <w:r>
+        <w:rPr>
+          <w:highlight w:val="white"/>
+        </w:rPr>
+      </w:r>
+    </w:p>
+    <w:p>
+      <w:pPr>
+        <w:pStyle w:val="949"/>
+        <w:pBdr/>
+        <w:spacing/>
+        <w:ind/>
+        <w:rPr>
+          <w:highlight w:val="white"/>
+        </w:rPr>
+      </w:pPr>
+      <w:r>
+        <w:rPr>
+          <w:highlight w:val="white"/>
+        </w:rPr>
+        <w:t xml:space="preserve">      return true;</w:t>
+      </w:r>
+      <w:r>
+        <w:rPr>
+          <w:highlight w:val="white"/>
+        </w:rPr>
+      </w:r>
+      <w:r>
+        <w:rPr>
+          <w:highlight w:val="white"/>
+        </w:rPr>
+      </w:r>
+    </w:p>
+    <w:p>
+      <w:pPr>
+        <w:pStyle w:val="949"/>
+        <w:pBdr/>
+        <w:spacing/>
+        <w:ind/>
+        <w:rPr>
+          <w:highlight w:val="white"/>
+        </w:rPr>
+      </w:pPr>
+      <w:r>
+        <w:rPr>
+          <w:highlight w:val="white"/>
+        </w:rPr>
+        <w:t xml:space="preserve">  }</w:t>
+      </w:r>
+      <w:r>
+        <w:rPr>
+          <w:highlight w:val="white"/>
+        </w:rPr>
+      </w:r>
+      <w:r>
+        <w:rPr>
+          <w:highlight w:val="white"/>
+        </w:rPr>
+      </w:r>
+    </w:p>
+    <w:p>
+      <w:pPr>
+        <w:pStyle w:val="949"/>
+        <w:pBdr/>
+        <w:spacing/>
+        <w:ind/>
+        <w:rPr>
+          <w:highlight w:val="white"/>
+        </w:rPr>
+      </w:pPr>
+      <w:r>
+        <w:rPr>
+          <w:highlight w:val="white"/>
+        </w:rPr>
+      </w:r>
+      <w:r>
+        <w:rPr>
+          <w:highlight w:val="white"/>
+        </w:rPr>
+      </w:r>
+      <w:r>
+        <w:rPr>
+          <w:highlight w:val="white"/>
+        </w:rPr>
+      </w:r>
+    </w:p>
+    <w:p>
+      <w:pPr>
+        <w:pStyle w:val="949"/>
+        <w:pBdr/>
+        <w:spacing/>
+        <w:ind/>
+        <w:rPr>
+          <w:highlight w:val="white"/>
+        </w:rPr>
+      </w:pPr>
+      <w:r>
+        <w:rPr>
+          <w:highlight w:val="white"/>
+        </w:rPr>
+        <w:t xml:space="preserve">  return false;</w:t>
+      </w:r>
+      <w:r>
+        <w:rPr>
+          <w:highlight w:val="white"/>
+        </w:rPr>
+      </w:r>
+      <w:r>
+        <w:rPr>
+          <w:highlight w:val="white"/>
+        </w:rPr>
+      </w:r>
+    </w:p>
+    <w:p>
+      <w:pPr>
+        <w:pStyle w:val="949"/>
+        <w:pBdr/>
+        <w:spacing/>
+        <w:ind/>
+        <w:rPr>
+          <w:highlight w:val="none"/>
+          <w14:ligatures w14:val="none"/>
+        </w:rPr>
+      </w:pPr>
+      <w:r>
+        <w:rPr>
+          <w:highlight w:val="white"/>
+        </w:rPr>
+        <w:t xml:space="preserve">}</w:t>
+      </w:r>
+      <w:r>
+        <w:rPr>
+          <w:highlight w:val="none"/>
+          <w14:ligatures w14:val="none"/>
+        </w:rPr>
+      </w:r>
+      <w:r>
+        <w:rPr>
+          <w:highlight w:val="none"/>
+          <w14:ligatures w14:val="none"/>
+        </w:rPr>
+      </w:r>
+    </w:p>
+    <w:p>
+      <w:pPr>
+        <w:pBdr/>
+        <w:spacing/>
+        <w:ind w:firstLine="0"/>
+        <w:rPr/>
+      </w:pPr>
+      <w:r/>
+      <w:r/>
+    </w:p>
+    <w:p>
+      <w:pPr>
+        <w:pBdr/>
+        <w:spacing/>
+        <w:ind/>
+        <w:rPr>
+          <w:highlight w:val="none"/>
+          <w:lang w:val="ru-RU"/>
+        </w:rPr>
+      </w:pPr>
+      <w:r>
+        <w:rPr>
+          <w:highlight w:val="none"/>
+          <w:lang w:val="ru-RU"/>
+        </w:rPr>
+        <w:t xml:space="preserve">В листинге 5 представлен исходный код метода </w:t>
+      </w:r>
+      <w:r>
+        <w:rPr>
+          <w:highlight w:val="none"/>
+          <w:lang w:val="ru-RU"/>
+        </w:rPr>
+        <w:t xml:space="preserve">isDerivedFromIndVar</w:t>
+      </w:r>
+      <w:r>
+        <w:rPr>
+          <w:highlight w:val="none"/>
+          <w:lang w:val="ru-RU"/>
+        </w:rPr>
+        <w:t xml:space="preserve">. Первым делом данный метод проверяет, равно ли то значение, которое переменная состояния получает на входе в тело цикла индукционной переменной. Если значения равны, значит переменная состояния зависит от индукционной переменной напрямую, без послед</w:t>
+      </w:r>
+      <w:r>
+        <w:rPr>
+          <w:highlight w:val="none"/>
+          <w:lang w:val="ru-RU"/>
+        </w:rPr>
+        <w:t xml:space="preserve">овательности инструкций. Это было изначальным условием. Далее условие дополнилось зависимостью через последовательность инструкций, как это видно дальше по коду листинга 5. В цикле происходит анализ последовательности, в которой потенциально может встретит</w:t>
+      </w:r>
+      <w:r>
+        <w:rPr>
+          <w:highlight w:val="none"/>
+          <w:lang w:val="ru-RU"/>
+        </w:rPr>
+        <w:t xml:space="preserve">ься индукционная переменная, и если это случилось, значит переменная зависит от индукционной переменной, а если последовательность просто закончилась – значит зависимости нет. Сама индукционная переменная не проверяется, так как она всегда зависит от себя.</w:t>
+      </w:r>
+      <w:r>
+        <w:rPr>
+          <w:highlight w:val="none"/>
+          <w:lang w:val="ru-RU"/>
+        </w:rPr>
+      </w:r>
+      <w:r>
+        <w:rPr>
+          <w:highlight w:val="none"/>
+          <w:lang w:val="ru-RU"/>
+        </w:rPr>
+      </w:r>
+    </w:p>
+    <w:p>
+      <w:pPr>
+        <w:pBdr/>
+        <w:spacing/>
+        <w:ind/>
+        <w:rPr>
+          <w:highlight w:val="none"/>
+          <w:lang w:val="ru-RU"/>
+        </w:rPr>
+      </w:pPr>
+      <w:r>
+        <w:rPr>
+          <w:highlight w:val="none"/>
+          <w:lang w:val="ru-RU" w:bidi="ru-RU"/>
+        </w:rPr>
+      </w:r>
+      <w:r>
+        <w:rPr>
+          <w:highlight w:val="none"/>
+          <w:lang w:val="ru-RU"/>
+        </w:rPr>
+      </w:r>
+      <w:r>
+        <w:rPr>
+          <w:highlight w:val="none"/>
+          <w:lang w:val="ru-RU"/>
+        </w:rPr>
+      </w:r>
+    </w:p>
+    <w:p>
+      <w:pPr>
+        <w:pStyle w:val="932"/>
+        <w:pBdr/>
+        <w:spacing/>
+        <w:ind/>
+        <w:rPr>
+          <w:highlight w:val="none"/>
+          <w:lang w:val="ru-RU"/>
+        </w:rPr>
+      </w:pPr>
+      <w:r>
+        <w:rPr>
+          <w:highlight w:val="none"/>
+          <w:lang w:val="ru-RU" w:bidi="ru-RU"/>
+        </w:rPr>
+        <w:t xml:space="preserve">Листинг 5. </w:t>
+      </w:r>
+      <w:r>
+        <w:rPr>
+          <w:highlight w:val="none"/>
+          <w:lang w:val="ru-RU"/>
+        </w:rPr>
+        <w:t xml:space="preserve">Метод </w:t>
+      </w:r>
+      <w:r>
+        <w:rPr>
+          <w:highlight w:val="none"/>
+          <w:lang w:val="en-US"/>
+        </w:rPr>
+        <w:t xml:space="preserve">isDerivedFromIndVar</w:t>
+      </w:r>
+      <w:r>
+        <w:rPr>
+          <w:highlight w:val="none"/>
+          <w:lang w:val="en-US"/>
+        </w:rPr>
+        <w:t xml:space="preserve"> </w:t>
+      </w:r>
+      <w:r>
+        <w:rPr>
+          <w:highlight w:val="none"/>
+          <w:lang w:val="ru-RU"/>
+        </w:rPr>
+        <w:t xml:space="preserve">пасса </w:t>
+      </w:r>
+      <w:r>
+        <w:rPr>
+          <w:highlight w:val="none"/>
+          <w:lang w:val="en-US"/>
+        </w:rPr>
+        <w:t xml:space="preserve">LoopPeelWithStatePass</w:t>
+      </w:r>
+      <w:r>
+        <w:rPr>
+          <w:highlight w:val="none"/>
+          <w:lang w:val="ru-RU"/>
+        </w:rPr>
+      </w:r>
+      <w:r>
+        <w:rPr>
+          <w:highlight w:val="none"/>
+          <w:lang w:val="ru-RU"/>
+        </w:rPr>
+      </w:r>
+    </w:p>
+    <w:p>
+      <w:pPr>
+        <w:pStyle w:val="949"/>
+        <w:pBdr/>
+        <w:spacing/>
+        <w:ind/>
+        <w:rPr>
+          <w:highlight w:val="white"/>
+        </w:rPr>
+      </w:pPr>
+      <w:r>
+        <w:rPr>
+          <w:highlight w:val="white"/>
+        </w:rPr>
+        <w:t xml:space="preserve">bool LoopPeelWithStatePass::isDerivedFromIndVar(Value *DerivedValue, Loop &amp;L) {</w:t>
+      </w:r>
+      <w:r>
+        <w:rPr>
+          <w:highlight w:val="white"/>
+        </w:rPr>
+      </w:r>
+      <w:r>
+        <w:rPr>
+          <w:highlight w:val="white"/>
+        </w:rPr>
+      </w:r>
+    </w:p>
+    <w:p>
+      <w:pPr>
+        <w:pStyle w:val="949"/>
+        <w:pBdr/>
+        <w:spacing/>
+        <w:ind/>
+        <w:rPr>
+          <w:highlight w:val="white"/>
+        </w:rPr>
+      </w:pPr>
+      <w:r>
+        <w:rPr>
+          <w:highlight w:val="white"/>
+        </w:rPr>
+        <w:t xml:space="preserve">  Value *IndVar = L.getCanonicalInductionVariable();</w:t>
+      </w:r>
+      <w:r>
+        <w:rPr>
+          <w:highlight w:val="white"/>
+        </w:rPr>
+      </w:r>
+      <w:r>
+        <w:rPr>
+          <w:highlight w:val="white"/>
+        </w:rPr>
+      </w:r>
+    </w:p>
+    <w:p>
+      <w:pPr>
+        <w:pStyle w:val="949"/>
+        <w:pBdr/>
+        <w:spacing/>
+        <w:ind/>
+        <w:rPr>
+          <w:highlight w:val="white"/>
+        </w:rPr>
+      </w:pPr>
+      <w:r>
+        <w:rPr>
+          <w:highlight w:val="white"/>
+        </w:rPr>
+        <w:t xml:space="preserve">  if (!IndVar || !DerivedValue)</w:t>
+      </w:r>
+      <w:r>
+        <w:rPr>
+          <w:highlight w:val="white"/>
+        </w:rPr>
+      </w:r>
+      <w:r>
+        <w:rPr>
+          <w:highlight w:val="white"/>
+        </w:rPr>
+      </w:r>
+    </w:p>
+    <w:p>
+      <w:pPr>
+        <w:pStyle w:val="949"/>
+        <w:pBdr/>
+        <w:spacing/>
+        <w:ind/>
+        <w:rPr>
+          <w:highlight w:val="white"/>
+        </w:rPr>
+      </w:pPr>
+      <w:r>
+        <w:rPr>
+          <w:highlight w:val="white"/>
+        </w:rPr>
+        <w:t xml:space="preserve">    return false;</w:t>
+      </w:r>
+      <w:r>
+        <w:rPr>
+          <w:highlight w:val="white"/>
+        </w:rPr>
+      </w:r>
+      <w:r>
+        <w:rPr>
+          <w:highlight w:val="white"/>
+        </w:rPr>
+      </w:r>
+    </w:p>
+    <w:p>
+      <w:pPr>
+        <w:pStyle w:val="949"/>
+        <w:pBdr/>
+        <w:spacing/>
+        <w:ind/>
+        <w:rPr>
+          <w:highlight w:val="white"/>
+        </w:rPr>
+      </w:pPr>
+      <w:r>
+        <w:rPr>
+          <w:highlight w:val="white"/>
+        </w:rPr>
+      </w:r>
+      <w:r>
+        <w:rPr>
+          <w:highlight w:val="white"/>
+        </w:rPr>
+      </w:r>
+      <w:r>
+        <w:rPr>
+          <w:highlight w:val="white"/>
+        </w:rPr>
+      </w:r>
+    </w:p>
+    <w:p>
+      <w:pPr>
+        <w:pStyle w:val="949"/>
+        <w:pBdr/>
+        <w:spacing/>
+        <w:ind/>
+        <w:rPr>
+          <w:highlight w:val="white"/>
+        </w:rPr>
+      </w:pPr>
+      <w:r>
+        <w:rPr>
+          <w:highlight w:val="white"/>
+        </w:rPr>
+        <w:t xml:space="preserve">  if (DerivedValue == IndVar)</w:t>
+      </w:r>
+      <w:r>
+        <w:rPr>
+          <w:highlight w:val="white"/>
+        </w:rPr>
+      </w:r>
+      <w:r>
+        <w:rPr>
+          <w:highlight w:val="white"/>
+        </w:rPr>
+      </w:r>
+    </w:p>
+    <w:p>
+      <w:pPr>
+        <w:pStyle w:val="949"/>
+        <w:pBdr/>
+        <w:spacing/>
+        <w:ind/>
+        <w:rPr>
+          <w:highlight w:val="white"/>
+        </w:rPr>
+      </w:pPr>
+      <w:r>
+        <w:rPr>
+          <w:highlight w:val="white"/>
+        </w:rPr>
+        <w:t xml:space="preserve">    return true;</w:t>
+      </w:r>
+      <w:r>
+        <w:rPr>
+          <w:highlight w:val="white"/>
+        </w:rPr>
+      </w:r>
+      <w:r>
+        <w:rPr>
+          <w:highlight w:val="white"/>
+        </w:rPr>
+      </w:r>
+    </w:p>
+    <w:p>
+      <w:pPr>
+        <w:pStyle w:val="949"/>
+        <w:pBdr/>
+        <w:spacing/>
+        <w:ind/>
+        <w:rPr>
+          <w:highlight w:val="white"/>
+        </w:rPr>
+      </w:pPr>
+      <w:r>
+        <w:rPr>
+          <w:highlight w:val="white"/>
+        </w:rPr>
+      </w:r>
+      <w:r>
+        <w:rPr>
+          <w:highlight w:val="white"/>
+        </w:rPr>
+      </w:r>
+      <w:r>
+        <w:rPr>
+          <w:highlight w:val="white"/>
+        </w:rPr>
+      </w:r>
+    </w:p>
+    <w:p>
+      <w:pPr>
+        <w:pStyle w:val="949"/>
+        <w:pBdr/>
+        <w:spacing/>
+        <w:ind/>
+        <w:rPr>
+          <w:highlight w:val="white"/>
+        </w:rPr>
+      </w:pPr>
+      <w:r>
+        <w:rPr>
+          <w:highlight w:val="white"/>
+        </w:rPr>
+        <w:t xml:space="preserve">  Value *V = DerivedValue;</w:t>
+      </w:r>
+      <w:r>
+        <w:rPr>
+          <w:highlight w:val="white"/>
+        </w:rPr>
+      </w:r>
+      <w:r>
+        <w:rPr>
+          <w:highlight w:val="white"/>
+        </w:rPr>
+      </w:r>
+    </w:p>
+    <w:p>
+      <w:pPr>
+        <w:pStyle w:val="949"/>
+        <w:pBdr/>
+        <w:spacing/>
+        <w:ind/>
+        <w:rPr>
+          <w:highlight w:val="white"/>
+        </w:rPr>
+      </w:pPr>
+      <w:r>
+        <w:rPr>
+          <w:highlight w:val="white"/>
+        </w:rPr>
+        <w:t xml:space="preserve">  while (auto *CI = dyn_cast&lt;Instruction&gt;(V)) {</w:t>
+      </w:r>
+      <w:r>
+        <w:rPr>
+          <w:highlight w:val="white"/>
+        </w:rPr>
+      </w:r>
+      <w:r>
+        <w:rPr>
+          <w:highlight w:val="white"/>
+        </w:rPr>
+      </w:r>
+    </w:p>
+    <w:p>
+      <w:pPr>
+        <w:pStyle w:val="949"/>
+        <w:pBdr/>
+        <w:spacing/>
+        <w:ind/>
+        <w:rPr>
+          <w:highlight w:val="white"/>
+        </w:rPr>
+      </w:pPr>
+      <w:r>
+        <w:rPr>
+          <w:highlight w:val="white"/>
+        </w:rPr>
+        <w:t xml:space="preserve">    V = CI-&gt;getOperand(0);</w:t>
+      </w:r>
+      <w:r>
+        <w:rPr>
+          <w:highlight w:val="white"/>
+        </w:rPr>
+      </w:r>
+      <w:r>
+        <w:rPr>
+          <w:highlight w:val="white"/>
+        </w:rPr>
+      </w:r>
+    </w:p>
+    <w:p>
+      <w:pPr>
+        <w:pStyle w:val="949"/>
+        <w:pBdr/>
+        <w:spacing/>
+        <w:ind/>
+        <w:rPr>
+          <w:highlight w:val="white"/>
+        </w:rPr>
+      </w:pPr>
+      <w:r>
+        <w:rPr>
+          <w:highlight w:val="white"/>
+        </w:rPr>
+        <w:t xml:space="preserve">    if (!V)</w:t>
+      </w:r>
+      <w:r>
+        <w:rPr>
+          <w:highlight w:val="white"/>
+        </w:rPr>
+      </w:r>
+      <w:r>
+        <w:rPr>
+          <w:highlight w:val="white"/>
+        </w:rPr>
+      </w:r>
+    </w:p>
+    <w:p>
+      <w:pPr>
+        <w:pStyle w:val="949"/>
+        <w:pBdr/>
+        <w:spacing/>
+        <w:ind/>
+        <w:rPr>
+          <w:highlight w:val="white"/>
+        </w:rPr>
+      </w:pPr>
+      <w:r>
+        <w:rPr>
+          <w:highlight w:val="white"/>
+        </w:rPr>
+        <w:t xml:space="preserve">      return false;</w:t>
+      </w:r>
+      <w:r>
+        <w:rPr>
+          <w:highlight w:val="white"/>
+        </w:rPr>
+      </w:r>
+      <w:r>
+        <w:rPr>
+          <w:highlight w:val="white"/>
+        </w:rPr>
+      </w:r>
+    </w:p>
+    <w:p>
+      <w:pPr>
+        <w:pStyle w:val="949"/>
+        <w:pBdr/>
+        <w:spacing/>
+        <w:ind/>
+        <w:rPr>
+          <w:highlight w:val="white"/>
+        </w:rPr>
+      </w:pPr>
+      <w:r>
+        <w:rPr>
+          <w:highlight w:val="white"/>
+        </w:rPr>
+        <w:t xml:space="preserve">    if (V == IndVar)</w:t>
+      </w:r>
+      <w:r>
+        <w:rPr>
+          <w:highlight w:val="white"/>
+        </w:rPr>
+      </w:r>
+      <w:r>
+        <w:rPr>
+          <w:highlight w:val="white"/>
+        </w:rPr>
+      </w:r>
+    </w:p>
+    <w:p>
+      <w:pPr>
+        <w:pStyle w:val="949"/>
+        <w:pBdr/>
+        <w:spacing/>
+        <w:ind/>
+        <w:rPr>
+          <w:highlight w:val="white"/>
+        </w:rPr>
+      </w:pPr>
+      <w:r>
+        <w:rPr>
+          <w:highlight w:val="white"/>
+        </w:rPr>
+        <w:t xml:space="preserve">      return true;</w:t>
+      </w:r>
+      <w:r>
+        <w:rPr>
+          <w:highlight w:val="white"/>
+        </w:rPr>
+      </w:r>
+      <w:r>
+        <w:rPr>
+          <w:highlight w:val="white"/>
+        </w:rPr>
+      </w:r>
+    </w:p>
+    <w:p>
+      <w:pPr>
+        <w:pStyle w:val="949"/>
+        <w:pBdr/>
+        <w:spacing/>
+        <w:ind/>
+        <w:rPr>
+          <w:highlight w:val="white"/>
+        </w:rPr>
+      </w:pPr>
+      <w:r>
+        <w:rPr>
+          <w:highlight w:val="white"/>
+        </w:rPr>
+        <w:t xml:space="preserve">  }</w:t>
+      </w:r>
+      <w:r>
+        <w:rPr>
+          <w:highlight w:val="white"/>
+        </w:rPr>
+      </w:r>
+      <w:r>
+        <w:rPr>
+          <w:highlight w:val="white"/>
+        </w:rPr>
+      </w:r>
+    </w:p>
+    <w:p>
+      <w:pPr>
+        <w:pStyle w:val="949"/>
+        <w:pBdr/>
+        <w:spacing/>
+        <w:ind/>
+        <w:rPr>
+          <w:highlight w:val="white"/>
+        </w:rPr>
+      </w:pPr>
+      <w:r>
+        <w:rPr>
+          <w:highlight w:val="white"/>
+        </w:rPr>
+      </w:r>
+      <w:r>
+        <w:rPr>
+          <w:highlight w:val="white"/>
+        </w:rPr>
+      </w:r>
+      <w:r>
+        <w:rPr>
+          <w:highlight w:val="white"/>
+        </w:rPr>
+      </w:r>
+    </w:p>
+    <w:p>
+      <w:pPr>
+        <w:pStyle w:val="949"/>
+        <w:pBdr/>
+        <w:spacing/>
+        <w:ind/>
+        <w:rPr>
+          <w:highlight w:val="white"/>
+        </w:rPr>
+      </w:pPr>
+      <w:r>
+        <w:rPr>
+          <w:highlight w:val="white"/>
+        </w:rPr>
+        <w:t xml:space="preserve">  return false;</w:t>
+      </w:r>
+      <w:r>
+        <w:rPr>
+          <w:highlight w:val="white"/>
+        </w:rPr>
+      </w:r>
+      <w:r>
+        <w:rPr>
+          <w:highlight w:val="white"/>
+        </w:rPr>
+      </w:r>
+    </w:p>
+    <w:p>
+      <w:pPr>
+        <w:pStyle w:val="949"/>
+        <w:pBdr/>
+        <w:spacing/>
+        <w:ind/>
+        <w:rPr>
+          <w:highlight w:val="none"/>
+          <w14:ligatures w14:val="none"/>
+        </w:rPr>
+      </w:pPr>
+      <w:r>
+        <w:rPr>
+          <w:highlight w:val="white"/>
+        </w:rPr>
+        <w:t xml:space="preserve">}</w:t>
+      </w:r>
+      <w:r>
+        <w:rPr>
+          <w:highlight w:val="none"/>
+          <w14:ligatures w14:val="none"/>
+        </w:rPr>
+      </w:r>
+      <w:r>
+        <w:rPr>
+          <w:highlight w:val="none"/>
+          <w14:ligatures w14:val="none"/>
+        </w:rPr>
+      </w:r>
+    </w:p>
+    <w:p>
+      <w:pPr>
+        <w:pBdr/>
+        <w:spacing/>
+        <w:ind w:firstLine="0"/>
+        <w:rPr/>
+      </w:pPr>
+      <w:r/>
+      <w:r/>
+    </w:p>
+    <w:p>
+      <w:pPr>
+        <w:pBdr/>
+        <w:spacing/>
+        <w:ind/>
+        <w:rPr>
+          <w:highlight w:val="none"/>
+          <w:lang w:val="ru-RU"/>
+        </w:rPr>
+      </w:pPr>
+      <w:r>
+        <w:rPr>
+          <w:highlight w:val="none"/>
+          <w:lang w:val="ru-RU"/>
+        </w:rPr>
+        <w:t xml:space="preserve">Реализованный пасс был оформлен в виде плагина, который автоматически встраивается в пайлпайн </w:t>
+      </w:r>
+      <w:r>
+        <w:rPr>
+          <w:highlight w:val="none"/>
+          <w:lang w:val="en-US"/>
+        </w:rPr>
+        <w:t xml:space="preserve">LLVM </w:t>
+      </w:r>
+      <w:r>
+        <w:rPr>
+          <w:highlight w:val="none"/>
+          <w:lang w:val="ru-RU"/>
+        </w:rPr>
+        <w:t xml:space="preserve">перед пассом </w:t>
+      </w:r>
+      <w:r>
+        <w:rPr>
+          <w:highlight w:val="none"/>
+          <w:lang w:val="en-US"/>
+        </w:rPr>
+        <w:t xml:space="preserve">LoopVectorizePass</w:t>
+      </w:r>
+      <w:r>
+        <w:rPr>
+          <w:highlight w:val="none"/>
+          <w:lang w:val="ru-RU"/>
+        </w:rPr>
+        <w:t xml:space="preserve">. Исходный код точки входа пасса для </w:t>
+      </w:r>
+      <w:r>
+        <w:rPr>
+          <w:highlight w:val="none"/>
+          <w:lang w:val="en-US"/>
+        </w:rPr>
+        <w:t xml:space="preserve">PassBuilder </w:t>
+      </w:r>
+      <w:r>
+        <w:rPr>
+          <w:highlight w:val="none"/>
+          <w:lang w:val="ru-RU"/>
+        </w:rPr>
+        <w:t xml:space="preserve">представлен в листинге 6.</w:t>
+      </w:r>
+      <w:r>
+        <w:rPr>
+          <w:highlight w:val="none"/>
+          <w:lang w:val="ru-RU"/>
+        </w:rPr>
+      </w:r>
+      <w:r>
+        <w:rPr>
+          <w:highlight w:val="none"/>
+          <w:lang w:val="ru-RU"/>
+        </w:rPr>
+      </w:r>
+    </w:p>
+    <w:p>
+      <w:pPr>
+        <w:pBdr/>
+        <w:spacing/>
+        <w:ind/>
+        <w:rPr>
+          <w:highlight w:val="none"/>
+          <w:lang w:val="ru-RU"/>
+        </w:rPr>
+      </w:pPr>
+      <w:r>
+        <w:rPr>
+          <w:highlight w:val="none"/>
+          <w:lang w:val="ru-RU" w:bidi="ru-RU"/>
+        </w:rPr>
+      </w:r>
+      <w:r>
+        <w:rPr>
+          <w:highlight w:val="none"/>
+          <w:lang w:val="ru-RU"/>
+        </w:rPr>
+      </w:r>
+      <w:r>
+        <w:rPr>
+          <w:highlight w:val="none"/>
+          <w:lang w:val="ru-RU"/>
+        </w:rPr>
+      </w:r>
+    </w:p>
+    <w:p>
+      <w:pPr>
+        <w:pStyle w:val="932"/>
+        <w:pBdr/>
+        <w:spacing/>
+        <w:ind/>
+        <w:jc w:val="left"/>
+        <w:rPr>
+          <w:highlight w:val="none"/>
+          <w:lang w:val="ru-RU"/>
+          <w14:ligatures w14:val="none"/>
+        </w:rPr>
+      </w:pPr>
+      <w:r>
+        <w:rPr>
+          <w:highlight w:val="none"/>
+          <w:lang w:val="ru-RU" w:bidi="ru-RU"/>
+        </w:rPr>
+        <w:t xml:space="preserve">Листинг 6. </w:t>
+      </w:r>
+      <w:r>
+        <w:rPr>
+          <w:highlight w:val="none"/>
+          <w:lang w:val="ru-RU"/>
+        </w:rPr>
+        <w:t xml:space="preserve">Точка входа пасса для </w:t>
+      </w:r>
+      <w:r>
+        <w:rPr>
+          <w:highlight w:val="none"/>
+          <w:lang w:val="en-US"/>
+        </w:rPr>
+        <w:t xml:space="preserve">PassBuilder</w:t>
+      </w:r>
+      <w:r>
+        <w:rPr>
+          <w:highlight w:val="none"/>
+          <w:lang w:val="ru-RU"/>
+        </w:rPr>
+      </w:r>
+      <w:r>
+        <w:rPr>
+          <w:highlight w:val="none"/>
+          <w:lang w:val="ru-RU"/>
+        </w:rPr>
+      </w:r>
+    </w:p>
+    <w:p>
+      <w:pPr>
+        <w:pStyle w:val="949"/>
+        <w:pBdr/>
+        <w:spacing/>
+        <w:ind/>
+        <w:rPr/>
+      </w:pPr>
+      <w:r>
+        <w:rPr>
+          <w:highlight w:val="none"/>
+          <w:lang w:val="ru-RU" w:bidi="ru-RU"/>
+        </w:rPr>
+        <w:t xml:space="preserve">PassPluginLibraryInfo getLoopPeelWithStatePluginInfo() {</w:t>
+      </w:r>
+      <w:r/>
+    </w:p>
+    <w:p>
+      <w:pPr>
+        <w:pStyle w:val="949"/>
+        <w:pBdr/>
+        <w:spacing/>
+        <w:ind/>
+        <w:rPr/>
+      </w:pPr>
+      <w:r>
+        <w:rPr>
+          <w:highlight w:val="none"/>
+          <w:lang w:val="ru-RU" w:bidi="ru-RU"/>
+        </w:rPr>
+        <w:t xml:space="preserve">  return {</w:t>
+      </w:r>
+      <w:r/>
+    </w:p>
+    <w:p>
+      <w:pPr>
+        <w:pStyle w:val="949"/>
+        <w:pBdr/>
+        <w:spacing/>
+        <w:ind/>
+        <w:rPr/>
+      </w:pPr>
+      <w:r>
+        <w:rPr>
+          <w:highlight w:val="none"/>
+          <w:lang w:val="ru-RU" w:bidi="ru-RU"/>
+        </w:rPr>
+        <w:t xml:space="preserve">      LLVM_PLUGIN_API_VERSION, "LoopPeelWithState", LLVM_VERSION_STRING,</w:t>
+      </w:r>
+      <w:r/>
+    </w:p>
+    <w:p>
+      <w:pPr>
+        <w:pStyle w:val="949"/>
+        <w:pBdr/>
+        <w:spacing/>
+        <w:ind/>
+        <w:rPr/>
+      </w:pPr>
+      <w:r>
+        <w:rPr>
+          <w:highlight w:val="none"/>
+          <w:lang w:val="ru-RU" w:bidi="ru-RU"/>
+        </w:rPr>
+        <w:t xml:space="preserve">      [](PassBuilder &amp;PB) {</w:t>
+      </w:r>
+      <w:r/>
+    </w:p>
+    <w:p>
+      <w:pPr>
+        <w:pStyle w:val="949"/>
+        <w:pBdr/>
+        <w:spacing/>
+        <w:ind/>
+        <w:rPr/>
+      </w:pPr>
+      <w:r>
+        <w:rPr>
+          <w:highlight w:val="none"/>
+          <w:lang w:val="ru-RU" w:bidi="ru-RU"/>
+        </w:rPr>
+        <w:t xml:space="preserve">        PB.registerVectorizerStartEPCallback([](llvm::FunctionPassManager &amp;PM,</w:t>
+      </w:r>
+      <w:r/>
+    </w:p>
+    <w:p>
+      <w:pPr>
+        <w:pStyle w:val="949"/>
+        <w:pBdr/>
+        <w:spacing/>
+        <w:ind/>
+        <w:rPr/>
+      </w:pPr>
+      <w:r>
+        <w:rPr>
+          <w:highlight w:val="none"/>
+          <w:lang w:val="ru-RU" w:bidi="ru-RU"/>
+        </w:rPr>
+        <w:t xml:space="preserve">                                                OptimizationLevel Level) {</w:t>
+      </w:r>
+      <w:r/>
+    </w:p>
+    <w:p>
+      <w:pPr>
+        <w:pStyle w:val="949"/>
+        <w:pBdr/>
+        <w:spacing/>
+        <w:ind/>
+        <w:rPr/>
+      </w:pPr>
+      <w:r>
+        <w:rPr>
+          <w:highlight w:val="none"/>
+          <w:lang w:val="ru-RU" w:bidi="ru-RU"/>
+        </w:rPr>
+        <w:t xml:space="preserve">          PM.addPass(createFunctionToLoopPassAdaptor(LoopPeelWithStatePass()));</w:t>
+      </w:r>
+      <w:r/>
+    </w:p>
+    <w:p>
+      <w:pPr>
+        <w:pStyle w:val="949"/>
+        <w:pBdr/>
+        <w:spacing/>
+        <w:ind/>
+        <w:rPr/>
+      </w:pPr>
+      <w:r>
+        <w:rPr>
+          <w:highlight w:val="none"/>
+          <w:lang w:val="ru-RU" w:bidi="ru-RU"/>
+        </w:rPr>
+        <w:t xml:space="preserve">        });</w:t>
+      </w:r>
+      <w:r/>
+    </w:p>
+    <w:p>
+      <w:pPr>
+        <w:pStyle w:val="949"/>
+        <w:pBdr/>
+        <w:spacing/>
+        <w:ind/>
+        <w:rPr/>
+      </w:pPr>
+      <w:r>
+        <w:rPr>
+          <w:highlight w:val="none"/>
+          <w:lang w:val="ru-RU" w:bidi="ru-RU"/>
+        </w:rPr>
+        <w:t xml:space="preserve">        PB.registerPipelineParsingCallback(</w:t>
+      </w:r>
+      <w:r/>
+    </w:p>
+    <w:p>
+      <w:pPr>
+        <w:pStyle w:val="949"/>
+        <w:pBdr/>
+        <w:spacing/>
+        <w:ind/>
+        <w:rPr/>
+      </w:pPr>
+      <w:r>
+        <w:rPr>
+          <w:highlight w:val="none"/>
+          <w:lang w:val="ru-RU" w:bidi="ru-RU"/>
+        </w:rPr>
+        <w:t xml:space="preserve">            [](StringRef Name, FunctionPassManager &amp;FPM,</w:t>
+      </w:r>
+      <w:r/>
+    </w:p>
+    <w:p>
+      <w:pPr>
+        <w:pStyle w:val="949"/>
+        <w:pBdr/>
+        <w:spacing/>
+        <w:ind/>
+        <w:rPr/>
+      </w:pPr>
+      <w:r>
+        <w:rPr>
+          <w:highlight w:val="none"/>
+          <w:lang w:val="ru-RU" w:bidi="ru-RU"/>
+        </w:rPr>
+        <w:t xml:space="preserve">               ArrayRef&lt;PassBuilder::PipelineElement&gt;) {</w:t>
+      </w:r>
+      <w:r/>
+    </w:p>
+    <w:p>
+      <w:pPr>
+        <w:pStyle w:val="949"/>
+        <w:pBdr/>
+        <w:spacing/>
+        <w:ind/>
+        <w:rPr/>
+      </w:pPr>
+      <w:r>
+        <w:rPr>
+          <w:highlight w:val="none"/>
+          <w:lang w:val="ru-RU" w:bidi="ru-RU"/>
+        </w:rPr>
+        <w:t xml:space="preserve">              if (Name == "loop-peel-with-state") {</w:t>
+      </w:r>
+      <w:r/>
+    </w:p>
+    <w:p>
+      <w:pPr>
+        <w:pStyle w:val="949"/>
+        <w:pBdr/>
+        <w:spacing/>
+        <w:ind/>
+        <w:rPr/>
+      </w:pPr>
+      <w:r>
+        <w:rPr>
+          <w:highlight w:val="none"/>
+          <w:lang w:val="ru-RU" w:bidi="ru-RU"/>
+        </w:rPr>
+        <w:t xml:space="preserve">                FPM.addPass(</w:t>
+      </w:r>
+      <w:r/>
+    </w:p>
+    <w:p>
+      <w:pPr>
+        <w:pStyle w:val="949"/>
+        <w:pBdr/>
+        <w:spacing/>
+        <w:ind/>
+        <w:rPr/>
+      </w:pPr>
+      <w:r>
+        <w:rPr>
+          <w:highlight w:val="none"/>
+          <w:lang w:val="ru-RU" w:bidi="ru-RU"/>
+        </w:rPr>
+        <w:t xml:space="preserve">                    createFunctionToLoopPassAdaptor(LoopPeelWithStatePass()));</w:t>
+      </w:r>
+      <w:r/>
+    </w:p>
+    <w:p>
+      <w:pPr>
+        <w:pStyle w:val="949"/>
+        <w:pBdr/>
+        <w:spacing/>
+        <w:ind/>
+        <w:rPr/>
+      </w:pPr>
+      <w:r>
+        <w:rPr>
+          <w:highlight w:val="none"/>
+          <w:lang w:val="ru-RU" w:bidi="ru-RU"/>
+        </w:rPr>
+        <w:t xml:space="preserve">                return true;</w:t>
+      </w:r>
+      <w:r/>
+    </w:p>
+    <w:p>
+      <w:pPr>
+        <w:pStyle w:val="949"/>
+        <w:pBdr/>
+        <w:spacing/>
+        <w:ind/>
+        <w:rPr/>
+      </w:pPr>
+      <w:r>
+        <w:rPr>
+          <w:highlight w:val="none"/>
+          <w:lang w:val="ru-RU" w:bidi="ru-RU"/>
+        </w:rPr>
+        <w:t xml:space="preserve">              }</w:t>
+      </w:r>
+      <w:r/>
+    </w:p>
+    <w:p>
+      <w:pPr>
+        <w:pStyle w:val="949"/>
+        <w:pBdr/>
+        <w:spacing/>
+        <w:ind/>
+        <w:rPr/>
+      </w:pPr>
+      <w:r>
+        <w:rPr>
+          <w:highlight w:val="none"/>
+          <w:lang w:val="ru-RU" w:bidi="ru-RU"/>
+        </w:rPr>
+        <w:t xml:space="preserve">              return false;</w:t>
+      </w:r>
+      <w:r/>
+    </w:p>
+    <w:p>
+      <w:pPr>
+        <w:pStyle w:val="949"/>
+        <w:pBdr/>
+        <w:spacing/>
+        <w:ind/>
+        <w:rPr/>
+      </w:pPr>
+      <w:r>
+        <w:rPr>
+          <w:highlight w:val="none"/>
+          <w:lang w:val="ru-RU" w:bidi="ru-RU"/>
+        </w:rPr>
+        <w:t xml:space="preserve">            });</w:t>
+      </w:r>
+      <w:r/>
+    </w:p>
+    <w:p>
+      <w:pPr>
+        <w:pStyle w:val="949"/>
+        <w:pBdr/>
+        <w:spacing/>
+        <w:ind/>
+        <w:rPr/>
+      </w:pPr>
+      <w:r>
+        <w:rPr>
+          <w:highlight w:val="none"/>
+          <w:lang w:val="ru-RU" w:bidi="ru-RU"/>
+        </w:rPr>
+        <w:t xml:space="preserve">      }};</w:t>
+      </w:r>
+      <w:r/>
+    </w:p>
+    <w:p>
+      <w:pPr>
+        <w:pStyle w:val="949"/>
+        <w:pBdr/>
+        <w:spacing/>
+        <w:ind/>
+        <w:rPr>
+          <w:highlight w:val="none"/>
+          <w:lang w:val="ru-RU"/>
+        </w:rPr>
+      </w:pPr>
+      <w:r>
+        <w:rPr>
+          <w:highlight w:val="none"/>
+          <w:lang w:val="ru-RU" w:bidi="ru-RU"/>
+        </w:rPr>
+        <w:t xml:space="preserve">}</w:t>
+      </w:r>
+      <w:r>
+        <w:rPr>
+          <w:highlight w:val="none"/>
+          <w:lang w:val="ru-RU"/>
+        </w:rPr>
+      </w:r>
+      <w:r>
+        <w:rPr>
+          <w:highlight w:val="none"/>
+          <w:lang w:val="ru-RU"/>
+        </w:rPr>
+      </w:r>
+    </w:p>
+    <w:p>
+      <w:pPr>
+        <w:pBdr/>
+        <w:spacing/>
+        <w:ind w:firstLine="0"/>
+        <w:rPr/>
+      </w:pPr>
+      <w:r>
+        <w:rPr>
+          <w:highlight w:val="none"/>
+          <w:lang w:val="ru-RU"/>
+        </w:rPr>
+      </w:r>
+      <w:r>
+        <w:rPr>
+          <w:highlight w:val="none"/>
+          <w:lang w:val="ru-RU"/>
+        </w:rPr>
+      </w:r>
+      <w:r/>
+    </w:p>
+    <w:p>
+      <w:pPr>
+        <w:pStyle w:val="713"/>
+        <w:pBdr/>
+        <w:spacing/>
+        <w:ind/>
+        <w:rPr/>
+      </w:pPr>
+      <w:r>
+        <w:t xml:space="preserve">5. </w:t>
+      </w:r>
+      <w:r>
+        <w:t xml:space="preserve">Экспериментальная проверка качества пасса</w:t>
+      </w:r>
+      <w:r/>
+    </w:p>
+    <w:p>
+      <w:pPr>
+        <w:pBdr/>
+        <w:spacing/>
+        <w:ind/>
+        <w:rPr>
+          <w:highlight w:val="none"/>
+          <w:lang w:val="ru-RU"/>
+        </w:rPr>
+      </w:pPr>
+      <w:r>
+        <w:rPr>
+          <w:lang w:val="ru-RU"/>
+        </w:rPr>
+        <w:t xml:space="preserve">После реализации пасса необходимо экспериментально подтвердить его качество. Для проведения экспериментов весь тестовый набор </w:t>
+      </w:r>
+      <w:r>
+        <w:rPr>
+          <w:lang w:val="en-US"/>
+        </w:rPr>
+        <w:t xml:space="preserve">ETSVC </w:t>
+      </w:r>
+      <w:r>
+        <w:rPr>
+          <w:lang w:val="ru-RU"/>
+        </w:rPr>
+        <w:t xml:space="preserve">был скомпилирован компилятором </w:t>
+      </w:r>
+      <w:r>
+        <w:rPr>
+          <w:lang w:val="en-US"/>
+        </w:rPr>
+        <w:t xml:space="preserve">clang </w:t>
+      </w:r>
+      <w:r>
+        <w:rPr>
+          <w:lang w:val="ru-RU"/>
+        </w:rPr>
+        <w:t xml:space="preserve">версии </w:t>
+      </w:r>
+      <w:r>
+        <w:rPr>
+          <w:lang w:val="ru-RU"/>
+        </w:rPr>
+        <w:t xml:space="preserve">22.0.0git</w:t>
+      </w:r>
+      <w:r>
+        <w:rPr>
+          <w:lang w:val="ru-RU"/>
+        </w:rPr>
+        <w:t xml:space="preserve"> как с применением реализованного пасса, так и без него. Опции, указанные при компиляции, отражены в табл. 1.</w:t>
       </w:r>
       <w:r/>
     </w:p>
@@ -3371,554 +5218,1610 @@
     </w:p>
     <w:p>
       <w:pPr>
-        <w:pBdr/>
-        <w:spacing/>
-        <w:ind w:firstLine="0"/>
-        <w:rPr>
-          <w:highlight w:val="none"/>
-        </w:rPr>
-      </w:pPr>
-      <w:r/>
-      <w:r>
-        <w:rPr>
-          <w:highlight w:val="none"/>
-          <w:lang w:val="ru-RU" w:bidi="ru-RU"/>
-        </w:rPr>
-        <w:t xml:space="preserve">Листинг 4. </w:t>
-      </w:r>
-      <w:r>
+        <w:pStyle w:val="932"/>
+        <w:pBdr/>
+        <w:spacing/>
+        <w:ind/>
         <w:rPr>
           <w:highlight w:val="none"/>
           <w:lang w:val="ru-RU"/>
         </w:rPr>
-        <w:t xml:space="preserve">Метод </w:t>
-      </w:r>
-      <w:r>
-        <w:rPr>
-          <w:highlight w:val="none"/>
-          <w:lang w:val="en-US"/>
-        </w:rPr>
-        <w:t xml:space="preserve">hasStateVariables</w:t>
-      </w:r>
-      <w:r>
-        <w:rPr>
-          <w:highlight w:val="none"/>
-          <w:lang w:val="en-US"/>
-        </w:rPr>
-        <w:t xml:space="preserve"> </w:t>
-      </w:r>
+      </w:pPr>
       <w:r>
         <w:rPr>
           <w:highlight w:val="none"/>
           <w:lang w:val="ru-RU"/>
         </w:rPr>
-        <w:t xml:space="preserve">пасса </w:t>
-      </w:r>
-      <w:r>
-        <w:rPr>
-          <w:highlight w:val="none"/>
-          <w:lang w:val="en-US"/>
-        </w:rPr>
-        <w:t xml:space="preserve">LoopPeelWithStatePass</w:t>
+        <w:t xml:space="preserve">Таблица 1. Опции, используемые при компиляции</w:t>
       </w:r>
       <w:r/>
+    </w:p>
+    <w:p>
+      <w:pPr>
+        <w:pStyle w:val="932"/>
+        <w:pBdr/>
+        <w:spacing/>
+        <w:ind/>
+        <w:rPr/>
+      </w:pPr>
+      <w:r/>
+      <w:r/>
+      <w:r/>
+    </w:p>
+    <w:tbl>
+      <w:tblPr>
+        <w:tblStyle w:val="945"/>
+        <w:tblW w:w="0" w:type="auto"/>
+        <w:tblBorders/>
+        <w:tblLayout w:type="fixed"/>
+        <w:tblLook w:val="04A0" w:firstRow="1" w:lastRow="0" w:firstColumn="1" w:lastColumn="0" w:noHBand="0" w:noVBand="1"/>
+      </w:tblPr>
+      <w:tblGrid>
+        <w:gridCol w:w="2693"/>
+        <w:gridCol w:w="6945"/>
+      </w:tblGrid>
+      <w:tr>
+        <w:trPr/>
+        <w:tc>
+          <w:tcPr>
+            <w:tcBorders/>
+            <w:tcW w:w="2693" w:type="dxa"/>
+            <w:textDirection w:val="lrTb"/>
+            <w:noWrap w:val="false"/>
+          </w:tcPr>
+          <w:p>
+            <w:pPr>
+              <w:pStyle w:val="932"/>
+              <w:pBdr/>
+              <w:spacing/>
+              <w:ind/>
+              <w:rPr>
+                <w:b/>
+                <w:bCs/>
+                <w:highlight w:val="none"/>
+              </w:rPr>
+            </w:pPr>
+            <w:r>
+              <w:rPr>
+                <w:b/>
+                <w:bCs/>
+                <w:highlight w:val="none"/>
+                <w:lang w:val="ru-RU" w:bidi="ru-RU"/>
+              </w:rPr>
+              <w:t xml:space="preserve">Условия компиляции</w:t>
+            </w:r>
+            <w:r>
+              <w:rPr>
+                <w:b/>
+                <w:bCs/>
+                <w:highlight w:val="none"/>
+                <w:lang w:val="ru-RU"/>
+              </w:rPr>
+            </w:r>
+          </w:p>
+        </w:tc>
+        <w:tc>
+          <w:tcPr>
+            <w:tcBorders/>
+            <w:tcW w:w="6945" w:type="dxa"/>
+            <w:textDirection w:val="lrTb"/>
+            <w:noWrap w:val="false"/>
+          </w:tcPr>
+          <w:p>
+            <w:pPr>
+              <w:pStyle w:val="932"/>
+              <w:pBdr/>
+              <w:spacing/>
+              <w:ind/>
+              <w:rPr>
+                <w:b/>
+                <w:bCs/>
+                <w:highlight w:val="none"/>
+              </w:rPr>
+            </w:pPr>
+            <w:r>
+              <w:rPr>
+                <w:b/>
+                <w:bCs/>
+                <w:highlight w:val="none"/>
+                <w:lang w:val="ru-RU" w:bidi="ru-RU"/>
+              </w:rPr>
+              <w:t xml:space="preserve">Опции компиляции</w:t>
+            </w:r>
+            <w:r>
+              <w:rPr>
+                <w:b/>
+                <w:bCs/>
+                <w:highlight w:val="none"/>
+                <w:lang w:val="ru-RU"/>
+              </w:rPr>
+            </w:r>
+          </w:p>
+        </w:tc>
+      </w:tr>
+      <w:tr>
+        <w:trPr/>
+        <w:tc>
+          <w:tcPr>
+            <w:tcBorders/>
+            <w:tcW w:w="2693" w:type="dxa"/>
+            <w:textDirection w:val="lrTb"/>
+            <w:noWrap w:val="false"/>
+          </w:tcPr>
+          <w:p>
+            <w:pPr>
+              <w:pStyle w:val="932"/>
+              <w:pBdr/>
+              <w:spacing/>
+              <w:ind/>
+              <w:rPr>
+                <w:highlight w:val="none"/>
+                <w:lang w:val="ru-RU"/>
+              </w:rPr>
+            </w:pPr>
+            <w:r>
+              <w:rPr>
+                <w:highlight w:val="none"/>
+                <w:lang w:val="ru-RU" w:bidi="ru-RU"/>
+              </w:rPr>
+            </w:r>
+            <w:r>
+              <w:rPr>
+                <w:highlight w:val="none"/>
+                <w:lang w:val="ru-RU" w:bidi="ru-RU"/>
+              </w:rPr>
+              <w:t xml:space="preserve">clang version 22.0.0git</w:t>
+            </w:r>
+            <w:r>
+              <w:rPr>
+                <w:highlight w:val="none"/>
+                <w:lang w:val="en-US"/>
+              </w:rPr>
+              <w:t xml:space="preserve"> </w:t>
+            </w:r>
+            <w:r>
+              <w:rPr>
+                <w:highlight w:val="none"/>
+                <w:lang w:val="en-US"/>
+              </w:rPr>
+              <w:t xml:space="preserve">(</w:t>
+            </w:r>
+            <w:r>
+              <w:rPr>
+                <w:highlight w:val="none"/>
+                <w:lang w:val="ru-RU"/>
+              </w:rPr>
+              <w:t xml:space="preserve">без векторизации</w:t>
+            </w:r>
+            <w:r>
+              <w:rPr>
+                <w:highlight w:val="none"/>
+                <w:lang w:val="en-US"/>
+              </w:rPr>
+              <w:t xml:space="preserve">)</w:t>
+            </w:r>
+            <w:r>
+              <w:rPr>
+                <w:highlight w:val="none"/>
+                <w:lang w:val="ru-RU" w:bidi="ru-RU"/>
+              </w:rPr>
+            </w:r>
+            <w:r>
+              <w:rPr>
+                <w:highlight w:val="none"/>
+                <w:lang w:val="ru-RU"/>
+              </w:rPr>
+            </w:r>
+          </w:p>
+        </w:tc>
+        <w:tc>
+          <w:tcPr>
+            <w:tcBorders/>
+            <w:tcW w:w="6945" w:type="dxa"/>
+            <w:textDirection w:val="lrTb"/>
+            <w:noWrap w:val="false"/>
+          </w:tcPr>
+          <w:p>
+            <w:pPr>
+              <w:pStyle w:val="932"/>
+              <w:pBdr/>
+              <w:spacing/>
+              <w:ind/>
+              <w:rPr>
+                <w:highlight w:val="none"/>
+                <w:lang w:val="ru-RU"/>
+              </w:rPr>
+            </w:pPr>
+            <w:r>
+              <w:rPr>
+                <w:highlight w:val="none"/>
+                <w:lang w:val="ru-RU" w:bidi="ru-RU"/>
+              </w:rPr>
+            </w:r>
+            <w:r>
+              <w:rPr>
+                <w:highlight w:val="none"/>
+                <w:lang w:val="ru-RU" w:bidi="ru-RU"/>
+              </w:rPr>
+              <w:t xml:space="preserve">-static -O3 -fstrict-aliasing -march=rv64gcvb -ffast-math -fno-vectorize</w:t>
+            </w:r>
+            <w:r>
+              <w:rPr>
+                <w:highlight w:val="none"/>
+                <w:lang w:val="ru-RU" w:bidi="ru-RU"/>
+              </w:rPr>
+            </w:r>
+            <w:r>
+              <w:rPr>
+                <w:highlight w:val="none"/>
+                <w:lang w:val="ru-RU"/>
+              </w:rPr>
+            </w:r>
+          </w:p>
+        </w:tc>
+      </w:tr>
+      <w:tr>
+        <w:trPr/>
+        <w:tc>
+          <w:tcPr>
+            <w:tcBorders/>
+            <w:tcW w:w="2693" w:type="dxa"/>
+            <w:textDirection w:val="lrTb"/>
+            <w:noWrap w:val="false"/>
+          </w:tcPr>
+          <w:p>
+            <w:pPr>
+              <w:pStyle w:val="932"/>
+              <w:pBdr/>
+              <w:spacing/>
+              <w:ind/>
+              <w:rPr>
+                <w:highlight w:val="none"/>
+                <w:lang w:val="ru-RU"/>
+              </w:rPr>
+            </w:pPr>
+            <w:r>
+              <w:rPr>
+                <w:highlight w:val="none"/>
+                <w:lang w:val="ru-RU" w:bidi="ru-RU"/>
+              </w:rPr>
+            </w:r>
+            <w:r>
+              <w:rPr>
+                <w:highlight w:val="none"/>
+                <w:lang w:val="ru-RU" w:bidi="ru-RU"/>
+              </w:rPr>
+              <w:t xml:space="preserve">clang version 22.0.0git (векторизация)</w:t>
+            </w:r>
+            <w:r>
+              <w:rPr>
+                <w:highlight w:val="none"/>
+                <w:lang w:val="ru-RU"/>
+              </w:rPr>
+            </w:r>
+            <w:r>
+              <w:rPr>
+                <w:highlight w:val="none"/>
+                <w:lang w:val="ru-RU"/>
+              </w:rPr>
+            </w:r>
+          </w:p>
+        </w:tc>
+        <w:tc>
+          <w:tcPr>
+            <w:tcBorders/>
+            <w:tcW w:w="6945" w:type="dxa"/>
+            <w:textDirection w:val="lrTb"/>
+            <w:noWrap w:val="false"/>
+          </w:tcPr>
+          <w:p>
+            <w:pPr>
+              <w:pStyle w:val="932"/>
+              <w:pBdr/>
+              <w:spacing/>
+              <w:ind/>
+              <w:rPr>
+                <w:highlight w:val="none"/>
+                <w:lang w:val="ru-RU"/>
+              </w:rPr>
+            </w:pPr>
+            <w:r>
+              <w:rPr>
+                <w:highlight w:val="none"/>
+                <w:lang w:val="ru-RU" w:bidi="ru-RU"/>
+              </w:rPr>
+            </w:r>
+            <w:r>
+              <w:rPr>
+                <w:highlight w:val="none"/>
+                <w:lang w:val="ru-RU" w:bidi="ru-RU"/>
+              </w:rPr>
+              <w:t xml:space="preserve">-static -O3 -fstrict-aliasing -march=rv64gcvb -ffast-math -fvectorize -fslp-vectorize</w:t>
+            </w:r>
+            <w:r>
+              <w:rPr>
+                <w:highlight w:val="none"/>
+                <w:lang w:val="ru-RU" w:bidi="ru-RU"/>
+              </w:rPr>
+            </w:r>
+            <w:r>
+              <w:rPr>
+                <w:highlight w:val="none"/>
+                <w:lang w:val="ru-RU"/>
+              </w:rPr>
+            </w:r>
+          </w:p>
+        </w:tc>
+      </w:tr>
+      <w:tr>
+        <w:trPr/>
+        <w:tc>
+          <w:tcPr>
+            <w:tcBorders/>
+            <w:tcW w:w="2693" w:type="dxa"/>
+            <w:textDirection w:val="lrTb"/>
+            <w:noWrap w:val="false"/>
+          </w:tcPr>
+          <w:p>
+            <w:pPr>
+              <w:pStyle w:val="932"/>
+              <w:pBdr/>
+              <w:spacing/>
+              <w:ind/>
+              <w:rPr>
+                <w:highlight w:val="none"/>
+                <w:lang w:val="ru-RU"/>
+              </w:rPr>
+            </w:pPr>
+            <w:r>
+              <w:rPr>
+                <w:highlight w:val="none"/>
+                <w:lang w:val="ru-RU" w:bidi="ru-RU"/>
+              </w:rPr>
+            </w:r>
+            <w:r>
+              <w:rPr>
+                <w:highlight w:val="none"/>
+                <w:lang w:val="ru-RU" w:bidi="ru-RU"/>
+              </w:rPr>
+              <w:t xml:space="preserve">clang version 22.0.0git (векторизация) + </w:t>
+            </w:r>
+            <w:r>
+              <w:rPr>
+                <w:highlight w:val="none"/>
+                <w:lang w:val="en-US"/>
+              </w:rPr>
+              <w:t xml:space="preserve">LoopPeelWithStatePass</w:t>
+            </w:r>
+            <w:r>
+              <w:rPr>
+                <w:highlight w:val="none"/>
+                <w:lang w:val="ru-RU"/>
+              </w:rPr>
+            </w:r>
+            <w:r>
+              <w:rPr>
+                <w:highlight w:val="none"/>
+                <w:lang w:val="ru-RU"/>
+              </w:rPr>
+            </w:r>
+          </w:p>
+        </w:tc>
+        <w:tc>
+          <w:tcPr>
+            <w:tcBorders/>
+            <w:tcW w:w="6945" w:type="dxa"/>
+            <w:textDirection w:val="lrTb"/>
+            <w:noWrap w:val="false"/>
+          </w:tcPr>
+          <w:p>
+            <w:pPr>
+              <w:pStyle w:val="932"/>
+              <w:pBdr/>
+              <w:spacing/>
+              <w:ind/>
+              <w:rPr>
+                <w:highlight w:val="none"/>
+                <w:lang w:val="ru-RU"/>
+              </w:rPr>
+            </w:pPr>
+            <w:r>
+              <w:rPr>
+                <w:highlight w:val="none"/>
+                <w:lang w:val="ru-RU" w:bidi="ru-RU"/>
+              </w:rPr>
+            </w:r>
+            <w:r>
+              <w:rPr>
+                <w:highlight w:val="none"/>
+                <w:lang w:val="ru-RU" w:bidi="ru-RU"/>
+              </w:rPr>
+              <w:t xml:space="preserve">-static -O3 -fstrict-aliasing -march=rv64gcvb -ffast-math -fpass-plugin=LoopPeelWithState.so -fvectorize -fslp-vectorize</w:t>
+            </w:r>
+            <w:r>
+              <w:rPr>
+                <w:highlight w:val="none"/>
+                <w:lang w:val="ru-RU" w:bidi="ru-RU"/>
+              </w:rPr>
+            </w:r>
+            <w:r>
+              <w:rPr>
+                <w:highlight w:val="none"/>
+                <w:lang w:val="ru-RU"/>
+              </w:rPr>
+            </w:r>
+          </w:p>
+        </w:tc>
+      </w:tr>
+    </w:tbl>
+    <w:p>
+      <w:pPr>
+        <w:pStyle w:val="932"/>
+        <w:pBdr/>
+        <w:spacing/>
+        <w:ind/>
+        <w:rPr/>
+      </w:pPr>
       <w:r/>
       <w:r/>
       <w:r/>
     </w:p>
     <w:p>
       <w:pPr>
-        <w:pStyle w:val="1_2077"/>
-        <w:pBdr/>
-        <w:spacing/>
-        <w:ind/>
-        <w:rPr>
-          <w:highlight w:val="white"/>
-        </w:rPr>
-      </w:pPr>
-      <w:r>
-        <w:rPr>
-          <w:highlight w:val="white"/>
-        </w:rPr>
-        <w:t xml:space="preserve">bool LoopPeelWithStatePass::hasStateVariables(Loop &amp;L) {</w:t>
-      </w:r>
-      <w:r>
-        <w:rPr>
-          <w:highlight w:val="white"/>
-        </w:rPr>
-      </w:r>
-      <w:r>
-        <w:rPr>
-          <w:highlight w:val="white"/>
+        <w:pBdr/>
+        <w:spacing/>
+        <w:ind/>
+        <w:rPr>
+          <w:highlight w:val="none"/>
+          <w:lang w:val="ru-RU"/>
+        </w:rPr>
+      </w:pPr>
+      <w:r>
+        <w:rPr>
+          <w:highlight w:val="none"/>
+          <w:lang w:val="ru-RU"/>
+        </w:rPr>
+        <w:t xml:space="preserve">Все эксперименты проводились на кластере</w:t>
+      </w:r>
+      <w:r/>
+      <w:r>
+        <w:rPr>
+          <w:highlight w:val="none"/>
+          <w:lang w:val="ru-RU"/>
+        </w:rPr>
+        <w:t xml:space="preserve">, содержащем 2 узла, построенных на базе Banana</w:t>
+      </w:r>
+      <w:r>
+        <w:rPr>
+          <w:highlight w:val="none"/>
+          <w:lang w:val="en-US"/>
+        </w:rPr>
+        <w:t xml:space="preserve"> </w:t>
+      </w:r>
+      <w:r>
+        <w:rPr>
+          <w:highlight w:val="none"/>
+          <w:lang w:val="ru-RU"/>
+        </w:rPr>
+      </w:r>
+      <w:r>
+        <w:rPr>
+          <w:highlight w:val="none"/>
+          <w:lang w:val="ru-RU"/>
+        </w:rPr>
+        <w:t xml:space="preserve">Pi BPI-F3 — восьмиядерный чип SpacemiT K1 RV64GCVB, 4 GiB оперативной памяти.</w:t>
+      </w:r>
+      <w:r>
+        <w:rPr>
+          <w:highlight w:val="none"/>
+          <w:lang w:val="en-US"/>
+        </w:rPr>
+        <w:t xml:space="preserve"> </w:t>
+      </w:r>
+      <w:r>
+        <w:rPr>
+          <w:highlight w:val="none"/>
+          <w:lang w:val="ru-RU"/>
+        </w:rPr>
+      </w:r>
+      <w:r>
+        <w:rPr>
+          <w:highlight w:val="none"/>
+          <w:lang w:val="ru-RU"/>
+        </w:rPr>
+      </w:r>
+      <w:r>
+        <w:rPr>
+          <w:highlight w:val="none"/>
+          <w:lang w:val="ru-RU"/>
+        </w:rPr>
+        <w:t xml:space="preserve">SpacemiT K1 поддерживает расширение “V” (RVV1.0) и способен обрабатывать по 256 бит</w:t>
+      </w:r>
+      <w:r>
+        <w:rPr>
+          <w:highlight w:val="none"/>
+          <w:lang w:val="en-US"/>
+        </w:rPr>
+        <w:t xml:space="preserve"> </w:t>
+      </w:r>
+      <w:r>
+        <w:rPr>
+          <w:highlight w:val="none"/>
+          <w:lang w:val="ru-RU"/>
+        </w:rPr>
+      </w:r>
+      <w:r>
+        <w:rPr>
+          <w:highlight w:val="none"/>
+          <w:lang w:val="ru-RU"/>
+        </w:rPr>
+      </w:r>
+      <w:r>
+        <w:rPr>
+          <w:highlight w:val="none"/>
+          <w:lang w:val="ru-RU"/>
+        </w:rPr>
+        <w:t xml:space="preserve">за одну инструкцию (VLEN 256), а также он способен выполнять 2 скалярные инструкции</w:t>
+      </w:r>
+      <w:r>
+        <w:rPr>
+          <w:highlight w:val="none"/>
+          <w:lang w:val="en-US"/>
+        </w:rPr>
+        <w:t xml:space="preserve"> </w:t>
+      </w:r>
+      <w:r>
+        <w:rPr>
+          <w:highlight w:val="none"/>
+          <w:lang w:val="ru-RU"/>
+        </w:rPr>
+        <w:t xml:space="preserve">за такт. Тип данных, используемый в тестах – </w:t>
+      </w:r>
+      <w:r>
+        <w:rPr>
+          <w:highlight w:val="none"/>
+          <w:lang w:val="en-US"/>
+        </w:rPr>
+        <w:t xml:space="preserve">float</w:t>
+      </w:r>
+      <w:r>
+        <w:rPr>
+          <w:highlight w:val="none"/>
+          <w:lang w:val="ru-RU"/>
+        </w:rPr>
+        <w:t xml:space="preserve">.</w:t>
+      </w:r>
+      <w:r>
+        <w:rPr>
+          <w:highlight w:val="none"/>
+          <w:lang w:val="ru-RU"/>
         </w:rPr>
       </w:r>
     </w:p>
     <w:p>
       <w:pPr>
-        <w:pStyle w:val="1_2077"/>
-        <w:pBdr/>
-        <w:spacing/>
-        <w:ind/>
-        <w:rPr>
-          <w:highlight w:val="white"/>
-        </w:rPr>
-      </w:pPr>
-      <w:r>
-        <w:rPr>
-          <w:highlight w:val="white"/>
-        </w:rPr>
-        <w:t xml:space="preserve">  BasicBlock *Header = L.getHeader();</w:t>
-      </w:r>
-      <w:r>
-        <w:rPr>
-          <w:highlight w:val="white"/>
-        </w:rPr>
-      </w:r>
-      <w:r>
-        <w:rPr>
-          <w:highlight w:val="white"/>
+        <w:pBdr/>
+        <w:spacing/>
+        <w:ind/>
+        <w:rPr>
+          <w:highlight w:val="none"/>
+          <w:lang w:val="ru-RU"/>
+        </w:rPr>
+      </w:pPr>
+      <w:r>
+        <w:rPr>
+          <w:highlight w:val="none"/>
+          <w:lang w:val="ru-RU" w:bidi="ru-RU"/>
+        </w:rPr>
+        <w:t xml:space="preserve">Результаты экспериментов отражены на рис. 1. В верхней строчке таблиц, изображённых на рисунке написаны имена всех тестов из набора </w:t>
+      </w:r>
+      <w:r>
+        <w:rPr>
+          <w:highlight w:val="none"/>
+          <w:lang w:val="en-US"/>
+        </w:rPr>
+        <w:t xml:space="preserve">ETSVC</w:t>
+      </w:r>
+      <w:r>
+        <w:rPr>
+          <w:highlight w:val="none"/>
+          <w:lang w:val="ru-RU"/>
+        </w:rPr>
+        <w:t xml:space="preserve">. В цветных клетках таблицы указано ускорение, определяемое как отношение времени выполнения версии программы без векторизации ко времени выполнения программы с векторизацией. Расшифровка обозначений в первом столбце каждой таблицы следующая:</w:t>
+      </w:r>
+      <w:r>
+        <w:rPr>
+          <w:highlight w:val="none"/>
+          <w:lang w:val="ru-RU" w:bidi="ru-RU"/>
         </w:rPr>
       </w:r>
     </w:p>
     <w:p>
       <w:pPr>
-        <w:pStyle w:val="1_2077"/>
-        <w:pBdr/>
-        <w:spacing/>
-        <w:ind/>
-        <w:rPr>
-          <w:highlight w:val="white"/>
-        </w:rPr>
-      </w:pPr>
-      <w:r>
-        <w:rPr>
-          <w:highlight w:val="white"/>
-        </w:rPr>
-        <w:t xml:space="preserve">  BasicBlock *Latch = L.getLoopLatch();</w:t>
-      </w:r>
-      <w:r>
-        <w:rPr>
-          <w:highlight w:val="white"/>
-        </w:rPr>
-      </w:r>
-      <w:r>
-        <w:rPr>
-          <w:highlight w:val="white"/>
+        <w:pStyle w:val="902"/>
+        <w:numPr>
+          <w:ilvl w:val="0"/>
+          <w:numId w:val="6"/>
+        </w:numPr>
+        <w:pBdr/>
+        <w:spacing/>
+        <w:ind/>
+        <w:rPr>
+          <w:highlight w:val="none"/>
+          <w:lang w:val="ru-RU" w:bidi="ru-RU"/>
+        </w:rPr>
+      </w:pPr>
+      <w:r>
+        <w:rPr>
+          <w:highlight w:val="none"/>
+          <w:lang w:val="en-US"/>
+        </w:rPr>
+        <w:t xml:space="preserve">Theoretical S – </w:t>
+      </w:r>
+      <w:r>
+        <w:rPr>
+          <w:highlight w:val="none"/>
+          <w:lang w:val="ru-RU" w:bidi="ru-RU"/>
+        </w:rPr>
+        <w:t xml:space="preserve">теоретическое ускорение, полученное на основе анализа промежуточного представления и равное размеру вектора в промежуточном представлении. Значение, равное единице, означает то, что цикл не был векторизован;</w:t>
+      </w:r>
+      <w:r>
+        <w:rPr>
+          <w:highlight w:val="none"/>
+          <w:lang w:val="ru-RU" w:bidi="ru-RU"/>
         </w:rPr>
       </w:r>
     </w:p>
     <w:p>
       <w:pPr>
-        <w:pStyle w:val="1_2077"/>
-        <w:pBdr/>
-        <w:spacing/>
-        <w:ind/>
-        <w:rPr>
-          <w:highlight w:val="white"/>
-        </w:rPr>
-      </w:pPr>
-      <w:r>
-        <w:rPr>
-          <w:highlight w:val="white"/>
-        </w:rPr>
-      </w:r>
-      <w:r>
-        <w:rPr>
-          <w:highlight w:val="white"/>
-        </w:rPr>
-      </w:r>
-      <w:r>
-        <w:rPr>
-          <w:highlight w:val="white"/>
+        <w:pStyle w:val="902"/>
+        <w:numPr>
+          <w:ilvl w:val="0"/>
+          <w:numId w:val="6"/>
+        </w:numPr>
+        <w:pBdr/>
+        <w:spacing/>
+        <w:ind/>
+        <w:rPr>
+          <w:highlight w:val="none"/>
+          <w:lang w:val="ru-RU" w:bidi="ru-RU"/>
+        </w:rPr>
+      </w:pPr>
+      <w:r>
+        <w:rPr>
+          <w:highlight w:val="none"/>
+          <w:lang w:val="en-US"/>
+        </w:rPr>
+        <w:t xml:space="preserve">Theoretical S w plug </w:t>
+      </w:r>
+      <w:r>
+        <w:rPr>
+          <w:highlight w:val="none"/>
+          <w:lang w:val="ru-RU"/>
+        </w:rPr>
+        <w:t xml:space="preserve">– то же, что и </w:t>
+      </w:r>
+      <w:r>
+        <w:rPr>
+          <w:highlight w:val="none"/>
+          <w:lang w:val="en-US"/>
+        </w:rPr>
+        <w:t xml:space="preserve">Theoretical S</w:t>
+      </w:r>
+      <w:r>
+        <w:rPr>
+          <w:highlight w:val="none"/>
+          <w:lang w:val="ru-RU"/>
+        </w:rPr>
+        <w:t xml:space="preserve">, но при компиляции с пассом </w:t>
+      </w:r>
+      <w:r>
+        <w:rPr>
+          <w:highlight w:val="none"/>
+          <w:lang w:val="en-US"/>
+        </w:rPr>
+        <w:t xml:space="preserve">LoopPeelWithState;</w:t>
+      </w:r>
+      <w:r>
+        <w:rPr>
+          <w:highlight w:val="none"/>
+          <w:lang w:val="ru-RU" w:bidi="ru-RU"/>
         </w:rPr>
       </w:r>
     </w:p>
     <w:p>
       <w:pPr>
-        <w:pStyle w:val="1_2077"/>
-        <w:pBdr/>
-        <w:spacing/>
-        <w:ind/>
-        <w:rPr>
-          <w:highlight w:val="white"/>
-        </w:rPr>
-      </w:pPr>
-      <w:r>
-        <w:rPr>
-          <w:highlight w:val="white"/>
-        </w:rPr>
-        <w:t xml:space="preserve">  Value *IndVar = L.getCanonicalInductionVariable();</w:t>
-      </w:r>
-      <w:r>
-        <w:rPr>
-          <w:highlight w:val="white"/>
-        </w:rPr>
-      </w:r>
-      <w:r>
-        <w:rPr>
-          <w:highlight w:val="white"/>
+        <w:pStyle w:val="902"/>
+        <w:numPr>
+          <w:ilvl w:val="0"/>
+          <w:numId w:val="6"/>
+        </w:numPr>
+        <w:pBdr/>
+        <w:spacing/>
+        <w:ind/>
+        <w:rPr>
+          <w:highlight w:val="none"/>
+          <w:lang w:val="ru-RU" w:bidi="ru-RU"/>
+        </w:rPr>
+      </w:pPr>
+      <w:r>
+        <w:rPr>
+          <w:highlight w:val="none"/>
+          <w:lang w:val="en-US"/>
+        </w:rPr>
+        <w:t xml:space="preserve">Clang – </w:t>
+      </w:r>
+      <w:r>
+        <w:rPr>
+          <w:highlight w:val="none"/>
+          <w:lang w:val="ru-RU"/>
+        </w:rPr>
+        <w:t xml:space="preserve">ускорение, полученное при компиляции с помощью </w:t>
+      </w:r>
+      <w:r>
+        <w:rPr>
+          <w:highlight w:val="none"/>
+          <w:lang w:val="ru-RU" w:bidi="ru-RU"/>
+        </w:rPr>
+      </w:r>
+      <w:r>
+        <w:rPr>
+          <w:highlight w:val="none"/>
+          <w:lang w:val="ru-RU" w:bidi="ru-RU"/>
+        </w:rPr>
+        <w:t xml:space="preserve">clang version 22.0.0git</w:t>
+      </w:r>
+      <w:r/>
+      <w:r>
+        <w:rPr>
+          <w:highlight w:val="none"/>
+          <w:lang w:val="en-US"/>
+        </w:rPr>
+        <w:t xml:space="preserve">;</w:t>
+      </w:r>
+      <w:r>
+        <w:rPr>
+          <w:highlight w:val="none"/>
+          <w:lang w:val="ru-RU" w:bidi="ru-RU"/>
         </w:rPr>
       </w:r>
     </w:p>
     <w:p>
       <w:pPr>
-        <w:pStyle w:val="1_2077"/>
-        <w:pBdr/>
-        <w:spacing/>
-        <w:ind/>
-        <w:rPr>
-          <w:highlight w:val="white"/>
-        </w:rPr>
-      </w:pPr>
-      <w:r>
-        <w:rPr>
-          <w:highlight w:val="white"/>
-        </w:rPr>
-      </w:r>
-      <w:r>
-        <w:rPr>
-          <w:highlight w:val="white"/>
-        </w:rPr>
-      </w:r>
-      <w:r>
-        <w:rPr>
-          <w:highlight w:val="white"/>
+        <w:pStyle w:val="902"/>
+        <w:numPr>
+          <w:ilvl w:val="0"/>
+          <w:numId w:val="6"/>
+        </w:numPr>
+        <w:pBdr/>
+        <w:spacing/>
+        <w:ind/>
+        <w:rPr>
+          <w:highlight w:val="none"/>
+          <w:lang w:val="ru-RU" w:bidi="ru-RU"/>
+        </w:rPr>
+      </w:pPr>
+      <w:r>
+        <w:rPr>
+          <w:highlight w:val="none"/>
+          <w:lang w:val="en-US"/>
+        </w:rPr>
+        <w:t xml:space="preserve">Clang w plug – </w:t>
+      </w:r>
+      <w:r>
+        <w:rPr>
+          <w:highlight w:val="none"/>
+          <w:lang w:val="ru-RU"/>
+        </w:rPr>
+        <w:t xml:space="preserve">то же, что и </w:t>
+      </w:r>
+      <w:r>
+        <w:rPr>
+          <w:highlight w:val="none"/>
+          <w:lang w:val="en-US"/>
+        </w:rPr>
+        <w:t xml:space="preserve">Clang</w:t>
+      </w:r>
+      <w:r>
+        <w:rPr>
+          <w:highlight w:val="none"/>
+          <w:lang w:val="ru-RU"/>
+        </w:rPr>
+        <w:t xml:space="preserve">, но компиляция была произведена с применением пасса </w:t>
+      </w:r>
+      <w:r>
+        <w:rPr>
+          <w:highlight w:val="none"/>
+          <w:lang w:val="en-US"/>
+        </w:rPr>
+        <w:t xml:space="preserve">LoopPeelWithState</w:t>
+      </w:r>
+      <w:r/>
+      <w:r>
+        <w:rPr>
+          <w:highlight w:val="none"/>
+          <w:lang w:val="ru-RU"/>
+        </w:rPr>
+        <w:t xml:space="preserve">.</w:t>
+      </w:r>
+      <w:r>
+        <w:rPr>
+          <w:highlight w:val="none"/>
+          <w:lang w:val="ru-RU" w:bidi="ru-RU"/>
+        </w:rPr>
+      </w:r>
+      <w:r>
+        <w:rPr>
+          <w:highlight w:val="none"/>
+          <w:lang w:val="ru-RU"/>
         </w:rPr>
       </w:r>
     </w:p>
     <w:p>
       <w:pPr>
-        <w:pStyle w:val="1_2077"/>
-        <w:pBdr/>
-        <w:spacing/>
-        <w:ind/>
-        <w:rPr>
-          <w:highlight w:val="white"/>
-        </w:rPr>
-      </w:pPr>
-      <w:r>
-        <w:rPr>
-          <w:highlight w:val="white"/>
-        </w:rPr>
-        <w:t xml:space="preserve">  for (PHINode &amp;Phi : Header-&gt;phis()) {</w:t>
-      </w:r>
-      <w:r>
-        <w:rPr>
-          <w:highlight w:val="white"/>
-        </w:rPr>
-      </w:r>
-      <w:r>
-        <w:rPr>
-          <w:highlight w:val="white"/>
+        <w:pStyle w:val="930"/>
+        <w:pBdr/>
+        <w:spacing/>
+        <w:ind/>
+        <w:jc w:val="left"/>
+        <w:rPr>
+          <w:highlight w:val="none"/>
+          <w:lang w:val="ru-RU" w:bidi="ru-RU"/>
+        </w:rPr>
+      </w:pPr>
+      <w:r>
+        <w:rPr>
+          <w:highlight w:val="none"/>
+          <w:lang w:val="ru-RU" w:bidi="ru-RU"/>
+        </w:rPr>
+        <mc:AlternateContent>
+          <mc:Choice Requires="wpg">
+            <w:drawing>
+              <wp:inline xmlns:wp="http://schemas.openxmlformats.org/drawingml/2006/wordprocessingDrawing" distT="0" distB="0" distL="0" distR="0">
+                <wp:extent cx="6102000" cy="1080000"/>
+                <wp:effectExtent l="9065" t="1513" r="9065" b="1513"/>
+                <wp:docPr id="1" name=""/>
+                <wp:cNvGraphicFramePr>
+                  <a:graphicFrameLocks xmlns:a="http://schemas.openxmlformats.org/drawingml/2006/main" noChangeAspect="1"/>
+                </wp:cNvGraphicFramePr>
+                <a:graphic xmlns:a="http://schemas.openxmlformats.org/drawingml/2006/main">
+                  <a:graphicData uri="http://schemas.openxmlformats.org/drawingml/2006/picture">
+                    <pic:pic xmlns:pic="http://schemas.openxmlformats.org/drawingml/2006/picture">
+                      <pic:nvPicPr>
+                        <pic:cNvPr id="406023313" name=""/>
+                        <pic:cNvPicPr>
+                          <a:picLocks noChangeAspect="1"/>
+                        </pic:cNvPicPr>
+                        <pic:nvPr/>
+                      </pic:nvPicPr>
+                      <pic:blipFill rotWithShape="1">
+                        <a:blip r:embed="rId10"/>
+                        <a:stretch/>
+                      </pic:blipFill>
+                      <pic:spPr bwMode="auto">
+                        <a:xfrm rot="0" flipH="0" flipV="0">
+                          <a:off x="0" y="0"/>
+                          <a:ext cx="6102000" cy="1080000"/>
+                        </a:xfrm>
+                        <a:prstGeom prst="rect">
+                          <a:avLst/>
+                        </a:prstGeom>
+                      </pic:spPr>
+                    </pic:pic>
+                  </a:graphicData>
+                </a:graphic>
+              </wp:inline>
+            </w:drawing>
+          </mc:Choice>
+          <mc:Fallback>
+            <w:pict>
+              <v:shapetype id="_x0000_t75" coordsize="21600,21600" o:spt="75" o:preferrelative="t" path="m@4@5l@4@11@9@11@9@5xe" filled="f" stroked="f">
+                <v:stroke joinstyle="miter"/>
+                <v:formulas>
+                  <v:f eqn="if lineDrawn pixelLineWidth 0"/>
+                  <v:f eqn="sum @0 1 0"/>
+                  <v:f eqn="sum 0 0 @1"/>
+                  <v:f eqn="prod @2 1 2"/>
+                  <v:f eqn="prod @3 21600 pixelWidth"/>
+                  <v:f eqn="prod @3 21600 pixelHeight"/>
+                  <v:f eqn="sum @0 0 1"/>
+                  <v:f eqn="prod @6 1 2"/>
+                  <v:f eqn="prod @7 21600 pixelWidth"/>
+                  <v:f eqn="sum @8 21600 0"/>
+                  <v:f eqn="prod @7 21600 pixelHeight"/>
+                  <v:f eqn="sum @10 21600 0"/>
+                </v:formulas>
+                <v:path o:extrusionok="f" gradientshapeok="t" o:connecttype="rect"/>
+                <o:lock v:ext="edit" aspectratio="t"/>
+              </v:shapetype>
+              <v:shape id="_x0000_i0" o:spid="_x0000_s0" type="#_x0000_t75" style="width:480.47pt;height:85.04pt;mso-wrap-distance-left:0.00pt;mso-wrap-distance-top:0.00pt;mso-wrap-distance-right:0.00pt;mso-wrap-distance-bottom:0.00pt;rotation:0;z-index:1;" stroked="false">
+                <v:imagedata r:id="rId10" o:title=""/>
+                <o:lock v:ext="edit" rotation="t"/>
+              </v:shape>
+            </w:pict>
+          </mc:Fallback>
+        </mc:AlternateContent>
+      </w:r>
+      <w:r>
+        <w:rPr>
+          <w:highlight w:val="none"/>
+          <w:lang w:val="ru-RU" w:bidi="ru-RU"/>
         </w:rPr>
       </w:r>
     </w:p>
     <w:p>
       <w:pPr>
-        <w:pStyle w:val="1_2077"/>
-        <w:pBdr/>
-        <w:spacing/>
-        <w:ind/>
-        <w:rPr>
-          <w:highlight w:val="white"/>
-        </w:rPr>
-      </w:pPr>
-      <w:r>
-        <w:rPr>
-          <w:highlight w:val="white"/>
-        </w:rPr>
-        <w:t xml:space="preserve">    if (Phi.getBasicBlockIndex(Latch) &lt; 0)</w:t>
-      </w:r>
-      <w:r>
-        <w:rPr>
-          <w:highlight w:val="white"/>
-        </w:rPr>
-      </w:r>
-      <w:r>
-        <w:rPr>
-          <w:highlight w:val="white"/>
+        <w:pStyle w:val="930"/>
+        <w:pBdr/>
+        <w:spacing w:after="0" w:afterAutospacing="0" w:before="0" w:beforeAutospacing="0"/>
+        <w:ind/>
+        <w:jc w:val="left"/>
+        <w:rPr>
+          <w:highlight w:val="none"/>
+          <w:lang w:val="ru-RU" w:bidi="ru-RU"/>
+          <w14:ligatures w14:val="none"/>
+        </w:rPr>
+      </w:pPr>
+      <w:r>
+        <w:rPr>
+          <w:highlight w:val="none"/>
+          <w:lang w:val="ru-RU" w:bidi="ru-RU"/>
+        </w:rPr>
+        <mc:AlternateContent>
+          <mc:Choice Requires="wpg">
+            <w:drawing>
+              <wp:inline xmlns:wp="http://schemas.openxmlformats.org/drawingml/2006/wordprocessingDrawing" distT="0" distB="0" distL="0" distR="0">
+                <wp:extent cx="6102000" cy="1080000"/>
+                <wp:effectExtent l="9065" t="1513" r="9065" b="1513"/>
+                <wp:docPr id="2" name=""/>
+                <wp:cNvGraphicFramePr>
+                  <a:graphicFrameLocks xmlns:a="http://schemas.openxmlformats.org/drawingml/2006/main" noChangeAspect="1"/>
+                </wp:cNvGraphicFramePr>
+                <a:graphic xmlns:a="http://schemas.openxmlformats.org/drawingml/2006/main">
+                  <a:graphicData uri="http://schemas.openxmlformats.org/drawingml/2006/picture">
+                    <pic:pic xmlns:pic="http://schemas.openxmlformats.org/drawingml/2006/picture">
+                      <pic:nvPicPr>
+                        <pic:cNvPr id="2137505419" name=""/>
+                        <pic:cNvPicPr>
+                          <a:picLocks noChangeAspect="1"/>
+                        </pic:cNvPicPr>
+                        <pic:nvPr/>
+                      </pic:nvPicPr>
+                      <pic:blipFill rotWithShape="1">
+                        <a:blip r:embed="rId11"/>
+                        <a:stretch/>
+                      </pic:blipFill>
+                      <pic:spPr bwMode="auto">
+                        <a:xfrm rot="0" flipH="0" flipV="0">
+                          <a:off x="0" y="0"/>
+                          <a:ext cx="6102000" cy="1080000"/>
+                        </a:xfrm>
+                        <a:prstGeom prst="rect">
+                          <a:avLst/>
+                        </a:prstGeom>
+                      </pic:spPr>
+                    </pic:pic>
+                  </a:graphicData>
+                </a:graphic>
+              </wp:inline>
+            </w:drawing>
+          </mc:Choice>
+          <mc:Fallback>
+            <w:pict>
+              <v:shapetype id="_x0000_t75" coordsize="21600,21600" o:spt="75" o:preferrelative="t" path="m@4@5l@4@11@9@11@9@5xe" filled="f" stroked="f">
+                <v:stroke joinstyle="miter"/>
+                <v:formulas>
+                  <v:f eqn="if lineDrawn pixelLineWidth 0"/>
+                  <v:f eqn="sum @0 1 0"/>
+                  <v:f eqn="sum 0 0 @1"/>
+                  <v:f eqn="prod @2 1 2"/>
+                  <v:f eqn="prod @3 21600 pixelWidth"/>
+                  <v:f eqn="prod @3 21600 pixelHeight"/>
+                  <v:f eqn="sum @0 0 1"/>
+                  <v:f eqn="prod @6 1 2"/>
+                  <v:f eqn="prod @7 21600 pixelWidth"/>
+                  <v:f eqn="sum @8 21600 0"/>
+                  <v:f eqn="prod @7 21600 pixelHeight"/>
+                  <v:f eqn="sum @10 21600 0"/>
+                </v:formulas>
+                <v:path o:extrusionok="f" gradientshapeok="t" o:connecttype="rect"/>
+                <o:lock v:ext="edit" aspectratio="t"/>
+              </v:shapetype>
+              <v:shape id="_x0000_i1" o:spid="_x0000_s1" type="#_x0000_t75" style="width:480.47pt;height:85.04pt;mso-wrap-distance-left:0.00pt;mso-wrap-distance-top:0.00pt;mso-wrap-distance-right:0.00pt;mso-wrap-distance-bottom:0.00pt;rotation:0;z-index:1;" stroked="false">
+                <v:imagedata r:id="rId11" o:title=""/>
+                <o:lock v:ext="edit" rotation="t"/>
+              </v:shape>
+            </w:pict>
+          </mc:Fallback>
+        </mc:AlternateContent>
+      </w:r>
+      <w:r>
+        <w:rPr>
+          <w:highlight w:val="none"/>
+          <w:lang w:val="ru-RU" w:bidi="ru-RU"/>
+        </w:rPr>
+      </w:r>
+      <w:r>
+        <w:rPr>
+          <w:highlight w:val="none"/>
+          <w:lang w:val="ru-RU" w:bidi="ru-RU"/>
         </w:rPr>
       </w:r>
     </w:p>
     <w:p>
       <w:pPr>
-        <w:pStyle w:val="1_2077"/>
-        <w:pBdr/>
-        <w:spacing/>
-        <w:ind/>
-        <w:rPr>
-          <w:highlight w:val="white"/>
-        </w:rPr>
-      </w:pPr>
-      <w:r>
-        <w:rPr>
-          <w:highlight w:val="white"/>
-        </w:rPr>
-        <w:t xml:space="preserve">      continue;</w:t>
-      </w:r>
-      <w:r>
-        <w:rPr>
-          <w:highlight w:val="white"/>
-        </w:rPr>
-      </w:r>
-      <w:r>
-        <w:rPr>
-          <w:highlight w:val="white"/>
+        <w:pStyle w:val="930"/>
+        <w:pBdr/>
+        <w:spacing/>
+        <w:ind/>
+        <w:jc w:val="left"/>
+        <w:rPr>
+          <w:highlight w:val="none"/>
+          <w:lang w:val="ru-RU" w:bidi="ru-RU"/>
+        </w:rPr>
+      </w:pPr>
+      <w:r>
+        <w:rPr>
+          <w:highlight w:val="none"/>
+          <w:lang w:val="ru-RU" w:bidi="ru-RU"/>
+        </w:rPr>
+      </w:r>
+      <w:r>
+        <w:rPr>
+          <w:highlight w:val="none"/>
+          <w:lang w:val="ru-RU" w:bidi="ru-RU"/>
+        </w:rPr>
+        <mc:AlternateContent>
+          <mc:Choice Requires="wpg">
+            <w:drawing>
+              <wp:inline xmlns:wp="http://schemas.openxmlformats.org/drawingml/2006/wordprocessingDrawing" distT="0" distB="0" distL="0" distR="0">
+                <wp:extent cx="6102000" cy="1080000"/>
+                <wp:effectExtent l="9065" t="1513" r="9065" b="1513"/>
+                <wp:docPr id="3" name=""/>
+                <wp:cNvGraphicFramePr>
+                  <a:graphicFrameLocks xmlns:a="http://schemas.openxmlformats.org/drawingml/2006/main" noChangeAspect="1"/>
+                </wp:cNvGraphicFramePr>
+                <a:graphic xmlns:a="http://schemas.openxmlformats.org/drawingml/2006/main">
+                  <a:graphicData uri="http://schemas.openxmlformats.org/drawingml/2006/picture">
+                    <pic:pic xmlns:pic="http://schemas.openxmlformats.org/drawingml/2006/picture">
+                      <pic:nvPicPr>
+                        <pic:cNvPr id="1639014999" name=""/>
+                        <pic:cNvPicPr>
+                          <a:picLocks noChangeAspect="1"/>
+                        </pic:cNvPicPr>
+                        <pic:nvPr/>
+                      </pic:nvPicPr>
+                      <pic:blipFill rotWithShape="1">
+                        <a:blip r:embed="rId12"/>
+                        <a:stretch/>
+                      </pic:blipFill>
+                      <pic:spPr bwMode="auto">
+                        <a:xfrm rot="0" flipH="0" flipV="0">
+                          <a:off x="0" y="0"/>
+                          <a:ext cx="6102000" cy="1080000"/>
+                        </a:xfrm>
+                        <a:prstGeom prst="rect">
+                          <a:avLst/>
+                        </a:prstGeom>
+                      </pic:spPr>
+                    </pic:pic>
+                  </a:graphicData>
+                </a:graphic>
+              </wp:inline>
+            </w:drawing>
+          </mc:Choice>
+          <mc:Fallback>
+            <w:pict>
+              <v:shapetype id="_x0000_t75" coordsize="21600,21600" o:spt="75" o:preferrelative="t" path="m@4@5l@4@11@9@11@9@5xe" filled="f" stroked="f">
+                <v:stroke joinstyle="miter"/>
+                <v:formulas>
+                  <v:f eqn="if lineDrawn pixelLineWidth 0"/>
+                  <v:f eqn="sum @0 1 0"/>
+                  <v:f eqn="sum 0 0 @1"/>
+                  <v:f eqn="prod @2 1 2"/>
+                  <v:f eqn="prod @3 21600 pixelWidth"/>
+                  <v:f eqn="prod @3 21600 pixelHeight"/>
+                  <v:f eqn="sum @0 0 1"/>
+                  <v:f eqn="prod @6 1 2"/>
+                  <v:f eqn="prod @7 21600 pixelWidth"/>
+                  <v:f eqn="sum @8 21600 0"/>
+                  <v:f eqn="prod @7 21600 pixelHeight"/>
+                  <v:f eqn="sum @10 21600 0"/>
+                </v:formulas>
+                <v:path o:extrusionok="f" gradientshapeok="t" o:connecttype="rect"/>
+                <o:lock v:ext="edit" aspectratio="t"/>
+              </v:shapetype>
+              <v:shape id="_x0000_i2" o:spid="_x0000_s2" type="#_x0000_t75" style="width:480.47pt;height:85.04pt;mso-wrap-distance-left:0.00pt;mso-wrap-distance-top:0.00pt;mso-wrap-distance-right:0.00pt;mso-wrap-distance-bottom:0.00pt;rotation:0;z-index:1;" stroked="false">
+                <v:imagedata r:id="rId12" o:title=""/>
+                <o:lock v:ext="edit" rotation="t"/>
+              </v:shape>
+            </w:pict>
+          </mc:Fallback>
+        </mc:AlternateContent>
+      </w:r>
+      <w:r>
+        <w:rPr>
+          <w:highlight w:val="none"/>
+          <w:lang w:val="ru-RU" w:bidi="ru-RU"/>
+        </w:rPr>
+      </w:r>
+      <w:r>
+        <w:rPr>
+          <w:highlight w:val="none"/>
+          <w:lang w:val="ru-RU" w:bidi="ru-RU"/>
+        </w:rPr>
+      </w:r>
+      <w:r>
+        <w:rPr>
+          <w:highlight w:val="none"/>
+          <w:lang w:val="ru-RU" w:bidi="ru-RU"/>
         </w:rPr>
       </w:r>
     </w:p>
     <w:p>
       <w:pPr>
-        <w:pStyle w:val="1_2077"/>
-        <w:pBdr/>
-        <w:spacing/>
-        <w:ind/>
-        <w:rPr>
-          <w:highlight w:val="white"/>
-        </w:rPr>
-      </w:pPr>
-      <w:r>
-        <w:rPr>
-          <w:highlight w:val="white"/>
-        </w:rPr>
-      </w:r>
-      <w:r>
-        <w:rPr>
-          <w:highlight w:val="white"/>
-        </w:rPr>
-      </w:r>
-      <w:r>
-        <w:rPr>
-          <w:highlight w:val="white"/>
+        <w:pStyle w:val="930"/>
+        <w:pBdr/>
+        <w:spacing/>
+        <w:ind/>
+        <w:jc w:val="left"/>
+        <w:rPr>
+          <w:highlight w:val="none"/>
+          <w:lang w:val="ru-RU" w:bidi="ru-RU"/>
+        </w:rPr>
+      </w:pPr>
+      <w:r>
+        <w:rPr>
+          <w:highlight w:val="none"/>
+          <w:lang w:val="ru-RU" w:bidi="ru-RU"/>
+        </w:rPr>
+        <mc:AlternateContent>
+          <mc:Choice Requires="wpg">
+            <w:drawing>
+              <wp:inline xmlns:wp="http://schemas.openxmlformats.org/drawingml/2006/wordprocessingDrawing" distT="0" distB="0" distL="0" distR="0">
+                <wp:extent cx="6102000" cy="1080000"/>
+                <wp:effectExtent l="9065" t="1513" r="9065" b="1513"/>
+                <wp:docPr id="4" name=""/>
+                <wp:cNvGraphicFramePr>
+                  <a:graphicFrameLocks xmlns:a="http://schemas.openxmlformats.org/drawingml/2006/main" noChangeAspect="1"/>
+                </wp:cNvGraphicFramePr>
+                <a:graphic xmlns:a="http://schemas.openxmlformats.org/drawingml/2006/main">
+                  <a:graphicData uri="http://schemas.openxmlformats.org/drawingml/2006/picture">
+                    <pic:pic xmlns:pic="http://schemas.openxmlformats.org/drawingml/2006/picture">
+                      <pic:nvPicPr>
+                        <pic:cNvPr id="1055901229" name=""/>
+                        <pic:cNvPicPr>
+                          <a:picLocks noChangeAspect="1"/>
+                        </pic:cNvPicPr>
+                        <pic:nvPr/>
+                      </pic:nvPicPr>
+                      <pic:blipFill rotWithShape="1">
+                        <a:blip r:embed="rId13"/>
+                        <a:stretch/>
+                      </pic:blipFill>
+                      <pic:spPr bwMode="auto">
+                        <a:xfrm rot="0" flipH="0" flipV="0">
+                          <a:off x="0" y="0"/>
+                          <a:ext cx="6102000" cy="1080000"/>
+                        </a:xfrm>
+                        <a:prstGeom prst="rect">
+                          <a:avLst/>
+                        </a:prstGeom>
+                      </pic:spPr>
+                    </pic:pic>
+                  </a:graphicData>
+                </a:graphic>
+              </wp:inline>
+            </w:drawing>
+          </mc:Choice>
+          <mc:Fallback>
+            <w:pict>
+              <v:shapetype id="_x0000_t75" coordsize="21600,21600" o:spt="75" o:preferrelative="t" path="m@4@5l@4@11@9@11@9@5xe" filled="f" stroked="f">
+                <v:stroke joinstyle="miter"/>
+                <v:formulas>
+                  <v:f eqn="if lineDrawn pixelLineWidth 0"/>
+                  <v:f eqn="sum @0 1 0"/>
+                  <v:f eqn="sum 0 0 @1"/>
+                  <v:f eqn="prod @2 1 2"/>
+                  <v:f eqn="prod @3 21600 pixelWidth"/>
+                  <v:f eqn="prod @3 21600 pixelHeight"/>
+                  <v:f eqn="sum @0 0 1"/>
+                  <v:f eqn="prod @6 1 2"/>
+                  <v:f eqn="prod @7 21600 pixelWidth"/>
+                  <v:f eqn="sum @8 21600 0"/>
+                  <v:f eqn="prod @7 21600 pixelHeight"/>
+                  <v:f eqn="sum @10 21600 0"/>
+                </v:formulas>
+                <v:path o:extrusionok="f" gradientshapeok="t" o:connecttype="rect"/>
+                <o:lock v:ext="edit" aspectratio="t"/>
+              </v:shapetype>
+              <v:shape id="_x0000_i3" o:spid="_x0000_s3" type="#_x0000_t75" style="width:480.47pt;height:85.04pt;mso-wrap-distance-left:0.00pt;mso-wrap-distance-top:0.00pt;mso-wrap-distance-right:0.00pt;mso-wrap-distance-bottom:0.00pt;rotation:0;z-index:1;" stroked="false">
+                <v:imagedata r:id="rId13" o:title=""/>
+                <o:lock v:ext="edit" rotation="t"/>
+              </v:shape>
+            </w:pict>
+          </mc:Fallback>
+        </mc:AlternateContent>
+      </w:r>
+      <w:r>
+        <w:rPr>
+          <w:highlight w:val="none"/>
+          <w:lang w:val="ru-RU" w:bidi="ru-RU"/>
+        </w:rPr>
+      </w:r>
+      <w:r>
+        <w:rPr>
+          <w:highlight w:val="none"/>
+          <w:lang w:val="ru-RU" w:bidi="ru-RU"/>
         </w:rPr>
       </w:r>
     </w:p>
     <w:p>
       <w:pPr>
-        <w:pStyle w:val="1_2077"/>
-        <w:pBdr/>
-        <w:spacing/>
-        <w:ind/>
-        <w:rPr>
-          <w:highlight w:val="white"/>
-        </w:rPr>
-      </w:pPr>
-      <w:r>
-        <w:rPr>
-          <w:highlight w:val="white"/>
-        </w:rPr>
-        <w:t xml:space="preserve">    Value *LatchValue = Phi.getIncomingValueForBlock(Latch);</w:t>
-      </w:r>
-      <w:r>
-        <w:rPr>
-          <w:highlight w:val="white"/>
-        </w:rPr>
-      </w:r>
-      <w:r>
-        <w:rPr>
-          <w:highlight w:val="white"/>
+        <w:pStyle w:val="930"/>
+        <w:pBdr/>
+        <w:spacing/>
+        <w:ind/>
+        <w:jc w:val="left"/>
+        <w:rPr>
+          <w:highlight w:val="none"/>
+          <w:lang w:val="ru-RU" w:bidi="ru-RU"/>
+        </w:rPr>
+      </w:pPr>
+      <w:r>
+        <w:rPr>
+          <w:highlight w:val="none"/>
+          <w:lang w:val="ru-RU" w:bidi="ru-RU"/>
+        </w:rPr>
+      </w:r>
+      <w:r>
+        <w:rPr>
+          <w:highlight w:val="none"/>
+          <w:lang w:val="ru-RU" w:bidi="ru-RU"/>
+        </w:rPr>
+        <mc:AlternateContent>
+          <mc:Choice Requires="wpg">
+            <w:drawing>
+              <wp:inline xmlns:wp="http://schemas.openxmlformats.org/drawingml/2006/wordprocessingDrawing" distT="0" distB="0" distL="0" distR="0">
+                <wp:extent cx="5425200" cy="1080000"/>
+                <wp:effectExtent l="0" t="0" r="0" b="0"/>
+                <wp:docPr id="5" name=""/>
+                <wp:cNvGraphicFramePr>
+                  <a:graphicFrameLocks xmlns:a="http://schemas.openxmlformats.org/drawingml/2006/main" noChangeAspect="1"/>
+                </wp:cNvGraphicFramePr>
+                <a:graphic xmlns:a="http://schemas.openxmlformats.org/drawingml/2006/main">
+                  <a:graphicData uri="http://schemas.openxmlformats.org/drawingml/2006/picture">
+                    <pic:pic xmlns:pic="http://schemas.openxmlformats.org/drawingml/2006/picture">
+                      <pic:nvPicPr>
+                        <pic:cNvPr id="937429432" name=""/>
+                        <pic:cNvPicPr>
+                          <a:picLocks noChangeAspect="1"/>
+                        </pic:cNvPicPr>
+                        <pic:nvPr/>
+                      </pic:nvPicPr>
+                      <pic:blipFill rotWithShape="1">
+                        <a:blip r:embed="rId14"/>
+                        <a:stretch/>
+                      </pic:blipFill>
+                      <pic:spPr bwMode="auto">
+                        <a:xfrm rot="0" flipH="0" flipV="0">
+                          <a:off x="0" y="0"/>
+                          <a:ext cx="5425199" cy="1080000"/>
+                        </a:xfrm>
+                        <a:prstGeom prst="rect">
+                          <a:avLst/>
+                        </a:prstGeom>
+                      </pic:spPr>
+                    </pic:pic>
+                  </a:graphicData>
+                </a:graphic>
+              </wp:inline>
+            </w:drawing>
+          </mc:Choice>
+          <mc:Fallback>
+            <w:pict>
+              <v:shapetype id="_x0000_t75" coordsize="21600,21600" o:spt="75" o:preferrelative="t" path="m@4@5l@4@11@9@11@9@5xe" filled="f" stroked="f">
+                <v:stroke joinstyle="miter"/>
+                <v:formulas>
+                  <v:f eqn="if lineDrawn pixelLineWidth 0"/>
+                  <v:f eqn="sum @0 1 0"/>
+                  <v:f eqn="sum 0 0 @1"/>
+                  <v:f eqn="prod @2 1 2"/>
+                  <v:f eqn="prod @3 21600 pixelWidth"/>
+                  <v:f eqn="prod @3 21600 pixelHeight"/>
+                  <v:f eqn="sum @0 0 1"/>
+                  <v:f eqn="prod @6 1 2"/>
+                  <v:f eqn="prod @7 21600 pixelWidth"/>
+                  <v:f eqn="sum @8 21600 0"/>
+                  <v:f eqn="prod @7 21600 pixelHeight"/>
+                  <v:f eqn="sum @10 21600 0"/>
+                </v:formulas>
+                <v:path o:extrusionok="f" gradientshapeok="t" o:connecttype="rect"/>
+                <o:lock v:ext="edit" aspectratio="t"/>
+              </v:shapetype>
+              <v:shape id="_x0000_i4" o:spid="_x0000_s4" type="#_x0000_t75" style="width:427.18pt;height:85.04pt;mso-wrap-distance-left:0.00pt;mso-wrap-distance-top:0.00pt;mso-wrap-distance-right:0.00pt;mso-wrap-distance-bottom:0.00pt;rotation:0;z-index:1;" stroked="false">
+                <v:imagedata r:id="rId14" o:title=""/>
+                <o:lock v:ext="edit" rotation="t"/>
+              </v:shape>
+            </w:pict>
+          </mc:Fallback>
+        </mc:AlternateContent>
+      </w:r>
+      <w:r>
+        <w:rPr>
+          <w:highlight w:val="none"/>
+          <w:lang w:val="ru-RU" w:bidi="ru-RU"/>
+        </w:rPr>
+      </w:r>
+      <w:r>
+        <w:rPr>
+          <w:highlight w:val="none"/>
+          <w:lang w:val="ru-RU" w:bidi="ru-RU"/>
+        </w:rPr>
+      </w:r>
+      <w:r>
+        <w:rPr>
+          <w:highlight w:val="none"/>
+          <w:lang w:val="ru-RU" w:bidi="ru-RU"/>
+        </w:rPr>
+      </w:r>
+      <w:r>
+        <w:rPr>
+          <w:highlight w:val="none"/>
+          <w:lang w:val="ru-RU" w:bidi="ru-RU"/>
         </w:rPr>
       </w:r>
     </w:p>
     <w:p>
       <w:pPr>
-        <w:pStyle w:val="1_2077"/>
-        <w:pBdr/>
-        <w:spacing/>
-        <w:ind/>
-        <w:rPr>
-          <w:highlight w:val="white"/>
-        </w:rPr>
-      </w:pPr>
-      <w:r>
-        <w:rPr>
-          <w:highlight w:val="white"/>
-        </w:rPr>
-      </w:r>
-      <w:r>
-        <w:rPr>
-          <w:highlight w:val="white"/>
-        </w:rPr>
-      </w:r>
-      <w:r>
-        <w:rPr>
-          <w:highlight w:val="white"/>
+        <w:pStyle w:val="928"/>
+        <w:pBdr/>
+        <w:spacing/>
+        <w:ind/>
+        <w:rPr>
+          <w:highlight w:val="none"/>
+          <w:lang w:val="ru-RU" w:bidi="ru-RU"/>
+        </w:rPr>
+      </w:pPr>
+      <w:r>
+        <w:rPr>
+          <w:highlight w:val="none"/>
+          <w:lang w:val="ru-RU" w:bidi="ru-RU"/>
+        </w:rPr>
+      </w:r>
+      <w:r>
+        <w:rPr>
+          <w:highlight w:val="none"/>
+          <w:lang w:val="ru-RU" w:bidi="ru-RU"/>
+        </w:rPr>
+      </w:r>
+      <w:r>
+        <w:rPr>
+          <w:highlight w:val="none"/>
+          <w:lang w:val="ru-RU" w:bidi="ru-RU"/>
         </w:rPr>
       </w:r>
     </w:p>
     <w:p>
       <w:pPr>
-        <w:pStyle w:val="1_2077"/>
-        <w:pBdr/>
-        <w:spacing/>
-        <w:ind/>
-        <w:rPr>
-          <w:highlight w:val="white"/>
-        </w:rPr>
-      </w:pPr>
-      <w:r>
-        <w:rPr>
-          <w:highlight w:val="white"/>
-        </w:rPr>
-        <w:t xml:space="preserve">    if (!(&amp;Phi == IndVar) &amp;&amp; isDerivedFromIndVar(LatchValue, L))</w:t>
-      </w:r>
-      <w:r>
-        <w:rPr>
-          <w:highlight w:val="white"/>
-        </w:rPr>
-      </w:r>
-      <w:r>
-        <w:rPr>
-          <w:highlight w:val="white"/>
+        <w:pStyle w:val="928"/>
+        <w:pBdr/>
+        <w:spacing/>
+        <w:ind/>
+        <w:rPr>
+          <w:highlight w:val="none"/>
+          <w:lang w:val="ru-RU" w:bidi="ru-RU"/>
+        </w:rPr>
+      </w:pPr>
+      <w:r>
+        <w:rPr>
+          <w:highlight w:val="none"/>
+          <w:lang w:val="ru-RU" w:bidi="ru-RU"/>
+        </w:rPr>
+        <w:t xml:space="preserve">Рисунок 1. Результаты экспериментов над тестовым набором </w:t>
+      </w:r>
+      <w:r>
+        <w:rPr>
+          <w:highlight w:val="none"/>
+          <w:lang w:val="en-US"/>
+        </w:rPr>
+        <w:t xml:space="preserve">ETSVC </w:t>
+      </w:r>
+      <w:r>
+        <w:rPr>
+          <w:highlight w:val="none"/>
+          <w:lang w:val="ru-RU"/>
+        </w:rPr>
+        <w:t xml:space="preserve">с применением пасса и без него (тип данных </w:t>
+      </w:r>
+      <w:r>
+        <w:rPr>
+          <w:highlight w:val="none"/>
+          <w:lang w:val="en-US"/>
+        </w:rPr>
+        <w:t xml:space="preserve">float</w:t>
+      </w:r>
+      <w:r>
+        <w:rPr>
+          <w:highlight w:val="none"/>
+          <w:lang w:val="ru-RU"/>
+        </w:rPr>
+        <w:t xml:space="preserve">)</w:t>
+      </w:r>
+      <w:r>
+        <w:rPr>
+          <w:highlight w:val="none"/>
+          <w:lang w:val="ru-RU" w:bidi="ru-RU"/>
+        </w:rPr>
+      </w:r>
+      <w:r>
+        <w:rPr>
+          <w:highlight w:val="none"/>
+          <w:lang w:val="ru-RU" w:bidi="ru-RU"/>
         </w:rPr>
       </w:r>
     </w:p>
     <w:p>
       <w:pPr>
-        <w:pStyle w:val="1_2077"/>
-        <w:pBdr/>
-        <w:spacing/>
-        <w:ind/>
-        <w:rPr>
-          <w:highlight w:val="white"/>
-        </w:rPr>
-      </w:pPr>
-      <w:r>
-        <w:rPr>
-          <w:highlight w:val="white"/>
-        </w:rPr>
-        <w:t xml:space="preserve">      return true;</w:t>
-      </w:r>
-      <w:r>
-        <w:rPr>
-          <w:highlight w:val="white"/>
-        </w:rPr>
-      </w:r>
-      <w:r>
-        <w:rPr>
-          <w:highlight w:val="white"/>
+        <w:pBdr/>
+        <w:spacing/>
+        <w:ind/>
+        <w:rPr>
+          <w:highlight w:val="none"/>
+          <w:lang w:val="ru-RU" w:bidi="ru-RU"/>
+        </w:rPr>
+      </w:pPr>
+      <w:r>
+        <w:rPr>
+          <w:highlight w:val="none"/>
+          <w:lang w:val="ru-RU" w:bidi="ru-RU"/>
+        </w:rPr>
+      </w:r>
+      <w:r>
+        <w:rPr>
+          <w:highlight w:val="none"/>
+          <w:lang w:val="ru-RU" w:bidi="ru-RU"/>
+        </w:rPr>
+      </w:r>
+      <w:r>
+        <w:rPr>
+          <w:highlight w:val="none"/>
+          <w:lang w:val="ru-RU" w:bidi="ru-RU"/>
         </w:rPr>
       </w:r>
     </w:p>
     <w:p>
       <w:pPr>
-        <w:pStyle w:val="1_2077"/>
-        <w:pBdr/>
-        <w:spacing/>
-        <w:ind/>
-        <w:rPr>
-          <w:highlight w:val="white"/>
-        </w:rPr>
-      </w:pPr>
-      <w:r>
-        <w:rPr>
-          <w:highlight w:val="white"/>
-        </w:rPr>
-        <w:t xml:space="preserve">  }</w:t>
-      </w:r>
-      <w:r>
-        <w:rPr>
-          <w:highlight w:val="white"/>
-        </w:rPr>
-      </w:r>
-      <w:r>
-        <w:rPr>
-          <w:highlight w:val="white"/>
+        <w:pBdr/>
+        <w:spacing/>
+        <w:ind/>
+        <w:rPr>
+          <w:highlight w:val="none"/>
+          <w:lang w:val="ru-RU"/>
+        </w:rPr>
+      </w:pPr>
+      <w:r>
+        <w:rPr>
+          <w:highlight w:val="none"/>
+          <w:lang w:val="ru-RU" w:bidi="ru-RU"/>
+        </w:rPr>
+        <w:t xml:space="preserve">Вывод отладочной информации при компиляции позволил однозначно определить, что пасс модифицировал исключительно циклы из тестов </w:t>
+      </w:r>
+      <w:r>
+        <w:rPr>
+          <w:highlight w:val="none"/>
+          <w:lang w:val="en-US"/>
+        </w:rPr>
+        <w:t xml:space="preserve">s291 </w:t>
+      </w:r>
+      <w:r>
+        <w:rPr>
+          <w:highlight w:val="none"/>
+          <w:lang w:val="ru-RU"/>
+        </w:rPr>
+        <w:t xml:space="preserve">и </w:t>
+      </w:r>
+      <w:r>
+        <w:rPr>
+          <w:highlight w:val="none"/>
+          <w:lang w:val="en-US"/>
+        </w:rPr>
+        <w:t xml:space="preserve">s292</w:t>
+      </w:r>
+      <w:r>
+        <w:rPr>
+          <w:highlight w:val="none"/>
+          <w:lang w:val="ru-RU"/>
+        </w:rPr>
+        <w:t xml:space="preserve">, поэтому некоторые расхождения значений ускорения между </w:t>
+      </w:r>
+      <w:r>
+        <w:rPr>
+          <w:highlight w:val="none"/>
+          <w:lang w:val="en-US"/>
+        </w:rPr>
+        <w:t xml:space="preserve">Clang </w:t>
+      </w:r>
+      <w:r>
+        <w:rPr>
+          <w:highlight w:val="none"/>
+          <w:lang w:val="ru-RU"/>
+        </w:rPr>
+        <w:t xml:space="preserve">и </w:t>
+      </w:r>
+      <w:r>
+        <w:rPr>
+          <w:highlight w:val="none"/>
+          <w:lang w:val="en-US"/>
+        </w:rPr>
+        <w:t xml:space="preserve">Clang w plug </w:t>
+      </w:r>
+      <w:r>
+        <w:rPr>
+          <w:highlight w:val="none"/>
+          <w:lang w:val="ru-RU"/>
+        </w:rPr>
+        <w:t xml:space="preserve">в остальных тестах – не более чем погрешность измерений. Наиболее примечательными на таблицах являются именно исследуемые тесты. Эксперименты подтвердили прирост производительности, полученный благодаря векторизации, которая на данный момент невозможна без применения реализованного пасса.</w:t>
+      </w:r>
+      <w:r>
+        <w:rPr>
+          <w:highlight w:val="none"/>
+          <w:lang w:val="ru-RU" w:bidi="ru-RU"/>
         </w:rPr>
       </w:r>
     </w:p>
     <w:p>
       <w:pPr>
-        <w:pStyle w:val="1_2077"/>
-        <w:pBdr/>
-        <w:spacing/>
-        <w:ind/>
-        <w:rPr>
-          <w:highlight w:val="white"/>
-        </w:rPr>
-      </w:pPr>
-      <w:r>
-        <w:rPr>
-          <w:highlight w:val="white"/>
-        </w:rPr>
-      </w:r>
-      <w:r>
-        <w:rPr>
-          <w:highlight w:val="white"/>
-        </w:rPr>
-      </w:r>
-      <w:r>
-        <w:rPr>
-          <w:highlight w:val="white"/>
+        <w:pBdr/>
+        <w:spacing/>
+        <w:ind/>
+        <w:rPr>
+          <w:highlight w:val="none"/>
+          <w:lang w:val="ru-RU" w:bidi="ru-RU"/>
+        </w:rPr>
+      </w:pPr>
+      <w:r>
+        <w:rPr>
+          <w:highlight w:val="none"/>
+          <w:lang w:val="ru-RU" w:bidi="ru-RU"/>
+        </w:rPr>
+        <w:t xml:space="preserve">Помимо этого, эксперименты позволили выявить некоторые проблемы векторизации. Например, в таблице видно, что тест </w:t>
+      </w:r>
+      <w:r>
+        <w:rPr>
+          <w:highlight w:val="none"/>
+          <w:lang w:val="en-US"/>
+        </w:rPr>
+        <w:t xml:space="preserve">s1115 </w:t>
+      </w:r>
+      <w:r>
+        <w:rPr>
+          <w:highlight w:val="none"/>
+          <w:lang w:val="ru-RU"/>
+        </w:rPr>
+        <w:t xml:space="preserve">был успешно векторизован, что в итоге привело к заметному увеличению времени выполнения теста.</w:t>
+      </w:r>
+      <w:r>
+        <w:rPr>
+          <w:highlight w:val="none"/>
+          <w:lang w:val="ru-RU"/>
         </w:rPr>
       </w:r>
     </w:p>
     <w:p>
       <w:pPr>
-        <w:pStyle w:val="1_2077"/>
-        <w:pBdr/>
-        <w:spacing/>
-        <w:ind/>
-        <w:rPr>
-          <w:highlight w:val="white"/>
-        </w:rPr>
-      </w:pPr>
-      <w:r>
-        <w:rPr>
-          <w:highlight w:val="white"/>
-        </w:rPr>
-        <w:t xml:space="preserve">  return false;</w:t>
-      </w:r>
-      <w:r>
-        <w:rPr>
-          <w:highlight w:val="white"/>
-        </w:rPr>
-      </w:r>
-      <w:r>
-        <w:rPr>
-          <w:highlight w:val="white"/>
-        </w:rPr>
-      </w:r>
-    </w:p>
-    <w:p>
-      <w:pPr>
-        <w:pStyle w:val="1_2077"/>
-        <w:pBdr/>
-        <w:spacing/>
-        <w:ind/>
-        <w:rPr>
-          <w:highlight w:val="none"/>
-          <w14:ligatures w14:val="none"/>
-        </w:rPr>
-      </w:pPr>
-      <w:r>
-        <w:rPr>
-          <w:highlight w:val="white"/>
-        </w:rPr>
-        <w:t xml:space="preserve">}</w:t>
-      </w:r>
-      <w:r>
-        <w:rPr>
-          <w:highlight w:val="none"/>
-          <w14:ligatures w14:val="none"/>
-        </w:rPr>
-      </w:r>
-      <w:r>
-        <w:rPr>
-          <w:highlight w:val="none"/>
-          <w14:ligatures w14:val="none"/>
-        </w:rPr>
-      </w:r>
-    </w:p>
-    <w:p>
-      <w:pPr>
-        <w:pBdr/>
-        <w:spacing/>
-        <w:ind w:firstLine="0"/>
+        <w:pStyle w:val="713"/>
+        <w:pBdr/>
+        <w:spacing/>
+        <w:ind/>
         <w:rPr/>
       </w:pPr>
-      <w:r/>
-      <w:r/>
+      <w:r>
+        <w:t xml:space="preserve">6</w:t>
+      </w:r>
+      <w:r>
+        <w:t xml:space="preserve">. Заключение</w:t>
+      </w:r>
       <w:r/>
     </w:p>
     <w:p>
@@ -3926,1227 +6829,35 @@
         <w:pBdr/>
         <w:spacing/>
         <w:ind/>
-        <w:rPr>
-          <w:highlight w:val="none"/>
+        <w:rPr/>
+      </w:pPr>
+      <w:r>
+        <w:t xml:space="preserve">Таким образом, реализованный пасс позволил расширить возможности векторизатора </w:t>
+      </w:r>
+      <w:r>
+        <w:rPr>
+          <w:lang w:val="en-US"/>
+        </w:rPr>
+        <w:t xml:space="preserve">clang </w:t>
+      </w:r>
+      <w:r>
+        <w:rPr>
           <w:lang w:val="ru-RU"/>
         </w:rPr>
-      </w:pPr>
-      <w:r>
-        <w:rPr>
-          <w:highlight w:val="none"/>
+        <w:t xml:space="preserve">и эффективно векторизовать класс невекторизуемых до этого циклов. В дальнейшем планируется поиск способов интегрировать разработанный алгоритм в код библиотеки </w:t>
+      </w:r>
+      <w:r>
+        <w:rPr>
+          <w:lang w:val="en-US"/>
+        </w:rPr>
+        <w:t xml:space="preserve">LLVM </w:t>
+      </w:r>
+      <w:r>
+        <w:rPr>
           <w:lang w:val="ru-RU"/>
         </w:rPr>
-        <w:t xml:space="preserve">В листинге 5 представлен исходный код метода </w:t>
-      </w:r>
-      <w:r>
-        <w:rPr>
-          <w:highlight w:val="none"/>
-          <w:lang w:val="ru-RU"/>
-        </w:rPr>
-        <w:t xml:space="preserve">isDerivedFromIndVar</w:t>
-      </w:r>
-      <w:r>
-        <w:rPr>
-          <w:highlight w:val="none"/>
-          <w:lang w:val="ru-RU"/>
-        </w:rPr>
-        <w:t xml:space="preserve">. Первым делом данный метод проверяет, равно ли то значение, которое переменная состояния получает на входе в тело цикла индукционной переменной. Если значения равны, значит переменная состояния зависит от индукционной переменной напрямую, без последовательности инструкций. Это было изначальным условием. Далее условие дополнилось зависимостью через последовательность инструкций, как это видно дальше по коду листинга 5. В цикле происходит анализ последовательности, в которой потенциально может встретиться индукционная переменная, и если это случилось, значит переменная зависит от индукционной переменной, а если последовательность просто закончилась – значит зависимости нет. Сама индукционная переменная не проверяется, так как она всегда зависит от себя.</w:t>
-      </w:r>
-      <w:r>
-        <w:rPr>
-          <w:highlight w:val="none"/>
-          <w:lang w:val="ru-RU"/>
-        </w:rPr>
-      </w:r>
-    </w:p>
-    <w:p>
-      <w:pPr>
-        <w:pBdr/>
-        <w:spacing/>
-        <w:ind/>
-        <w:rPr>
-          <w:highlight w:val="none"/>
-          <w:lang w:val="ru-RU"/>
-        </w:rPr>
-      </w:pPr>
-      <w:r>
-        <w:rPr>
-          <w:highlight w:val="none"/>
-          <w:lang w:val="ru-RU" w:bidi="ru-RU"/>
-        </w:rPr>
-      </w:r>
-      <w:r>
-        <w:rPr>
-          <w:highlight w:val="none"/>
-          <w:lang w:val="ru-RU" w:bidi="ru-RU"/>
-        </w:rPr>
-      </w:r>
-      <w:r>
-        <w:rPr>
-          <w:highlight w:val="none"/>
-          <w:lang w:val="ru-RU"/>
-        </w:rPr>
-      </w:r>
-    </w:p>
-    <w:p>
-      <w:pPr>
-        <w:pBdr/>
-        <w:spacing/>
-        <w:ind w:firstLine="0"/>
-        <w:jc w:val="both"/>
-        <w:rPr>
-          <w:highlight w:val="none"/>
-          <w:lang w:val="ru-RU"/>
-        </w:rPr>
-      </w:pPr>
-      <w:r>
-        <w:rPr>
-          <w:highlight w:val="none"/>
-          <w:lang w:val="ru-RU" w:bidi="ru-RU"/>
-        </w:rPr>
-        <w:t xml:space="preserve">Листинг 5. </w:t>
-      </w:r>
-      <w:r>
-        <w:rPr>
-          <w:highlight w:val="none"/>
-          <w:lang w:val="ru-RU"/>
-        </w:rPr>
-        <w:t xml:space="preserve">Метод </w:t>
-      </w:r>
-      <w:r>
-        <w:rPr>
-          <w:highlight w:val="none"/>
-          <w:lang w:val="en-US"/>
-        </w:rPr>
-        <w:t xml:space="preserve">isDerivedFromIndVar</w:t>
-      </w:r>
-      <w:r>
-        <w:rPr>
-          <w:highlight w:val="none"/>
-          <w:lang w:val="en-US"/>
-        </w:rPr>
-        <w:t xml:space="preserve"> </w:t>
-      </w:r>
-      <w:r>
-        <w:rPr>
-          <w:highlight w:val="none"/>
-          <w:lang w:val="ru-RU"/>
-        </w:rPr>
-        <w:t xml:space="preserve">пасса </w:t>
-      </w:r>
-      <w:r>
-        <w:rPr>
-          <w:highlight w:val="none"/>
-          <w:lang w:val="en-US"/>
-        </w:rPr>
-        <w:t xml:space="preserve">LoopPeelWithStatePass</w:t>
-      </w:r>
-      <w:r>
-        <w:rPr>
-          <w:highlight w:val="none"/>
-          <w:lang w:val="ru-RU"/>
-        </w:rPr>
-      </w:r>
-      <w:r>
-        <w:rPr>
-          <w:highlight w:val="none"/>
-          <w:lang w:val="ru-RU"/>
-        </w:rPr>
-      </w:r>
-    </w:p>
-    <w:p>
-      <w:pPr>
-        <w:pStyle w:val="1_2077"/>
-        <w:pBdr/>
-        <w:spacing/>
-        <w:ind/>
-        <w:rPr>
-          <w:highlight w:val="white"/>
-        </w:rPr>
-      </w:pPr>
-      <w:r>
-        <w:rPr>
-          <w:highlight w:val="white"/>
-        </w:rPr>
-        <w:t xml:space="preserve">bool LoopPeelWithStatePass::isDerivedFromIndVar(Value *DerivedValue, Loop &amp;L) {</w:t>
-      </w:r>
-      <w:r>
-        <w:rPr>
-          <w:highlight w:val="white"/>
-        </w:rPr>
-      </w:r>
-      <w:r>
-        <w:rPr>
-          <w:highlight w:val="white"/>
-        </w:rPr>
-      </w:r>
-    </w:p>
-    <w:p>
-      <w:pPr>
-        <w:pStyle w:val="1_2077"/>
-        <w:pBdr/>
-        <w:spacing/>
-        <w:ind/>
-        <w:rPr>
-          <w:highlight w:val="white"/>
-        </w:rPr>
-      </w:pPr>
-      <w:r>
-        <w:rPr>
-          <w:highlight w:val="white"/>
-        </w:rPr>
-        <w:t xml:space="preserve">  Value *IndVar = L.getCanonicalInductionVariable();</w:t>
-      </w:r>
-      <w:r>
-        <w:rPr>
-          <w:highlight w:val="white"/>
-        </w:rPr>
-      </w:r>
-      <w:r>
-        <w:rPr>
-          <w:highlight w:val="white"/>
-        </w:rPr>
-      </w:r>
-    </w:p>
-    <w:p>
-      <w:pPr>
-        <w:pStyle w:val="1_2077"/>
-        <w:pBdr/>
-        <w:spacing/>
-        <w:ind/>
-        <w:rPr>
-          <w:highlight w:val="white"/>
-        </w:rPr>
-      </w:pPr>
-      <w:r>
-        <w:rPr>
-          <w:highlight w:val="white"/>
-        </w:rPr>
-        <w:t xml:space="preserve">  if (!IndVar || !DerivedValue)</w:t>
-      </w:r>
-      <w:r>
-        <w:rPr>
-          <w:highlight w:val="white"/>
-        </w:rPr>
-      </w:r>
-      <w:r>
-        <w:rPr>
-          <w:highlight w:val="white"/>
-        </w:rPr>
-      </w:r>
-    </w:p>
-    <w:p>
-      <w:pPr>
-        <w:pStyle w:val="1_2077"/>
-        <w:pBdr/>
-        <w:spacing/>
-        <w:ind/>
-        <w:rPr>
-          <w:highlight w:val="white"/>
-        </w:rPr>
-      </w:pPr>
-      <w:r>
-        <w:rPr>
-          <w:highlight w:val="white"/>
-        </w:rPr>
-        <w:t xml:space="preserve">    return false;</w:t>
-      </w:r>
-      <w:r>
-        <w:rPr>
-          <w:highlight w:val="white"/>
-        </w:rPr>
-      </w:r>
-      <w:r>
-        <w:rPr>
-          <w:highlight w:val="white"/>
-        </w:rPr>
-      </w:r>
-    </w:p>
-    <w:p>
-      <w:pPr>
-        <w:pStyle w:val="1_2077"/>
-        <w:pBdr/>
-        <w:spacing/>
-        <w:ind/>
-        <w:rPr>
-          <w:highlight w:val="white"/>
-        </w:rPr>
-      </w:pPr>
-      <w:r>
-        <w:rPr>
-          <w:highlight w:val="white"/>
-        </w:rPr>
-      </w:r>
-      <w:r>
-        <w:rPr>
-          <w:highlight w:val="white"/>
-        </w:rPr>
-      </w:r>
-      <w:r>
-        <w:rPr>
-          <w:highlight w:val="white"/>
-        </w:rPr>
-      </w:r>
-    </w:p>
-    <w:p>
-      <w:pPr>
-        <w:pStyle w:val="1_2077"/>
-        <w:pBdr/>
-        <w:spacing/>
-        <w:ind/>
-        <w:rPr>
-          <w:highlight w:val="white"/>
-        </w:rPr>
-      </w:pPr>
-      <w:r>
-        <w:rPr>
-          <w:highlight w:val="white"/>
-        </w:rPr>
-        <w:t xml:space="preserve">  if (DerivedValue == IndVar)</w:t>
-      </w:r>
-      <w:r>
-        <w:rPr>
-          <w:highlight w:val="white"/>
-        </w:rPr>
-      </w:r>
-      <w:r>
-        <w:rPr>
-          <w:highlight w:val="white"/>
-        </w:rPr>
-      </w:r>
-    </w:p>
-    <w:p>
-      <w:pPr>
-        <w:pStyle w:val="1_2077"/>
-        <w:pBdr/>
-        <w:spacing/>
-        <w:ind/>
-        <w:rPr>
-          <w:highlight w:val="white"/>
-        </w:rPr>
-      </w:pPr>
-      <w:r>
-        <w:rPr>
-          <w:highlight w:val="white"/>
-        </w:rPr>
-        <w:t xml:space="preserve">    return true;</w:t>
-      </w:r>
-      <w:r>
-        <w:rPr>
-          <w:highlight w:val="white"/>
-        </w:rPr>
-      </w:r>
-      <w:r>
-        <w:rPr>
-          <w:highlight w:val="white"/>
-        </w:rPr>
-      </w:r>
-    </w:p>
-    <w:p>
-      <w:pPr>
-        <w:pStyle w:val="1_2077"/>
-        <w:pBdr/>
-        <w:spacing/>
-        <w:ind/>
-        <w:rPr>
-          <w:highlight w:val="white"/>
-        </w:rPr>
-      </w:pPr>
-      <w:r>
-        <w:rPr>
-          <w:highlight w:val="white"/>
-        </w:rPr>
-      </w:r>
-      <w:r>
-        <w:rPr>
-          <w:highlight w:val="white"/>
-        </w:rPr>
-      </w:r>
-      <w:r>
-        <w:rPr>
-          <w:highlight w:val="white"/>
-        </w:rPr>
-      </w:r>
-    </w:p>
-    <w:p>
-      <w:pPr>
-        <w:pStyle w:val="1_2077"/>
-        <w:pBdr/>
-        <w:spacing/>
-        <w:ind/>
-        <w:rPr>
-          <w:highlight w:val="white"/>
-        </w:rPr>
-      </w:pPr>
-      <w:r>
-        <w:rPr>
-          <w:highlight w:val="white"/>
-        </w:rPr>
-        <w:t xml:space="preserve">  Value *V = DerivedValue;</w:t>
-      </w:r>
-      <w:r>
-        <w:rPr>
-          <w:highlight w:val="white"/>
-        </w:rPr>
-      </w:r>
-      <w:r>
-        <w:rPr>
-          <w:highlight w:val="white"/>
-        </w:rPr>
-      </w:r>
-    </w:p>
-    <w:p>
-      <w:pPr>
-        <w:pStyle w:val="1_2077"/>
-        <w:pBdr/>
-        <w:spacing/>
-        <w:ind/>
-        <w:rPr>
-          <w:highlight w:val="white"/>
-        </w:rPr>
-      </w:pPr>
-      <w:r>
-        <w:rPr>
-          <w:highlight w:val="white"/>
-        </w:rPr>
-        <w:t xml:space="preserve">  while (auto *CI = dyn_cast&lt;Instruction&gt;(V)) {</w:t>
-      </w:r>
-      <w:r>
-        <w:rPr>
-          <w:highlight w:val="white"/>
-        </w:rPr>
-      </w:r>
-      <w:r>
-        <w:rPr>
-          <w:highlight w:val="white"/>
-        </w:rPr>
-      </w:r>
-    </w:p>
-    <w:p>
-      <w:pPr>
-        <w:pStyle w:val="1_2077"/>
-        <w:pBdr/>
-        <w:spacing/>
-        <w:ind/>
-        <w:rPr>
-          <w:highlight w:val="white"/>
-        </w:rPr>
-      </w:pPr>
-      <w:r>
-        <w:rPr>
-          <w:highlight w:val="white"/>
-        </w:rPr>
-        <w:t xml:space="preserve">    V = CI-&gt;getOperand(0);</w:t>
-      </w:r>
-      <w:r>
-        <w:rPr>
-          <w:highlight w:val="white"/>
-        </w:rPr>
-      </w:r>
-      <w:r>
-        <w:rPr>
-          <w:highlight w:val="white"/>
-        </w:rPr>
-      </w:r>
-    </w:p>
-    <w:p>
-      <w:pPr>
-        <w:pStyle w:val="1_2077"/>
-        <w:pBdr/>
-        <w:spacing/>
-        <w:ind/>
-        <w:rPr>
-          <w:highlight w:val="white"/>
-        </w:rPr>
-      </w:pPr>
-      <w:r>
-        <w:rPr>
-          <w:highlight w:val="white"/>
-        </w:rPr>
-        <w:t xml:space="preserve">    if (!V)</w:t>
-      </w:r>
-      <w:r>
-        <w:rPr>
-          <w:highlight w:val="white"/>
-        </w:rPr>
-      </w:r>
-      <w:r>
-        <w:rPr>
-          <w:highlight w:val="white"/>
-        </w:rPr>
-      </w:r>
-    </w:p>
-    <w:p>
-      <w:pPr>
-        <w:pStyle w:val="1_2077"/>
-        <w:pBdr/>
-        <w:spacing/>
-        <w:ind/>
-        <w:rPr>
-          <w:highlight w:val="white"/>
-        </w:rPr>
-      </w:pPr>
-      <w:r>
-        <w:rPr>
-          <w:highlight w:val="white"/>
-        </w:rPr>
-        <w:t xml:space="preserve">      return false;</w:t>
-      </w:r>
-      <w:r>
-        <w:rPr>
-          <w:highlight w:val="white"/>
-        </w:rPr>
-      </w:r>
-      <w:r>
-        <w:rPr>
-          <w:highlight w:val="white"/>
-        </w:rPr>
-      </w:r>
-    </w:p>
-    <w:p>
-      <w:pPr>
-        <w:pStyle w:val="1_2077"/>
-        <w:pBdr/>
-        <w:spacing/>
-        <w:ind/>
-        <w:rPr>
-          <w:highlight w:val="white"/>
-        </w:rPr>
-      </w:pPr>
-      <w:r>
-        <w:rPr>
-          <w:highlight w:val="white"/>
-        </w:rPr>
-        <w:t xml:space="preserve">    if (V == IndVar)</w:t>
-      </w:r>
-      <w:r>
-        <w:rPr>
-          <w:highlight w:val="white"/>
-        </w:rPr>
-      </w:r>
-      <w:r>
-        <w:rPr>
-          <w:highlight w:val="white"/>
-        </w:rPr>
-      </w:r>
-    </w:p>
-    <w:p>
-      <w:pPr>
-        <w:pStyle w:val="1_2077"/>
-        <w:pBdr/>
-        <w:spacing/>
-        <w:ind/>
-        <w:rPr>
-          <w:highlight w:val="white"/>
-        </w:rPr>
-      </w:pPr>
-      <w:r>
-        <w:rPr>
-          <w:highlight w:val="white"/>
-        </w:rPr>
-        <w:t xml:space="preserve">      return true;</w:t>
-      </w:r>
-      <w:r>
-        <w:rPr>
-          <w:highlight w:val="white"/>
-        </w:rPr>
-      </w:r>
-      <w:r>
-        <w:rPr>
-          <w:highlight w:val="white"/>
-        </w:rPr>
-      </w:r>
-    </w:p>
-    <w:p>
-      <w:pPr>
-        <w:pStyle w:val="1_2077"/>
-        <w:pBdr/>
-        <w:spacing/>
-        <w:ind/>
-        <w:rPr>
-          <w:highlight w:val="white"/>
-        </w:rPr>
-      </w:pPr>
-      <w:r>
-        <w:rPr>
-          <w:highlight w:val="white"/>
-        </w:rPr>
-        <w:t xml:space="preserve">  }</w:t>
-      </w:r>
-      <w:r>
-        <w:rPr>
-          <w:highlight w:val="white"/>
-        </w:rPr>
-      </w:r>
-      <w:r>
-        <w:rPr>
-          <w:highlight w:val="white"/>
-        </w:rPr>
-      </w:r>
-    </w:p>
-    <w:p>
-      <w:pPr>
-        <w:pStyle w:val="1_2077"/>
-        <w:pBdr/>
-        <w:spacing/>
-        <w:ind/>
-        <w:rPr>
-          <w:highlight w:val="white"/>
-        </w:rPr>
-      </w:pPr>
-      <w:r>
-        <w:rPr>
-          <w:highlight w:val="white"/>
-        </w:rPr>
-      </w:r>
-      <w:r>
-        <w:rPr>
-          <w:highlight w:val="white"/>
-        </w:rPr>
-      </w:r>
-      <w:r>
-        <w:rPr>
-          <w:highlight w:val="white"/>
-        </w:rPr>
-      </w:r>
-    </w:p>
-    <w:p>
-      <w:pPr>
-        <w:pStyle w:val="1_2077"/>
-        <w:pBdr/>
-        <w:spacing/>
-        <w:ind/>
-        <w:rPr>
-          <w:highlight w:val="white"/>
-        </w:rPr>
-      </w:pPr>
-      <w:r>
-        <w:rPr>
-          <w:highlight w:val="white"/>
-        </w:rPr>
-        <w:t xml:space="preserve">  return false;</w:t>
-      </w:r>
-      <w:r>
-        <w:rPr>
-          <w:highlight w:val="white"/>
-        </w:rPr>
-      </w:r>
-      <w:r>
-        <w:rPr>
-          <w:highlight w:val="white"/>
-        </w:rPr>
-      </w:r>
-    </w:p>
-    <w:p>
-      <w:pPr>
-        <w:pStyle w:val="1_2077"/>
-        <w:pBdr/>
-        <w:spacing/>
-        <w:ind/>
-        <w:rPr>
-          <w:highlight w:val="none"/>
-          <w14:ligatures w14:val="none"/>
-        </w:rPr>
-      </w:pPr>
-      <w:r>
-        <w:rPr>
-          <w:highlight w:val="white"/>
-        </w:rPr>
-        <w:t xml:space="preserve">}</w:t>
-      </w:r>
-      <w:r>
-        <w:rPr>
-          <w:highlight w:val="none"/>
-          <w14:ligatures w14:val="none"/>
-        </w:rPr>
-      </w:r>
-      <w:r>
-        <w:rPr>
-          <w:highlight w:val="none"/>
-          <w14:ligatures w14:val="none"/>
-        </w:rPr>
-      </w:r>
-    </w:p>
-    <w:p>
-      <w:pPr>
-        <w:pBdr/>
-        <w:spacing/>
-        <w:ind w:firstLine="0"/>
-        <w:rPr/>
-      </w:pPr>
-      <w:r/>
-      <w:r/>
-      <w:r/>
-    </w:p>
-    <w:p>
-      <w:pPr>
-        <w:pBdr/>
-        <w:spacing/>
-        <w:ind/>
-        <w:rPr>
-          <w:highlight w:val="none"/>
-          <w:lang w:val="ru-RU"/>
-        </w:rPr>
-      </w:pPr>
-      <w:r>
-        <w:rPr>
-          <w:highlight w:val="none"/>
-          <w:lang w:val="ru-RU"/>
-        </w:rPr>
-        <w:t xml:space="preserve">Реализованный пасс был оформлен в виде плагина, который автоматически встраивается в пайлпайн </w:t>
-      </w:r>
-      <w:r>
-        <w:rPr>
-          <w:highlight w:val="none"/>
-          <w:lang w:val="en-US"/>
-        </w:rPr>
-        <w:t xml:space="preserve">LLVM </w:t>
-      </w:r>
-      <w:r>
-        <w:rPr>
-          <w:highlight w:val="none"/>
-          <w:lang w:val="ru-RU"/>
-        </w:rPr>
-        <w:t xml:space="preserve">перед пассом </w:t>
-      </w:r>
-      <w:r>
-        <w:rPr>
-          <w:highlight w:val="none"/>
-          <w:lang w:val="en-US"/>
-        </w:rPr>
-        <w:t xml:space="preserve">LoopVectorizePass</w:t>
-      </w:r>
-      <w:r>
-        <w:rPr>
-          <w:highlight w:val="none"/>
-          <w:lang w:val="ru-RU"/>
-        </w:rPr>
-        <w:t xml:space="preserve">. Исходный код точки входа пасса для </w:t>
-      </w:r>
-      <w:r>
-        <w:rPr>
-          <w:highlight w:val="none"/>
-          <w:lang w:val="en-US"/>
-        </w:rPr>
-        <w:t xml:space="preserve">PassBuilder </w:t>
-      </w:r>
-      <w:r>
-        <w:rPr>
-          <w:highlight w:val="none"/>
-          <w:lang w:val="ru-RU"/>
-        </w:rPr>
-        <w:t xml:space="preserve">представлен в листинге 6.</w:t>
-      </w:r>
-      <w:r>
-        <w:rPr>
-          <w:highlight w:val="none"/>
-          <w:lang w:val="ru-RU"/>
-        </w:rPr>
-      </w:r>
-    </w:p>
-    <w:p>
-      <w:pPr>
-        <w:pBdr/>
-        <w:spacing/>
-        <w:ind/>
-        <w:rPr>
-          <w:highlight w:val="none"/>
-          <w:lang w:val="ru-RU"/>
-        </w:rPr>
-      </w:pPr>
-      <w:r>
-        <w:rPr>
-          <w:highlight w:val="none"/>
-          <w:lang w:val="ru-RU" w:bidi="ru-RU"/>
-        </w:rPr>
-      </w:r>
-      <w:r>
-        <w:rPr>
-          <w:highlight w:val="none"/>
-          <w:lang w:val="ru-RU" w:bidi="ru-RU"/>
-        </w:rPr>
-      </w:r>
-      <w:r>
-        <w:rPr>
-          <w:highlight w:val="none"/>
-          <w:lang w:val="ru-RU"/>
-        </w:rPr>
-      </w:r>
-    </w:p>
-    <w:p>
-      <w:pPr>
-        <w:pBdr/>
-        <w:spacing/>
-        <w:ind w:firstLine="0"/>
-        <w:rPr>
-          <w:highlight w:val="none"/>
-          <w:lang w:val="ru-RU"/>
-        </w:rPr>
-      </w:pPr>
-      <w:r>
-        <w:rPr>
-          <w:highlight w:val="none"/>
-          <w:lang w:val="ru-RU" w:bidi="ru-RU"/>
-        </w:rPr>
-        <w:t xml:space="preserve">Листинг 6. </w:t>
-      </w:r>
-      <w:r>
-        <w:rPr>
-          <w:highlight w:val="none"/>
-          <w:lang w:val="ru-RU"/>
-        </w:rPr>
-        <w:t xml:space="preserve">Точка входа пасса для </w:t>
-      </w:r>
-      <w:r>
-        <w:rPr>
-          <w:highlight w:val="none"/>
-          <w:lang w:val="en-US"/>
-        </w:rPr>
-        <w:t xml:space="preserve">PassBuilder</w:t>
-      </w:r>
-      <w:r>
-        <w:rPr>
-          <w:highlight w:val="none"/>
-          <w:lang w:val="ru-RU"/>
-        </w:rPr>
-      </w:r>
-    </w:p>
-    <w:p>
-      <w:pPr>
-        <w:pStyle w:val="1_2077"/>
-        <w:pBdr/>
-        <w:spacing/>
-        <w:ind/>
-        <w:rPr/>
-      </w:pPr>
-      <w:r>
-        <w:rPr>
-          <w:highlight w:val="none"/>
-          <w:lang w:val="ru-RU" w:bidi="ru-RU"/>
-        </w:rPr>
-        <w:t xml:space="preserve">PassPluginLibraryInfo getLoopPeelWithStatePluginInfo() {</w:t>
-      </w:r>
-      <w:r/>
-    </w:p>
-    <w:p>
-      <w:pPr>
-        <w:pStyle w:val="1_2077"/>
-        <w:pBdr/>
-        <w:spacing/>
-        <w:ind/>
-        <w:rPr/>
-      </w:pPr>
-      <w:r>
-        <w:rPr>
-          <w:highlight w:val="none"/>
-          <w:lang w:val="ru-RU" w:bidi="ru-RU"/>
-        </w:rPr>
-        <w:t xml:space="preserve">  return {</w:t>
-      </w:r>
-      <w:r/>
-    </w:p>
-    <w:p>
-      <w:pPr>
-        <w:pStyle w:val="1_2077"/>
-        <w:pBdr/>
-        <w:spacing/>
-        <w:ind/>
-        <w:rPr/>
-      </w:pPr>
-      <w:r>
-        <w:rPr>
-          <w:highlight w:val="none"/>
-          <w:lang w:val="ru-RU" w:bidi="ru-RU"/>
-        </w:rPr>
-        <w:t xml:space="preserve">      LLVM_PLUGIN_API_VERSION, "LoopPeelWithState", LLVM_VERSION_STRING,</w:t>
-      </w:r>
-      <w:r/>
-    </w:p>
-    <w:p>
-      <w:pPr>
-        <w:pStyle w:val="1_2077"/>
-        <w:pBdr/>
-        <w:spacing/>
-        <w:ind/>
-        <w:rPr/>
-      </w:pPr>
-      <w:r>
-        <w:rPr>
-          <w:highlight w:val="none"/>
-          <w:lang w:val="ru-RU" w:bidi="ru-RU"/>
-        </w:rPr>
-        <w:t xml:space="preserve">      [](PassBuilder &amp;PB) {</w:t>
-      </w:r>
-      <w:r/>
-    </w:p>
-    <w:p>
-      <w:pPr>
-        <w:pStyle w:val="1_2077"/>
-        <w:pBdr/>
-        <w:spacing/>
-        <w:ind/>
-        <w:rPr/>
-      </w:pPr>
-      <w:r>
-        <w:rPr>
-          <w:highlight w:val="none"/>
-          <w:lang w:val="ru-RU" w:bidi="ru-RU"/>
-        </w:rPr>
-        <w:t xml:space="preserve">        PB.registerVectorizerStartEPCallback([](llvm::FunctionPassManager &amp;PM,</w:t>
-      </w:r>
-      <w:r/>
-    </w:p>
-    <w:p>
-      <w:pPr>
-        <w:pStyle w:val="1_2077"/>
-        <w:pBdr/>
-        <w:spacing/>
-        <w:ind/>
-        <w:rPr/>
-      </w:pPr>
-      <w:r>
-        <w:rPr>
-          <w:highlight w:val="none"/>
-          <w:lang w:val="ru-RU" w:bidi="ru-RU"/>
-        </w:rPr>
-        <w:t xml:space="preserve">                                                OptimizationLevel Level) {</w:t>
-      </w:r>
-      <w:r/>
-    </w:p>
-    <w:p>
-      <w:pPr>
-        <w:pStyle w:val="1_2077"/>
-        <w:pBdr/>
-        <w:spacing/>
-        <w:ind/>
-        <w:rPr/>
-      </w:pPr>
-      <w:r>
-        <w:rPr>
-          <w:highlight w:val="none"/>
-          <w:lang w:val="ru-RU" w:bidi="ru-RU"/>
-        </w:rPr>
-        <w:t xml:space="preserve">          PM.addPass(createFunctionToLoopPassAdaptor(LoopPeelWithStatePass()));</w:t>
-      </w:r>
-      <w:r/>
-    </w:p>
-    <w:p>
-      <w:pPr>
-        <w:pStyle w:val="1_2077"/>
-        <w:pBdr/>
-        <w:spacing/>
-        <w:ind/>
-        <w:rPr/>
-      </w:pPr>
-      <w:r>
-        <w:rPr>
-          <w:highlight w:val="none"/>
-          <w:lang w:val="ru-RU" w:bidi="ru-RU"/>
-        </w:rPr>
-        <w:t xml:space="preserve">        });</w:t>
-      </w:r>
-      <w:r/>
-    </w:p>
-    <w:p>
-      <w:pPr>
-        <w:pStyle w:val="1_2077"/>
-        <w:pBdr/>
-        <w:spacing/>
-        <w:ind/>
-        <w:rPr/>
-      </w:pPr>
-      <w:r>
-        <w:rPr>
-          <w:highlight w:val="none"/>
-          <w:lang w:val="ru-RU" w:bidi="ru-RU"/>
-        </w:rPr>
-        <w:t xml:space="preserve">        PB.registerPipelineParsingCallback(</w:t>
-      </w:r>
-      <w:r/>
-    </w:p>
-    <w:p>
-      <w:pPr>
-        <w:pStyle w:val="1_2077"/>
-        <w:pBdr/>
-        <w:spacing/>
-        <w:ind/>
-        <w:rPr/>
-      </w:pPr>
-      <w:r>
-        <w:rPr>
-          <w:highlight w:val="none"/>
-          <w:lang w:val="ru-RU" w:bidi="ru-RU"/>
-        </w:rPr>
-        <w:t xml:space="preserve">            [](StringRef Name, FunctionPassManager &amp;FPM,</w:t>
-      </w:r>
-      <w:r/>
-    </w:p>
-    <w:p>
-      <w:pPr>
-        <w:pStyle w:val="1_2077"/>
-        <w:pBdr/>
-        <w:spacing/>
-        <w:ind/>
-        <w:rPr/>
-      </w:pPr>
-      <w:r>
-        <w:rPr>
-          <w:highlight w:val="none"/>
-          <w:lang w:val="ru-RU" w:bidi="ru-RU"/>
-        </w:rPr>
-        <w:t xml:space="preserve">               ArrayRef&lt;PassBuilder::PipelineElement&gt;) {</w:t>
-      </w:r>
-      <w:r/>
-    </w:p>
-    <w:p>
-      <w:pPr>
-        <w:pStyle w:val="1_2077"/>
-        <w:pBdr/>
-        <w:spacing/>
-        <w:ind/>
-        <w:rPr/>
-      </w:pPr>
-      <w:r>
-        <w:rPr>
-          <w:highlight w:val="none"/>
-          <w:lang w:val="ru-RU" w:bidi="ru-RU"/>
-        </w:rPr>
-        <w:t xml:space="preserve">              if (Name == "loop-peel-with-state") {</w:t>
-      </w:r>
-      <w:r/>
-    </w:p>
-    <w:p>
-      <w:pPr>
-        <w:pStyle w:val="1_2077"/>
-        <w:pBdr/>
-        <w:spacing/>
-        <w:ind/>
-        <w:rPr/>
-      </w:pPr>
-      <w:r>
-        <w:rPr>
-          <w:highlight w:val="none"/>
-          <w:lang w:val="ru-RU" w:bidi="ru-RU"/>
-        </w:rPr>
-        <w:t xml:space="preserve">                FPM.addPass(</w:t>
-      </w:r>
-      <w:r/>
-    </w:p>
-    <w:p>
-      <w:pPr>
-        <w:pStyle w:val="1_2077"/>
-        <w:pBdr/>
-        <w:spacing/>
-        <w:ind/>
-        <w:rPr/>
-      </w:pPr>
-      <w:r>
-        <w:rPr>
-          <w:highlight w:val="none"/>
-          <w:lang w:val="ru-RU" w:bidi="ru-RU"/>
-        </w:rPr>
-        <w:t xml:space="preserve">                    createFunctionToLoopPassAdaptor(LoopPeelWithStatePass()));</w:t>
-      </w:r>
-      <w:r/>
-    </w:p>
-    <w:p>
-      <w:pPr>
-        <w:pStyle w:val="1_2077"/>
-        <w:pBdr/>
-        <w:spacing/>
-        <w:ind/>
-        <w:rPr/>
-      </w:pPr>
-      <w:r>
-        <w:rPr>
-          <w:highlight w:val="none"/>
-          <w:lang w:val="ru-RU" w:bidi="ru-RU"/>
-        </w:rPr>
-        <w:t xml:space="preserve">                return true;</w:t>
-      </w:r>
-      <w:r/>
-    </w:p>
-    <w:p>
-      <w:pPr>
-        <w:pStyle w:val="1_2077"/>
-        <w:pBdr/>
-        <w:spacing/>
-        <w:ind/>
-        <w:rPr/>
-      </w:pPr>
-      <w:r>
-        <w:rPr>
-          <w:highlight w:val="none"/>
-          <w:lang w:val="ru-RU" w:bidi="ru-RU"/>
-        </w:rPr>
-        <w:t xml:space="preserve">              }</w:t>
-      </w:r>
-      <w:r/>
-    </w:p>
-    <w:p>
-      <w:pPr>
-        <w:pStyle w:val="1_2077"/>
-        <w:pBdr/>
-        <w:spacing/>
-        <w:ind/>
-        <w:rPr/>
-      </w:pPr>
-      <w:r>
-        <w:rPr>
-          <w:highlight w:val="none"/>
-          <w:lang w:val="ru-RU" w:bidi="ru-RU"/>
-        </w:rPr>
-        <w:t xml:space="preserve">              return false;</w:t>
-      </w:r>
-      <w:r/>
-    </w:p>
-    <w:p>
-      <w:pPr>
-        <w:pStyle w:val="1_2077"/>
-        <w:pBdr/>
-        <w:spacing/>
-        <w:ind/>
-        <w:rPr/>
-      </w:pPr>
-      <w:r>
-        <w:rPr>
-          <w:highlight w:val="none"/>
-          <w:lang w:val="ru-RU" w:bidi="ru-RU"/>
-        </w:rPr>
-        <w:t xml:space="preserve">            });</w:t>
-      </w:r>
-      <w:r/>
-    </w:p>
-    <w:p>
-      <w:pPr>
-        <w:pStyle w:val="1_2077"/>
-        <w:pBdr/>
-        <w:spacing/>
-        <w:ind/>
-        <w:rPr/>
-      </w:pPr>
-      <w:r>
-        <w:rPr>
-          <w:highlight w:val="none"/>
-          <w:lang w:val="ru-RU" w:bidi="ru-RU"/>
-        </w:rPr>
-        <w:t xml:space="preserve">      }};</w:t>
-      </w:r>
-      <w:r/>
-    </w:p>
-    <w:p>
-      <w:pPr>
-        <w:pStyle w:val="1_2077"/>
-        <w:pBdr/>
-        <w:spacing/>
-        <w:ind/>
-        <w:rPr>
-          <w:highlight w:val="none"/>
-          <w:lang w:val="ru-RU"/>
-        </w:rPr>
-      </w:pPr>
-      <w:r>
-        <w:rPr>
-          <w:highlight w:val="none"/>
-          <w:lang w:val="ru-RU" w:bidi="ru-RU"/>
-        </w:rPr>
-        <w:t xml:space="preserve">}</w:t>
-      </w:r>
-      <w:r/>
-      <w:r>
-        <w:rPr>
-          <w:highlight w:val="none"/>
-          <w:lang w:val="ru-RU" w:bidi="ru-RU"/>
-        </w:rPr>
-      </w:r>
-      <w:r>
-        <w:rPr>
-          <w:highlight w:val="none"/>
-          <w:lang w:val="ru-RU" w:bidi="ru-RU"/>
-        </w:rPr>
-      </w:r>
-      <w:r>
-        <w:rPr>
-          <w:highlight w:val="none"/>
-          <w:lang w:val="ru-RU"/>
-        </w:rPr>
-      </w:r>
-    </w:p>
-    <w:p>
-      <w:pPr>
-        <w:pBdr/>
-        <w:spacing/>
-        <w:ind w:firstLine="0"/>
-        <w:rPr/>
-      </w:pPr>
-      <w:r>
-        <w:rPr>
-          <w:highlight w:val="none"/>
-          <w:lang w:val="ru-RU"/>
-        </w:rPr>
-      </w:r>
-      <w:r>
-        <w:rPr>
-          <w:highlight w:val="none"/>
-          <w:lang w:val="ru-RU"/>
-        </w:rPr>
-      </w:r>
-    </w:p>
-    <w:p>
-      <w:pPr>
-        <w:pStyle w:val="713"/>
-        <w:pBdr/>
-        <w:spacing/>
-        <w:ind/>
-        <w:rPr/>
-      </w:pPr>
-      <w:r>
-        <w:t xml:space="preserve">5. </w:t>
-      </w:r>
-      <w:r>
-        <w:t xml:space="preserve">Экспериментальная проверка качества пасса</w:t>
-      </w:r>
-      <w:r/>
-    </w:p>
-    <w:p>
-      <w:pPr>
-        <w:pBdr/>
-        <w:spacing/>
-        <w:ind/>
-        <w:rPr/>
-      </w:pPr>
-      <w:r>
-        <w:t xml:space="preserve">Тут повторные эксперименты и </w:t>
-      </w:r>
-      <w:r>
-        <w:t xml:space="preserve">сравнение с предыдущими результатами.</w:t>
-      </w:r>
-      <w:r/>
-    </w:p>
-    <w:p>
-      <w:pPr>
-        <w:pStyle w:val="713"/>
-        <w:pBdr/>
-        <w:spacing/>
-        <w:ind/>
-        <w:rPr/>
-      </w:pPr>
-      <w:r>
-        <w:t xml:space="preserve">6</w:t>
-      </w:r>
-      <w:r>
-        <w:t xml:space="preserve">. Заключение</w:t>
-      </w:r>
-      <w:r/>
-    </w:p>
-    <w:p>
-      <w:pPr>
-        <w:pBdr/>
-        <w:spacing/>
-        <w:ind/>
-        <w:rPr/>
-      </w:pPr>
-      <w:r/>
+        <w:t xml:space="preserve">таким образом, чтобы избавиться от нужды в отдельном пассе.</w:t>
+      </w:r>
       <w:r/>
     </w:p>
     <w:p>
@@ -5593,13 +7304,6 @@
         </w:rPr>
         <w:t xml:space="preserve">URL: </w:t>
       </w:r>
-      <w:r/>
-      <w:r>
-        <w:rPr>
-          <w:highlight w:val="none"/>
-          <w:lang w:val="en-US"/>
-        </w:rPr>
-      </w:r>
       <w:r>
         <w:rPr>
           <w:rFonts w:ascii="Courier New" w:hAnsi="Courier New" w:eastAsia="Courier New" w:cs="Courier New"/>
@@ -5610,27 +7314,27 @@
       </w:r>
       <w:r>
         <w:rPr>
+          <w:lang w:val="en-US"/>
+        </w:rPr>
+        <w:t xml:space="preserve"> (</w:t>
+      </w:r>
+      <w:r>
+        <w:rPr>
+          <w:lang w:val="ru-RU"/>
+        </w:rPr>
+        <w:t xml:space="preserve">дата обращения 10.11.2025</w:t>
+      </w:r>
+      <w:r>
+        <w:rPr>
+          <w:lang w:val="en-US"/>
+        </w:rPr>
+        <w:t xml:space="preserve">).</w:t>
+      </w:r>
+      <w:r>
+        <w:rPr>
           <w:highlight w:val="none"/>
-          <w:lang w:val="ru-RU"/>
-        </w:rPr>
-      </w:r>
-      <w:r>
-        <w:rPr>
           <w:lang w:val="en-US"/>
         </w:rPr>
-        <w:t xml:space="preserve"> (</w:t>
-      </w:r>
-      <w:r>
-        <w:rPr>
-          <w:lang w:val="ru-RU"/>
-        </w:rPr>
-        <w:t xml:space="preserve">дата обращения 10.11.2025</w:t>
-      </w:r>
-      <w:r>
-        <w:rPr>
-          <w:lang w:val="en-US"/>
-        </w:rPr>
-        <w:t xml:space="preserve">)</w:t>
       </w:r>
       <w:r>
         <w:rPr>
@@ -6903,6 +8607,300 @@
         <w:ind w:hanging="180" w:left="6971"/>
       </w:pPr>
       <w:rPr/>
+      <w:start w:val="1"/>
+      <w:suff w:val="tab"/>
+    </w:lvl>
+  </w:abstractNum>
+  <w:abstractNum w:abstractNumId="5">
+    <w:nsid w:val="18994ACC"/>
+    <w:lvl w:ilvl="0">
+      <w:isLgl w:val="false"/>
+      <w:lvlJc w:val="left"/>
+      <w:lvlText w:val="·"/>
+      <w:numFmt w:val="bullet"/>
+      <w:pPr>
+        <w:pBdr/>
+        <w:spacing/>
+        <w:ind w:hanging="360" w:left="1276"/>
+      </w:pPr>
+      <w:rPr>
+        <w:rFonts w:hint="default" w:ascii="Symbol" w:hAnsi="Symbol" w:eastAsia="Symbol" w:cs="Symbol"/>
+      </w:rPr>
+      <w:start w:val="1"/>
+      <w:suff w:val="tab"/>
+    </w:lvl>
+    <w:lvl w:ilvl="1">
+      <w:isLgl w:val="false"/>
+      <w:lvlJc w:val="left"/>
+      <w:lvlText w:val="o"/>
+      <w:numFmt w:val="bullet"/>
+      <w:pPr>
+        <w:pBdr/>
+        <w:spacing/>
+        <w:ind w:hanging="360" w:left="1996"/>
+      </w:pPr>
+      <w:rPr>
+        <w:rFonts w:hint="default" w:ascii="Courier New" w:hAnsi="Courier New" w:eastAsia="Courier New" w:cs="Courier New"/>
+      </w:rPr>
+      <w:start w:val="1"/>
+      <w:suff w:val="tab"/>
+    </w:lvl>
+    <w:lvl w:ilvl="2">
+      <w:isLgl w:val="false"/>
+      <w:lvlJc w:val="left"/>
+      <w:lvlText w:val="§"/>
+      <w:numFmt w:val="bullet"/>
+      <w:pPr>
+        <w:pBdr/>
+        <w:spacing/>
+        <w:ind w:hanging="360" w:left="2716"/>
+      </w:pPr>
+      <w:rPr>
+        <w:rFonts w:hint="default" w:ascii="Wingdings" w:hAnsi="Wingdings" w:eastAsia="Wingdings" w:cs="Wingdings"/>
+      </w:rPr>
+      <w:start w:val="1"/>
+      <w:suff w:val="tab"/>
+    </w:lvl>
+    <w:lvl w:ilvl="3">
+      <w:isLgl w:val="false"/>
+      <w:lvlJc w:val="left"/>
+      <w:lvlText w:val="·"/>
+      <w:numFmt w:val="bullet"/>
+      <w:pPr>
+        <w:pBdr/>
+        <w:spacing/>
+        <w:ind w:hanging="360" w:left="3436"/>
+      </w:pPr>
+      <w:rPr>
+        <w:rFonts w:hint="default" w:ascii="Symbol" w:hAnsi="Symbol" w:eastAsia="Symbol" w:cs="Symbol"/>
+      </w:rPr>
+      <w:start w:val="1"/>
+      <w:suff w:val="tab"/>
+    </w:lvl>
+    <w:lvl w:ilvl="4">
+      <w:isLgl w:val="false"/>
+      <w:lvlJc w:val="left"/>
+      <w:lvlText w:val="o"/>
+      <w:numFmt w:val="bullet"/>
+      <w:pPr>
+        <w:pBdr/>
+        <w:spacing/>
+        <w:ind w:hanging="360" w:left="4156"/>
+      </w:pPr>
+      <w:rPr>
+        <w:rFonts w:hint="default" w:ascii="Courier New" w:hAnsi="Courier New" w:eastAsia="Courier New" w:cs="Courier New"/>
+      </w:rPr>
+      <w:start w:val="1"/>
+      <w:suff w:val="tab"/>
+    </w:lvl>
+    <w:lvl w:ilvl="5">
+      <w:isLgl w:val="false"/>
+      <w:lvlJc w:val="left"/>
+      <w:lvlText w:val="§"/>
+      <w:numFmt w:val="bullet"/>
+      <w:pPr>
+        <w:pBdr/>
+        <w:spacing/>
+        <w:ind w:hanging="360" w:left="4876"/>
+      </w:pPr>
+      <w:rPr>
+        <w:rFonts w:hint="default" w:ascii="Wingdings" w:hAnsi="Wingdings" w:eastAsia="Wingdings" w:cs="Wingdings"/>
+      </w:rPr>
+      <w:start w:val="1"/>
+      <w:suff w:val="tab"/>
+    </w:lvl>
+    <w:lvl w:ilvl="6">
+      <w:isLgl w:val="false"/>
+      <w:lvlJc w:val="left"/>
+      <w:lvlText w:val="·"/>
+      <w:numFmt w:val="bullet"/>
+      <w:pPr>
+        <w:pBdr/>
+        <w:spacing/>
+        <w:ind w:hanging="360" w:left="5596"/>
+      </w:pPr>
+      <w:rPr>
+        <w:rFonts w:hint="default" w:ascii="Symbol" w:hAnsi="Symbol" w:eastAsia="Symbol" w:cs="Symbol"/>
+      </w:rPr>
+      <w:start w:val="1"/>
+      <w:suff w:val="tab"/>
+    </w:lvl>
+    <w:lvl w:ilvl="7">
+      <w:isLgl w:val="false"/>
+      <w:lvlJc w:val="left"/>
+      <w:lvlText w:val="o"/>
+      <w:numFmt w:val="bullet"/>
+      <w:pPr>
+        <w:pBdr/>
+        <w:spacing/>
+        <w:ind w:hanging="360" w:left="6316"/>
+      </w:pPr>
+      <w:rPr>
+        <w:rFonts w:hint="default" w:ascii="Courier New" w:hAnsi="Courier New" w:eastAsia="Courier New" w:cs="Courier New"/>
+      </w:rPr>
+      <w:start w:val="1"/>
+      <w:suff w:val="tab"/>
+    </w:lvl>
+    <w:lvl w:ilvl="8">
+      <w:isLgl w:val="false"/>
+      <w:lvlJc w:val="left"/>
+      <w:lvlText w:val="§"/>
+      <w:numFmt w:val="bullet"/>
+      <w:pPr>
+        <w:pBdr/>
+        <w:spacing/>
+        <w:ind w:hanging="360" w:left="7036"/>
+      </w:pPr>
+      <w:rPr>
+        <w:rFonts w:hint="default" w:ascii="Wingdings" w:hAnsi="Wingdings" w:eastAsia="Wingdings" w:cs="Wingdings"/>
+      </w:rPr>
+      <w:start w:val="1"/>
+      <w:suff w:val="tab"/>
+    </w:lvl>
+  </w:abstractNum>
+  <w:abstractNum w:abstractNumId="6">
+    <w:nsid w:val="18994ACC"/>
+    <w:lvl w:ilvl="0">
+      <w:isLgl w:val="false"/>
+      <w:lvlJc w:val="left"/>
+      <w:lvlText w:val="·"/>
+      <w:numFmt w:val="bullet"/>
+      <w:pPr>
+        <w:pBdr/>
+        <w:spacing/>
+        <w:ind w:hanging="360" w:left="1276"/>
+      </w:pPr>
+      <w:rPr>
+        <w:rFonts w:hint="default" w:ascii="Symbol" w:hAnsi="Symbol" w:eastAsia="Symbol" w:cs="Symbol"/>
+      </w:rPr>
+      <w:start w:val="1"/>
+      <w:suff w:val="tab"/>
+    </w:lvl>
+    <w:lvl w:ilvl="1">
+      <w:isLgl w:val="false"/>
+      <w:lvlJc w:val="left"/>
+      <w:lvlText w:val="o"/>
+      <w:numFmt w:val="bullet"/>
+      <w:pPr>
+        <w:pBdr/>
+        <w:spacing/>
+        <w:ind w:hanging="360" w:left="1996"/>
+      </w:pPr>
+      <w:rPr>
+        <w:rFonts w:hint="default" w:ascii="Courier New" w:hAnsi="Courier New" w:eastAsia="Courier New" w:cs="Courier New"/>
+      </w:rPr>
+      <w:start w:val="1"/>
+      <w:suff w:val="tab"/>
+    </w:lvl>
+    <w:lvl w:ilvl="2">
+      <w:isLgl w:val="false"/>
+      <w:lvlJc w:val="left"/>
+      <w:lvlText w:val="§"/>
+      <w:numFmt w:val="bullet"/>
+      <w:pPr>
+        <w:pBdr/>
+        <w:spacing/>
+        <w:ind w:hanging="360" w:left="2716"/>
+      </w:pPr>
+      <w:rPr>
+        <w:rFonts w:hint="default" w:ascii="Wingdings" w:hAnsi="Wingdings" w:eastAsia="Wingdings" w:cs="Wingdings"/>
+      </w:rPr>
+      <w:start w:val="1"/>
+      <w:suff w:val="tab"/>
+    </w:lvl>
+    <w:lvl w:ilvl="3">
+      <w:isLgl w:val="false"/>
+      <w:lvlJc w:val="left"/>
+      <w:lvlText w:val="·"/>
+      <w:numFmt w:val="bullet"/>
+      <w:pPr>
+        <w:pBdr/>
+        <w:spacing/>
+        <w:ind w:hanging="360" w:left="3436"/>
+      </w:pPr>
+      <w:rPr>
+        <w:rFonts w:hint="default" w:ascii="Symbol" w:hAnsi="Symbol" w:eastAsia="Symbol" w:cs="Symbol"/>
+      </w:rPr>
+      <w:start w:val="1"/>
+      <w:suff w:val="tab"/>
+    </w:lvl>
+    <w:lvl w:ilvl="4">
+      <w:isLgl w:val="false"/>
+      <w:lvlJc w:val="left"/>
+      <w:lvlText w:val="o"/>
+      <w:numFmt w:val="bullet"/>
+      <w:pPr>
+        <w:pBdr/>
+        <w:spacing/>
+        <w:ind w:hanging="360" w:left="4156"/>
+      </w:pPr>
+      <w:rPr>
+        <w:rFonts w:hint="default" w:ascii="Courier New" w:hAnsi="Courier New" w:eastAsia="Courier New" w:cs="Courier New"/>
+      </w:rPr>
+      <w:start w:val="1"/>
+      <w:suff w:val="tab"/>
+    </w:lvl>
+    <w:lvl w:ilvl="5">
+      <w:isLgl w:val="false"/>
+      <w:lvlJc w:val="left"/>
+      <w:lvlText w:val="§"/>
+      <w:numFmt w:val="bullet"/>
+      <w:pPr>
+        <w:pBdr/>
+        <w:spacing/>
+        <w:ind w:hanging="360" w:left="4876"/>
+      </w:pPr>
+      <w:rPr>
+        <w:rFonts w:hint="default" w:ascii="Wingdings" w:hAnsi="Wingdings" w:eastAsia="Wingdings" w:cs="Wingdings"/>
+      </w:rPr>
+      <w:start w:val="1"/>
+      <w:suff w:val="tab"/>
+    </w:lvl>
+    <w:lvl w:ilvl="6">
+      <w:isLgl w:val="false"/>
+      <w:lvlJc w:val="left"/>
+      <w:lvlText w:val="·"/>
+      <w:numFmt w:val="bullet"/>
+      <w:pPr>
+        <w:pBdr/>
+        <w:spacing/>
+        <w:ind w:hanging="360" w:left="5596"/>
+      </w:pPr>
+      <w:rPr>
+        <w:rFonts w:hint="default" w:ascii="Symbol" w:hAnsi="Symbol" w:eastAsia="Symbol" w:cs="Symbol"/>
+      </w:rPr>
+      <w:start w:val="1"/>
+      <w:suff w:val="tab"/>
+    </w:lvl>
+    <w:lvl w:ilvl="7">
+      <w:isLgl w:val="false"/>
+      <w:lvlJc w:val="left"/>
+      <w:lvlText w:val="o"/>
+      <w:numFmt w:val="bullet"/>
+      <w:pPr>
+        <w:pBdr/>
+        <w:spacing/>
+        <w:ind w:hanging="360" w:left="6316"/>
+      </w:pPr>
+      <w:rPr>
+        <w:rFonts w:hint="default" w:ascii="Courier New" w:hAnsi="Courier New" w:eastAsia="Courier New" w:cs="Courier New"/>
+      </w:rPr>
+      <w:start w:val="1"/>
+      <w:suff w:val="tab"/>
+    </w:lvl>
+    <w:lvl w:ilvl="8">
+      <w:isLgl w:val="false"/>
+      <w:lvlJc w:val="left"/>
+      <w:lvlText w:val="§"/>
+      <w:numFmt w:val="bullet"/>
+      <w:pPr>
+        <w:pBdr/>
+        <w:spacing/>
+        <w:ind w:hanging="360" w:left="7036"/>
+      </w:pPr>
+      <w:rPr>
+        <w:rFonts w:hint="default" w:ascii="Wingdings" w:hAnsi="Wingdings" w:eastAsia="Wingdings" w:cs="Wingdings"/>
+      </w:rPr>
       <w:start w:val="1"/>
       <w:suff w:val="tab"/>
     </w:lvl>
@@ -6921,6 +8919,12 @@
   </w:num>
   <w:num w:numId="5">
     <w:abstractNumId w:val="4"/>
+  </w:num>
+  <w:num w:numId="6">
+    <w:abstractNumId w:val="5"/>
+  </w:num>
+  <w:num w:numId="7">
+    <w:abstractNumId w:val="6"/>
   </w:num>
 </w:numbering>
 </file>
@@ -37764,7 +39768,7 @@
     <w:qFormat/>
     <w:pPr>
       <w:pBdr/>
-      <w:spacing w:after="240" w:before="240"/>
+      <w:spacing w:after="0" w:afterAutospacing="0" w:before="0" w:beforeAutospacing="0"/>
       <w:ind/>
       <w:jc w:val="center"/>
     </w:pPr>
@@ -37772,12 +39776,12 @@
       <w:rFonts w:ascii="Times New Roman" w:hAnsi="Times New Roman" w:eastAsia="Times New Roman" w:cs="Times New Roman"/>
       <w:sz w:val="24"/>
       <w:szCs w:val="24"/>
+      <w:lang w:val="ru-RU" w:bidi="ru-RU"/>
       <w14:ligatures w14:val="none"/>
     </w:rPr>
   </w:style>
   <w:style w:type="character" w:styleId="931" w:customStyle="1">
     <w:name w:val="Рисунок Знак"/>
-    <w:basedOn w:val="722"/>
     <w:link w:val="930"/>
     <w:pPr>
       <w:pBdr/>
@@ -37785,10 +39789,7 @@
       <w:ind/>
     </w:pPr>
     <w:rPr>
-      <w:rFonts w:ascii="Times New Roman" w:hAnsi="Times New Roman" w:eastAsia="Times New Roman" w:cs="Times New Roman"/>
-      <w:sz w:val="24"/>
-      <w:szCs w:val="24"/>
-      <w14:ligatures w14:val="none"/>
+      <w:lang w:val="ru-RU" w:bidi="ru-RU"/>
     </w:rPr>
   </w:style>
   <w:style w:type="paragraph" w:styleId="932" w:customStyle="1">
@@ -37799,12 +39800,13 @@
       <w:pBdr/>
       <w:spacing w:after="0" w:line="240" w:lineRule="auto"/>
       <w:ind/>
-      <w:jc w:val="center"/>
+      <w:jc w:val="left"/>
     </w:pPr>
     <w:rPr>
       <w:rFonts w:ascii="Times New Roman" w:hAnsi="Times New Roman" w:eastAsia="Times New Roman" w:cs="Times New Roman"/>
       <w:sz w:val="24"/>
       <w:szCs w:val="24"/>
+      <w:lang w:val="ru-RU" w:bidi="ru-RU"/>
       <w14:ligatures w14:val="none"/>
     </w:rPr>
   </w:style>
@@ -37826,7 +39828,6 @@
   </w:style>
   <w:style w:type="character" w:styleId="934" w:customStyle="1">
     <w:name w:val="Подпись таблицы Знак"/>
-    <w:basedOn w:val="933"/>
     <w:link w:val="932"/>
     <w:pPr>
       <w:pBdr/>
@@ -37834,10 +39835,7 @@
       <w:ind/>
     </w:pPr>
     <w:rPr>
-      <w:rFonts w:ascii="Times New Roman" w:hAnsi="Times New Roman" w:eastAsia="Times New Roman" w:cs="Times New Roman"/>
-      <w:sz w:val="24"/>
-      <w:szCs w:val="24"/>
-      <w14:ligatures w14:val="none"/>
+      <w:lang w:val="ru-RU" w:bidi="ru-RU"/>
     </w:rPr>
   </w:style>
   <w:style w:type="paragraph" w:styleId="935">
@@ -38227,9 +40225,9 @@
       <w14:ligatures w14:val="none"/>
     </w:rPr>
   </w:style>
-  <w:style w:type="character" w:styleId="1_2078" w:customStyle="1">
+  <w:style w:type="character" w:styleId="948" w:customStyle="1">
     <w:name w:val="Программный код_character"/>
-    <w:link w:val="1_2077"/>
+    <w:link w:val="949"/>
     <w:pPr>
       <w:pBdr/>
       <w:spacing/>
@@ -38241,10 +40239,10 @@
       <w:sz w:val="20"/>
     </w:rPr>
   </w:style>
-  <w:style w:type="paragraph" w:styleId="1_2077" w:customStyle="1">
+  <w:style w:type="paragraph" w:styleId="949" w:customStyle="1">
     <w:name w:val="Программный код"/>
     <w:basedOn w:val="712"/>
-    <w:link w:val="1_2078"/>
+    <w:link w:val="948"/>
     <w:qFormat/>
     <w:pPr>
       <w:pBdr/>
